--- a/Table_1_output.docx
+++ b/Table_1_output.docx
@@ -2,6 +2,16 @@
 <file path=word/document.xml><?xml version="1.0" encoding="utf-8"?>
 <w:document xmlns:wpc="http://schemas.microsoft.com/office/word/2010/wordprocessingCanvas" xmlns:cx="http://schemas.microsoft.com/office/drawing/2014/chartex" xmlns:cx1="http://schemas.microsoft.com/office/drawing/2015/9/8/chartex" xmlns:cx2="http://schemas.microsoft.com/office/drawing/2015/10/21/chartex" xmlns:cx3="http://schemas.microsoft.com/office/drawing/2016/5/9/chartex" xmlns:cx4="http://schemas.microsoft.com/office/drawing/2016/5/10/chartex" xmlns:cx5="http://schemas.microsoft.com/office/drawing/2016/5/11/chartex" xmlns:cx6="http://schemas.microsoft.com/office/drawing/2016/5/12/chartex" xmlns:cx7="http://schemas.microsoft.com/office/drawing/2016/5/13/chartex" xmlns:cx8="http://schemas.microsoft.com/office/drawing/2016/5/14/chartex" xmlns:mc="http://schemas.openxmlformats.org/markup-compatibility/2006" xmlns:aink="http://schemas.microsoft.com/office/drawing/2016/ink" xmlns:am3d="http://schemas.microsoft.com/office/drawing/2017/model3d" xmlns:o="urn:schemas-microsoft-com:office:office" xmlns:r="http://schemas.openxmlformats.org/officeDocument/2006/relationships" xmlns:m="http://schemas.openxmlformats.org/officeDocument/2006/math" xmlns:v="urn:schemas-microsoft-com:vml" xmlns:wp14="http://schemas.microsoft.com/office/word/2010/wordprocessingDrawing" xmlns:wp="http://schemas.openxmlformats.org/drawingml/2006/wordprocessingDrawing" xmlns:w10="urn:schemas-microsoft-com:office:word" xmlns:w="http://schemas.openxmlformats.org/wordprocessingml/2006/main" xmlns:w14="http://schemas.microsoft.com/office/word/2010/wordml" xmlns:w15="http://schemas.microsoft.com/office/word/2012/wordml" xmlns:w16cex="http://schemas.microsoft.com/office/word/2018/wordml/cex" xmlns:w16cid="http://schemas.microsoft.com/office/word/2016/wordml/cid" xmlns:w16="http://schemas.microsoft.com/office/word/2018/wordml" xmlns:w16se="http://schemas.microsoft.com/office/word/2015/wordml/symex" xmlns:wpg="http://schemas.microsoft.com/office/word/2010/wordprocessingGroup" xmlns:wpi="http://schemas.microsoft.com/office/word/2010/wordprocessingInk" xmlns:wne="http://schemas.microsoft.com/office/word/2006/wordml" xmlns:wps="http://schemas.microsoft.com/office/word/2010/wordprocessingShape" mc:Ignorable="w14 w15 w16se w16cid w16 w16cex wp14">
   <w:body>
+    <w:p>
+      <w:pPr>
+        <w:sectPr w:officer="true">
+          <w:pgSz w:h="16838" w:w="11906" w:orient="portrait"/>
+          <w:type w:val="oddPage"/>
+          <w:cols/>
+          <w:pgMar w:top="1417" w:right="1417" w:bottom="1417" w:left="1417" w:header="708" w:footer="708" w:gutter="0"/>
+        </w:sectPr>
+      </w:pPr>
+    </w:p>
     <w:p>
       <w:pPr>
         <w:pStyle w:val="Normal"/>
@@ -17,18 +27,17 @@
         <w:tblLook w:firstRow="1" w:lastRow="0" w:firstColumn="0" w:lastColumn="0" w:noHBand="0" w:noVBand="1"/>
       </w:tblPr>
       <w:tblGrid>
-        <w:gridCol w:w="3437"/>
-        <w:gridCol w:w="1160"/>
-        <w:gridCol w:w="2682"/>
-        <w:gridCol w:w="2682"/>
-        <w:gridCol w:w="2682"/>
-        <w:gridCol w:w="2682"/>
-        <w:gridCol w:w="1225"/>
-        <w:gridCol w:w="1403"/>
+        <w:gridCol w:w="2592"/>
+        <w:gridCol w:w="720"/>
+        <w:gridCol w:w="1584"/>
+        <w:gridCol w:w="1584"/>
+        <w:gridCol w:w="1584"/>
+        <w:gridCol w:w="1584"/>
+        <w:gridCol w:w="792"/>
       </w:tblGrid>
       <w:tr>
         <w:trPr>
-          <w:trHeight w:val="620" w:hRule="auto"/>
+          <w:trHeight w:val="360" w:hRule="auto"/>
           <w:tblHeader/>
         </w:trPr>
         header 1
@@ -59,8 +68,8 @@
                 <w:left w:val="none" w:sz="0" w:space="0" w:color="000000"/>
                 <w:right w:val="none" w:sz="0" w:space="0" w:color="000000"/>
               </w:pBdr>
-              <w:spacing w:after="100" w:before="100" w:line="240"/>
-              <w:ind w:left="100" w:right="100" w:firstLine="0" w:firstLineChars="0"/>
+              <w:spacing w:after="20" w:before="20" w:line="240"/>
+              <w:ind w:left="40" w:right="40" w:firstLine="0" w:firstLineChars="0"/>
             </w:pPr>
             <w:r>
               <w:rPr>
@@ -68,8 +77,8 @@
                 <w:i w:val="false"/>
                 <w:b w:val="true"/>
                 <w:u w:val="none"/>
-                <w:sz w:val="18"/>
-                <w:szCs w:val="18"/>
+                <w:sz w:val="16"/>
+                <w:szCs w:val="16"/>
                 <w:color w:val="000000"/>
               </w:rPr>
               <w:t xml:space="preserve"/>
@@ -103,8 +112,8 @@
                 <w:left w:val="none" w:sz="0" w:space="0" w:color="000000"/>
                 <w:right w:val="none" w:sz="0" w:space="0" w:color="000000"/>
               </w:pBdr>
-              <w:spacing w:after="100" w:before="100" w:line="240"/>
-              <w:ind w:left="100" w:right="100" w:firstLine="0" w:firstLineChars="0"/>
+              <w:spacing w:after="20" w:before="20" w:line="240"/>
+              <w:ind w:left="40" w:right="40" w:firstLine="0" w:firstLineChars="0"/>
             </w:pPr>
             <w:r>
               <w:rPr>
@@ -112,8 +121,8 @@
                 <w:i w:val="false"/>
                 <w:b w:val="true"/>
                 <w:u w:val="none"/>
-                <w:sz w:val="18"/>
-                <w:szCs w:val="18"/>
+                <w:sz w:val="16"/>
+                <w:szCs w:val="16"/>
                 <w:color w:val="000000"/>
               </w:rPr>
               <w:t xml:space="preserve"/>
@@ -147,8 +156,8 @@
                 <w:left w:val="none" w:sz="0" w:space="0" w:color="000000"/>
                 <w:right w:val="none" w:sz="0" w:space="0" w:color="000000"/>
               </w:pBdr>
-              <w:spacing w:after="100" w:before="100" w:line="240"/>
-              <w:ind w:left="100" w:right="100" w:firstLine="0" w:firstLineChars="0"/>
+              <w:spacing w:after="20" w:before="20" w:line="240"/>
+              <w:ind w:left="40" w:right="40" w:firstLine="0" w:firstLineChars="0"/>
             </w:pPr>
             <w:r>
               <w:rPr>
@@ -156,8 +165,8 @@
                 <w:i w:val="false"/>
                 <w:b w:val="true"/>
                 <w:u w:val="none"/>
-                <w:sz w:val="18"/>
-                <w:szCs w:val="18"/>
+                <w:sz w:val="16"/>
+                <w:szCs w:val="16"/>
                 <w:color w:val="000000"/>
               </w:rPr>
               <w:t xml:space="preserve">Overall</w:t>
@@ -191,8 +200,8 @@
                 <w:left w:val="none" w:sz="0" w:space="0" w:color="000000"/>
                 <w:right w:val="none" w:sz="0" w:space="0" w:color="000000"/>
               </w:pBdr>
-              <w:spacing w:after="100" w:before="100" w:line="240"/>
-              <w:ind w:left="100" w:right="100" w:firstLine="0" w:firstLineChars="0"/>
+              <w:spacing w:after="20" w:before="20" w:line="240"/>
+              <w:ind w:left="40" w:right="40" w:firstLine="0" w:firstLineChars="0"/>
             </w:pPr>
             <w:r>
               <w:rPr>
@@ -200,8 +209,8 @@
                 <w:i w:val="false"/>
                 <w:b w:val="true"/>
                 <w:u w:val="none"/>
-                <w:sz w:val="18"/>
-                <w:szCs w:val="18"/>
+                <w:sz w:val="16"/>
+                <w:szCs w:val="16"/>
                 <w:color w:val="000000"/>
               </w:rPr>
               <w:t xml:space="preserve">Group 1</w:t>
@@ -235,8 +244,8 @@
                 <w:left w:val="none" w:sz="0" w:space="0" w:color="000000"/>
                 <w:right w:val="none" w:sz="0" w:space="0" w:color="000000"/>
               </w:pBdr>
-              <w:spacing w:after="100" w:before="100" w:line="240"/>
-              <w:ind w:left="100" w:right="100" w:firstLine="0" w:firstLineChars="0"/>
+              <w:spacing w:after="20" w:before="20" w:line="240"/>
+              <w:ind w:left="40" w:right="40" w:firstLine="0" w:firstLineChars="0"/>
             </w:pPr>
             <w:r>
               <w:rPr>
@@ -244,8 +253,8 @@
                 <w:i w:val="false"/>
                 <w:b w:val="true"/>
                 <w:u w:val="none"/>
-                <w:sz w:val="18"/>
-                <w:szCs w:val="18"/>
+                <w:sz w:val="16"/>
+                <w:szCs w:val="16"/>
                 <w:color w:val="000000"/>
               </w:rPr>
               <w:t xml:space="preserve">Group 2</w:t>
@@ -279,8 +288,8 @@
                 <w:left w:val="none" w:sz="0" w:space="0" w:color="000000"/>
                 <w:right w:val="none" w:sz="0" w:space="0" w:color="000000"/>
               </w:pBdr>
-              <w:spacing w:after="100" w:before="100" w:line="240"/>
-              <w:ind w:left="100" w:right="100" w:firstLine="0" w:firstLineChars="0"/>
+              <w:spacing w:after="20" w:before="20" w:line="240"/>
+              <w:ind w:left="40" w:right="40" w:firstLine="0" w:firstLineChars="0"/>
             </w:pPr>
             <w:r>
               <w:rPr>
@@ -288,8 +297,8 @@
                 <w:i w:val="false"/>
                 <w:b w:val="true"/>
                 <w:u w:val="none"/>
-                <w:sz w:val="18"/>
-                <w:szCs w:val="18"/>
+                <w:sz w:val="16"/>
+                <w:szCs w:val="16"/>
                 <w:color w:val="000000"/>
               </w:rPr>
               <w:t xml:space="preserve">Group 3</w:t>
@@ -323,8 +332,8 @@
                 <w:left w:val="none" w:sz="0" w:space="0" w:color="000000"/>
                 <w:right w:val="none" w:sz="0" w:space="0" w:color="000000"/>
               </w:pBdr>
-              <w:spacing w:after="100" w:before="100" w:line="240"/>
-              <w:ind w:left="100" w:right="100" w:firstLine="0" w:firstLineChars="0"/>
+              <w:spacing w:after="20" w:before="20" w:line="240"/>
+              <w:ind w:left="40" w:right="40" w:firstLine="0" w:firstLineChars="0"/>
             </w:pPr>
             <w:r>
               <w:rPr>
@@ -332,62 +341,18 @@
                 <w:i w:val="false"/>
                 <w:b w:val="true"/>
                 <w:u w:val="none"/>
-                <w:sz w:val="18"/>
-                <w:szCs w:val="18"/>
+                <w:sz w:val="16"/>
+                <w:szCs w:val="16"/>
                 <w:color w:val="000000"/>
               </w:rPr>
               <w:t xml:space="preserve">p</w:t>
-            </w:r>
-          </w:p>
-        </w:tc>
-        <w:tc>
-          <w:tcPr>
-            <w:tcBorders>
-              <w:bottom w:val="single" w:sz="12" w:space="0" w:color="000000"/>
-              <w:top w:val="single" w:sz="12" w:space="0" w:color="000000"/>
-              <w:left w:val="none" w:sz="0" w:space="0" w:color="000000"/>
-              <w:right w:val="none" w:sz="0" w:space="0" w:color="000000"/>
-            </w:tcBorders>
-            <w:shd w:val="clear" w:color="auto" w:fill="FFFFFF"/>
-            <w:tcMar>
-              <w:top w:w="0" w:type="dxa"/>
-              <w:bottom w:w="0" w:type="dxa"/>
-              <w:left w:w="0" w:type="dxa"/>
-              <w:right w:w="0" w:type="dxa"/>
-            </w:tcMar>
-            <w:vAlign w:val="center"/>
-          </w:tcPr>
-          <w:p>
-            <w:pPr>
-              <w:pStyle w:val="Normal"/>
-              <w:jc w:val="center"/>
-              <w:pBdr>
-                <w:bottom w:val="none" w:sz="0" w:space="0" w:color="000000"/>
-                <w:top w:val="none" w:sz="0" w:space="0" w:color="000000"/>
-                <w:left w:val="none" w:sz="0" w:space="0" w:color="000000"/>
-                <w:right w:val="none" w:sz="0" w:space="0" w:color="000000"/>
-              </w:pBdr>
-              <w:spacing w:after="100" w:before="100" w:line="240"/>
-              <w:ind w:left="100" w:right="100" w:firstLine="0" w:firstLineChars="0"/>
-            </w:pPr>
-            <w:r>
-              <w:rPr>
-                <w:rFonts w:ascii="Times New Roman" w:hAnsi="Times New Roman" w:eastAsia="Times New Roman" w:cs="Times New Roman"/>
-                <w:i w:val="false"/>
-                <w:b w:val="true"/>
-                <w:u w:val="none"/>
-                <w:sz w:val="18"/>
-                <w:szCs w:val="18"/>
-                <w:color w:val="000000"/>
-              </w:rPr>
-              <w:t xml:space="preserve">test</w:t>
             </w:r>
           </w:p>
         </w:tc>
       </w:tr>
       <w:tr>
         <w:trPr>
-          <w:trHeight w:val="577" w:hRule="auto"/>
+          <w:trHeight w:val="360" w:hRule="auto"/>
         </w:trPr>
         body 1
         <w:tc>
@@ -417,17 +382,17 @@
                 <w:left w:val="none" w:sz="0" w:space="0" w:color="000000"/>
                 <w:right w:val="none" w:sz="0" w:space="0" w:color="000000"/>
               </w:pBdr>
-              <w:spacing w:after="100" w:before="100" w:line="240"/>
-              <w:ind w:left="100" w:right="100" w:firstLine="0" w:firstLineChars="0"/>
-            </w:pPr>
-            <w:r>
-              <w:rPr>
-                <w:rFonts w:ascii="Times New Roman" w:hAnsi="Times New Roman" w:eastAsia="Times New Roman" w:cs="Times New Roman"/>
-                <w:i w:val="false"/>
-                <w:b w:val="false"/>
-                <w:u w:val="none"/>
-                <w:sz w:val="18"/>
-                <w:szCs w:val="18"/>
+              <w:spacing w:after="20" w:before="20" w:line="240"/>
+              <w:ind w:left="40" w:right="40" w:firstLine="0" w:firstLineChars="0"/>
+            </w:pPr>
+            <w:r>
+              <w:rPr>
+                <w:rFonts w:ascii="Times New Roman" w:hAnsi="Times New Roman" w:eastAsia="Times New Roman" w:cs="Times New Roman"/>
+                <w:i w:val="false"/>
+                <w:b w:val="false"/>
+                <w:u w:val="none"/>
+                <w:sz w:val="16"/>
+                <w:szCs w:val="16"/>
                 <w:color w:val="000000"/>
               </w:rPr>
               <w:t xml:space="preserve">n</w:t>
@@ -461,17 +426,17 @@
                 <w:left w:val="none" w:sz="0" w:space="0" w:color="000000"/>
                 <w:right w:val="none" w:sz="0" w:space="0" w:color="000000"/>
               </w:pBdr>
-              <w:spacing w:after="100" w:before="100" w:line="240"/>
-              <w:ind w:left="100" w:right="100" w:firstLine="0" w:firstLineChars="0"/>
-            </w:pPr>
-            <w:r>
-              <w:rPr>
-                <w:rFonts w:ascii="Times New Roman" w:hAnsi="Times New Roman" w:eastAsia="Times New Roman" w:cs="Times New Roman"/>
-                <w:i w:val="false"/>
-                <w:b w:val="false"/>
-                <w:u w:val="none"/>
-                <w:sz w:val="18"/>
-                <w:szCs w:val="18"/>
+              <w:spacing w:after="20" w:before="20" w:line="240"/>
+              <w:ind w:left="40" w:right="40" w:firstLine="0" w:firstLineChars="0"/>
+            </w:pPr>
+            <w:r>
+              <w:rPr>
+                <w:rFonts w:ascii="Times New Roman" w:hAnsi="Times New Roman" w:eastAsia="Times New Roman" w:cs="Times New Roman"/>
+                <w:i w:val="false"/>
+                <w:b w:val="false"/>
+                <w:u w:val="none"/>
+                <w:sz w:val="16"/>
+                <w:szCs w:val="16"/>
                 <w:color w:val="000000"/>
               </w:rPr>
               <w:t xml:space="preserve"/>
@@ -505,17 +470,17 @@
                 <w:left w:val="none" w:sz="0" w:space="0" w:color="000000"/>
                 <w:right w:val="none" w:sz="0" w:space="0" w:color="000000"/>
               </w:pBdr>
-              <w:spacing w:after="100" w:before="100" w:line="240"/>
-              <w:ind w:left="100" w:right="100" w:firstLine="0" w:firstLineChars="0"/>
-            </w:pPr>
-            <w:r>
-              <w:rPr>
-                <w:rFonts w:ascii="Times New Roman" w:hAnsi="Times New Roman" w:eastAsia="Times New Roman" w:cs="Times New Roman"/>
-                <w:i w:val="false"/>
-                <w:b w:val="false"/>
-                <w:u w:val="none"/>
-                <w:sz w:val="18"/>
-                <w:szCs w:val="18"/>
+              <w:spacing w:after="20" w:before="20" w:line="240"/>
+              <w:ind w:left="40" w:right="40" w:firstLine="0" w:firstLineChars="0"/>
+            </w:pPr>
+            <w:r>
+              <w:rPr>
+                <w:rFonts w:ascii="Times New Roman" w:hAnsi="Times New Roman" w:eastAsia="Times New Roman" w:cs="Times New Roman"/>
+                <w:i w:val="false"/>
+                <w:b w:val="false"/>
+                <w:u w:val="none"/>
+                <w:sz w:val="16"/>
+                <w:szCs w:val="16"/>
                 <w:color w:val="000000"/>
               </w:rPr>
               <w:t xml:space="preserve">123</w:t>
@@ -549,17 +514,17 @@
                 <w:left w:val="none" w:sz="0" w:space="0" w:color="000000"/>
                 <w:right w:val="none" w:sz="0" w:space="0" w:color="000000"/>
               </w:pBdr>
-              <w:spacing w:after="100" w:before="100" w:line="240"/>
-              <w:ind w:left="100" w:right="100" w:firstLine="0" w:firstLineChars="0"/>
-            </w:pPr>
-            <w:r>
-              <w:rPr>
-                <w:rFonts w:ascii="Times New Roman" w:hAnsi="Times New Roman" w:eastAsia="Times New Roman" w:cs="Times New Roman"/>
-                <w:i w:val="false"/>
-                <w:b w:val="false"/>
-                <w:u w:val="none"/>
-                <w:sz w:val="18"/>
-                <w:szCs w:val="18"/>
+              <w:spacing w:after="20" w:before="20" w:line="240"/>
+              <w:ind w:left="40" w:right="40" w:firstLine="0" w:firstLineChars="0"/>
+            </w:pPr>
+            <w:r>
+              <w:rPr>
+                <w:rFonts w:ascii="Times New Roman" w:hAnsi="Times New Roman" w:eastAsia="Times New Roman" w:cs="Times New Roman"/>
+                <w:i w:val="false"/>
+                <w:b w:val="false"/>
+                <w:u w:val="none"/>
+                <w:sz w:val="16"/>
+                <w:szCs w:val="16"/>
                 <w:color w:val="000000"/>
               </w:rPr>
               <w:t xml:space="preserve">66</w:t>
@@ -593,17 +558,17 @@
                 <w:left w:val="none" w:sz="0" w:space="0" w:color="000000"/>
                 <w:right w:val="none" w:sz="0" w:space="0" w:color="000000"/>
               </w:pBdr>
-              <w:spacing w:after="100" w:before="100" w:line="240"/>
-              <w:ind w:left="100" w:right="100" w:firstLine="0" w:firstLineChars="0"/>
-            </w:pPr>
-            <w:r>
-              <w:rPr>
-                <w:rFonts w:ascii="Times New Roman" w:hAnsi="Times New Roman" w:eastAsia="Times New Roman" w:cs="Times New Roman"/>
-                <w:i w:val="false"/>
-                <w:b w:val="false"/>
-                <w:u w:val="none"/>
-                <w:sz w:val="18"/>
-                <w:szCs w:val="18"/>
+              <w:spacing w:after="20" w:before="20" w:line="240"/>
+              <w:ind w:left="40" w:right="40" w:firstLine="0" w:firstLineChars="0"/>
+            </w:pPr>
+            <w:r>
+              <w:rPr>
+                <w:rFonts w:ascii="Times New Roman" w:hAnsi="Times New Roman" w:eastAsia="Times New Roman" w:cs="Times New Roman"/>
+                <w:i w:val="false"/>
+                <w:b w:val="false"/>
+                <w:u w:val="none"/>
+                <w:sz w:val="16"/>
+                <w:szCs w:val="16"/>
                 <w:color w:val="000000"/>
               </w:rPr>
               <w:t xml:space="preserve">38</w:t>
@@ -637,17 +602,17 @@
                 <w:left w:val="none" w:sz="0" w:space="0" w:color="000000"/>
                 <w:right w:val="none" w:sz="0" w:space="0" w:color="000000"/>
               </w:pBdr>
-              <w:spacing w:after="100" w:before="100" w:line="240"/>
-              <w:ind w:left="100" w:right="100" w:firstLine="0" w:firstLineChars="0"/>
-            </w:pPr>
-            <w:r>
-              <w:rPr>
-                <w:rFonts w:ascii="Times New Roman" w:hAnsi="Times New Roman" w:eastAsia="Times New Roman" w:cs="Times New Roman"/>
-                <w:i w:val="false"/>
-                <w:b w:val="false"/>
-                <w:u w:val="none"/>
-                <w:sz w:val="18"/>
-                <w:szCs w:val="18"/>
+              <w:spacing w:after="20" w:before="20" w:line="240"/>
+              <w:ind w:left="40" w:right="40" w:firstLine="0" w:firstLineChars="0"/>
+            </w:pPr>
+            <w:r>
+              <w:rPr>
+                <w:rFonts w:ascii="Times New Roman" w:hAnsi="Times New Roman" w:eastAsia="Times New Roman" w:cs="Times New Roman"/>
+                <w:i w:val="false"/>
+                <w:b w:val="false"/>
+                <w:u w:val="none"/>
+                <w:sz w:val="16"/>
+                <w:szCs w:val="16"/>
                 <w:color w:val="000000"/>
               </w:rPr>
               <w:t xml:space="preserve">19</w:t>
@@ -681,61 +646,17 @@
                 <w:left w:val="none" w:sz="0" w:space="0" w:color="000000"/>
                 <w:right w:val="none" w:sz="0" w:space="0" w:color="000000"/>
               </w:pBdr>
-              <w:spacing w:after="100" w:before="100" w:line="240"/>
-              <w:ind w:left="100" w:right="100" w:firstLine="0" w:firstLineChars="0"/>
-            </w:pPr>
-            <w:r>
-              <w:rPr>
-                <w:rFonts w:ascii="Times New Roman" w:hAnsi="Times New Roman" w:eastAsia="Times New Roman" w:cs="Times New Roman"/>
-                <w:i w:val="false"/>
-                <w:b w:val="false"/>
-                <w:u w:val="none"/>
-                <w:sz w:val="18"/>
-                <w:szCs w:val="18"/>
-                <w:color w:val="000000"/>
-              </w:rPr>
-              <w:t xml:space="preserve"/>
-            </w:r>
-          </w:p>
-        </w:tc>
-        <w:tc>
-          <w:tcPr>
-            <w:tcBorders>
-              <w:bottom w:val="single" w:sz="4" w:space="0" w:color="B3B3B3"/>
-              <w:top w:val="single" w:sz="12" w:space="0" w:color="000000"/>
-              <w:left w:val="none" w:sz="0" w:space="0" w:color="000000"/>
-              <w:right w:val="none" w:sz="0" w:space="0" w:color="000000"/>
-            </w:tcBorders>
-            <w:shd w:val="clear" w:color="auto" w:fill="FFFFFF"/>
-            <w:tcMar>
-              <w:top w:w="0" w:type="dxa"/>
-              <w:bottom w:w="0" w:type="dxa"/>
-              <w:left w:w="0" w:type="dxa"/>
-              <w:right w:w="0" w:type="dxa"/>
-            </w:tcMar>
-            <w:vAlign w:val="center"/>
-          </w:tcPr>
-          <w:p>
-            <w:pPr>
-              <w:pStyle w:val="Normal"/>
-              <w:jc w:val="center"/>
-              <w:pBdr>
-                <w:bottom w:val="none" w:sz="0" w:space="0" w:color="000000"/>
-                <w:top w:val="none" w:sz="0" w:space="0" w:color="000000"/>
-                <w:left w:val="none" w:sz="0" w:space="0" w:color="000000"/>
-                <w:right w:val="none" w:sz="0" w:space="0" w:color="000000"/>
-              </w:pBdr>
-              <w:spacing w:after="100" w:before="100" w:line="240"/>
-              <w:ind w:left="100" w:right="100" w:firstLine="0" w:firstLineChars="0"/>
-            </w:pPr>
-            <w:r>
-              <w:rPr>
-                <w:rFonts w:ascii="Times New Roman" w:hAnsi="Times New Roman" w:eastAsia="Times New Roman" w:cs="Times New Roman"/>
-                <w:i w:val="false"/>
-                <w:b w:val="false"/>
-                <w:u w:val="none"/>
-                <w:sz w:val="18"/>
-                <w:szCs w:val="18"/>
+              <w:spacing w:after="20" w:before="20" w:line="240"/>
+              <w:ind w:left="40" w:right="40" w:firstLine="0" w:firstLineChars="0"/>
+            </w:pPr>
+            <w:r>
+              <w:rPr>
+                <w:rFonts w:ascii="Times New Roman" w:hAnsi="Times New Roman" w:eastAsia="Times New Roman" w:cs="Times New Roman"/>
+                <w:i w:val="false"/>
+                <w:b w:val="false"/>
+                <w:u w:val="none"/>
+                <w:sz w:val="16"/>
+                <w:szCs w:val="16"/>
                 <w:color w:val="000000"/>
               </w:rPr>
               <w:t xml:space="preserve"/>
@@ -745,7 +666,7 @@
       </w:tr>
       <w:tr>
         <w:trPr>
-          <w:trHeight w:val="630" w:hRule="auto"/>
+          <w:trHeight w:val="360" w:hRule="auto"/>
         </w:trPr>
         body 2
         <w:tc>
@@ -775,17 +696,17 @@
                 <w:left w:val="none" w:sz="0" w:space="0" w:color="000000"/>
                 <w:right w:val="none" w:sz="0" w:space="0" w:color="000000"/>
               </w:pBdr>
-              <w:spacing w:after="100" w:before="100" w:line="240"/>
-              <w:ind w:left="100" w:right="100" w:firstLine="0" w:firstLineChars="0"/>
-            </w:pPr>
-            <w:r>
-              <w:rPr>
-                <w:rFonts w:ascii="Times New Roman" w:hAnsi="Times New Roman" w:eastAsia="Times New Roman" w:cs="Times New Roman"/>
-                <w:i w:val="false"/>
-                <w:b w:val="false"/>
-                <w:u w:val="none"/>
-                <w:sz w:val="18"/>
-                <w:szCs w:val="18"/>
+              <w:spacing w:after="20" w:before="20" w:line="240"/>
+              <w:ind w:left="40" w:right="40" w:firstLine="0" w:firstLineChars="0"/>
+            </w:pPr>
+            <w:r>
+              <w:rPr>
+                <w:rFonts w:ascii="Times New Roman" w:hAnsi="Times New Roman" w:eastAsia="Times New Roman" w:cs="Times New Roman"/>
+                <w:i w:val="false"/>
+                <w:b w:val="false"/>
+                <w:u w:val="none"/>
+                <w:sz w:val="16"/>
+                <w:szCs w:val="16"/>
                 <w:color w:val="000000"/>
               </w:rPr>
               <w:t xml:space="preserve">Analysis_cell_type....</w:t>
@@ -819,17 +740,17 @@
                 <w:left w:val="none" w:sz="0" w:space="0" w:color="000000"/>
                 <w:right w:val="none" w:sz="0" w:space="0" w:color="000000"/>
               </w:pBdr>
-              <w:spacing w:after="100" w:before="100" w:line="240"/>
-              <w:ind w:left="100" w:right="100" w:firstLine="0" w:firstLineChars="0"/>
-            </w:pPr>
-            <w:r>
-              <w:rPr>
-                <w:rFonts w:ascii="Times New Roman" w:hAnsi="Times New Roman" w:eastAsia="Times New Roman" w:cs="Times New Roman"/>
-                <w:i w:val="false"/>
-                <w:b w:val="false"/>
-                <w:u w:val="none"/>
-                <w:sz w:val="18"/>
-                <w:szCs w:val="18"/>
+              <w:spacing w:after="20" w:before="20" w:line="240"/>
+              <w:ind w:left="40" w:right="40" w:firstLine="0" w:firstLineChars="0"/>
+            </w:pPr>
+            <w:r>
+              <w:rPr>
+                <w:rFonts w:ascii="Times New Roman" w:hAnsi="Times New Roman" w:eastAsia="Times New Roman" w:cs="Times New Roman"/>
+                <w:i w:val="false"/>
+                <w:b w:val="false"/>
+                <w:u w:val="none"/>
+                <w:sz w:val="16"/>
+                <w:szCs w:val="16"/>
                 <w:color w:val="000000"/>
               </w:rPr>
               <w:t xml:space="preserve">Type 1</w:t>
@@ -863,17 +784,17 @@
                 <w:left w:val="none" w:sz="0" w:space="0" w:color="000000"/>
                 <w:right w:val="none" w:sz="0" w:space="0" w:color="000000"/>
               </w:pBdr>
-              <w:spacing w:after="100" w:before="100" w:line="240"/>
-              <w:ind w:left="100" w:right="100" w:firstLine="0" w:firstLineChars="0"/>
-            </w:pPr>
-            <w:r>
-              <w:rPr>
-                <w:rFonts w:ascii="Times New Roman" w:hAnsi="Times New Roman" w:eastAsia="Times New Roman" w:cs="Times New Roman"/>
-                <w:i w:val="false"/>
-                <w:b w:val="false"/>
-                <w:u w:val="none"/>
-                <w:sz w:val="18"/>
-                <w:szCs w:val="18"/>
+              <w:spacing w:after="20" w:before="20" w:line="240"/>
+              <w:ind w:left="40" w:right="40" w:firstLine="0" w:firstLineChars="0"/>
+            </w:pPr>
+            <w:r>
+              <w:rPr>
+                <w:rFonts w:ascii="Times New Roman" w:hAnsi="Times New Roman" w:eastAsia="Times New Roman" w:cs="Times New Roman"/>
+                <w:i w:val="false"/>
+                <w:b w:val="false"/>
+                <w:u w:val="none"/>
+                <w:sz w:val="16"/>
+                <w:szCs w:val="16"/>
                 <w:color w:val="000000"/>
               </w:rPr>
               <w:t xml:space="preserve">103 (83.7)</w:t>
@@ -907,17 +828,17 @@
                 <w:left w:val="none" w:sz="0" w:space="0" w:color="000000"/>
                 <w:right w:val="none" w:sz="0" w:space="0" w:color="000000"/>
               </w:pBdr>
-              <w:spacing w:after="100" w:before="100" w:line="240"/>
-              <w:ind w:left="100" w:right="100" w:firstLine="0" w:firstLineChars="0"/>
-            </w:pPr>
-            <w:r>
-              <w:rPr>
-                <w:rFonts w:ascii="Times New Roman" w:hAnsi="Times New Roman" w:eastAsia="Times New Roman" w:cs="Times New Roman"/>
-                <w:i w:val="false"/>
-                <w:b w:val="false"/>
-                <w:u w:val="none"/>
-                <w:sz w:val="18"/>
-                <w:szCs w:val="18"/>
+              <w:spacing w:after="20" w:before="20" w:line="240"/>
+              <w:ind w:left="40" w:right="40" w:firstLine="0" w:firstLineChars="0"/>
+            </w:pPr>
+            <w:r>
+              <w:rPr>
+                <w:rFonts w:ascii="Times New Roman" w:hAnsi="Times New Roman" w:eastAsia="Times New Roman" w:cs="Times New Roman"/>
+                <w:i w:val="false"/>
+                <w:b w:val="false"/>
+                <w:u w:val="none"/>
+                <w:sz w:val="16"/>
+                <w:szCs w:val="16"/>
                 <w:color w:val="000000"/>
               </w:rPr>
               <w:t xml:space="preserve">65 (98.5)</w:t>
@@ -951,17 +872,17 @@
                 <w:left w:val="none" w:sz="0" w:space="0" w:color="000000"/>
                 <w:right w:val="none" w:sz="0" w:space="0" w:color="000000"/>
               </w:pBdr>
-              <w:spacing w:after="100" w:before="100" w:line="240"/>
-              <w:ind w:left="100" w:right="100" w:firstLine="0" w:firstLineChars="0"/>
-            </w:pPr>
-            <w:r>
-              <w:rPr>
-                <w:rFonts w:ascii="Times New Roman" w:hAnsi="Times New Roman" w:eastAsia="Times New Roman" w:cs="Times New Roman"/>
-                <w:i w:val="false"/>
-                <w:b w:val="false"/>
-                <w:u w:val="none"/>
-                <w:sz w:val="18"/>
-                <w:szCs w:val="18"/>
+              <w:spacing w:after="20" w:before="20" w:line="240"/>
+              <w:ind w:left="40" w:right="40" w:firstLine="0" w:firstLineChars="0"/>
+            </w:pPr>
+            <w:r>
+              <w:rPr>
+                <w:rFonts w:ascii="Times New Roman" w:hAnsi="Times New Roman" w:eastAsia="Times New Roman" w:cs="Times New Roman"/>
+                <w:i w:val="false"/>
+                <w:b w:val="false"/>
+                <w:u w:val="none"/>
+                <w:sz w:val="16"/>
+                <w:szCs w:val="16"/>
                 <w:color w:val="000000"/>
               </w:rPr>
               <w:t xml:space="preserve">38 (100.0)</w:t>
@@ -995,17 +916,17 @@
                 <w:left w:val="none" w:sz="0" w:space="0" w:color="000000"/>
                 <w:right w:val="none" w:sz="0" w:space="0" w:color="000000"/>
               </w:pBdr>
-              <w:spacing w:after="100" w:before="100" w:line="240"/>
-              <w:ind w:left="100" w:right="100" w:firstLine="0" w:firstLineChars="0"/>
-            </w:pPr>
-            <w:r>
-              <w:rPr>
-                <w:rFonts w:ascii="Times New Roman" w:hAnsi="Times New Roman" w:eastAsia="Times New Roman" w:cs="Times New Roman"/>
-                <w:i w:val="false"/>
-                <w:b w:val="false"/>
-                <w:u w:val="none"/>
-                <w:sz w:val="18"/>
-                <w:szCs w:val="18"/>
+              <w:spacing w:after="20" w:before="20" w:line="240"/>
+              <w:ind w:left="40" w:right="40" w:firstLine="0" w:firstLineChars="0"/>
+            </w:pPr>
+            <w:r>
+              <w:rPr>
+                <w:rFonts w:ascii="Times New Roman" w:hAnsi="Times New Roman" w:eastAsia="Times New Roman" w:cs="Times New Roman"/>
+                <w:i w:val="false"/>
+                <w:b w:val="false"/>
+                <w:u w:val="none"/>
+                <w:sz w:val="16"/>
+                <w:szCs w:val="16"/>
                 <w:color w:val="000000"/>
               </w:rPr>
               <w:t xml:space="preserve">0 (0.0)</w:t>
@@ -1039,8 +960,8 @@
                 <w:left w:val="none" w:sz="0" w:space="0" w:color="000000"/>
                 <w:right w:val="none" w:sz="0" w:space="0" w:color="000000"/>
               </w:pBdr>
-              <w:spacing w:after="100" w:before="100" w:line="240"/>
-              <w:ind w:left="100" w:right="100" w:firstLine="0" w:firstLineChars="0"/>
+              <w:spacing w:after="20" w:before="20" w:line="240"/>
+              <w:ind w:left="40" w:right="40" w:firstLine="0" w:firstLineChars="0"/>
             </w:pPr>
             <w:r>
               <w:rPr>
@@ -1048,62 +969,18 @@
                 <w:i w:val="false"/>
                 <w:b w:val="true"/>
                 <w:u w:val="none"/>
-                <w:sz w:val="18"/>
-                <w:szCs w:val="18"/>
+                <w:sz w:val="16"/>
+                <w:szCs w:val="16"/>
                 <w:color w:val="000000"/>
               </w:rPr>
               <w:t xml:space="preserve">&lt;0.001</w:t>
-            </w:r>
-          </w:p>
-        </w:tc>
-        <w:tc>
-          <w:tcPr>
-            <w:tcBorders>
-              <w:bottom w:val="single" w:sz="4" w:space="0" w:color="B3B3B3"/>
-              <w:top w:val="single" w:sz="4" w:space="0" w:color="B3B3B3"/>
-              <w:left w:val="none" w:sz="0" w:space="0" w:color="000000"/>
-              <w:right w:val="none" w:sz="0" w:space="0" w:color="000000"/>
-            </w:tcBorders>
-            <w:shd w:val="clear" w:color="auto" w:fill="FFFFFF"/>
-            <w:tcMar>
-              <w:top w:w="0" w:type="dxa"/>
-              <w:bottom w:w="0" w:type="dxa"/>
-              <w:left w:w="0" w:type="dxa"/>
-              <w:right w:w="0" w:type="dxa"/>
-            </w:tcMar>
-            <w:vAlign w:val="center"/>
-          </w:tcPr>
-          <w:p>
-            <w:pPr>
-              <w:pStyle w:val="Normal"/>
-              <w:jc w:val="center"/>
-              <w:pBdr>
-                <w:bottom w:val="none" w:sz="0" w:space="0" w:color="000000"/>
-                <w:top w:val="none" w:sz="0" w:space="0" w:color="000000"/>
-                <w:left w:val="none" w:sz="0" w:space="0" w:color="000000"/>
-                <w:right w:val="none" w:sz="0" w:space="0" w:color="000000"/>
-              </w:pBdr>
-              <w:spacing w:after="100" w:before="100" w:line="240"/>
-              <w:ind w:left="100" w:right="100" w:firstLine="0" w:firstLineChars="0"/>
-            </w:pPr>
-            <w:r>
-              <w:rPr>
-                <w:rFonts w:ascii="Times New Roman" w:hAnsi="Times New Roman" w:eastAsia="Times New Roman" w:cs="Times New Roman"/>
-                <w:i w:val="false"/>
-                <w:b w:val="false"/>
-                <w:u w:val="none"/>
-                <w:sz w:val="18"/>
-                <w:szCs w:val="18"/>
-                <w:color w:val="000000"/>
-              </w:rPr>
-              <w:t xml:space="preserve">exact</w:t>
             </w:r>
           </w:p>
         </w:tc>
       </w:tr>
       <w:tr>
         <w:trPr>
-          <w:trHeight w:val="620" w:hRule="auto"/>
+          <w:trHeight w:val="360" w:hRule="auto"/>
         </w:trPr>
         body 3
         <w:tc>
@@ -1133,17 +1010,17 @@
                 <w:left w:val="none" w:sz="0" w:space="0" w:color="000000"/>
                 <w:right w:val="none" w:sz="0" w:space="0" w:color="000000"/>
               </w:pBdr>
-              <w:spacing w:after="100" w:before="100" w:line="240"/>
-              <w:ind w:left="100" w:right="100" w:firstLine="0" w:firstLineChars="0"/>
-            </w:pPr>
-            <w:r>
-              <w:rPr>
-                <w:rFonts w:ascii="Times New Roman" w:hAnsi="Times New Roman" w:eastAsia="Times New Roman" w:cs="Times New Roman"/>
-                <w:i w:val="false"/>
-                <w:b w:val="false"/>
-                <w:u w:val="none"/>
-                <w:sz w:val="18"/>
-                <w:szCs w:val="18"/>
+              <w:spacing w:after="20" w:before="20" w:line="240"/>
+              <w:ind w:left="40" w:right="40" w:firstLine="0" w:firstLineChars="0"/>
+            </w:pPr>
+            <w:r>
+              <w:rPr>
+                <w:rFonts w:ascii="Times New Roman" w:hAnsi="Times New Roman" w:eastAsia="Times New Roman" w:cs="Times New Roman"/>
+                <w:i w:val="false"/>
+                <w:b w:val="false"/>
+                <w:u w:val="none"/>
+                <w:sz w:val="16"/>
+                <w:szCs w:val="16"/>
                 <w:color w:val="000000"/>
               </w:rPr>
               <w:t xml:space="preserve">X</w:t>
@@ -1177,17 +1054,17 @@
                 <w:left w:val="none" w:sz="0" w:space="0" w:color="000000"/>
                 <w:right w:val="none" w:sz="0" w:space="0" w:color="000000"/>
               </w:pBdr>
-              <w:spacing w:after="100" w:before="100" w:line="240"/>
-              <w:ind w:left="100" w:right="100" w:firstLine="0" w:firstLineChars="0"/>
-            </w:pPr>
-            <w:r>
-              <w:rPr>
-                <w:rFonts w:ascii="Times New Roman" w:hAnsi="Times New Roman" w:eastAsia="Times New Roman" w:cs="Times New Roman"/>
-                <w:i w:val="false"/>
-                <w:b w:val="false"/>
-                <w:u w:val="none"/>
-                <w:sz w:val="18"/>
-                <w:szCs w:val="18"/>
+              <w:spacing w:after="20" w:before="20" w:line="240"/>
+              <w:ind w:left="40" w:right="40" w:firstLine="0" w:firstLineChars="0"/>
+            </w:pPr>
+            <w:r>
+              <w:rPr>
+                <w:rFonts w:ascii="Times New Roman" w:hAnsi="Times New Roman" w:eastAsia="Times New Roman" w:cs="Times New Roman"/>
+                <w:i w:val="false"/>
+                <w:b w:val="false"/>
+                <w:u w:val="none"/>
+                <w:sz w:val="16"/>
+                <w:szCs w:val="16"/>
                 <w:color w:val="000000"/>
               </w:rPr>
               <w:t xml:space="preserve">Type 2</w:t>
@@ -1221,17 +1098,17 @@
                 <w:left w:val="none" w:sz="0" w:space="0" w:color="000000"/>
                 <w:right w:val="none" w:sz="0" w:space="0" w:color="000000"/>
               </w:pBdr>
-              <w:spacing w:after="100" w:before="100" w:line="240"/>
-              <w:ind w:left="100" w:right="100" w:firstLine="0" w:firstLineChars="0"/>
-            </w:pPr>
-            <w:r>
-              <w:rPr>
-                <w:rFonts w:ascii="Times New Roman" w:hAnsi="Times New Roman" w:eastAsia="Times New Roman" w:cs="Times New Roman"/>
-                <w:i w:val="false"/>
-                <w:b w:val="false"/>
-                <w:u w:val="none"/>
-                <w:sz w:val="18"/>
-                <w:szCs w:val="18"/>
+              <w:spacing w:after="20" w:before="20" w:line="240"/>
+              <w:ind w:left="40" w:right="40" w:firstLine="0" w:firstLineChars="0"/>
+            </w:pPr>
+            <w:r>
+              <w:rPr>
+                <w:rFonts w:ascii="Times New Roman" w:hAnsi="Times New Roman" w:eastAsia="Times New Roman" w:cs="Times New Roman"/>
+                <w:i w:val="false"/>
+                <w:b w:val="false"/>
+                <w:u w:val="none"/>
+                <w:sz w:val="16"/>
+                <w:szCs w:val="16"/>
                 <w:color w:val="000000"/>
               </w:rPr>
               <w:t xml:space="preserve">20 (16.3)</w:t>
@@ -1265,17 +1142,17 @@
                 <w:left w:val="none" w:sz="0" w:space="0" w:color="000000"/>
                 <w:right w:val="none" w:sz="0" w:space="0" w:color="000000"/>
               </w:pBdr>
-              <w:spacing w:after="100" w:before="100" w:line="240"/>
-              <w:ind w:left="100" w:right="100" w:firstLine="0" w:firstLineChars="0"/>
-            </w:pPr>
-            <w:r>
-              <w:rPr>
-                <w:rFonts w:ascii="Times New Roman" w:hAnsi="Times New Roman" w:eastAsia="Times New Roman" w:cs="Times New Roman"/>
-                <w:i w:val="false"/>
-                <w:b w:val="false"/>
-                <w:u w:val="none"/>
-                <w:sz w:val="18"/>
-                <w:szCs w:val="18"/>
+              <w:spacing w:after="20" w:before="20" w:line="240"/>
+              <w:ind w:left="40" w:right="40" w:firstLine="0" w:firstLineChars="0"/>
+            </w:pPr>
+            <w:r>
+              <w:rPr>
+                <w:rFonts w:ascii="Times New Roman" w:hAnsi="Times New Roman" w:eastAsia="Times New Roman" w:cs="Times New Roman"/>
+                <w:i w:val="false"/>
+                <w:b w:val="false"/>
+                <w:u w:val="none"/>
+                <w:sz w:val="16"/>
+                <w:szCs w:val="16"/>
                 <w:color w:val="000000"/>
               </w:rPr>
               <w:t xml:space="preserve">1 (1.5)</w:t>
@@ -1309,17 +1186,17 @@
                 <w:left w:val="none" w:sz="0" w:space="0" w:color="000000"/>
                 <w:right w:val="none" w:sz="0" w:space="0" w:color="000000"/>
               </w:pBdr>
-              <w:spacing w:after="100" w:before="100" w:line="240"/>
-              <w:ind w:left="100" w:right="100" w:firstLine="0" w:firstLineChars="0"/>
-            </w:pPr>
-            <w:r>
-              <w:rPr>
-                <w:rFonts w:ascii="Times New Roman" w:hAnsi="Times New Roman" w:eastAsia="Times New Roman" w:cs="Times New Roman"/>
-                <w:i w:val="false"/>
-                <w:b w:val="false"/>
-                <w:u w:val="none"/>
-                <w:sz w:val="18"/>
-                <w:szCs w:val="18"/>
+              <w:spacing w:after="20" w:before="20" w:line="240"/>
+              <w:ind w:left="40" w:right="40" w:firstLine="0" w:firstLineChars="0"/>
+            </w:pPr>
+            <w:r>
+              <w:rPr>
+                <w:rFonts w:ascii="Times New Roman" w:hAnsi="Times New Roman" w:eastAsia="Times New Roman" w:cs="Times New Roman"/>
+                <w:i w:val="false"/>
+                <w:b w:val="false"/>
+                <w:u w:val="none"/>
+                <w:sz w:val="16"/>
+                <w:szCs w:val="16"/>
                 <w:color w:val="000000"/>
               </w:rPr>
               <w:t xml:space="preserve">0 (0.0)</w:t>
@@ -1353,17 +1230,17 @@
                 <w:left w:val="none" w:sz="0" w:space="0" w:color="000000"/>
                 <w:right w:val="none" w:sz="0" w:space="0" w:color="000000"/>
               </w:pBdr>
-              <w:spacing w:after="100" w:before="100" w:line="240"/>
-              <w:ind w:left="100" w:right="100" w:firstLine="0" w:firstLineChars="0"/>
-            </w:pPr>
-            <w:r>
-              <w:rPr>
-                <w:rFonts w:ascii="Times New Roman" w:hAnsi="Times New Roman" w:eastAsia="Times New Roman" w:cs="Times New Roman"/>
-                <w:i w:val="false"/>
-                <w:b w:val="false"/>
-                <w:u w:val="none"/>
-                <w:sz w:val="18"/>
-                <w:szCs w:val="18"/>
+              <w:spacing w:after="20" w:before="20" w:line="240"/>
+              <w:ind w:left="40" w:right="40" w:firstLine="0" w:firstLineChars="0"/>
+            </w:pPr>
+            <w:r>
+              <w:rPr>
+                <w:rFonts w:ascii="Times New Roman" w:hAnsi="Times New Roman" w:eastAsia="Times New Roman" w:cs="Times New Roman"/>
+                <w:i w:val="false"/>
+                <w:b w:val="false"/>
+                <w:u w:val="none"/>
+                <w:sz w:val="16"/>
+                <w:szCs w:val="16"/>
                 <w:color w:val="000000"/>
               </w:rPr>
               <w:t xml:space="preserve">19 (100.0)</w:t>
@@ -1397,61 +1274,17 @@
                 <w:left w:val="none" w:sz="0" w:space="0" w:color="000000"/>
                 <w:right w:val="none" w:sz="0" w:space="0" w:color="000000"/>
               </w:pBdr>
-              <w:spacing w:after="100" w:before="100" w:line="240"/>
-              <w:ind w:left="100" w:right="100" w:firstLine="0" w:firstLineChars="0"/>
-            </w:pPr>
-            <w:r>
-              <w:rPr>
-                <w:rFonts w:ascii="Times New Roman" w:hAnsi="Times New Roman" w:eastAsia="Times New Roman" w:cs="Times New Roman"/>
-                <w:i w:val="false"/>
-                <w:b w:val="false"/>
-                <w:u w:val="none"/>
-                <w:sz w:val="18"/>
-                <w:szCs w:val="18"/>
-                <w:color w:val="000000"/>
-              </w:rPr>
-              <w:t xml:space="preserve"/>
-            </w:r>
-          </w:p>
-        </w:tc>
-        <w:tc>
-          <w:tcPr>
-            <w:tcBorders>
-              <w:bottom w:val="single" w:sz="4" w:space="0" w:color="B3B3B3"/>
-              <w:top w:val="single" w:sz="4" w:space="0" w:color="B3B3B3"/>
-              <w:left w:val="none" w:sz="0" w:space="0" w:color="000000"/>
-              <w:right w:val="none" w:sz="0" w:space="0" w:color="000000"/>
-            </w:tcBorders>
-            <w:shd w:val="clear" w:color="auto" w:fill="FFFFFF"/>
-            <w:tcMar>
-              <w:top w:w="0" w:type="dxa"/>
-              <w:bottom w:w="0" w:type="dxa"/>
-              <w:left w:w="0" w:type="dxa"/>
-              <w:right w:w="0" w:type="dxa"/>
-            </w:tcMar>
-            <w:vAlign w:val="center"/>
-          </w:tcPr>
-          <w:p>
-            <w:pPr>
-              <w:pStyle w:val="Normal"/>
-              <w:jc w:val="center"/>
-              <w:pBdr>
-                <w:bottom w:val="none" w:sz="0" w:space="0" w:color="000000"/>
-                <w:top w:val="none" w:sz="0" w:space="0" w:color="000000"/>
-                <w:left w:val="none" w:sz="0" w:space="0" w:color="000000"/>
-                <w:right w:val="none" w:sz="0" w:space="0" w:color="000000"/>
-              </w:pBdr>
-              <w:spacing w:after="100" w:before="100" w:line="240"/>
-              <w:ind w:left="100" w:right="100" w:firstLine="0" w:firstLineChars="0"/>
-            </w:pPr>
-            <w:r>
-              <w:rPr>
-                <w:rFonts w:ascii="Times New Roman" w:hAnsi="Times New Roman" w:eastAsia="Times New Roman" w:cs="Times New Roman"/>
-                <w:i w:val="false"/>
-                <w:b w:val="false"/>
-                <w:u w:val="none"/>
-                <w:sz w:val="18"/>
-                <w:szCs w:val="18"/>
+              <w:spacing w:after="20" w:before="20" w:line="240"/>
+              <w:ind w:left="40" w:right="40" w:firstLine="0" w:firstLineChars="0"/>
+            </w:pPr>
+            <w:r>
+              <w:rPr>
+                <w:rFonts w:ascii="Times New Roman" w:hAnsi="Times New Roman" w:eastAsia="Times New Roman" w:cs="Times New Roman"/>
+                <w:i w:val="false"/>
+                <w:b w:val="false"/>
+                <w:u w:val="none"/>
+                <w:sz w:val="16"/>
+                <w:szCs w:val="16"/>
                 <w:color w:val="000000"/>
               </w:rPr>
               <w:t xml:space="preserve"/>
@@ -1461,7 +1294,7 @@
       </w:tr>
       <w:tr>
         <w:trPr>
-          <w:trHeight w:val="620" w:hRule="auto"/>
+          <w:trHeight w:val="360" w:hRule="auto"/>
         </w:trPr>
         body 4
         <w:tc>
@@ -1491,17 +1324,17 @@
                 <w:left w:val="none" w:sz="0" w:space="0" w:color="000000"/>
                 <w:right w:val="none" w:sz="0" w:space="0" w:color="000000"/>
               </w:pBdr>
-              <w:spacing w:after="100" w:before="100" w:line="240"/>
-              <w:ind w:left="100" w:right="100" w:firstLine="0" w:firstLineChars="0"/>
-            </w:pPr>
-            <w:r>
-              <w:rPr>
-                <w:rFonts w:ascii="Times New Roman" w:hAnsi="Times New Roman" w:eastAsia="Times New Roman" w:cs="Times New Roman"/>
-                <w:i w:val="false"/>
-                <w:b w:val="false"/>
-                <w:u w:val="none"/>
-                <w:sz w:val="18"/>
-                <w:szCs w:val="18"/>
+              <w:spacing w:after="20" w:before="20" w:line="240"/>
+              <w:ind w:left="40" w:right="40" w:firstLine="0" w:firstLineChars="0"/>
+            </w:pPr>
+            <w:r>
+              <w:rPr>
+                <w:rFonts w:ascii="Times New Roman" w:hAnsi="Times New Roman" w:eastAsia="Times New Roman" w:cs="Times New Roman"/>
+                <w:i w:val="false"/>
+                <w:b w:val="false"/>
+                <w:u w:val="none"/>
+                <w:sz w:val="16"/>
+                <w:szCs w:val="16"/>
                 <w:color w:val="000000"/>
               </w:rPr>
               <w:t xml:space="preserve">age..mean..SD..</w:t>
@@ -1535,17 +1368,17 @@
                 <w:left w:val="none" w:sz="0" w:space="0" w:color="000000"/>
                 <w:right w:val="none" w:sz="0" w:space="0" w:color="000000"/>
               </w:pBdr>
-              <w:spacing w:after="100" w:before="100" w:line="240"/>
-              <w:ind w:left="100" w:right="100" w:firstLine="0" w:firstLineChars="0"/>
-            </w:pPr>
-            <w:r>
-              <w:rPr>
-                <w:rFonts w:ascii="Times New Roman" w:hAnsi="Times New Roman" w:eastAsia="Times New Roman" w:cs="Times New Roman"/>
-                <w:i w:val="false"/>
-                <w:b w:val="false"/>
-                <w:u w:val="none"/>
-                <w:sz w:val="18"/>
-                <w:szCs w:val="18"/>
+              <w:spacing w:after="20" w:before="20" w:line="240"/>
+              <w:ind w:left="40" w:right="40" w:firstLine="0" w:firstLineChars="0"/>
+            </w:pPr>
+            <w:r>
+              <w:rPr>
+                <w:rFonts w:ascii="Times New Roman" w:hAnsi="Times New Roman" w:eastAsia="Times New Roman" w:cs="Times New Roman"/>
+                <w:i w:val="false"/>
+                <w:b w:val="false"/>
+                <w:u w:val="none"/>
+                <w:sz w:val="16"/>
+                <w:szCs w:val="16"/>
                 <w:color w:val="000000"/>
               </w:rPr>
               <w:t xml:space="preserve"/>
@@ -1579,17 +1412,17 @@
                 <w:left w:val="none" w:sz="0" w:space="0" w:color="000000"/>
                 <w:right w:val="none" w:sz="0" w:space="0" w:color="000000"/>
               </w:pBdr>
-              <w:spacing w:after="100" w:before="100" w:line="240"/>
-              <w:ind w:left="100" w:right="100" w:firstLine="0" w:firstLineChars="0"/>
-            </w:pPr>
-            <w:r>
-              <w:rPr>
-                <w:rFonts w:ascii="Times New Roman" w:hAnsi="Times New Roman" w:eastAsia="Times New Roman" w:cs="Times New Roman"/>
-                <w:i w:val="false"/>
-                <w:b w:val="false"/>
-                <w:u w:val="none"/>
-                <w:sz w:val="18"/>
-                <w:szCs w:val="18"/>
+              <w:spacing w:after="20" w:before="20" w:line="240"/>
+              <w:ind w:left="40" w:right="40" w:firstLine="0" w:firstLineChars="0"/>
+            </w:pPr>
+            <w:r>
+              <w:rPr>
+                <w:rFonts w:ascii="Times New Roman" w:hAnsi="Times New Roman" w:eastAsia="Times New Roman" w:cs="Times New Roman"/>
+                <w:i w:val="false"/>
+                <w:b w:val="false"/>
+                <w:u w:val="none"/>
+                <w:sz w:val="16"/>
+                <w:szCs w:val="16"/>
                 <w:color w:val="000000"/>
               </w:rPr>
               <w:t xml:space="preserve">51.96 (11.29)</w:t>
@@ -1623,17 +1456,17 @@
                 <w:left w:val="none" w:sz="0" w:space="0" w:color="000000"/>
                 <w:right w:val="none" w:sz="0" w:space="0" w:color="000000"/>
               </w:pBdr>
-              <w:spacing w:after="100" w:before="100" w:line="240"/>
-              <w:ind w:left="100" w:right="100" w:firstLine="0" w:firstLineChars="0"/>
-            </w:pPr>
-            <w:r>
-              <w:rPr>
-                <w:rFonts w:ascii="Times New Roman" w:hAnsi="Times New Roman" w:eastAsia="Times New Roman" w:cs="Times New Roman"/>
-                <w:i w:val="false"/>
-                <w:b w:val="false"/>
-                <w:u w:val="none"/>
-                <w:sz w:val="18"/>
-                <w:szCs w:val="18"/>
+              <w:spacing w:after="20" w:before="20" w:line="240"/>
+              <w:ind w:left="40" w:right="40" w:firstLine="0" w:firstLineChars="0"/>
+            </w:pPr>
+            <w:r>
+              <w:rPr>
+                <w:rFonts w:ascii="Times New Roman" w:hAnsi="Times New Roman" w:eastAsia="Times New Roman" w:cs="Times New Roman"/>
+                <w:i w:val="false"/>
+                <w:b w:val="false"/>
+                <w:u w:val="none"/>
+                <w:sz w:val="16"/>
+                <w:szCs w:val="16"/>
                 <w:color w:val="000000"/>
               </w:rPr>
               <w:t xml:space="preserve">47.74 (12.03)</w:t>
@@ -1667,17 +1500,17 @@
                 <w:left w:val="none" w:sz="0" w:space="0" w:color="000000"/>
                 <w:right w:val="none" w:sz="0" w:space="0" w:color="000000"/>
               </w:pBdr>
-              <w:spacing w:after="100" w:before="100" w:line="240"/>
-              <w:ind w:left="100" w:right="100" w:firstLine="0" w:firstLineChars="0"/>
-            </w:pPr>
-            <w:r>
-              <w:rPr>
-                <w:rFonts w:ascii="Times New Roman" w:hAnsi="Times New Roman" w:eastAsia="Times New Roman" w:cs="Times New Roman"/>
-                <w:i w:val="false"/>
-                <w:b w:val="false"/>
-                <w:u w:val="none"/>
-                <w:sz w:val="18"/>
-                <w:szCs w:val="18"/>
+              <w:spacing w:after="20" w:before="20" w:line="240"/>
+              <w:ind w:left="40" w:right="40" w:firstLine="0" w:firstLineChars="0"/>
+            </w:pPr>
+            <w:r>
+              <w:rPr>
+                <w:rFonts w:ascii="Times New Roman" w:hAnsi="Times New Roman" w:eastAsia="Times New Roman" w:cs="Times New Roman"/>
+                <w:i w:val="false"/>
+                <w:b w:val="false"/>
+                <w:u w:val="none"/>
+                <w:sz w:val="16"/>
+                <w:szCs w:val="16"/>
                 <w:color w:val="000000"/>
               </w:rPr>
               <w:t xml:space="preserve">56.75 (8.80)</w:t>
@@ -1711,17 +1544,17 @@
                 <w:left w:val="none" w:sz="0" w:space="0" w:color="000000"/>
                 <w:right w:val="none" w:sz="0" w:space="0" w:color="000000"/>
               </w:pBdr>
-              <w:spacing w:after="100" w:before="100" w:line="240"/>
-              <w:ind w:left="100" w:right="100" w:firstLine="0" w:firstLineChars="0"/>
-            </w:pPr>
-            <w:r>
-              <w:rPr>
-                <w:rFonts w:ascii="Times New Roman" w:hAnsi="Times New Roman" w:eastAsia="Times New Roman" w:cs="Times New Roman"/>
-                <w:i w:val="false"/>
-                <w:b w:val="false"/>
-                <w:u w:val="none"/>
-                <w:sz w:val="18"/>
-                <w:szCs w:val="18"/>
+              <w:spacing w:after="20" w:before="20" w:line="240"/>
+              <w:ind w:left="40" w:right="40" w:firstLine="0" w:firstLineChars="0"/>
+            </w:pPr>
+            <w:r>
+              <w:rPr>
+                <w:rFonts w:ascii="Times New Roman" w:hAnsi="Times New Roman" w:eastAsia="Times New Roman" w:cs="Times New Roman"/>
+                <w:i w:val="false"/>
+                <w:b w:val="false"/>
+                <w:u w:val="none"/>
+                <w:sz w:val="16"/>
+                <w:szCs w:val="16"/>
                 <w:color w:val="000000"/>
               </w:rPr>
               <w:t xml:space="preserve">57.05 (6.33)</w:t>
@@ -1755,8 +1588,8 @@
                 <w:left w:val="none" w:sz="0" w:space="0" w:color="000000"/>
                 <w:right w:val="none" w:sz="0" w:space="0" w:color="000000"/>
               </w:pBdr>
-              <w:spacing w:after="100" w:before="100" w:line="240"/>
-              <w:ind w:left="100" w:right="100" w:firstLine="0" w:firstLineChars="0"/>
+              <w:spacing w:after="20" w:before="20" w:line="240"/>
+              <w:ind w:left="40" w:right="40" w:firstLine="0" w:firstLineChars="0"/>
             </w:pPr>
             <w:r>
               <w:rPr>
@@ -1764,62 +1597,18 @@
                 <w:i w:val="false"/>
                 <w:b w:val="true"/>
                 <w:u w:val="none"/>
-                <w:sz w:val="18"/>
-                <w:szCs w:val="18"/>
+                <w:sz w:val="16"/>
+                <w:szCs w:val="16"/>
                 <w:color w:val="000000"/>
               </w:rPr>
               <w:t xml:space="preserve">&lt;0.001</w:t>
-            </w:r>
-          </w:p>
-        </w:tc>
-        <w:tc>
-          <w:tcPr>
-            <w:tcBorders>
-              <w:bottom w:val="single" w:sz="4" w:space="0" w:color="B3B3B3"/>
-              <w:top w:val="single" w:sz="4" w:space="0" w:color="B3B3B3"/>
-              <w:left w:val="none" w:sz="0" w:space="0" w:color="000000"/>
-              <w:right w:val="none" w:sz="0" w:space="0" w:color="000000"/>
-            </w:tcBorders>
-            <w:shd w:val="clear" w:color="auto" w:fill="FFFFFF"/>
-            <w:tcMar>
-              <w:top w:w="0" w:type="dxa"/>
-              <w:bottom w:w="0" w:type="dxa"/>
-              <w:left w:w="0" w:type="dxa"/>
-              <w:right w:w="0" w:type="dxa"/>
-            </w:tcMar>
-            <w:vAlign w:val="center"/>
-          </w:tcPr>
-          <w:p>
-            <w:pPr>
-              <w:pStyle w:val="Normal"/>
-              <w:jc w:val="center"/>
-              <w:pBdr>
-                <w:bottom w:val="none" w:sz="0" w:space="0" w:color="000000"/>
-                <w:top w:val="none" w:sz="0" w:space="0" w:color="000000"/>
-                <w:left w:val="none" w:sz="0" w:space="0" w:color="000000"/>
-                <w:right w:val="none" w:sz="0" w:space="0" w:color="000000"/>
-              </w:pBdr>
-              <w:spacing w:after="100" w:before="100" w:line="240"/>
-              <w:ind w:left="100" w:right="100" w:firstLine="0" w:firstLineChars="0"/>
-            </w:pPr>
-            <w:r>
-              <w:rPr>
-                <w:rFonts w:ascii="Times New Roman" w:hAnsi="Times New Roman" w:eastAsia="Times New Roman" w:cs="Times New Roman"/>
-                <w:i w:val="false"/>
-                <w:b w:val="false"/>
-                <w:u w:val="none"/>
-                <w:sz w:val="18"/>
-                <w:szCs w:val="18"/>
-                <w:color w:val="000000"/>
-              </w:rPr>
-              <w:t xml:space="preserve"/>
             </w:r>
           </w:p>
         </w:tc>
       </w:tr>
       <w:tr>
         <w:trPr>
-          <w:trHeight w:val="607" w:hRule="auto"/>
+          <w:trHeight w:val="360" w:hRule="auto"/>
         </w:trPr>
         body 5
         <w:tc>
@@ -1849,17 +1638,17 @@
                 <w:left w:val="none" w:sz="0" w:space="0" w:color="000000"/>
                 <w:right w:val="none" w:sz="0" w:space="0" w:color="000000"/>
               </w:pBdr>
-              <w:spacing w:after="100" w:before="100" w:line="240"/>
-              <w:ind w:left="100" w:right="100" w:firstLine="0" w:firstLineChars="0"/>
-            </w:pPr>
-            <w:r>
-              <w:rPr>
-                <w:rFonts w:ascii="Times New Roman" w:hAnsi="Times New Roman" w:eastAsia="Times New Roman" w:cs="Times New Roman"/>
-                <w:i w:val="false"/>
-                <w:b w:val="false"/>
-                <w:u w:val="none"/>
-                <w:sz w:val="18"/>
-                <w:szCs w:val="18"/>
+              <w:spacing w:after="20" w:before="20" w:line="240"/>
+              <w:ind w:left="40" w:right="40" w:firstLine="0" w:firstLineChars="0"/>
+            </w:pPr>
+            <w:r>
+              <w:rPr>
+                <w:rFonts w:ascii="Times New Roman" w:hAnsi="Times New Roman" w:eastAsia="Times New Roman" w:cs="Times New Roman"/>
+                <w:i w:val="false"/>
+                <w:b w:val="false"/>
+                <w:u w:val="none"/>
+                <w:sz w:val="16"/>
+                <w:szCs w:val="16"/>
                 <w:color w:val="000000"/>
               </w:rPr>
               <w:t xml:space="preserve">Recur....</w:t>
@@ -1893,17 +1682,17 @@
                 <w:left w:val="none" w:sz="0" w:space="0" w:color="000000"/>
                 <w:right w:val="none" w:sz="0" w:space="0" w:color="000000"/>
               </w:pBdr>
-              <w:spacing w:after="100" w:before="100" w:line="240"/>
-              <w:ind w:left="100" w:right="100" w:firstLine="0" w:firstLineChars="0"/>
-            </w:pPr>
-            <w:r>
-              <w:rPr>
-                <w:rFonts w:ascii="Times New Roman" w:hAnsi="Times New Roman" w:eastAsia="Times New Roman" w:cs="Times New Roman"/>
-                <w:i w:val="false"/>
-                <w:b w:val="false"/>
-                <w:u w:val="none"/>
-                <w:sz w:val="18"/>
-                <w:szCs w:val="18"/>
+              <w:spacing w:after="20" w:before="20" w:line="240"/>
+              <w:ind w:left="40" w:right="40" w:firstLine="0" w:firstLineChars="0"/>
+            </w:pPr>
+            <w:r>
+              <w:rPr>
+                <w:rFonts w:ascii="Times New Roman" w:hAnsi="Times New Roman" w:eastAsia="Times New Roman" w:cs="Times New Roman"/>
+                <w:i w:val="false"/>
+                <w:b w:val="false"/>
+                <w:u w:val="none"/>
+                <w:sz w:val="16"/>
+                <w:szCs w:val="16"/>
                 <w:color w:val="000000"/>
               </w:rPr>
               <w:t xml:space="preserve">No</w:t>
@@ -1937,17 +1726,17 @@
                 <w:left w:val="none" w:sz="0" w:space="0" w:color="000000"/>
                 <w:right w:val="none" w:sz="0" w:space="0" w:color="000000"/>
               </w:pBdr>
-              <w:spacing w:after="100" w:before="100" w:line="240"/>
-              <w:ind w:left="100" w:right="100" w:firstLine="0" w:firstLineChars="0"/>
-            </w:pPr>
-            <w:r>
-              <w:rPr>
-                <w:rFonts w:ascii="Times New Roman" w:hAnsi="Times New Roman" w:eastAsia="Times New Roman" w:cs="Times New Roman"/>
-                <w:i w:val="false"/>
-                <w:b w:val="false"/>
-                <w:u w:val="none"/>
-                <w:sz w:val="18"/>
-                <w:szCs w:val="18"/>
+              <w:spacing w:after="20" w:before="20" w:line="240"/>
+              <w:ind w:left="40" w:right="40" w:firstLine="0" w:firstLineChars="0"/>
+            </w:pPr>
+            <w:r>
+              <w:rPr>
+                <w:rFonts w:ascii="Times New Roman" w:hAnsi="Times New Roman" w:eastAsia="Times New Roman" w:cs="Times New Roman"/>
+                <w:i w:val="false"/>
+                <w:b w:val="false"/>
+                <w:u w:val="none"/>
+                <w:sz w:val="16"/>
+                <w:szCs w:val="16"/>
                 <w:color w:val="000000"/>
               </w:rPr>
               <w:t xml:space="preserve">108 (87.8)</w:t>
@@ -1981,17 +1770,17 @@
                 <w:left w:val="none" w:sz="0" w:space="0" w:color="000000"/>
                 <w:right w:val="none" w:sz="0" w:space="0" w:color="000000"/>
               </w:pBdr>
-              <w:spacing w:after="100" w:before="100" w:line="240"/>
-              <w:ind w:left="100" w:right="100" w:firstLine="0" w:firstLineChars="0"/>
-            </w:pPr>
-            <w:r>
-              <w:rPr>
-                <w:rFonts w:ascii="Times New Roman" w:hAnsi="Times New Roman" w:eastAsia="Times New Roman" w:cs="Times New Roman"/>
-                <w:i w:val="false"/>
-                <w:b w:val="false"/>
-                <w:u w:val="none"/>
-                <w:sz w:val="18"/>
-                <w:szCs w:val="18"/>
+              <w:spacing w:after="20" w:before="20" w:line="240"/>
+              <w:ind w:left="40" w:right="40" w:firstLine="0" w:firstLineChars="0"/>
+            </w:pPr>
+            <w:r>
+              <w:rPr>
+                <w:rFonts w:ascii="Times New Roman" w:hAnsi="Times New Roman" w:eastAsia="Times New Roman" w:cs="Times New Roman"/>
+                <w:i w:val="false"/>
+                <w:b w:val="false"/>
+                <w:u w:val="none"/>
+                <w:sz w:val="16"/>
+                <w:szCs w:val="16"/>
                 <w:color w:val="000000"/>
               </w:rPr>
               <w:t xml:space="preserve">63 (95.5)</w:t>
@@ -2025,17 +1814,17 @@
                 <w:left w:val="none" w:sz="0" w:space="0" w:color="000000"/>
                 <w:right w:val="none" w:sz="0" w:space="0" w:color="000000"/>
               </w:pBdr>
-              <w:spacing w:after="100" w:before="100" w:line="240"/>
-              <w:ind w:left="100" w:right="100" w:firstLine="0" w:firstLineChars="0"/>
-            </w:pPr>
-            <w:r>
-              <w:rPr>
-                <w:rFonts w:ascii="Times New Roman" w:hAnsi="Times New Roman" w:eastAsia="Times New Roman" w:cs="Times New Roman"/>
-                <w:i w:val="false"/>
-                <w:b w:val="false"/>
-                <w:u w:val="none"/>
-                <w:sz w:val="18"/>
-                <w:szCs w:val="18"/>
+              <w:spacing w:after="20" w:before="20" w:line="240"/>
+              <w:ind w:left="40" w:right="40" w:firstLine="0" w:firstLineChars="0"/>
+            </w:pPr>
+            <w:r>
+              <w:rPr>
+                <w:rFonts w:ascii="Times New Roman" w:hAnsi="Times New Roman" w:eastAsia="Times New Roman" w:cs="Times New Roman"/>
+                <w:i w:val="false"/>
+                <w:b w:val="false"/>
+                <w:u w:val="none"/>
+                <w:sz w:val="16"/>
+                <w:szCs w:val="16"/>
                 <w:color w:val="000000"/>
               </w:rPr>
               <w:t xml:space="preserve">31 (81.6)</w:t>
@@ -2069,17 +1858,17 @@
                 <w:left w:val="none" w:sz="0" w:space="0" w:color="000000"/>
                 <w:right w:val="none" w:sz="0" w:space="0" w:color="000000"/>
               </w:pBdr>
-              <w:spacing w:after="100" w:before="100" w:line="240"/>
-              <w:ind w:left="100" w:right="100" w:firstLine="0" w:firstLineChars="0"/>
-            </w:pPr>
-            <w:r>
-              <w:rPr>
-                <w:rFonts w:ascii="Times New Roman" w:hAnsi="Times New Roman" w:eastAsia="Times New Roman" w:cs="Times New Roman"/>
-                <w:i w:val="false"/>
-                <w:b w:val="false"/>
-                <w:u w:val="none"/>
-                <w:sz w:val="18"/>
-                <w:szCs w:val="18"/>
+              <w:spacing w:after="20" w:before="20" w:line="240"/>
+              <w:ind w:left="40" w:right="40" w:firstLine="0" w:firstLineChars="0"/>
+            </w:pPr>
+            <w:r>
+              <w:rPr>
+                <w:rFonts w:ascii="Times New Roman" w:hAnsi="Times New Roman" w:eastAsia="Times New Roman" w:cs="Times New Roman"/>
+                <w:i w:val="false"/>
+                <w:b w:val="false"/>
+                <w:u w:val="none"/>
+                <w:sz w:val="16"/>
+                <w:szCs w:val="16"/>
                 <w:color w:val="000000"/>
               </w:rPr>
               <w:t xml:space="preserve">14 (73.7)</w:t>
@@ -2113,8 +1902,8 @@
                 <w:left w:val="none" w:sz="0" w:space="0" w:color="000000"/>
                 <w:right w:val="none" w:sz="0" w:space="0" w:color="000000"/>
               </w:pBdr>
-              <w:spacing w:after="100" w:before="100" w:line="240"/>
-              <w:ind w:left="100" w:right="100" w:firstLine="0" w:firstLineChars="0"/>
+              <w:spacing w:after="20" w:before="20" w:line="240"/>
+              <w:ind w:left="40" w:right="40" w:firstLine="0" w:firstLineChars="0"/>
             </w:pPr>
             <w:r>
               <w:rPr>
@@ -2122,62 +1911,18 @@
                 <w:i w:val="false"/>
                 <w:b w:val="true"/>
                 <w:u w:val="none"/>
-                <w:sz w:val="18"/>
-                <w:szCs w:val="18"/>
+                <w:sz w:val="16"/>
+                <w:szCs w:val="16"/>
                 <w:color w:val="000000"/>
               </w:rPr>
               <w:t xml:space="preserve">0.010</w:t>
-            </w:r>
-          </w:p>
-        </w:tc>
-        <w:tc>
-          <w:tcPr>
-            <w:tcBorders>
-              <w:bottom w:val="single" w:sz="4" w:space="0" w:color="B3B3B3"/>
-              <w:top w:val="single" w:sz="4" w:space="0" w:color="B3B3B3"/>
-              <w:left w:val="none" w:sz="0" w:space="0" w:color="000000"/>
-              <w:right w:val="none" w:sz="0" w:space="0" w:color="000000"/>
-            </w:tcBorders>
-            <w:shd w:val="clear" w:color="auto" w:fill="FFFFFF"/>
-            <w:tcMar>
-              <w:top w:w="0" w:type="dxa"/>
-              <w:bottom w:w="0" w:type="dxa"/>
-              <w:left w:w="0" w:type="dxa"/>
-              <w:right w:w="0" w:type="dxa"/>
-            </w:tcMar>
-            <w:vAlign w:val="center"/>
-          </w:tcPr>
-          <w:p>
-            <w:pPr>
-              <w:pStyle w:val="Normal"/>
-              <w:jc w:val="center"/>
-              <w:pBdr>
-                <w:bottom w:val="none" w:sz="0" w:space="0" w:color="000000"/>
-                <w:top w:val="none" w:sz="0" w:space="0" w:color="000000"/>
-                <w:left w:val="none" w:sz="0" w:space="0" w:color="000000"/>
-                <w:right w:val="none" w:sz="0" w:space="0" w:color="000000"/>
-              </w:pBdr>
-              <w:spacing w:after="100" w:before="100" w:line="240"/>
-              <w:ind w:left="100" w:right="100" w:firstLine="0" w:firstLineChars="0"/>
-            </w:pPr>
-            <w:r>
-              <w:rPr>
-                <w:rFonts w:ascii="Times New Roman" w:hAnsi="Times New Roman" w:eastAsia="Times New Roman" w:cs="Times New Roman"/>
-                <w:i w:val="false"/>
-                <w:b w:val="false"/>
-                <w:u w:val="none"/>
-                <w:sz w:val="18"/>
-                <w:szCs w:val="18"/>
-                <w:color w:val="000000"/>
-              </w:rPr>
-              <w:t xml:space="preserve">exact</w:t>
             </w:r>
           </w:p>
         </w:tc>
       </w:tr>
       <w:tr>
         <w:trPr>
-          <w:trHeight w:val="607" w:hRule="auto"/>
+          <w:trHeight w:val="360" w:hRule="auto"/>
         </w:trPr>
         body 6
         <w:tc>
@@ -2207,17 +1952,17 @@
                 <w:left w:val="none" w:sz="0" w:space="0" w:color="000000"/>
                 <w:right w:val="none" w:sz="0" w:space="0" w:color="000000"/>
               </w:pBdr>
-              <w:spacing w:after="100" w:before="100" w:line="240"/>
-              <w:ind w:left="100" w:right="100" w:firstLine="0" w:firstLineChars="0"/>
-            </w:pPr>
-            <w:r>
-              <w:rPr>
-                <w:rFonts w:ascii="Times New Roman" w:hAnsi="Times New Roman" w:eastAsia="Times New Roman" w:cs="Times New Roman"/>
-                <w:i w:val="false"/>
-                <w:b w:val="false"/>
-                <w:u w:val="none"/>
-                <w:sz w:val="18"/>
-                <w:szCs w:val="18"/>
+              <w:spacing w:after="20" w:before="20" w:line="240"/>
+              <w:ind w:left="40" w:right="40" w:firstLine="0" w:firstLineChars="0"/>
+            </w:pPr>
+            <w:r>
+              <w:rPr>
+                <w:rFonts w:ascii="Times New Roman" w:hAnsi="Times New Roman" w:eastAsia="Times New Roman" w:cs="Times New Roman"/>
+                <w:i w:val="false"/>
+                <w:b w:val="false"/>
+                <w:u w:val="none"/>
+                <w:sz w:val="16"/>
+                <w:szCs w:val="16"/>
                 <w:color w:val="000000"/>
               </w:rPr>
               <w:t xml:space="preserve">X.1</w:t>
@@ -2251,17 +1996,17 @@
                 <w:left w:val="none" w:sz="0" w:space="0" w:color="000000"/>
                 <w:right w:val="none" w:sz="0" w:space="0" w:color="000000"/>
               </w:pBdr>
-              <w:spacing w:after="100" w:before="100" w:line="240"/>
-              <w:ind w:left="100" w:right="100" w:firstLine="0" w:firstLineChars="0"/>
-            </w:pPr>
-            <w:r>
-              <w:rPr>
-                <w:rFonts w:ascii="Times New Roman" w:hAnsi="Times New Roman" w:eastAsia="Times New Roman" w:cs="Times New Roman"/>
-                <w:i w:val="false"/>
-                <w:b w:val="false"/>
-                <w:u w:val="none"/>
-                <w:sz w:val="18"/>
-                <w:szCs w:val="18"/>
+              <w:spacing w:after="20" w:before="20" w:line="240"/>
+              <w:ind w:left="40" w:right="40" w:firstLine="0" w:firstLineChars="0"/>
+            </w:pPr>
+            <w:r>
+              <w:rPr>
+                <w:rFonts w:ascii="Times New Roman" w:hAnsi="Times New Roman" w:eastAsia="Times New Roman" w:cs="Times New Roman"/>
+                <w:i w:val="false"/>
+                <w:b w:val="false"/>
+                <w:u w:val="none"/>
+                <w:sz w:val="16"/>
+                <w:szCs w:val="16"/>
                 <w:color w:val="000000"/>
               </w:rPr>
               <w:t xml:space="preserve">Yes</w:t>
@@ -2295,17 +2040,17 @@
                 <w:left w:val="none" w:sz="0" w:space="0" w:color="000000"/>
                 <w:right w:val="none" w:sz="0" w:space="0" w:color="000000"/>
               </w:pBdr>
-              <w:spacing w:after="100" w:before="100" w:line="240"/>
-              <w:ind w:left="100" w:right="100" w:firstLine="0" w:firstLineChars="0"/>
-            </w:pPr>
-            <w:r>
-              <w:rPr>
-                <w:rFonts w:ascii="Times New Roman" w:hAnsi="Times New Roman" w:eastAsia="Times New Roman" w:cs="Times New Roman"/>
-                <w:i w:val="false"/>
-                <w:b w:val="false"/>
-                <w:u w:val="none"/>
-                <w:sz w:val="18"/>
-                <w:szCs w:val="18"/>
+              <w:spacing w:after="20" w:before="20" w:line="240"/>
+              <w:ind w:left="40" w:right="40" w:firstLine="0" w:firstLineChars="0"/>
+            </w:pPr>
+            <w:r>
+              <w:rPr>
+                <w:rFonts w:ascii="Times New Roman" w:hAnsi="Times New Roman" w:eastAsia="Times New Roman" w:cs="Times New Roman"/>
+                <w:i w:val="false"/>
+                <w:b w:val="false"/>
+                <w:u w:val="none"/>
+                <w:sz w:val="16"/>
+                <w:szCs w:val="16"/>
                 <w:color w:val="000000"/>
               </w:rPr>
               <w:t xml:space="preserve">15 (12.2)</w:t>
@@ -2339,17 +2084,17 @@
                 <w:left w:val="none" w:sz="0" w:space="0" w:color="000000"/>
                 <w:right w:val="none" w:sz="0" w:space="0" w:color="000000"/>
               </w:pBdr>
-              <w:spacing w:after="100" w:before="100" w:line="240"/>
-              <w:ind w:left="100" w:right="100" w:firstLine="0" w:firstLineChars="0"/>
-            </w:pPr>
-            <w:r>
-              <w:rPr>
-                <w:rFonts w:ascii="Times New Roman" w:hAnsi="Times New Roman" w:eastAsia="Times New Roman" w:cs="Times New Roman"/>
-                <w:i w:val="false"/>
-                <w:b w:val="false"/>
-                <w:u w:val="none"/>
-                <w:sz w:val="18"/>
-                <w:szCs w:val="18"/>
+              <w:spacing w:after="20" w:before="20" w:line="240"/>
+              <w:ind w:left="40" w:right="40" w:firstLine="0" w:firstLineChars="0"/>
+            </w:pPr>
+            <w:r>
+              <w:rPr>
+                <w:rFonts w:ascii="Times New Roman" w:hAnsi="Times New Roman" w:eastAsia="Times New Roman" w:cs="Times New Roman"/>
+                <w:i w:val="false"/>
+                <w:b w:val="false"/>
+                <w:u w:val="none"/>
+                <w:sz w:val="16"/>
+                <w:szCs w:val="16"/>
                 <w:color w:val="000000"/>
               </w:rPr>
               <w:t xml:space="preserve">3 (4.5)</w:t>
@@ -2383,17 +2128,17 @@
                 <w:left w:val="none" w:sz="0" w:space="0" w:color="000000"/>
                 <w:right w:val="none" w:sz="0" w:space="0" w:color="000000"/>
               </w:pBdr>
-              <w:spacing w:after="100" w:before="100" w:line="240"/>
-              <w:ind w:left="100" w:right="100" w:firstLine="0" w:firstLineChars="0"/>
-            </w:pPr>
-            <w:r>
-              <w:rPr>
-                <w:rFonts w:ascii="Times New Roman" w:hAnsi="Times New Roman" w:eastAsia="Times New Roman" w:cs="Times New Roman"/>
-                <w:i w:val="false"/>
-                <w:b w:val="false"/>
-                <w:u w:val="none"/>
-                <w:sz w:val="18"/>
-                <w:szCs w:val="18"/>
+              <w:spacing w:after="20" w:before="20" w:line="240"/>
+              <w:ind w:left="40" w:right="40" w:firstLine="0" w:firstLineChars="0"/>
+            </w:pPr>
+            <w:r>
+              <w:rPr>
+                <w:rFonts w:ascii="Times New Roman" w:hAnsi="Times New Roman" w:eastAsia="Times New Roman" w:cs="Times New Roman"/>
+                <w:i w:val="false"/>
+                <w:b w:val="false"/>
+                <w:u w:val="none"/>
+                <w:sz w:val="16"/>
+                <w:szCs w:val="16"/>
                 <w:color w:val="000000"/>
               </w:rPr>
               <w:t xml:space="preserve">7 (18.4)</w:t>
@@ -2427,17 +2172,17 @@
                 <w:left w:val="none" w:sz="0" w:space="0" w:color="000000"/>
                 <w:right w:val="none" w:sz="0" w:space="0" w:color="000000"/>
               </w:pBdr>
-              <w:spacing w:after="100" w:before="100" w:line="240"/>
-              <w:ind w:left="100" w:right="100" w:firstLine="0" w:firstLineChars="0"/>
-            </w:pPr>
-            <w:r>
-              <w:rPr>
-                <w:rFonts w:ascii="Times New Roman" w:hAnsi="Times New Roman" w:eastAsia="Times New Roman" w:cs="Times New Roman"/>
-                <w:i w:val="false"/>
-                <w:b w:val="false"/>
-                <w:u w:val="none"/>
-                <w:sz w:val="18"/>
-                <w:szCs w:val="18"/>
+              <w:spacing w:after="20" w:before="20" w:line="240"/>
+              <w:ind w:left="40" w:right="40" w:firstLine="0" w:firstLineChars="0"/>
+            </w:pPr>
+            <w:r>
+              <w:rPr>
+                <w:rFonts w:ascii="Times New Roman" w:hAnsi="Times New Roman" w:eastAsia="Times New Roman" w:cs="Times New Roman"/>
+                <w:i w:val="false"/>
+                <w:b w:val="false"/>
+                <w:u w:val="none"/>
+                <w:sz w:val="16"/>
+                <w:szCs w:val="16"/>
                 <w:color w:val="000000"/>
               </w:rPr>
               <w:t xml:space="preserve">5 (26.3)</w:t>
@@ -2471,61 +2216,17 @@
                 <w:left w:val="none" w:sz="0" w:space="0" w:color="000000"/>
                 <w:right w:val="none" w:sz="0" w:space="0" w:color="000000"/>
               </w:pBdr>
-              <w:spacing w:after="100" w:before="100" w:line="240"/>
-              <w:ind w:left="100" w:right="100" w:firstLine="0" w:firstLineChars="0"/>
-            </w:pPr>
-            <w:r>
-              <w:rPr>
-                <w:rFonts w:ascii="Times New Roman" w:hAnsi="Times New Roman" w:eastAsia="Times New Roman" w:cs="Times New Roman"/>
-                <w:i w:val="false"/>
-                <w:b w:val="false"/>
-                <w:u w:val="none"/>
-                <w:sz w:val="18"/>
-                <w:szCs w:val="18"/>
-                <w:color w:val="000000"/>
-              </w:rPr>
-              <w:t xml:space="preserve"/>
-            </w:r>
-          </w:p>
-        </w:tc>
-        <w:tc>
-          <w:tcPr>
-            <w:tcBorders>
-              <w:bottom w:val="single" w:sz="4" w:space="0" w:color="B3B3B3"/>
-              <w:top w:val="single" w:sz="4" w:space="0" w:color="B3B3B3"/>
-              <w:left w:val="none" w:sz="0" w:space="0" w:color="000000"/>
-              <w:right w:val="none" w:sz="0" w:space="0" w:color="000000"/>
-            </w:tcBorders>
-            <w:shd w:val="clear" w:color="auto" w:fill="FFFFFF"/>
-            <w:tcMar>
-              <w:top w:w="0" w:type="dxa"/>
-              <w:bottom w:w="0" w:type="dxa"/>
-              <w:left w:w="0" w:type="dxa"/>
-              <w:right w:w="0" w:type="dxa"/>
-            </w:tcMar>
-            <w:vAlign w:val="center"/>
-          </w:tcPr>
-          <w:p>
-            <w:pPr>
-              <w:pStyle w:val="Normal"/>
-              <w:jc w:val="center"/>
-              <w:pBdr>
-                <w:bottom w:val="none" w:sz="0" w:space="0" w:color="000000"/>
-                <w:top w:val="none" w:sz="0" w:space="0" w:color="000000"/>
-                <w:left w:val="none" w:sz="0" w:space="0" w:color="000000"/>
-                <w:right w:val="none" w:sz="0" w:space="0" w:color="000000"/>
-              </w:pBdr>
-              <w:spacing w:after="100" w:before="100" w:line="240"/>
-              <w:ind w:left="100" w:right="100" w:firstLine="0" w:firstLineChars="0"/>
-            </w:pPr>
-            <w:r>
-              <w:rPr>
-                <w:rFonts w:ascii="Times New Roman" w:hAnsi="Times New Roman" w:eastAsia="Times New Roman" w:cs="Times New Roman"/>
-                <w:i w:val="false"/>
-                <w:b w:val="false"/>
-                <w:u w:val="none"/>
-                <w:sz w:val="18"/>
-                <w:szCs w:val="18"/>
+              <w:spacing w:after="20" w:before="20" w:line="240"/>
+              <w:ind w:left="40" w:right="40" w:firstLine="0" w:firstLineChars="0"/>
+            </w:pPr>
+            <w:r>
+              <w:rPr>
+                <w:rFonts w:ascii="Times New Roman" w:hAnsi="Times New Roman" w:eastAsia="Times New Roman" w:cs="Times New Roman"/>
+                <w:i w:val="false"/>
+                <w:b w:val="false"/>
+                <w:u w:val="none"/>
+                <w:sz w:val="16"/>
+                <w:szCs w:val="16"/>
                 <w:color w:val="000000"/>
               </w:rPr>
               <w:t xml:space="preserve"/>
@@ -2535,7 +2236,7 @@
       </w:tr>
       <w:tr>
         <w:trPr>
-          <w:trHeight w:val="607" w:hRule="auto"/>
+          <w:trHeight w:val="360" w:hRule="auto"/>
         </w:trPr>
         body 7
         <w:tc>
@@ -2565,17 +2266,17 @@
                 <w:left w:val="none" w:sz="0" w:space="0" w:color="000000"/>
                 <w:right w:val="none" w:sz="0" w:space="0" w:color="000000"/>
               </w:pBdr>
-              <w:spacing w:after="100" w:before="100" w:line="240"/>
-              <w:ind w:left="100" w:right="100" w:firstLine="0" w:firstLineChars="0"/>
-            </w:pPr>
-            <w:r>
-              <w:rPr>
-                <w:rFonts w:ascii="Times New Roman" w:hAnsi="Times New Roman" w:eastAsia="Times New Roman" w:cs="Times New Roman"/>
-                <w:i w:val="false"/>
-                <w:b w:val="false"/>
-                <w:u w:val="none"/>
-                <w:sz w:val="18"/>
-                <w:szCs w:val="18"/>
+              <w:spacing w:after="20" w:before="20" w:line="240"/>
+              <w:ind w:left="40" w:right="40" w:firstLine="0" w:firstLineChars="0"/>
+            </w:pPr>
+            <w:r>
+              <w:rPr>
+                <w:rFonts w:ascii="Times New Roman" w:hAnsi="Times New Roman" w:eastAsia="Times New Roman" w:cs="Times New Roman"/>
+                <w:i w:val="false"/>
+                <w:b w:val="false"/>
+                <w:u w:val="none"/>
+                <w:sz w:val="16"/>
+                <w:szCs w:val="16"/>
                 <w:color w:val="000000"/>
               </w:rPr>
               <w:t xml:space="preserve">Death....</w:t>
@@ -2609,17 +2310,17 @@
                 <w:left w:val="none" w:sz="0" w:space="0" w:color="000000"/>
                 <w:right w:val="none" w:sz="0" w:space="0" w:color="000000"/>
               </w:pBdr>
-              <w:spacing w:after="100" w:before="100" w:line="240"/>
-              <w:ind w:left="100" w:right="100" w:firstLine="0" w:firstLineChars="0"/>
-            </w:pPr>
-            <w:r>
-              <w:rPr>
-                <w:rFonts w:ascii="Times New Roman" w:hAnsi="Times New Roman" w:eastAsia="Times New Roman" w:cs="Times New Roman"/>
-                <w:i w:val="false"/>
-                <w:b w:val="false"/>
-                <w:u w:val="none"/>
-                <w:sz w:val="18"/>
-                <w:szCs w:val="18"/>
+              <w:spacing w:after="20" w:before="20" w:line="240"/>
+              <w:ind w:left="40" w:right="40" w:firstLine="0" w:firstLineChars="0"/>
+            </w:pPr>
+            <w:r>
+              <w:rPr>
+                <w:rFonts w:ascii="Times New Roman" w:hAnsi="Times New Roman" w:eastAsia="Times New Roman" w:cs="Times New Roman"/>
+                <w:i w:val="false"/>
+                <w:b w:val="false"/>
+                <w:u w:val="none"/>
+                <w:sz w:val="16"/>
+                <w:szCs w:val="16"/>
                 <w:color w:val="000000"/>
               </w:rPr>
               <w:t xml:space="preserve">No</w:t>
@@ -2653,17 +2354,17 @@
                 <w:left w:val="none" w:sz="0" w:space="0" w:color="000000"/>
                 <w:right w:val="none" w:sz="0" w:space="0" w:color="000000"/>
               </w:pBdr>
-              <w:spacing w:after="100" w:before="100" w:line="240"/>
-              <w:ind w:left="100" w:right="100" w:firstLine="0" w:firstLineChars="0"/>
-            </w:pPr>
-            <w:r>
-              <w:rPr>
-                <w:rFonts w:ascii="Times New Roman" w:hAnsi="Times New Roman" w:eastAsia="Times New Roman" w:cs="Times New Roman"/>
-                <w:i w:val="false"/>
-                <w:b w:val="false"/>
-                <w:u w:val="none"/>
-                <w:sz w:val="18"/>
-                <w:szCs w:val="18"/>
+              <w:spacing w:after="20" w:before="20" w:line="240"/>
+              <w:ind w:left="40" w:right="40" w:firstLine="0" w:firstLineChars="0"/>
+            </w:pPr>
+            <w:r>
+              <w:rPr>
+                <w:rFonts w:ascii="Times New Roman" w:hAnsi="Times New Roman" w:eastAsia="Times New Roman" w:cs="Times New Roman"/>
+                <w:i w:val="false"/>
+                <w:b w:val="false"/>
+                <w:u w:val="none"/>
+                <w:sz w:val="16"/>
+                <w:szCs w:val="16"/>
                 <w:color w:val="000000"/>
               </w:rPr>
               <w:t xml:space="preserve">111 (90.2)</w:t>
@@ -2697,17 +2398,17 @@
                 <w:left w:val="none" w:sz="0" w:space="0" w:color="000000"/>
                 <w:right w:val="none" w:sz="0" w:space="0" w:color="000000"/>
               </w:pBdr>
-              <w:spacing w:after="100" w:before="100" w:line="240"/>
-              <w:ind w:left="100" w:right="100" w:firstLine="0" w:firstLineChars="0"/>
-            </w:pPr>
-            <w:r>
-              <w:rPr>
-                <w:rFonts w:ascii="Times New Roman" w:hAnsi="Times New Roman" w:eastAsia="Times New Roman" w:cs="Times New Roman"/>
-                <w:i w:val="false"/>
-                <w:b w:val="false"/>
-                <w:u w:val="none"/>
-                <w:sz w:val="18"/>
-                <w:szCs w:val="18"/>
+              <w:spacing w:after="20" w:before="20" w:line="240"/>
+              <w:ind w:left="40" w:right="40" w:firstLine="0" w:firstLineChars="0"/>
+            </w:pPr>
+            <w:r>
+              <w:rPr>
+                <w:rFonts w:ascii="Times New Roman" w:hAnsi="Times New Roman" w:eastAsia="Times New Roman" w:cs="Times New Roman"/>
+                <w:i w:val="false"/>
+                <w:b w:val="false"/>
+                <w:u w:val="none"/>
+                <w:sz w:val="16"/>
+                <w:szCs w:val="16"/>
                 <w:color w:val="000000"/>
               </w:rPr>
               <w:t xml:space="preserve">64 (97.0)</w:t>
@@ -2741,17 +2442,17 @@
                 <w:left w:val="none" w:sz="0" w:space="0" w:color="000000"/>
                 <w:right w:val="none" w:sz="0" w:space="0" w:color="000000"/>
               </w:pBdr>
-              <w:spacing w:after="100" w:before="100" w:line="240"/>
-              <w:ind w:left="100" w:right="100" w:firstLine="0" w:firstLineChars="0"/>
-            </w:pPr>
-            <w:r>
-              <w:rPr>
-                <w:rFonts w:ascii="Times New Roman" w:hAnsi="Times New Roman" w:eastAsia="Times New Roman" w:cs="Times New Roman"/>
-                <w:i w:val="false"/>
-                <w:b w:val="false"/>
-                <w:u w:val="none"/>
-                <w:sz w:val="18"/>
-                <w:szCs w:val="18"/>
+              <w:spacing w:after="20" w:before="20" w:line="240"/>
+              <w:ind w:left="40" w:right="40" w:firstLine="0" w:firstLineChars="0"/>
+            </w:pPr>
+            <w:r>
+              <w:rPr>
+                <w:rFonts w:ascii="Times New Roman" w:hAnsi="Times New Roman" w:eastAsia="Times New Roman" w:cs="Times New Roman"/>
+                <w:i w:val="false"/>
+                <w:b w:val="false"/>
+                <w:u w:val="none"/>
+                <w:sz w:val="16"/>
+                <w:szCs w:val="16"/>
                 <w:color w:val="000000"/>
               </w:rPr>
               <w:t xml:space="preserve">34 (89.5)</w:t>
@@ -2785,17 +2486,17 @@
                 <w:left w:val="none" w:sz="0" w:space="0" w:color="000000"/>
                 <w:right w:val="none" w:sz="0" w:space="0" w:color="000000"/>
               </w:pBdr>
-              <w:spacing w:after="100" w:before="100" w:line="240"/>
-              <w:ind w:left="100" w:right="100" w:firstLine="0" w:firstLineChars="0"/>
-            </w:pPr>
-            <w:r>
-              <w:rPr>
-                <w:rFonts w:ascii="Times New Roman" w:hAnsi="Times New Roman" w:eastAsia="Times New Roman" w:cs="Times New Roman"/>
-                <w:i w:val="false"/>
-                <w:b w:val="false"/>
-                <w:u w:val="none"/>
-                <w:sz w:val="18"/>
-                <w:szCs w:val="18"/>
+              <w:spacing w:after="20" w:before="20" w:line="240"/>
+              <w:ind w:left="40" w:right="40" w:firstLine="0" w:firstLineChars="0"/>
+            </w:pPr>
+            <w:r>
+              <w:rPr>
+                <w:rFonts w:ascii="Times New Roman" w:hAnsi="Times New Roman" w:eastAsia="Times New Roman" w:cs="Times New Roman"/>
+                <w:i w:val="false"/>
+                <w:b w:val="false"/>
+                <w:u w:val="none"/>
+                <w:sz w:val="16"/>
+                <w:szCs w:val="16"/>
                 <w:color w:val="000000"/>
               </w:rPr>
               <w:t xml:space="preserve">13 (68.4)</w:t>
@@ -2829,8 +2530,8 @@
                 <w:left w:val="none" w:sz="0" w:space="0" w:color="000000"/>
                 <w:right w:val="none" w:sz="0" w:space="0" w:color="000000"/>
               </w:pBdr>
-              <w:spacing w:after="100" w:before="100" w:line="240"/>
-              <w:ind w:left="100" w:right="100" w:firstLine="0" w:firstLineChars="0"/>
+              <w:spacing w:after="20" w:before="20" w:line="240"/>
+              <w:ind w:left="40" w:right="40" w:firstLine="0" w:firstLineChars="0"/>
             </w:pPr>
             <w:r>
               <w:rPr>
@@ -2838,62 +2539,18 @@
                 <w:i w:val="false"/>
                 <w:b w:val="true"/>
                 <w:u w:val="none"/>
-                <w:sz w:val="18"/>
-                <w:szCs w:val="18"/>
+                <w:sz w:val="16"/>
+                <w:szCs w:val="16"/>
                 <w:color w:val="000000"/>
               </w:rPr>
               <w:t xml:space="preserve">0.002</w:t>
-            </w:r>
-          </w:p>
-        </w:tc>
-        <w:tc>
-          <w:tcPr>
-            <w:tcBorders>
-              <w:bottom w:val="single" w:sz="4" w:space="0" w:color="B3B3B3"/>
-              <w:top w:val="single" w:sz="4" w:space="0" w:color="B3B3B3"/>
-              <w:left w:val="none" w:sz="0" w:space="0" w:color="000000"/>
-              <w:right w:val="none" w:sz="0" w:space="0" w:color="000000"/>
-            </w:tcBorders>
-            <w:shd w:val="clear" w:color="auto" w:fill="FFFFFF"/>
-            <w:tcMar>
-              <w:top w:w="0" w:type="dxa"/>
-              <w:bottom w:w="0" w:type="dxa"/>
-              <w:left w:w="0" w:type="dxa"/>
-              <w:right w:w="0" w:type="dxa"/>
-            </w:tcMar>
-            <w:vAlign w:val="center"/>
-          </w:tcPr>
-          <w:p>
-            <w:pPr>
-              <w:pStyle w:val="Normal"/>
-              <w:jc w:val="center"/>
-              <w:pBdr>
-                <w:bottom w:val="none" w:sz="0" w:space="0" w:color="000000"/>
-                <w:top w:val="none" w:sz="0" w:space="0" w:color="000000"/>
-                <w:left w:val="none" w:sz="0" w:space="0" w:color="000000"/>
-                <w:right w:val="none" w:sz="0" w:space="0" w:color="000000"/>
-              </w:pBdr>
-              <w:spacing w:after="100" w:before="100" w:line="240"/>
-              <w:ind w:left="100" w:right="100" w:firstLine="0" w:firstLineChars="0"/>
-            </w:pPr>
-            <w:r>
-              <w:rPr>
-                <w:rFonts w:ascii="Times New Roman" w:hAnsi="Times New Roman" w:eastAsia="Times New Roman" w:cs="Times New Roman"/>
-                <w:i w:val="false"/>
-                <w:b w:val="false"/>
-                <w:u w:val="none"/>
-                <w:sz w:val="18"/>
-                <w:szCs w:val="18"/>
-                <w:color w:val="000000"/>
-              </w:rPr>
-              <w:t xml:space="preserve">exact</w:t>
             </w:r>
           </w:p>
         </w:tc>
       </w:tr>
       <w:tr>
         <w:trPr>
-          <w:trHeight w:val="607" w:hRule="auto"/>
+          <w:trHeight w:val="360" w:hRule="auto"/>
         </w:trPr>
         body 8
         <w:tc>
@@ -2923,17 +2580,17 @@
                 <w:left w:val="none" w:sz="0" w:space="0" w:color="000000"/>
                 <w:right w:val="none" w:sz="0" w:space="0" w:color="000000"/>
               </w:pBdr>
-              <w:spacing w:after="100" w:before="100" w:line="240"/>
-              <w:ind w:left="100" w:right="100" w:firstLine="0" w:firstLineChars="0"/>
-            </w:pPr>
-            <w:r>
-              <w:rPr>
-                <w:rFonts w:ascii="Times New Roman" w:hAnsi="Times New Roman" w:eastAsia="Times New Roman" w:cs="Times New Roman"/>
-                <w:i w:val="false"/>
-                <w:b w:val="false"/>
-                <w:u w:val="none"/>
-                <w:sz w:val="18"/>
-                <w:szCs w:val="18"/>
+              <w:spacing w:after="20" w:before="20" w:line="240"/>
+              <w:ind w:left="40" w:right="40" w:firstLine="0" w:firstLineChars="0"/>
+            </w:pPr>
+            <w:r>
+              <w:rPr>
+                <w:rFonts w:ascii="Times New Roman" w:hAnsi="Times New Roman" w:eastAsia="Times New Roman" w:cs="Times New Roman"/>
+                <w:i w:val="false"/>
+                <w:b w:val="false"/>
+                <w:u w:val="none"/>
+                <w:sz w:val="16"/>
+                <w:szCs w:val="16"/>
                 <w:color w:val="000000"/>
               </w:rPr>
               <w:t xml:space="preserve">X.2</w:t>
@@ -2967,17 +2624,17 @@
                 <w:left w:val="none" w:sz="0" w:space="0" w:color="000000"/>
                 <w:right w:val="none" w:sz="0" w:space="0" w:color="000000"/>
               </w:pBdr>
-              <w:spacing w:after="100" w:before="100" w:line="240"/>
-              <w:ind w:left="100" w:right="100" w:firstLine="0" w:firstLineChars="0"/>
-            </w:pPr>
-            <w:r>
-              <w:rPr>
-                <w:rFonts w:ascii="Times New Roman" w:hAnsi="Times New Roman" w:eastAsia="Times New Roman" w:cs="Times New Roman"/>
-                <w:i w:val="false"/>
-                <w:b w:val="false"/>
-                <w:u w:val="none"/>
-                <w:sz w:val="18"/>
-                <w:szCs w:val="18"/>
+              <w:spacing w:after="20" w:before="20" w:line="240"/>
+              <w:ind w:left="40" w:right="40" w:firstLine="0" w:firstLineChars="0"/>
+            </w:pPr>
+            <w:r>
+              <w:rPr>
+                <w:rFonts w:ascii="Times New Roman" w:hAnsi="Times New Roman" w:eastAsia="Times New Roman" w:cs="Times New Roman"/>
+                <w:i w:val="false"/>
+                <w:b w:val="false"/>
+                <w:u w:val="none"/>
+                <w:sz w:val="16"/>
+                <w:szCs w:val="16"/>
                 <w:color w:val="000000"/>
               </w:rPr>
               <w:t xml:space="preserve">Yes</w:t>
@@ -3011,17 +2668,17 @@
                 <w:left w:val="none" w:sz="0" w:space="0" w:color="000000"/>
                 <w:right w:val="none" w:sz="0" w:space="0" w:color="000000"/>
               </w:pBdr>
-              <w:spacing w:after="100" w:before="100" w:line="240"/>
-              <w:ind w:left="100" w:right="100" w:firstLine="0" w:firstLineChars="0"/>
-            </w:pPr>
-            <w:r>
-              <w:rPr>
-                <w:rFonts w:ascii="Times New Roman" w:hAnsi="Times New Roman" w:eastAsia="Times New Roman" w:cs="Times New Roman"/>
-                <w:i w:val="false"/>
-                <w:b w:val="false"/>
-                <w:u w:val="none"/>
-                <w:sz w:val="18"/>
-                <w:szCs w:val="18"/>
+              <w:spacing w:after="20" w:before="20" w:line="240"/>
+              <w:ind w:left="40" w:right="40" w:firstLine="0" w:firstLineChars="0"/>
+            </w:pPr>
+            <w:r>
+              <w:rPr>
+                <w:rFonts w:ascii="Times New Roman" w:hAnsi="Times New Roman" w:eastAsia="Times New Roman" w:cs="Times New Roman"/>
+                <w:i w:val="false"/>
+                <w:b w:val="false"/>
+                <w:u w:val="none"/>
+                <w:sz w:val="16"/>
+                <w:szCs w:val="16"/>
                 <w:color w:val="000000"/>
               </w:rPr>
               <w:t xml:space="preserve">12 (9.8)</w:t>
@@ -3055,17 +2712,17 @@
                 <w:left w:val="none" w:sz="0" w:space="0" w:color="000000"/>
                 <w:right w:val="none" w:sz="0" w:space="0" w:color="000000"/>
               </w:pBdr>
-              <w:spacing w:after="100" w:before="100" w:line="240"/>
-              <w:ind w:left="100" w:right="100" w:firstLine="0" w:firstLineChars="0"/>
-            </w:pPr>
-            <w:r>
-              <w:rPr>
-                <w:rFonts w:ascii="Times New Roman" w:hAnsi="Times New Roman" w:eastAsia="Times New Roman" w:cs="Times New Roman"/>
-                <w:i w:val="false"/>
-                <w:b w:val="false"/>
-                <w:u w:val="none"/>
-                <w:sz w:val="18"/>
-                <w:szCs w:val="18"/>
+              <w:spacing w:after="20" w:before="20" w:line="240"/>
+              <w:ind w:left="40" w:right="40" w:firstLine="0" w:firstLineChars="0"/>
+            </w:pPr>
+            <w:r>
+              <w:rPr>
+                <w:rFonts w:ascii="Times New Roman" w:hAnsi="Times New Roman" w:eastAsia="Times New Roman" w:cs="Times New Roman"/>
+                <w:i w:val="false"/>
+                <w:b w:val="false"/>
+                <w:u w:val="none"/>
+                <w:sz w:val="16"/>
+                <w:szCs w:val="16"/>
                 <w:color w:val="000000"/>
               </w:rPr>
               <w:t xml:space="preserve">2 (3.0)</w:t>
@@ -3099,17 +2756,17 @@
                 <w:left w:val="none" w:sz="0" w:space="0" w:color="000000"/>
                 <w:right w:val="none" w:sz="0" w:space="0" w:color="000000"/>
               </w:pBdr>
-              <w:spacing w:after="100" w:before="100" w:line="240"/>
-              <w:ind w:left="100" w:right="100" w:firstLine="0" w:firstLineChars="0"/>
-            </w:pPr>
-            <w:r>
-              <w:rPr>
-                <w:rFonts w:ascii="Times New Roman" w:hAnsi="Times New Roman" w:eastAsia="Times New Roman" w:cs="Times New Roman"/>
-                <w:i w:val="false"/>
-                <w:b w:val="false"/>
-                <w:u w:val="none"/>
-                <w:sz w:val="18"/>
-                <w:szCs w:val="18"/>
+              <w:spacing w:after="20" w:before="20" w:line="240"/>
+              <w:ind w:left="40" w:right="40" w:firstLine="0" w:firstLineChars="0"/>
+            </w:pPr>
+            <w:r>
+              <w:rPr>
+                <w:rFonts w:ascii="Times New Roman" w:hAnsi="Times New Roman" w:eastAsia="Times New Roman" w:cs="Times New Roman"/>
+                <w:i w:val="false"/>
+                <w:b w:val="false"/>
+                <w:u w:val="none"/>
+                <w:sz w:val="16"/>
+                <w:szCs w:val="16"/>
                 <w:color w:val="000000"/>
               </w:rPr>
               <w:t xml:space="preserve">4 (10.5)</w:t>
@@ -3143,17 +2800,17 @@
                 <w:left w:val="none" w:sz="0" w:space="0" w:color="000000"/>
                 <w:right w:val="none" w:sz="0" w:space="0" w:color="000000"/>
               </w:pBdr>
-              <w:spacing w:after="100" w:before="100" w:line="240"/>
-              <w:ind w:left="100" w:right="100" w:firstLine="0" w:firstLineChars="0"/>
-            </w:pPr>
-            <w:r>
-              <w:rPr>
-                <w:rFonts w:ascii="Times New Roman" w:hAnsi="Times New Roman" w:eastAsia="Times New Roman" w:cs="Times New Roman"/>
-                <w:i w:val="false"/>
-                <w:b w:val="false"/>
-                <w:u w:val="none"/>
-                <w:sz w:val="18"/>
-                <w:szCs w:val="18"/>
+              <w:spacing w:after="20" w:before="20" w:line="240"/>
+              <w:ind w:left="40" w:right="40" w:firstLine="0" w:firstLineChars="0"/>
+            </w:pPr>
+            <w:r>
+              <w:rPr>
+                <w:rFonts w:ascii="Times New Roman" w:hAnsi="Times New Roman" w:eastAsia="Times New Roman" w:cs="Times New Roman"/>
+                <w:i w:val="false"/>
+                <w:b w:val="false"/>
+                <w:u w:val="none"/>
+                <w:sz w:val="16"/>
+                <w:szCs w:val="16"/>
                 <w:color w:val="000000"/>
               </w:rPr>
               <w:t xml:space="preserve">6 (31.6)</w:t>
@@ -3187,61 +2844,17 @@
                 <w:left w:val="none" w:sz="0" w:space="0" w:color="000000"/>
                 <w:right w:val="none" w:sz="0" w:space="0" w:color="000000"/>
               </w:pBdr>
-              <w:spacing w:after="100" w:before="100" w:line="240"/>
-              <w:ind w:left="100" w:right="100" w:firstLine="0" w:firstLineChars="0"/>
-            </w:pPr>
-            <w:r>
-              <w:rPr>
-                <w:rFonts w:ascii="Times New Roman" w:hAnsi="Times New Roman" w:eastAsia="Times New Roman" w:cs="Times New Roman"/>
-                <w:i w:val="false"/>
-                <w:b w:val="false"/>
-                <w:u w:val="none"/>
-                <w:sz w:val="18"/>
-                <w:szCs w:val="18"/>
-                <w:color w:val="000000"/>
-              </w:rPr>
-              <w:t xml:space="preserve"/>
-            </w:r>
-          </w:p>
-        </w:tc>
-        <w:tc>
-          <w:tcPr>
-            <w:tcBorders>
-              <w:bottom w:val="single" w:sz="4" w:space="0" w:color="B3B3B3"/>
-              <w:top w:val="single" w:sz="4" w:space="0" w:color="B3B3B3"/>
-              <w:left w:val="none" w:sz="0" w:space="0" w:color="000000"/>
-              <w:right w:val="none" w:sz="0" w:space="0" w:color="000000"/>
-            </w:tcBorders>
-            <w:shd w:val="clear" w:color="auto" w:fill="FFFFFF"/>
-            <w:tcMar>
-              <w:top w:w="0" w:type="dxa"/>
-              <w:bottom w:w="0" w:type="dxa"/>
-              <w:left w:w="0" w:type="dxa"/>
-              <w:right w:w="0" w:type="dxa"/>
-            </w:tcMar>
-            <w:vAlign w:val="center"/>
-          </w:tcPr>
-          <w:p>
-            <w:pPr>
-              <w:pStyle w:val="Normal"/>
-              <w:jc w:val="center"/>
-              <w:pBdr>
-                <w:bottom w:val="none" w:sz="0" w:space="0" w:color="000000"/>
-                <w:top w:val="none" w:sz="0" w:space="0" w:color="000000"/>
-                <w:left w:val="none" w:sz="0" w:space="0" w:color="000000"/>
-                <w:right w:val="none" w:sz="0" w:space="0" w:color="000000"/>
-              </w:pBdr>
-              <w:spacing w:after="100" w:before="100" w:line="240"/>
-              <w:ind w:left="100" w:right="100" w:firstLine="0" w:firstLineChars="0"/>
-            </w:pPr>
-            <w:r>
-              <w:rPr>
-                <w:rFonts w:ascii="Times New Roman" w:hAnsi="Times New Roman" w:eastAsia="Times New Roman" w:cs="Times New Roman"/>
-                <w:i w:val="false"/>
-                <w:b w:val="false"/>
-                <w:u w:val="none"/>
-                <w:sz w:val="18"/>
-                <w:szCs w:val="18"/>
+              <w:spacing w:after="20" w:before="20" w:line="240"/>
+              <w:ind w:left="40" w:right="40" w:firstLine="0" w:firstLineChars="0"/>
+            </w:pPr>
+            <w:r>
+              <w:rPr>
+                <w:rFonts w:ascii="Times New Roman" w:hAnsi="Times New Roman" w:eastAsia="Times New Roman" w:cs="Times New Roman"/>
+                <w:i w:val="false"/>
+                <w:b w:val="false"/>
+                <w:u w:val="none"/>
+                <w:sz w:val="16"/>
+                <w:szCs w:val="16"/>
                 <w:color w:val="000000"/>
               </w:rPr>
               <w:t xml:space="preserve"/>
@@ -3251,7 +2864,7 @@
       </w:tr>
       <w:tr>
         <w:trPr>
-          <w:trHeight w:val="607" w:hRule="auto"/>
+          <w:trHeight w:val="360" w:hRule="auto"/>
         </w:trPr>
         body 9
         <w:tc>
@@ -3281,17 +2894,17 @@
                 <w:left w:val="none" w:sz="0" w:space="0" w:color="000000"/>
                 <w:right w:val="none" w:sz="0" w:space="0" w:color="000000"/>
               </w:pBdr>
-              <w:spacing w:after="100" w:before="100" w:line="240"/>
-              <w:ind w:left="100" w:right="100" w:firstLine="0" w:firstLineChars="0"/>
-            </w:pPr>
-            <w:r>
-              <w:rPr>
-                <w:rFonts w:ascii="Times New Roman" w:hAnsi="Times New Roman" w:eastAsia="Times New Roman" w:cs="Times New Roman"/>
-                <w:i w:val="false"/>
-                <w:b w:val="false"/>
-                <w:u w:val="none"/>
-                <w:sz w:val="18"/>
-                <w:szCs w:val="18"/>
+              <w:spacing w:after="20" w:before="20" w:line="240"/>
+              <w:ind w:left="40" w:right="40" w:firstLine="0" w:firstLineChars="0"/>
+            </w:pPr>
+            <w:r>
+              <w:rPr>
+                <w:rFonts w:ascii="Times New Roman" w:hAnsi="Times New Roman" w:eastAsia="Times New Roman" w:cs="Times New Roman"/>
+                <w:i w:val="false"/>
+                <w:b w:val="false"/>
+                <w:u w:val="none"/>
+                <w:sz w:val="16"/>
+                <w:szCs w:val="16"/>
                 <w:color w:val="000000"/>
               </w:rPr>
               <w:t xml:space="preserve">BH..mean..SD..</w:t>
@@ -3325,17 +2938,17 @@
                 <w:left w:val="none" w:sz="0" w:space="0" w:color="000000"/>
                 <w:right w:val="none" w:sz="0" w:space="0" w:color="000000"/>
               </w:pBdr>
-              <w:spacing w:after="100" w:before="100" w:line="240"/>
-              <w:ind w:left="100" w:right="100" w:firstLine="0" w:firstLineChars="0"/>
-            </w:pPr>
-            <w:r>
-              <w:rPr>
-                <w:rFonts w:ascii="Times New Roman" w:hAnsi="Times New Roman" w:eastAsia="Times New Roman" w:cs="Times New Roman"/>
-                <w:i w:val="false"/>
-                <w:b w:val="false"/>
-                <w:u w:val="none"/>
-                <w:sz w:val="18"/>
-                <w:szCs w:val="18"/>
+              <w:spacing w:after="20" w:before="20" w:line="240"/>
+              <w:ind w:left="40" w:right="40" w:firstLine="0" w:firstLineChars="0"/>
+            </w:pPr>
+            <w:r>
+              <w:rPr>
+                <w:rFonts w:ascii="Times New Roman" w:hAnsi="Times New Roman" w:eastAsia="Times New Roman" w:cs="Times New Roman"/>
+                <w:i w:val="false"/>
+                <w:b w:val="false"/>
+                <w:u w:val="none"/>
+                <w:sz w:val="16"/>
+                <w:szCs w:val="16"/>
                 <w:color w:val="000000"/>
               </w:rPr>
               <w:t xml:space="preserve"/>
@@ -3369,17 +2982,17 @@
                 <w:left w:val="none" w:sz="0" w:space="0" w:color="000000"/>
                 <w:right w:val="none" w:sz="0" w:space="0" w:color="000000"/>
               </w:pBdr>
-              <w:spacing w:after="100" w:before="100" w:line="240"/>
-              <w:ind w:left="100" w:right="100" w:firstLine="0" w:firstLineChars="0"/>
-            </w:pPr>
-            <w:r>
-              <w:rPr>
-                <w:rFonts w:ascii="Times New Roman" w:hAnsi="Times New Roman" w:eastAsia="Times New Roman" w:cs="Times New Roman"/>
-                <w:i w:val="false"/>
-                <w:b w:val="false"/>
-                <w:u w:val="none"/>
-                <w:sz w:val="18"/>
-                <w:szCs w:val="18"/>
+              <w:spacing w:after="20" w:before="20" w:line="240"/>
+              <w:ind w:left="40" w:right="40" w:firstLine="0" w:firstLineChars="0"/>
+            </w:pPr>
+            <w:r>
+              <w:rPr>
+                <w:rFonts w:ascii="Times New Roman" w:hAnsi="Times New Roman" w:eastAsia="Times New Roman" w:cs="Times New Roman"/>
+                <w:i w:val="false"/>
+                <w:b w:val="false"/>
+                <w:u w:val="none"/>
+                <w:sz w:val="16"/>
+                <w:szCs w:val="16"/>
                 <w:color w:val="000000"/>
               </w:rPr>
               <w:t xml:space="preserve">156.29 (6.05)</w:t>
@@ -3413,17 +3026,17 @@
                 <w:left w:val="none" w:sz="0" w:space="0" w:color="000000"/>
                 <w:right w:val="none" w:sz="0" w:space="0" w:color="000000"/>
               </w:pBdr>
-              <w:spacing w:after="100" w:before="100" w:line="240"/>
-              <w:ind w:left="100" w:right="100" w:firstLine="0" w:firstLineChars="0"/>
-            </w:pPr>
-            <w:r>
-              <w:rPr>
-                <w:rFonts w:ascii="Times New Roman" w:hAnsi="Times New Roman" w:eastAsia="Times New Roman" w:cs="Times New Roman"/>
-                <w:i w:val="false"/>
-                <w:b w:val="false"/>
-                <w:u w:val="none"/>
-                <w:sz w:val="18"/>
-                <w:szCs w:val="18"/>
+              <w:spacing w:after="20" w:before="20" w:line="240"/>
+              <w:ind w:left="40" w:right="40" w:firstLine="0" w:firstLineChars="0"/>
+            </w:pPr>
+            <w:r>
+              <w:rPr>
+                <w:rFonts w:ascii="Times New Roman" w:hAnsi="Times New Roman" w:eastAsia="Times New Roman" w:cs="Times New Roman"/>
+                <w:i w:val="false"/>
+                <w:b w:val="false"/>
+                <w:u w:val="none"/>
+                <w:sz w:val="16"/>
+                <w:szCs w:val="16"/>
                 <w:color w:val="000000"/>
               </w:rPr>
               <w:t xml:space="preserve">157.70 (6.85)</w:t>
@@ -3457,17 +3070,17 @@
                 <w:left w:val="none" w:sz="0" w:space="0" w:color="000000"/>
                 <w:right w:val="none" w:sz="0" w:space="0" w:color="000000"/>
               </w:pBdr>
-              <w:spacing w:after="100" w:before="100" w:line="240"/>
-              <w:ind w:left="100" w:right="100" w:firstLine="0" w:firstLineChars="0"/>
-            </w:pPr>
-            <w:r>
-              <w:rPr>
-                <w:rFonts w:ascii="Times New Roman" w:hAnsi="Times New Roman" w:eastAsia="Times New Roman" w:cs="Times New Roman"/>
-                <w:i w:val="false"/>
-                <w:b w:val="false"/>
-                <w:u w:val="none"/>
-                <w:sz w:val="18"/>
-                <w:szCs w:val="18"/>
+              <w:spacing w:after="20" w:before="20" w:line="240"/>
+              <w:ind w:left="40" w:right="40" w:firstLine="0" w:firstLineChars="0"/>
+            </w:pPr>
+            <w:r>
+              <w:rPr>
+                <w:rFonts w:ascii="Times New Roman" w:hAnsi="Times New Roman" w:eastAsia="Times New Roman" w:cs="Times New Roman"/>
+                <w:i w:val="false"/>
+                <w:b w:val="false"/>
+                <w:u w:val="none"/>
+                <w:sz w:val="16"/>
+                <w:szCs w:val="16"/>
                 <w:color w:val="000000"/>
               </w:rPr>
               <w:t xml:space="preserve">155.01 (4.93)</w:t>
@@ -3501,17 +3114,17 @@
                 <w:left w:val="none" w:sz="0" w:space="0" w:color="000000"/>
                 <w:right w:val="none" w:sz="0" w:space="0" w:color="000000"/>
               </w:pBdr>
-              <w:spacing w:after="100" w:before="100" w:line="240"/>
-              <w:ind w:left="100" w:right="100" w:firstLine="0" w:firstLineChars="0"/>
-            </w:pPr>
-            <w:r>
-              <w:rPr>
-                <w:rFonts w:ascii="Times New Roman" w:hAnsi="Times New Roman" w:eastAsia="Times New Roman" w:cs="Times New Roman"/>
-                <w:i w:val="false"/>
-                <w:b w:val="false"/>
-                <w:u w:val="none"/>
-                <w:sz w:val="18"/>
-                <w:szCs w:val="18"/>
+              <w:spacing w:after="20" w:before="20" w:line="240"/>
+              <w:ind w:left="40" w:right="40" w:firstLine="0" w:firstLineChars="0"/>
+            </w:pPr>
+            <w:r>
+              <w:rPr>
+                <w:rFonts w:ascii="Times New Roman" w:hAnsi="Times New Roman" w:eastAsia="Times New Roman" w:cs="Times New Roman"/>
+                <w:i w:val="false"/>
+                <w:b w:val="false"/>
+                <w:u w:val="none"/>
+                <w:sz w:val="16"/>
+                <w:szCs w:val="16"/>
                 <w:color w:val="000000"/>
               </w:rPr>
               <w:t xml:space="preserve">153.95 (3.57)</w:t>
@@ -3545,8 +3158,8 @@
                 <w:left w:val="none" w:sz="0" w:space="0" w:color="000000"/>
                 <w:right w:val="none" w:sz="0" w:space="0" w:color="000000"/>
               </w:pBdr>
-              <w:spacing w:after="100" w:before="100" w:line="240"/>
-              <w:ind w:left="100" w:right="100" w:firstLine="0" w:firstLineChars="0"/>
+              <w:spacing w:after="20" w:before="20" w:line="240"/>
+              <w:ind w:left="40" w:right="40" w:firstLine="0" w:firstLineChars="0"/>
             </w:pPr>
             <w:r>
               <w:rPr>
@@ -3554,62 +3167,18 @@
                 <w:i w:val="false"/>
                 <w:b w:val="true"/>
                 <w:u w:val="none"/>
-                <w:sz w:val="18"/>
-                <w:szCs w:val="18"/>
+                <w:sz w:val="16"/>
+                <w:szCs w:val="16"/>
                 <w:color w:val="000000"/>
               </w:rPr>
               <w:t xml:space="preserve">0.016</w:t>
-            </w:r>
-          </w:p>
-        </w:tc>
-        <w:tc>
-          <w:tcPr>
-            <w:tcBorders>
-              <w:bottom w:val="single" w:sz="4" w:space="0" w:color="B3B3B3"/>
-              <w:top w:val="single" w:sz="4" w:space="0" w:color="B3B3B3"/>
-              <w:left w:val="none" w:sz="0" w:space="0" w:color="000000"/>
-              <w:right w:val="none" w:sz="0" w:space="0" w:color="000000"/>
-            </w:tcBorders>
-            <w:shd w:val="clear" w:color="auto" w:fill="FFFFFF"/>
-            <w:tcMar>
-              <w:top w:w="0" w:type="dxa"/>
-              <w:bottom w:w="0" w:type="dxa"/>
-              <w:left w:w="0" w:type="dxa"/>
-              <w:right w:w="0" w:type="dxa"/>
-            </w:tcMar>
-            <w:vAlign w:val="center"/>
-          </w:tcPr>
-          <w:p>
-            <w:pPr>
-              <w:pStyle w:val="Normal"/>
-              <w:jc w:val="center"/>
-              <w:pBdr>
-                <w:bottom w:val="none" w:sz="0" w:space="0" w:color="000000"/>
-                <w:top w:val="none" w:sz="0" w:space="0" w:color="000000"/>
-                <w:left w:val="none" w:sz="0" w:space="0" w:color="000000"/>
-                <w:right w:val="none" w:sz="0" w:space="0" w:color="000000"/>
-              </w:pBdr>
-              <w:spacing w:after="100" w:before="100" w:line="240"/>
-              <w:ind w:left="100" w:right="100" w:firstLine="0" w:firstLineChars="0"/>
-            </w:pPr>
-            <w:r>
-              <w:rPr>
-                <w:rFonts w:ascii="Times New Roman" w:hAnsi="Times New Roman" w:eastAsia="Times New Roman" w:cs="Times New Roman"/>
-                <w:i w:val="false"/>
-                <w:b w:val="false"/>
-                <w:u w:val="none"/>
-                <w:sz w:val="18"/>
-                <w:szCs w:val="18"/>
-                <w:color w:val="000000"/>
-              </w:rPr>
-              <w:t xml:space="preserve"/>
             </w:r>
           </w:p>
         </w:tc>
       </w:tr>
       <w:tr>
         <w:trPr>
-          <w:trHeight w:val="607" w:hRule="auto"/>
+          <w:trHeight w:val="360" w:hRule="auto"/>
         </w:trPr>
         body10
         <w:tc>
@@ -3639,17 +3208,17 @@
                 <w:left w:val="none" w:sz="0" w:space="0" w:color="000000"/>
                 <w:right w:val="none" w:sz="0" w:space="0" w:color="000000"/>
               </w:pBdr>
-              <w:spacing w:after="100" w:before="100" w:line="240"/>
-              <w:ind w:left="100" w:right="100" w:firstLine="0" w:firstLineChars="0"/>
-            </w:pPr>
-            <w:r>
-              <w:rPr>
-                <w:rFonts w:ascii="Times New Roman" w:hAnsi="Times New Roman" w:eastAsia="Times New Roman" w:cs="Times New Roman"/>
-                <w:i w:val="false"/>
-                <w:b w:val="false"/>
-                <w:u w:val="none"/>
-                <w:sz w:val="18"/>
-                <w:szCs w:val="18"/>
+              <w:spacing w:after="20" w:before="20" w:line="240"/>
+              <w:ind w:left="40" w:right="40" w:firstLine="0" w:firstLineChars="0"/>
+            </w:pPr>
+            <w:r>
+              <w:rPr>
+                <w:rFonts w:ascii="Times New Roman" w:hAnsi="Times New Roman" w:eastAsia="Times New Roman" w:cs="Times New Roman"/>
+                <w:i w:val="false"/>
+                <w:b w:val="false"/>
+                <w:u w:val="none"/>
+                <w:sz w:val="16"/>
+                <w:szCs w:val="16"/>
                 <w:color w:val="000000"/>
               </w:rPr>
               <w:t xml:space="preserve">BW..mean..SD..</w:t>
@@ -3683,17 +3252,17 @@
                 <w:left w:val="none" w:sz="0" w:space="0" w:color="000000"/>
                 <w:right w:val="none" w:sz="0" w:space="0" w:color="000000"/>
               </w:pBdr>
-              <w:spacing w:after="100" w:before="100" w:line="240"/>
-              <w:ind w:left="100" w:right="100" w:firstLine="0" w:firstLineChars="0"/>
-            </w:pPr>
-            <w:r>
-              <w:rPr>
-                <w:rFonts w:ascii="Times New Roman" w:hAnsi="Times New Roman" w:eastAsia="Times New Roman" w:cs="Times New Roman"/>
-                <w:i w:val="false"/>
-                <w:b w:val="false"/>
-                <w:u w:val="none"/>
-                <w:sz w:val="18"/>
-                <w:szCs w:val="18"/>
+              <w:spacing w:after="20" w:before="20" w:line="240"/>
+              <w:ind w:left="40" w:right="40" w:firstLine="0" w:firstLineChars="0"/>
+            </w:pPr>
+            <w:r>
+              <w:rPr>
+                <w:rFonts w:ascii="Times New Roman" w:hAnsi="Times New Roman" w:eastAsia="Times New Roman" w:cs="Times New Roman"/>
+                <w:i w:val="false"/>
+                <w:b w:val="false"/>
+                <w:u w:val="none"/>
+                <w:sz w:val="16"/>
+                <w:szCs w:val="16"/>
                 <w:color w:val="000000"/>
               </w:rPr>
               <w:t xml:space="preserve"/>
@@ -3727,17 +3296,17 @@
                 <w:left w:val="none" w:sz="0" w:space="0" w:color="000000"/>
                 <w:right w:val="none" w:sz="0" w:space="0" w:color="000000"/>
               </w:pBdr>
-              <w:spacing w:after="100" w:before="100" w:line="240"/>
-              <w:ind w:left="100" w:right="100" w:firstLine="0" w:firstLineChars="0"/>
-            </w:pPr>
-            <w:r>
-              <w:rPr>
-                <w:rFonts w:ascii="Times New Roman" w:hAnsi="Times New Roman" w:eastAsia="Times New Roman" w:cs="Times New Roman"/>
-                <w:i w:val="false"/>
-                <w:b w:val="false"/>
-                <w:u w:val="none"/>
-                <w:sz w:val="18"/>
-                <w:szCs w:val="18"/>
+              <w:spacing w:after="20" w:before="20" w:line="240"/>
+              <w:ind w:left="40" w:right="40" w:firstLine="0" w:firstLineChars="0"/>
+            </w:pPr>
+            <w:r>
+              <w:rPr>
+                <w:rFonts w:ascii="Times New Roman" w:hAnsi="Times New Roman" w:eastAsia="Times New Roman" w:cs="Times New Roman"/>
+                <w:i w:val="false"/>
+                <w:b w:val="false"/>
+                <w:u w:val="none"/>
+                <w:sz w:val="16"/>
+                <w:szCs w:val="16"/>
                 <w:color w:val="000000"/>
               </w:rPr>
               <w:t xml:space="preserve">64.95 (15.95)</w:t>
@@ -3771,17 +3340,17 @@
                 <w:left w:val="none" w:sz="0" w:space="0" w:color="000000"/>
                 <w:right w:val="none" w:sz="0" w:space="0" w:color="000000"/>
               </w:pBdr>
-              <w:spacing w:after="100" w:before="100" w:line="240"/>
-              <w:ind w:left="100" w:right="100" w:firstLine="0" w:firstLineChars="0"/>
-            </w:pPr>
-            <w:r>
-              <w:rPr>
-                <w:rFonts w:ascii="Times New Roman" w:hAnsi="Times New Roman" w:eastAsia="Times New Roman" w:cs="Times New Roman"/>
-                <w:i w:val="false"/>
-                <w:b w:val="false"/>
-                <w:u w:val="none"/>
-                <w:sz w:val="18"/>
-                <w:szCs w:val="18"/>
+              <w:spacing w:after="20" w:before="20" w:line="240"/>
+              <w:ind w:left="40" w:right="40" w:firstLine="0" w:firstLineChars="0"/>
+            </w:pPr>
+            <w:r>
+              <w:rPr>
+                <w:rFonts w:ascii="Times New Roman" w:hAnsi="Times New Roman" w:eastAsia="Times New Roman" w:cs="Times New Roman"/>
+                <w:i w:val="false"/>
+                <w:b w:val="false"/>
+                <w:u w:val="none"/>
+                <w:sz w:val="16"/>
+                <w:szCs w:val="16"/>
                 <w:color w:val="000000"/>
               </w:rPr>
               <w:t xml:space="preserve">69.24 (17.82)</w:t>
@@ -3815,17 +3384,17 @@
                 <w:left w:val="none" w:sz="0" w:space="0" w:color="000000"/>
                 <w:right w:val="none" w:sz="0" w:space="0" w:color="000000"/>
               </w:pBdr>
-              <w:spacing w:after="100" w:before="100" w:line="240"/>
-              <w:ind w:left="100" w:right="100" w:firstLine="0" w:firstLineChars="0"/>
-            </w:pPr>
-            <w:r>
-              <w:rPr>
-                <w:rFonts w:ascii="Times New Roman" w:hAnsi="Times New Roman" w:eastAsia="Times New Roman" w:cs="Times New Roman"/>
-                <w:i w:val="false"/>
-                <w:b w:val="false"/>
-                <w:u w:val="none"/>
-                <w:sz w:val="18"/>
-                <w:szCs w:val="18"/>
+              <w:spacing w:after="20" w:before="20" w:line="240"/>
+              <w:ind w:left="40" w:right="40" w:firstLine="0" w:firstLineChars="0"/>
+            </w:pPr>
+            <w:r>
+              <w:rPr>
+                <w:rFonts w:ascii="Times New Roman" w:hAnsi="Times New Roman" w:eastAsia="Times New Roman" w:cs="Times New Roman"/>
+                <w:i w:val="false"/>
+                <w:b w:val="false"/>
+                <w:u w:val="none"/>
+                <w:sz w:val="16"/>
+                <w:szCs w:val="16"/>
                 <w:color w:val="000000"/>
               </w:rPr>
               <w:t xml:space="preserve">59.59 (10.96)</w:t>
@@ -3859,17 +3428,17 @@
                 <w:left w:val="none" w:sz="0" w:space="0" w:color="000000"/>
                 <w:right w:val="none" w:sz="0" w:space="0" w:color="000000"/>
               </w:pBdr>
-              <w:spacing w:after="100" w:before="100" w:line="240"/>
-              <w:ind w:left="100" w:right="100" w:firstLine="0" w:firstLineChars="0"/>
-            </w:pPr>
-            <w:r>
-              <w:rPr>
-                <w:rFonts w:ascii="Times New Roman" w:hAnsi="Times New Roman" w:eastAsia="Times New Roman" w:cs="Times New Roman"/>
-                <w:i w:val="false"/>
-                <w:b w:val="false"/>
-                <w:u w:val="none"/>
-                <w:sz w:val="18"/>
-                <w:szCs w:val="18"/>
+              <w:spacing w:after="20" w:before="20" w:line="240"/>
+              <w:ind w:left="40" w:right="40" w:firstLine="0" w:firstLineChars="0"/>
+            </w:pPr>
+            <w:r>
+              <w:rPr>
+                <w:rFonts w:ascii="Times New Roman" w:hAnsi="Times New Roman" w:eastAsia="Times New Roman" w:cs="Times New Roman"/>
+                <w:i w:val="false"/>
+                <w:b w:val="false"/>
+                <w:u w:val="none"/>
+                <w:sz w:val="16"/>
+                <w:szCs w:val="16"/>
                 <w:color w:val="000000"/>
               </w:rPr>
               <w:t xml:space="preserve">60.74 (13.57)</w:t>
@@ -3903,8 +3472,8 @@
                 <w:left w:val="none" w:sz="0" w:space="0" w:color="000000"/>
                 <w:right w:val="none" w:sz="0" w:space="0" w:color="000000"/>
               </w:pBdr>
-              <w:spacing w:after="100" w:before="100" w:line="240"/>
-              <w:ind w:left="100" w:right="100" w:firstLine="0" w:firstLineChars="0"/>
+              <w:spacing w:after="20" w:before="20" w:line="240"/>
+              <w:ind w:left="40" w:right="40" w:firstLine="0" w:firstLineChars="0"/>
             </w:pPr>
             <w:r>
               <w:rPr>
@@ -3912,62 +3481,18 @@
                 <w:i w:val="false"/>
                 <w:b w:val="true"/>
                 <w:u w:val="none"/>
-                <w:sz w:val="18"/>
-                <w:szCs w:val="18"/>
+                <w:sz w:val="16"/>
+                <w:szCs w:val="16"/>
                 <w:color w:val="000000"/>
               </w:rPr>
               <w:t xml:space="preserve">0.005</w:t>
-            </w:r>
-          </w:p>
-        </w:tc>
-        <w:tc>
-          <w:tcPr>
-            <w:tcBorders>
-              <w:bottom w:val="single" w:sz="4" w:space="0" w:color="B3B3B3"/>
-              <w:top w:val="single" w:sz="4" w:space="0" w:color="B3B3B3"/>
-              <w:left w:val="none" w:sz="0" w:space="0" w:color="000000"/>
-              <w:right w:val="none" w:sz="0" w:space="0" w:color="000000"/>
-            </w:tcBorders>
-            <w:shd w:val="clear" w:color="auto" w:fill="FFFFFF"/>
-            <w:tcMar>
-              <w:top w:w="0" w:type="dxa"/>
-              <w:bottom w:w="0" w:type="dxa"/>
-              <w:left w:w="0" w:type="dxa"/>
-              <w:right w:w="0" w:type="dxa"/>
-            </w:tcMar>
-            <w:vAlign w:val="center"/>
-          </w:tcPr>
-          <w:p>
-            <w:pPr>
-              <w:pStyle w:val="Normal"/>
-              <w:jc w:val="center"/>
-              <w:pBdr>
-                <w:bottom w:val="none" w:sz="0" w:space="0" w:color="000000"/>
-                <w:top w:val="none" w:sz="0" w:space="0" w:color="000000"/>
-                <w:left w:val="none" w:sz="0" w:space="0" w:color="000000"/>
-                <w:right w:val="none" w:sz="0" w:space="0" w:color="000000"/>
-              </w:pBdr>
-              <w:spacing w:after="100" w:before="100" w:line="240"/>
-              <w:ind w:left="100" w:right="100" w:firstLine="0" w:firstLineChars="0"/>
-            </w:pPr>
-            <w:r>
-              <w:rPr>
-                <w:rFonts w:ascii="Times New Roman" w:hAnsi="Times New Roman" w:eastAsia="Times New Roman" w:cs="Times New Roman"/>
-                <w:i w:val="false"/>
-                <w:b w:val="false"/>
-                <w:u w:val="none"/>
-                <w:sz w:val="18"/>
-                <w:szCs w:val="18"/>
-                <w:color w:val="000000"/>
-              </w:rPr>
-              <w:t xml:space="preserve"/>
             </w:r>
           </w:p>
         </w:tc>
       </w:tr>
       <w:tr>
         <w:trPr>
-          <w:trHeight w:val="607" w:hRule="auto"/>
+          <w:trHeight w:val="360" w:hRule="auto"/>
         </w:trPr>
         body11
         <w:tc>
@@ -3997,17 +3522,17 @@
                 <w:left w:val="none" w:sz="0" w:space="0" w:color="000000"/>
                 <w:right w:val="none" w:sz="0" w:space="0" w:color="000000"/>
               </w:pBdr>
-              <w:spacing w:after="100" w:before="100" w:line="240"/>
-              <w:ind w:left="100" w:right="100" w:firstLine="0" w:firstLineChars="0"/>
-            </w:pPr>
-            <w:r>
-              <w:rPr>
-                <w:rFonts w:ascii="Times New Roman" w:hAnsi="Times New Roman" w:eastAsia="Times New Roman" w:cs="Times New Roman"/>
-                <w:i w:val="false"/>
-                <w:b w:val="false"/>
-                <w:u w:val="none"/>
-                <w:sz w:val="18"/>
-                <w:szCs w:val="18"/>
+              <w:spacing w:after="20" w:before="20" w:line="240"/>
+              <w:ind w:left="40" w:right="40" w:firstLine="0" w:firstLineChars="0"/>
+            </w:pPr>
+            <w:r>
+              <w:rPr>
+                <w:rFonts w:ascii="Times New Roman" w:hAnsi="Times New Roman" w:eastAsia="Times New Roman" w:cs="Times New Roman"/>
+                <w:i w:val="false"/>
+                <w:b w:val="false"/>
+                <w:u w:val="none"/>
+                <w:sz w:val="16"/>
+                <w:szCs w:val="16"/>
                 <w:color w:val="000000"/>
               </w:rPr>
               <w:t xml:space="preserve">BMI..mean..SD..</w:t>
@@ -4041,17 +3566,17 @@
                 <w:left w:val="none" w:sz="0" w:space="0" w:color="000000"/>
                 <w:right w:val="none" w:sz="0" w:space="0" w:color="000000"/>
               </w:pBdr>
-              <w:spacing w:after="100" w:before="100" w:line="240"/>
-              <w:ind w:left="100" w:right="100" w:firstLine="0" w:firstLineChars="0"/>
-            </w:pPr>
-            <w:r>
-              <w:rPr>
-                <w:rFonts w:ascii="Times New Roman" w:hAnsi="Times New Roman" w:eastAsia="Times New Roman" w:cs="Times New Roman"/>
-                <w:i w:val="false"/>
-                <w:b w:val="false"/>
-                <w:u w:val="none"/>
-                <w:sz w:val="18"/>
-                <w:szCs w:val="18"/>
+              <w:spacing w:after="20" w:before="20" w:line="240"/>
+              <w:ind w:left="40" w:right="40" w:firstLine="0" w:firstLineChars="0"/>
+            </w:pPr>
+            <w:r>
+              <w:rPr>
+                <w:rFonts w:ascii="Times New Roman" w:hAnsi="Times New Roman" w:eastAsia="Times New Roman" w:cs="Times New Roman"/>
+                <w:i w:val="false"/>
+                <w:b w:val="false"/>
+                <w:u w:val="none"/>
+                <w:sz w:val="16"/>
+                <w:szCs w:val="16"/>
                 <w:color w:val="000000"/>
               </w:rPr>
               <w:t xml:space="preserve"/>
@@ -4085,17 +3610,17 @@
                 <w:left w:val="none" w:sz="0" w:space="0" w:color="000000"/>
                 <w:right w:val="none" w:sz="0" w:space="0" w:color="000000"/>
               </w:pBdr>
-              <w:spacing w:after="100" w:before="100" w:line="240"/>
-              <w:ind w:left="100" w:right="100" w:firstLine="0" w:firstLineChars="0"/>
-            </w:pPr>
-            <w:r>
-              <w:rPr>
-                <w:rFonts w:ascii="Times New Roman" w:hAnsi="Times New Roman" w:eastAsia="Times New Roman" w:cs="Times New Roman"/>
-                <w:i w:val="false"/>
-                <w:b w:val="false"/>
-                <w:u w:val="none"/>
-                <w:sz w:val="18"/>
-                <w:szCs w:val="18"/>
+              <w:spacing w:after="20" w:before="20" w:line="240"/>
+              <w:ind w:left="40" w:right="40" w:firstLine="0" w:firstLineChars="0"/>
+            </w:pPr>
+            <w:r>
+              <w:rPr>
+                <w:rFonts w:ascii="Times New Roman" w:hAnsi="Times New Roman" w:eastAsia="Times New Roman" w:cs="Times New Roman"/>
+                <w:i w:val="false"/>
+                <w:b w:val="false"/>
+                <w:u w:val="none"/>
+                <w:sz w:val="16"/>
+                <w:szCs w:val="16"/>
                 <w:color w:val="000000"/>
               </w:rPr>
               <w:t xml:space="preserve">26.52 (5.85)</w:t>
@@ -4129,17 +3654,17 @@
                 <w:left w:val="none" w:sz="0" w:space="0" w:color="000000"/>
                 <w:right w:val="none" w:sz="0" w:space="0" w:color="000000"/>
               </w:pBdr>
-              <w:spacing w:after="100" w:before="100" w:line="240"/>
-              <w:ind w:left="100" w:right="100" w:firstLine="0" w:firstLineChars="0"/>
-            </w:pPr>
-            <w:r>
-              <w:rPr>
-                <w:rFonts w:ascii="Times New Roman" w:hAnsi="Times New Roman" w:eastAsia="Times New Roman" w:cs="Times New Roman"/>
-                <w:i w:val="false"/>
-                <w:b w:val="false"/>
-                <w:u w:val="none"/>
-                <w:sz w:val="18"/>
-                <w:szCs w:val="18"/>
+              <w:spacing w:after="20" w:before="20" w:line="240"/>
+              <w:ind w:left="40" w:right="40" w:firstLine="0" w:firstLineChars="0"/>
+            </w:pPr>
+            <w:r>
+              <w:rPr>
+                <w:rFonts w:ascii="Times New Roman" w:hAnsi="Times New Roman" w:eastAsia="Times New Roman" w:cs="Times New Roman"/>
+                <w:i w:val="false"/>
+                <w:b w:val="false"/>
+                <w:u w:val="none"/>
+                <w:sz w:val="16"/>
+                <w:szCs w:val="16"/>
                 <w:color w:val="000000"/>
               </w:rPr>
               <w:t xml:space="preserve">27.79 (6.50)</w:t>
@@ -4173,17 +3698,17 @@
                 <w:left w:val="none" w:sz="0" w:space="0" w:color="000000"/>
                 <w:right w:val="none" w:sz="0" w:space="0" w:color="000000"/>
               </w:pBdr>
-              <w:spacing w:after="100" w:before="100" w:line="240"/>
-              <w:ind w:left="100" w:right="100" w:firstLine="0" w:firstLineChars="0"/>
-            </w:pPr>
-            <w:r>
-              <w:rPr>
-                <w:rFonts w:ascii="Times New Roman" w:hAnsi="Times New Roman" w:eastAsia="Times New Roman" w:cs="Times New Roman"/>
-                <w:i w:val="false"/>
-                <w:b w:val="false"/>
-                <w:u w:val="none"/>
-                <w:sz w:val="18"/>
-                <w:szCs w:val="18"/>
+              <w:spacing w:after="20" w:before="20" w:line="240"/>
+              <w:ind w:left="40" w:right="40" w:firstLine="0" w:firstLineChars="0"/>
+            </w:pPr>
+            <w:r>
+              <w:rPr>
+                <w:rFonts w:ascii="Times New Roman" w:hAnsi="Times New Roman" w:eastAsia="Times New Roman" w:cs="Times New Roman"/>
+                <w:i w:val="false"/>
+                <w:b w:val="false"/>
+                <w:u w:val="none"/>
+                <w:sz w:val="16"/>
+                <w:szCs w:val="16"/>
                 <w:color w:val="000000"/>
               </w:rPr>
               <w:t xml:space="preserve">24.80 (4.41)</w:t>
@@ -4217,17 +3742,17 @@
                 <w:left w:val="none" w:sz="0" w:space="0" w:color="000000"/>
                 <w:right w:val="none" w:sz="0" w:space="0" w:color="000000"/>
               </w:pBdr>
-              <w:spacing w:after="100" w:before="100" w:line="240"/>
-              <w:ind w:left="100" w:right="100" w:firstLine="0" w:firstLineChars="0"/>
-            </w:pPr>
-            <w:r>
-              <w:rPr>
-                <w:rFonts w:ascii="Times New Roman" w:hAnsi="Times New Roman" w:eastAsia="Times New Roman" w:cs="Times New Roman"/>
-                <w:i w:val="false"/>
-                <w:b w:val="false"/>
-                <w:u w:val="none"/>
-                <w:sz w:val="18"/>
-                <w:szCs w:val="18"/>
+              <w:spacing w:after="20" w:before="20" w:line="240"/>
+              <w:ind w:left="40" w:right="40" w:firstLine="0" w:firstLineChars="0"/>
+            </w:pPr>
+            <w:r>
+              <w:rPr>
+                <w:rFonts w:ascii="Times New Roman" w:hAnsi="Times New Roman" w:eastAsia="Times New Roman" w:cs="Times New Roman"/>
+                <w:i w:val="false"/>
+                <w:b w:val="false"/>
+                <w:u w:val="none"/>
+                <w:sz w:val="16"/>
+                <w:szCs w:val="16"/>
                 <w:color w:val="000000"/>
               </w:rPr>
               <w:t xml:space="preserve">25.53 (5.10)</w:t>
@@ -4261,8 +3786,8 @@
                 <w:left w:val="none" w:sz="0" w:space="0" w:color="000000"/>
                 <w:right w:val="none" w:sz="0" w:space="0" w:color="000000"/>
               </w:pBdr>
-              <w:spacing w:after="100" w:before="100" w:line="240"/>
-              <w:ind w:left="100" w:right="100" w:firstLine="0" w:firstLineChars="0"/>
+              <w:spacing w:after="20" w:before="20" w:line="240"/>
+              <w:ind w:left="40" w:right="40" w:firstLine="0" w:firstLineChars="0"/>
             </w:pPr>
             <w:r>
               <w:rPr>
@@ -4270,62 +3795,18 @@
                 <w:i w:val="false"/>
                 <w:b w:val="true"/>
                 <w:u w:val="none"/>
-                <w:sz w:val="18"/>
-                <w:szCs w:val="18"/>
+                <w:sz w:val="16"/>
+                <w:szCs w:val="16"/>
                 <w:color w:val="000000"/>
               </w:rPr>
               <w:t xml:space="preserve">0.030</w:t>
-            </w:r>
-          </w:p>
-        </w:tc>
-        <w:tc>
-          <w:tcPr>
-            <w:tcBorders>
-              <w:bottom w:val="single" w:sz="4" w:space="0" w:color="B3B3B3"/>
-              <w:top w:val="single" w:sz="4" w:space="0" w:color="B3B3B3"/>
-              <w:left w:val="none" w:sz="0" w:space="0" w:color="000000"/>
-              <w:right w:val="none" w:sz="0" w:space="0" w:color="000000"/>
-            </w:tcBorders>
-            <w:shd w:val="clear" w:color="auto" w:fill="FFFFFF"/>
-            <w:tcMar>
-              <w:top w:w="0" w:type="dxa"/>
-              <w:bottom w:w="0" w:type="dxa"/>
-              <w:left w:w="0" w:type="dxa"/>
-              <w:right w:w="0" w:type="dxa"/>
-            </w:tcMar>
-            <w:vAlign w:val="center"/>
-          </w:tcPr>
-          <w:p>
-            <w:pPr>
-              <w:pStyle w:val="Normal"/>
-              <w:jc w:val="center"/>
-              <w:pBdr>
-                <w:bottom w:val="none" w:sz="0" w:space="0" w:color="000000"/>
-                <w:top w:val="none" w:sz="0" w:space="0" w:color="000000"/>
-                <w:left w:val="none" w:sz="0" w:space="0" w:color="000000"/>
-                <w:right w:val="none" w:sz="0" w:space="0" w:color="000000"/>
-              </w:pBdr>
-              <w:spacing w:after="100" w:before="100" w:line="240"/>
-              <w:ind w:left="100" w:right="100" w:firstLine="0" w:firstLineChars="0"/>
-            </w:pPr>
-            <w:r>
-              <w:rPr>
-                <w:rFonts w:ascii="Times New Roman" w:hAnsi="Times New Roman" w:eastAsia="Times New Roman" w:cs="Times New Roman"/>
-                <w:i w:val="false"/>
-                <w:b w:val="false"/>
-                <w:u w:val="none"/>
-                <w:sz w:val="18"/>
-                <w:szCs w:val="18"/>
-                <w:color w:val="000000"/>
-              </w:rPr>
-              <w:t xml:space="preserve"/>
             </w:r>
           </w:p>
         </w:tc>
       </w:tr>
       <w:tr>
         <w:trPr>
-          <w:trHeight w:val="607" w:hRule="auto"/>
+          <w:trHeight w:val="360" w:hRule="auto"/>
         </w:trPr>
         body12
         <w:tc>
@@ -4355,17 +3836,17 @@
                 <w:left w:val="none" w:sz="0" w:space="0" w:color="000000"/>
                 <w:right w:val="none" w:sz="0" w:space="0" w:color="000000"/>
               </w:pBdr>
-              <w:spacing w:after="100" w:before="100" w:line="240"/>
-              <w:ind w:left="100" w:right="100" w:firstLine="0" w:firstLineChars="0"/>
-            </w:pPr>
-            <w:r>
-              <w:rPr>
-                <w:rFonts w:ascii="Times New Roman" w:hAnsi="Times New Roman" w:eastAsia="Times New Roman" w:cs="Times New Roman"/>
-                <w:i w:val="false"/>
-                <w:b w:val="false"/>
-                <w:u w:val="none"/>
-                <w:sz w:val="18"/>
-                <w:szCs w:val="18"/>
+              <w:spacing w:after="20" w:before="20" w:line="240"/>
+              <w:ind w:left="40" w:right="40" w:firstLine="0" w:firstLineChars="0"/>
+            </w:pPr>
+            <w:r>
+              <w:rPr>
+                <w:rFonts w:ascii="Times New Roman" w:hAnsi="Times New Roman" w:eastAsia="Times New Roman" w:cs="Times New Roman"/>
+                <w:i w:val="false"/>
+                <w:b w:val="false"/>
+                <w:u w:val="none"/>
+                <w:sz w:val="16"/>
+                <w:szCs w:val="16"/>
                 <w:color w:val="000000"/>
               </w:rPr>
               <w:t xml:space="preserve">CA.125..median..IQR..</w:t>
@@ -4399,17 +3880,17 @@
                 <w:left w:val="none" w:sz="0" w:space="0" w:color="000000"/>
                 <w:right w:val="none" w:sz="0" w:space="0" w:color="000000"/>
               </w:pBdr>
-              <w:spacing w:after="100" w:before="100" w:line="240"/>
-              <w:ind w:left="100" w:right="100" w:firstLine="0" w:firstLineChars="0"/>
-            </w:pPr>
-            <w:r>
-              <w:rPr>
-                <w:rFonts w:ascii="Times New Roman" w:hAnsi="Times New Roman" w:eastAsia="Times New Roman" w:cs="Times New Roman"/>
-                <w:i w:val="false"/>
-                <w:b w:val="false"/>
-                <w:u w:val="none"/>
-                <w:sz w:val="18"/>
-                <w:szCs w:val="18"/>
+              <w:spacing w:after="20" w:before="20" w:line="240"/>
+              <w:ind w:left="40" w:right="40" w:firstLine="0" w:firstLineChars="0"/>
+            </w:pPr>
+            <w:r>
+              <w:rPr>
+                <w:rFonts w:ascii="Times New Roman" w:hAnsi="Times New Roman" w:eastAsia="Times New Roman" w:cs="Times New Roman"/>
+                <w:i w:val="false"/>
+                <w:b w:val="false"/>
+                <w:u w:val="none"/>
+                <w:sz w:val="16"/>
+                <w:szCs w:val="16"/>
                 <w:color w:val="000000"/>
               </w:rPr>
               <w:t xml:space="preserve"/>
@@ -4443,17 +3924,17 @@
                 <w:left w:val="none" w:sz="0" w:space="0" w:color="000000"/>
                 <w:right w:val="none" w:sz="0" w:space="0" w:color="000000"/>
               </w:pBdr>
-              <w:spacing w:after="100" w:before="100" w:line="240"/>
-              <w:ind w:left="100" w:right="100" w:firstLine="0" w:firstLineChars="0"/>
-            </w:pPr>
-            <w:r>
-              <w:rPr>
-                <w:rFonts w:ascii="Times New Roman" w:hAnsi="Times New Roman" w:eastAsia="Times New Roman" w:cs="Times New Roman"/>
-                <w:i w:val="false"/>
-                <w:b w:val="false"/>
-                <w:u w:val="none"/>
-                <w:sz w:val="18"/>
-                <w:szCs w:val="18"/>
+              <w:spacing w:after="20" w:before="20" w:line="240"/>
+              <w:ind w:left="40" w:right="40" w:firstLine="0" w:firstLineChars="0"/>
+            </w:pPr>
+            <w:r>
+              <w:rPr>
+                <w:rFonts w:ascii="Times New Roman" w:hAnsi="Times New Roman" w:eastAsia="Times New Roman" w:cs="Times New Roman"/>
+                <w:i w:val="false"/>
+                <w:b w:val="false"/>
+                <w:u w:val="none"/>
+                <w:sz w:val="16"/>
+                <w:szCs w:val="16"/>
                 <w:color w:val="000000"/>
               </w:rPr>
               <w:t xml:space="preserve">21.50 [13.40, 42.55]</w:t>
@@ -4487,17 +3968,17 @@
                 <w:left w:val="none" w:sz="0" w:space="0" w:color="000000"/>
                 <w:right w:val="none" w:sz="0" w:space="0" w:color="000000"/>
               </w:pBdr>
-              <w:spacing w:after="100" w:before="100" w:line="240"/>
-              <w:ind w:left="100" w:right="100" w:firstLine="0" w:firstLineChars="0"/>
-            </w:pPr>
-            <w:r>
-              <w:rPr>
-                <w:rFonts w:ascii="Times New Roman" w:hAnsi="Times New Roman" w:eastAsia="Times New Roman" w:cs="Times New Roman"/>
-                <w:i w:val="false"/>
-                <w:b w:val="false"/>
-                <w:u w:val="none"/>
-                <w:sz w:val="18"/>
-                <w:szCs w:val="18"/>
+              <w:spacing w:after="20" w:before="20" w:line="240"/>
+              <w:ind w:left="40" w:right="40" w:firstLine="0" w:firstLineChars="0"/>
+            </w:pPr>
+            <w:r>
+              <w:rPr>
+                <w:rFonts w:ascii="Times New Roman" w:hAnsi="Times New Roman" w:eastAsia="Times New Roman" w:cs="Times New Roman"/>
+                <w:i w:val="false"/>
+                <w:b w:val="false"/>
+                <w:u w:val="none"/>
+                <w:sz w:val="16"/>
+                <w:szCs w:val="16"/>
                 <w:color w:val="000000"/>
               </w:rPr>
               <w:t xml:space="preserve">20.10 [12.83, 29.82]</w:t>
@@ -4531,17 +4012,17 @@
                 <w:left w:val="none" w:sz="0" w:space="0" w:color="000000"/>
                 <w:right w:val="none" w:sz="0" w:space="0" w:color="000000"/>
               </w:pBdr>
-              <w:spacing w:after="100" w:before="100" w:line="240"/>
-              <w:ind w:left="100" w:right="100" w:firstLine="0" w:firstLineChars="0"/>
-            </w:pPr>
-            <w:r>
-              <w:rPr>
-                <w:rFonts w:ascii="Times New Roman" w:hAnsi="Times New Roman" w:eastAsia="Times New Roman" w:cs="Times New Roman"/>
-                <w:i w:val="false"/>
-                <w:b w:val="false"/>
-                <w:u w:val="none"/>
-                <w:sz w:val="18"/>
-                <w:szCs w:val="18"/>
+              <w:spacing w:after="20" w:before="20" w:line="240"/>
+              <w:ind w:left="40" w:right="40" w:firstLine="0" w:firstLineChars="0"/>
+            </w:pPr>
+            <w:r>
+              <w:rPr>
+                <w:rFonts w:ascii="Times New Roman" w:hAnsi="Times New Roman" w:eastAsia="Times New Roman" w:cs="Times New Roman"/>
+                <w:i w:val="false"/>
+                <w:b w:val="false"/>
+                <w:u w:val="none"/>
+                <w:sz w:val="16"/>
+                <w:szCs w:val="16"/>
                 <w:color w:val="000000"/>
               </w:rPr>
               <w:t xml:space="preserve">26.15 [15.62, 63.43]</w:t>
@@ -4575,17 +4056,17 @@
                 <w:left w:val="none" w:sz="0" w:space="0" w:color="000000"/>
                 <w:right w:val="none" w:sz="0" w:space="0" w:color="000000"/>
               </w:pBdr>
-              <w:spacing w:after="100" w:before="100" w:line="240"/>
-              <w:ind w:left="100" w:right="100" w:firstLine="0" w:firstLineChars="0"/>
-            </w:pPr>
-            <w:r>
-              <w:rPr>
-                <w:rFonts w:ascii="Times New Roman" w:hAnsi="Times New Roman" w:eastAsia="Times New Roman" w:cs="Times New Roman"/>
-                <w:i w:val="false"/>
-                <w:b w:val="false"/>
-                <w:u w:val="none"/>
-                <w:sz w:val="18"/>
-                <w:szCs w:val="18"/>
+              <w:spacing w:after="20" w:before="20" w:line="240"/>
+              <w:ind w:left="40" w:right="40" w:firstLine="0" w:firstLineChars="0"/>
+            </w:pPr>
+            <w:r>
+              <w:rPr>
+                <w:rFonts w:ascii="Times New Roman" w:hAnsi="Times New Roman" w:eastAsia="Times New Roman" w:cs="Times New Roman"/>
+                <w:i w:val="false"/>
+                <w:b w:val="false"/>
+                <w:u w:val="none"/>
+                <w:sz w:val="16"/>
+                <w:szCs w:val="16"/>
                 <w:color w:val="000000"/>
               </w:rPr>
               <w:t xml:space="preserve">33.50 [12.30, 54.10]</w:t>
@@ -4619,71 +4100,27 @@
                 <w:left w:val="none" w:sz="0" w:space="0" w:color="000000"/>
                 <w:right w:val="none" w:sz="0" w:space="0" w:color="000000"/>
               </w:pBdr>
-              <w:spacing w:after="100" w:before="100" w:line="240"/>
-              <w:ind w:left="100" w:right="100" w:firstLine="0" w:firstLineChars="0"/>
-            </w:pPr>
-            <w:r>
-              <w:rPr>
-                <w:rFonts w:ascii="Times New Roman" w:hAnsi="Times New Roman" w:eastAsia="Times New Roman" w:cs="Times New Roman"/>
-                <w:i w:val="false"/>
-                <w:b w:val="false"/>
-                <w:u w:val="none"/>
-                <w:sz w:val="18"/>
-                <w:szCs w:val="18"/>
+              <w:spacing w:after="20" w:before="20" w:line="240"/>
+              <w:ind w:left="40" w:right="40" w:firstLine="0" w:firstLineChars="0"/>
+            </w:pPr>
+            <w:r>
+              <w:rPr>
+                <w:rFonts w:ascii="Times New Roman" w:hAnsi="Times New Roman" w:eastAsia="Times New Roman" w:cs="Times New Roman"/>
+                <w:i w:val="false"/>
+                <w:b w:val="false"/>
+                <w:u w:val="none"/>
+                <w:sz w:val="16"/>
+                <w:szCs w:val="16"/>
                 <w:color w:val="000000"/>
               </w:rPr>
               <w:t xml:space="preserve">0.073</w:t>
-            </w:r>
-          </w:p>
-        </w:tc>
-        <w:tc>
-          <w:tcPr>
-            <w:tcBorders>
-              <w:bottom w:val="single" w:sz="4" w:space="0" w:color="B3B3B3"/>
-              <w:top w:val="single" w:sz="4" w:space="0" w:color="B3B3B3"/>
-              <w:left w:val="none" w:sz="0" w:space="0" w:color="000000"/>
-              <w:right w:val="none" w:sz="0" w:space="0" w:color="000000"/>
-            </w:tcBorders>
-            <w:shd w:val="clear" w:color="auto" w:fill="FFFFFF"/>
-            <w:tcMar>
-              <w:top w:w="0" w:type="dxa"/>
-              <w:bottom w:w="0" w:type="dxa"/>
-              <w:left w:w="0" w:type="dxa"/>
-              <w:right w:w="0" w:type="dxa"/>
-            </w:tcMar>
-            <w:vAlign w:val="center"/>
-          </w:tcPr>
-          <w:p>
-            <w:pPr>
-              <w:pStyle w:val="Normal"/>
-              <w:jc w:val="center"/>
-              <w:pBdr>
-                <w:bottom w:val="none" w:sz="0" w:space="0" w:color="000000"/>
-                <w:top w:val="none" w:sz="0" w:space="0" w:color="000000"/>
-                <w:left w:val="none" w:sz="0" w:space="0" w:color="000000"/>
-                <w:right w:val="none" w:sz="0" w:space="0" w:color="000000"/>
-              </w:pBdr>
-              <w:spacing w:after="100" w:before="100" w:line="240"/>
-              <w:ind w:left="100" w:right="100" w:firstLine="0" w:firstLineChars="0"/>
-            </w:pPr>
-            <w:r>
-              <w:rPr>
-                <w:rFonts w:ascii="Times New Roman" w:hAnsi="Times New Roman" w:eastAsia="Times New Roman" w:cs="Times New Roman"/>
-                <w:i w:val="false"/>
-                <w:b w:val="false"/>
-                <w:u w:val="none"/>
-                <w:sz w:val="18"/>
-                <w:szCs w:val="18"/>
-                <w:color w:val="000000"/>
-              </w:rPr>
-              <w:t xml:space="preserve">nonnorm</w:t>
             </w:r>
           </w:p>
         </w:tc>
       </w:tr>
       <w:tr>
         <w:trPr>
-          <w:trHeight w:val="607" w:hRule="auto"/>
+          <w:trHeight w:val="360" w:hRule="auto"/>
         </w:trPr>
         body13
         <w:tc>
@@ -4713,17 +4150,17 @@
                 <w:left w:val="none" w:sz="0" w:space="0" w:color="000000"/>
                 <w:right w:val="none" w:sz="0" w:space="0" w:color="000000"/>
               </w:pBdr>
-              <w:spacing w:after="100" w:before="100" w:line="240"/>
-              <w:ind w:left="100" w:right="100" w:firstLine="0" w:firstLineChars="0"/>
-            </w:pPr>
-            <w:r>
-              <w:rPr>
-                <w:rFonts w:ascii="Times New Roman" w:hAnsi="Times New Roman" w:eastAsia="Times New Roman" w:cs="Times New Roman"/>
-                <w:i w:val="false"/>
-                <w:b w:val="false"/>
-                <w:u w:val="none"/>
-                <w:sz w:val="18"/>
-                <w:szCs w:val="18"/>
+              <w:spacing w:after="20" w:before="20" w:line="240"/>
+              <w:ind w:left="40" w:right="40" w:firstLine="0" w:firstLineChars="0"/>
+            </w:pPr>
+            <w:r>
+              <w:rPr>
+                <w:rFonts w:ascii="Times New Roman" w:hAnsi="Times New Roman" w:eastAsia="Times New Roman" w:cs="Times New Roman"/>
+                <w:i w:val="false"/>
+                <w:b w:val="false"/>
+                <w:u w:val="none"/>
+                <w:sz w:val="16"/>
+                <w:szCs w:val="16"/>
                 <w:color w:val="000000"/>
               </w:rPr>
               <w:t xml:space="preserve">WBC..median..IQR..</w:t>
@@ -4757,17 +4194,17 @@
                 <w:left w:val="none" w:sz="0" w:space="0" w:color="000000"/>
                 <w:right w:val="none" w:sz="0" w:space="0" w:color="000000"/>
               </w:pBdr>
-              <w:spacing w:after="100" w:before="100" w:line="240"/>
-              <w:ind w:left="100" w:right="100" w:firstLine="0" w:firstLineChars="0"/>
-            </w:pPr>
-            <w:r>
-              <w:rPr>
-                <w:rFonts w:ascii="Times New Roman" w:hAnsi="Times New Roman" w:eastAsia="Times New Roman" w:cs="Times New Roman"/>
-                <w:i w:val="false"/>
-                <w:b w:val="false"/>
-                <w:u w:val="none"/>
-                <w:sz w:val="18"/>
-                <w:szCs w:val="18"/>
+              <w:spacing w:after="20" w:before="20" w:line="240"/>
+              <w:ind w:left="40" w:right="40" w:firstLine="0" w:firstLineChars="0"/>
+            </w:pPr>
+            <w:r>
+              <w:rPr>
+                <w:rFonts w:ascii="Times New Roman" w:hAnsi="Times New Roman" w:eastAsia="Times New Roman" w:cs="Times New Roman"/>
+                <w:i w:val="false"/>
+                <w:b w:val="false"/>
+                <w:u w:val="none"/>
+                <w:sz w:val="16"/>
+                <w:szCs w:val="16"/>
                 <w:color w:val="000000"/>
               </w:rPr>
               <w:t xml:space="preserve"/>
@@ -4801,17 +4238,17 @@
                 <w:left w:val="none" w:sz="0" w:space="0" w:color="000000"/>
                 <w:right w:val="none" w:sz="0" w:space="0" w:color="000000"/>
               </w:pBdr>
-              <w:spacing w:after="100" w:before="100" w:line="240"/>
-              <w:ind w:left="100" w:right="100" w:firstLine="0" w:firstLineChars="0"/>
-            </w:pPr>
-            <w:r>
-              <w:rPr>
-                <w:rFonts w:ascii="Times New Roman" w:hAnsi="Times New Roman" w:eastAsia="Times New Roman" w:cs="Times New Roman"/>
-                <w:i w:val="false"/>
-                <w:b w:val="false"/>
-                <w:u w:val="none"/>
-                <w:sz w:val="18"/>
-                <w:szCs w:val="18"/>
+              <w:spacing w:after="20" w:before="20" w:line="240"/>
+              <w:ind w:left="40" w:right="40" w:firstLine="0" w:firstLineChars="0"/>
+            </w:pPr>
+            <w:r>
+              <w:rPr>
+                <w:rFonts w:ascii="Times New Roman" w:hAnsi="Times New Roman" w:eastAsia="Times New Roman" w:cs="Times New Roman"/>
+                <w:i w:val="false"/>
+                <w:b w:val="false"/>
+                <w:u w:val="none"/>
+                <w:sz w:val="16"/>
+                <w:szCs w:val="16"/>
                 <w:color w:val="000000"/>
               </w:rPr>
               <w:t xml:space="preserve">8.50 [6.55, 10.75]</w:t>
@@ -4845,17 +4282,17 @@
                 <w:left w:val="none" w:sz="0" w:space="0" w:color="000000"/>
                 <w:right w:val="none" w:sz="0" w:space="0" w:color="000000"/>
               </w:pBdr>
-              <w:spacing w:after="100" w:before="100" w:line="240"/>
-              <w:ind w:left="100" w:right="100" w:firstLine="0" w:firstLineChars="0"/>
-            </w:pPr>
-            <w:r>
-              <w:rPr>
-                <w:rFonts w:ascii="Times New Roman" w:hAnsi="Times New Roman" w:eastAsia="Times New Roman" w:cs="Times New Roman"/>
-                <w:i w:val="false"/>
-                <w:b w:val="false"/>
-                <w:u w:val="none"/>
-                <w:sz w:val="18"/>
-                <w:szCs w:val="18"/>
+              <w:spacing w:after="20" w:before="20" w:line="240"/>
+              <w:ind w:left="40" w:right="40" w:firstLine="0" w:firstLineChars="0"/>
+            </w:pPr>
+            <w:r>
+              <w:rPr>
+                <w:rFonts w:ascii="Times New Roman" w:hAnsi="Times New Roman" w:eastAsia="Times New Roman" w:cs="Times New Roman"/>
+                <w:i w:val="false"/>
+                <w:b w:val="false"/>
+                <w:u w:val="none"/>
+                <w:sz w:val="16"/>
+                <w:szCs w:val="16"/>
                 <w:color w:val="000000"/>
               </w:rPr>
               <w:t xml:space="preserve">8.50 [6.80, 10.78]</w:t>
@@ -4889,17 +4326,17 @@
                 <w:left w:val="none" w:sz="0" w:space="0" w:color="000000"/>
                 <w:right w:val="none" w:sz="0" w:space="0" w:color="000000"/>
               </w:pBdr>
-              <w:spacing w:after="100" w:before="100" w:line="240"/>
-              <w:ind w:left="100" w:right="100" w:firstLine="0" w:firstLineChars="0"/>
-            </w:pPr>
-            <w:r>
-              <w:rPr>
-                <w:rFonts w:ascii="Times New Roman" w:hAnsi="Times New Roman" w:eastAsia="Times New Roman" w:cs="Times New Roman"/>
-                <w:i w:val="false"/>
-                <w:b w:val="false"/>
-                <w:u w:val="none"/>
-                <w:sz w:val="18"/>
-                <w:szCs w:val="18"/>
+              <w:spacing w:after="20" w:before="20" w:line="240"/>
+              <w:ind w:left="40" w:right="40" w:firstLine="0" w:firstLineChars="0"/>
+            </w:pPr>
+            <w:r>
+              <w:rPr>
+                <w:rFonts w:ascii="Times New Roman" w:hAnsi="Times New Roman" w:eastAsia="Times New Roman" w:cs="Times New Roman"/>
+                <w:i w:val="false"/>
+                <w:b w:val="false"/>
+                <w:u w:val="none"/>
+                <w:sz w:val="16"/>
+                <w:szCs w:val="16"/>
                 <w:color w:val="000000"/>
               </w:rPr>
               <w:t xml:space="preserve">8.75 [5.93, 12.60]</w:t>
@@ -4933,17 +4370,17 @@
                 <w:left w:val="none" w:sz="0" w:space="0" w:color="000000"/>
                 <w:right w:val="none" w:sz="0" w:space="0" w:color="000000"/>
               </w:pBdr>
-              <w:spacing w:after="100" w:before="100" w:line="240"/>
-              <w:ind w:left="100" w:right="100" w:firstLine="0" w:firstLineChars="0"/>
-            </w:pPr>
-            <w:r>
-              <w:rPr>
-                <w:rFonts w:ascii="Times New Roman" w:hAnsi="Times New Roman" w:eastAsia="Times New Roman" w:cs="Times New Roman"/>
-                <w:i w:val="false"/>
-                <w:b w:val="false"/>
-                <w:u w:val="none"/>
-                <w:sz w:val="18"/>
-                <w:szCs w:val="18"/>
+              <w:spacing w:after="20" w:before="20" w:line="240"/>
+              <w:ind w:left="40" w:right="40" w:firstLine="0" w:firstLineChars="0"/>
+            </w:pPr>
+            <w:r>
+              <w:rPr>
+                <w:rFonts w:ascii="Times New Roman" w:hAnsi="Times New Roman" w:eastAsia="Times New Roman" w:cs="Times New Roman"/>
+                <w:i w:val="false"/>
+                <w:b w:val="false"/>
+                <w:u w:val="none"/>
+                <w:sz w:val="16"/>
+                <w:szCs w:val="16"/>
                 <w:color w:val="000000"/>
               </w:rPr>
               <w:t xml:space="preserve">7.80 [6.00, 9.30]</w:t>
@@ -4977,71 +4414,27 @@
                 <w:left w:val="none" w:sz="0" w:space="0" w:color="000000"/>
                 <w:right w:val="none" w:sz="0" w:space="0" w:color="000000"/>
               </w:pBdr>
-              <w:spacing w:after="100" w:before="100" w:line="240"/>
-              <w:ind w:left="100" w:right="100" w:firstLine="0" w:firstLineChars="0"/>
-            </w:pPr>
-            <w:r>
-              <w:rPr>
-                <w:rFonts w:ascii="Times New Roman" w:hAnsi="Times New Roman" w:eastAsia="Times New Roman" w:cs="Times New Roman"/>
-                <w:i w:val="false"/>
-                <w:b w:val="false"/>
-                <w:u w:val="none"/>
-                <w:sz w:val="18"/>
-                <w:szCs w:val="18"/>
+              <w:spacing w:after="20" w:before="20" w:line="240"/>
+              <w:ind w:left="40" w:right="40" w:firstLine="0" w:firstLineChars="0"/>
+            </w:pPr>
+            <w:r>
+              <w:rPr>
+                <w:rFonts w:ascii="Times New Roman" w:hAnsi="Times New Roman" w:eastAsia="Times New Roman" w:cs="Times New Roman"/>
+                <w:i w:val="false"/>
+                <w:b w:val="false"/>
+                <w:u w:val="none"/>
+                <w:sz w:val="16"/>
+                <w:szCs w:val="16"/>
                 <w:color w:val="000000"/>
               </w:rPr>
               <w:t xml:space="preserve">0.327</w:t>
-            </w:r>
-          </w:p>
-        </w:tc>
-        <w:tc>
-          <w:tcPr>
-            <w:tcBorders>
-              <w:bottom w:val="single" w:sz="4" w:space="0" w:color="B3B3B3"/>
-              <w:top w:val="single" w:sz="4" w:space="0" w:color="B3B3B3"/>
-              <w:left w:val="none" w:sz="0" w:space="0" w:color="000000"/>
-              <w:right w:val="none" w:sz="0" w:space="0" w:color="000000"/>
-            </w:tcBorders>
-            <w:shd w:val="clear" w:color="auto" w:fill="FFFFFF"/>
-            <w:tcMar>
-              <w:top w:w="0" w:type="dxa"/>
-              <w:bottom w:w="0" w:type="dxa"/>
-              <w:left w:w="0" w:type="dxa"/>
-              <w:right w:w="0" w:type="dxa"/>
-            </w:tcMar>
-            <w:vAlign w:val="center"/>
-          </w:tcPr>
-          <w:p>
-            <w:pPr>
-              <w:pStyle w:val="Normal"/>
-              <w:jc w:val="center"/>
-              <w:pBdr>
-                <w:bottom w:val="none" w:sz="0" w:space="0" w:color="000000"/>
-                <w:top w:val="none" w:sz="0" w:space="0" w:color="000000"/>
-                <w:left w:val="none" w:sz="0" w:space="0" w:color="000000"/>
-                <w:right w:val="none" w:sz="0" w:space="0" w:color="000000"/>
-              </w:pBdr>
-              <w:spacing w:after="100" w:before="100" w:line="240"/>
-              <w:ind w:left="100" w:right="100" w:firstLine="0" w:firstLineChars="0"/>
-            </w:pPr>
-            <w:r>
-              <w:rPr>
-                <w:rFonts w:ascii="Times New Roman" w:hAnsi="Times New Roman" w:eastAsia="Times New Roman" w:cs="Times New Roman"/>
-                <w:i w:val="false"/>
-                <w:b w:val="false"/>
-                <w:u w:val="none"/>
-                <w:sz w:val="18"/>
-                <w:szCs w:val="18"/>
-                <w:color w:val="000000"/>
-              </w:rPr>
-              <w:t xml:space="preserve">nonnorm</w:t>
             </w:r>
           </w:p>
         </w:tc>
       </w:tr>
       <w:tr>
         <w:trPr>
-          <w:trHeight w:val="630" w:hRule="auto"/>
+          <w:trHeight w:val="360" w:hRule="auto"/>
         </w:trPr>
         body14
         <w:tc>
@@ -5071,17 +4464,17 @@
                 <w:left w:val="none" w:sz="0" w:space="0" w:color="000000"/>
                 <w:right w:val="none" w:sz="0" w:space="0" w:color="000000"/>
               </w:pBdr>
-              <w:spacing w:after="100" w:before="100" w:line="240"/>
-              <w:ind w:left="100" w:right="100" w:firstLine="0" w:firstLineChars="0"/>
-            </w:pPr>
-            <w:r>
-              <w:rPr>
-                <w:rFonts w:ascii="Times New Roman" w:hAnsi="Times New Roman" w:eastAsia="Times New Roman" w:cs="Times New Roman"/>
-                <w:i w:val="false"/>
-                <w:b w:val="false"/>
-                <w:u w:val="none"/>
-                <w:sz w:val="18"/>
-                <w:szCs w:val="18"/>
+              <w:spacing w:after="20" w:before="20" w:line="240"/>
+              <w:ind w:left="40" w:right="40" w:firstLine="0" w:firstLineChars="0"/>
+            </w:pPr>
+            <w:r>
+              <w:rPr>
+                <w:rFonts w:ascii="Times New Roman" w:hAnsi="Times New Roman" w:eastAsia="Times New Roman" w:cs="Times New Roman"/>
+                <w:i w:val="false"/>
+                <w:b w:val="false"/>
+                <w:u w:val="none"/>
+                <w:sz w:val="16"/>
+                <w:szCs w:val="16"/>
                 <w:color w:val="000000"/>
               </w:rPr>
               <w:t xml:space="preserve">MM_numeric..median..IQR..</w:t>
@@ -5115,17 +4508,17 @@
                 <w:left w:val="none" w:sz="0" w:space="0" w:color="000000"/>
                 <w:right w:val="none" w:sz="0" w:space="0" w:color="000000"/>
               </w:pBdr>
-              <w:spacing w:after="100" w:before="100" w:line="240"/>
-              <w:ind w:left="100" w:right="100" w:firstLine="0" w:firstLineChars="0"/>
-            </w:pPr>
-            <w:r>
-              <w:rPr>
-                <w:rFonts w:ascii="Times New Roman" w:hAnsi="Times New Roman" w:eastAsia="Times New Roman" w:cs="Times New Roman"/>
-                <w:i w:val="false"/>
-                <w:b w:val="false"/>
-                <w:u w:val="none"/>
-                <w:sz w:val="18"/>
-                <w:szCs w:val="18"/>
+              <w:spacing w:after="20" w:before="20" w:line="240"/>
+              <w:ind w:left="40" w:right="40" w:firstLine="0" w:firstLineChars="0"/>
+            </w:pPr>
+            <w:r>
+              <w:rPr>
+                <w:rFonts w:ascii="Times New Roman" w:hAnsi="Times New Roman" w:eastAsia="Times New Roman" w:cs="Times New Roman"/>
+                <w:i w:val="false"/>
+                <w:b w:val="false"/>
+                <w:u w:val="none"/>
+                <w:sz w:val="16"/>
+                <w:szCs w:val="16"/>
                 <w:color w:val="000000"/>
               </w:rPr>
               <w:t xml:space="preserve"/>
@@ -5159,17 +4552,17 @@
                 <w:left w:val="none" w:sz="0" w:space="0" w:color="000000"/>
                 <w:right w:val="none" w:sz="0" w:space="0" w:color="000000"/>
               </w:pBdr>
-              <w:spacing w:after="100" w:before="100" w:line="240"/>
-              <w:ind w:left="100" w:right="100" w:firstLine="0" w:firstLineChars="0"/>
-            </w:pPr>
-            <w:r>
-              <w:rPr>
-                <w:rFonts w:ascii="Times New Roman" w:hAnsi="Times New Roman" w:eastAsia="Times New Roman" w:cs="Times New Roman"/>
-                <w:i w:val="false"/>
-                <w:b w:val="false"/>
-                <w:u w:val="none"/>
-                <w:sz w:val="18"/>
-                <w:szCs w:val="18"/>
+              <w:spacing w:after="20" w:before="20" w:line="240"/>
+              <w:ind w:left="40" w:right="40" w:firstLine="0" w:firstLineChars="0"/>
+            </w:pPr>
+            <w:r>
+              <w:rPr>
+                <w:rFonts w:ascii="Times New Roman" w:hAnsi="Times New Roman" w:eastAsia="Times New Roman" w:cs="Times New Roman"/>
+                <w:i w:val="false"/>
+                <w:b w:val="false"/>
+                <w:u w:val="none"/>
+                <w:sz w:val="16"/>
+                <w:szCs w:val="16"/>
                 <w:color w:val="000000"/>
               </w:rPr>
               <w:t xml:space="preserve">15.00 [0.00, 55.00]</w:t>
@@ -5203,17 +4596,17 @@
                 <w:left w:val="none" w:sz="0" w:space="0" w:color="000000"/>
                 <w:right w:val="none" w:sz="0" w:space="0" w:color="000000"/>
               </w:pBdr>
-              <w:spacing w:after="100" w:before="100" w:line="240"/>
-              <w:ind w:left="100" w:right="100" w:firstLine="0" w:firstLineChars="0"/>
-            </w:pPr>
-            <w:r>
-              <w:rPr>
-                <w:rFonts w:ascii="Times New Roman" w:hAnsi="Times New Roman" w:eastAsia="Times New Roman" w:cs="Times New Roman"/>
-                <w:i w:val="false"/>
-                <w:b w:val="false"/>
-                <w:u w:val="none"/>
-                <w:sz w:val="18"/>
-                <w:szCs w:val="18"/>
+              <w:spacing w:after="20" w:before="20" w:line="240"/>
+              <w:ind w:left="40" w:right="40" w:firstLine="0" w:firstLineChars="0"/>
+            </w:pPr>
+            <w:r>
+              <w:rPr>
+                <w:rFonts w:ascii="Times New Roman" w:hAnsi="Times New Roman" w:eastAsia="Times New Roman" w:cs="Times New Roman"/>
+                <w:i w:val="false"/>
+                <w:b w:val="false"/>
+                <w:u w:val="none"/>
+                <w:sz w:val="16"/>
+                <w:szCs w:val="16"/>
                 <w:color w:val="000000"/>
               </w:rPr>
               <w:t xml:space="preserve">9.00 [0.00, 26.25]</w:t>
@@ -5247,17 +4640,17 @@
                 <w:left w:val="none" w:sz="0" w:space="0" w:color="000000"/>
                 <w:right w:val="none" w:sz="0" w:space="0" w:color="000000"/>
               </w:pBdr>
-              <w:spacing w:after="100" w:before="100" w:line="240"/>
-              <w:ind w:left="100" w:right="100" w:firstLine="0" w:firstLineChars="0"/>
-            </w:pPr>
-            <w:r>
-              <w:rPr>
-                <w:rFonts w:ascii="Times New Roman" w:hAnsi="Times New Roman" w:eastAsia="Times New Roman" w:cs="Times New Roman"/>
-                <w:i w:val="false"/>
-                <w:b w:val="false"/>
-                <w:u w:val="none"/>
-                <w:sz w:val="18"/>
-                <w:szCs w:val="18"/>
+              <w:spacing w:after="20" w:before="20" w:line="240"/>
+              <w:ind w:left="40" w:right="40" w:firstLine="0" w:firstLineChars="0"/>
+            </w:pPr>
+            <w:r>
+              <w:rPr>
+                <w:rFonts w:ascii="Times New Roman" w:hAnsi="Times New Roman" w:eastAsia="Times New Roman" w:cs="Times New Roman"/>
+                <w:i w:val="false"/>
+                <w:b w:val="false"/>
+                <w:u w:val="none"/>
+                <w:sz w:val="16"/>
+                <w:szCs w:val="16"/>
                 <w:color w:val="000000"/>
               </w:rPr>
               <w:t xml:space="preserve">26.00 [9.75, 57.75]</w:t>
@@ -5291,17 +4684,17 @@
                 <w:left w:val="none" w:sz="0" w:space="0" w:color="000000"/>
                 <w:right w:val="none" w:sz="0" w:space="0" w:color="000000"/>
               </w:pBdr>
-              <w:spacing w:after="100" w:before="100" w:line="240"/>
-              <w:ind w:left="100" w:right="100" w:firstLine="0" w:firstLineChars="0"/>
-            </w:pPr>
-            <w:r>
-              <w:rPr>
-                <w:rFonts w:ascii="Times New Roman" w:hAnsi="Times New Roman" w:eastAsia="Times New Roman" w:cs="Times New Roman"/>
-                <w:i w:val="false"/>
-                <w:b w:val="false"/>
-                <w:u w:val="none"/>
-                <w:sz w:val="18"/>
-                <w:szCs w:val="18"/>
+              <w:spacing w:after="20" w:before="20" w:line="240"/>
+              <w:ind w:left="40" w:right="40" w:firstLine="0" w:firstLineChars="0"/>
+            </w:pPr>
+            <w:r>
+              <w:rPr>
+                <w:rFonts w:ascii="Times New Roman" w:hAnsi="Times New Roman" w:eastAsia="Times New Roman" w:cs="Times New Roman"/>
+                <w:i w:val="false"/>
+                <w:b w:val="false"/>
+                <w:u w:val="none"/>
+                <w:sz w:val="16"/>
+                <w:szCs w:val="16"/>
                 <w:color w:val="000000"/>
               </w:rPr>
               <w:t xml:space="preserve">75.00 [49.00, 98.50]</w:t>
@@ -5335,8 +4728,8 @@
                 <w:left w:val="none" w:sz="0" w:space="0" w:color="000000"/>
                 <w:right w:val="none" w:sz="0" w:space="0" w:color="000000"/>
               </w:pBdr>
-              <w:spacing w:after="100" w:before="100" w:line="240"/>
-              <w:ind w:left="100" w:right="100" w:firstLine="0" w:firstLineChars="0"/>
+              <w:spacing w:after="20" w:before="20" w:line="240"/>
+              <w:ind w:left="40" w:right="40" w:firstLine="0" w:firstLineChars="0"/>
             </w:pPr>
             <w:r>
               <w:rPr>
@@ -5344,62 +4737,18 @@
                 <w:i w:val="false"/>
                 <w:b w:val="true"/>
                 <w:u w:val="none"/>
-                <w:sz w:val="18"/>
-                <w:szCs w:val="18"/>
+                <w:sz w:val="16"/>
+                <w:szCs w:val="16"/>
                 <w:color w:val="000000"/>
               </w:rPr>
               <w:t xml:space="preserve">&lt;0.001</w:t>
-            </w:r>
-          </w:p>
-        </w:tc>
-        <w:tc>
-          <w:tcPr>
-            <w:tcBorders>
-              <w:bottom w:val="single" w:sz="4" w:space="0" w:color="B3B3B3"/>
-              <w:top w:val="single" w:sz="4" w:space="0" w:color="B3B3B3"/>
-              <w:left w:val="none" w:sz="0" w:space="0" w:color="000000"/>
-              <w:right w:val="none" w:sz="0" w:space="0" w:color="000000"/>
-            </w:tcBorders>
-            <w:shd w:val="clear" w:color="auto" w:fill="FFFFFF"/>
-            <w:tcMar>
-              <w:top w:w="0" w:type="dxa"/>
-              <w:bottom w:w="0" w:type="dxa"/>
-              <w:left w:w="0" w:type="dxa"/>
-              <w:right w:w="0" w:type="dxa"/>
-            </w:tcMar>
-            <w:vAlign w:val="center"/>
-          </w:tcPr>
-          <w:p>
-            <w:pPr>
-              <w:pStyle w:val="Normal"/>
-              <w:jc w:val="center"/>
-              <w:pBdr>
-                <w:bottom w:val="none" w:sz="0" w:space="0" w:color="000000"/>
-                <w:top w:val="none" w:sz="0" w:space="0" w:color="000000"/>
-                <w:left w:val="none" w:sz="0" w:space="0" w:color="000000"/>
-                <w:right w:val="none" w:sz="0" w:space="0" w:color="000000"/>
-              </w:pBdr>
-              <w:spacing w:after="100" w:before="100" w:line="240"/>
-              <w:ind w:left="100" w:right="100" w:firstLine="0" w:firstLineChars="0"/>
-            </w:pPr>
-            <w:r>
-              <w:rPr>
-                <w:rFonts w:ascii="Times New Roman" w:hAnsi="Times New Roman" w:eastAsia="Times New Roman" w:cs="Times New Roman"/>
-                <w:i w:val="false"/>
-                <w:b w:val="false"/>
-                <w:u w:val="none"/>
-                <w:sz w:val="18"/>
-                <w:szCs w:val="18"/>
-                <w:color w:val="000000"/>
-              </w:rPr>
-              <w:t xml:space="preserve">nonnorm</w:t>
             </w:r>
           </w:p>
         </w:tc>
       </w:tr>
       <w:tr>
         <w:trPr>
-          <w:trHeight w:val="607" w:hRule="auto"/>
+          <w:trHeight w:val="360" w:hRule="auto"/>
         </w:trPr>
         body15
         <w:tc>
@@ -5429,17 +4778,17 @@
                 <w:left w:val="none" w:sz="0" w:space="0" w:color="000000"/>
                 <w:right w:val="none" w:sz="0" w:space="0" w:color="000000"/>
               </w:pBdr>
-              <w:spacing w:after="100" w:before="100" w:line="240"/>
-              <w:ind w:left="100" w:right="100" w:firstLine="0" w:firstLineChars="0"/>
-            </w:pPr>
-            <w:r>
-              <w:rPr>
-                <w:rFonts w:ascii="Times New Roman" w:hAnsi="Times New Roman" w:eastAsia="Times New Roman" w:cs="Times New Roman"/>
-                <w:i w:val="false"/>
-                <w:b w:val="false"/>
-                <w:u w:val="none"/>
-                <w:sz w:val="18"/>
-                <w:szCs w:val="18"/>
+              <w:spacing w:after="20" w:before="20" w:line="240"/>
+              <w:ind w:left="40" w:right="40" w:firstLine="0" w:firstLineChars="0"/>
+            </w:pPr>
+            <w:r>
+              <w:rPr>
+                <w:rFonts w:ascii="Times New Roman" w:hAnsi="Times New Roman" w:eastAsia="Times New Roman" w:cs="Times New Roman"/>
+                <w:i w:val="false"/>
+                <w:b w:val="false"/>
+                <w:u w:val="none"/>
+                <w:sz w:val="16"/>
+                <w:szCs w:val="16"/>
                 <w:color w:val="000000"/>
               </w:rPr>
               <w:t xml:space="preserve">cx....</w:t>
@@ -5473,17 +4822,17 @@
                 <w:left w:val="none" w:sz="0" w:space="0" w:color="000000"/>
                 <w:right w:val="none" w:sz="0" w:space="0" w:color="000000"/>
               </w:pBdr>
-              <w:spacing w:after="100" w:before="100" w:line="240"/>
-              <w:ind w:left="100" w:right="100" w:firstLine="0" w:firstLineChars="0"/>
-            </w:pPr>
-            <w:r>
-              <w:rPr>
-                <w:rFonts w:ascii="Times New Roman" w:hAnsi="Times New Roman" w:eastAsia="Times New Roman" w:cs="Times New Roman"/>
-                <w:i w:val="false"/>
-                <w:b w:val="false"/>
-                <w:u w:val="none"/>
-                <w:sz w:val="18"/>
-                <w:szCs w:val="18"/>
+              <w:spacing w:after="20" w:before="20" w:line="240"/>
+              <w:ind w:left="40" w:right="40" w:firstLine="0" w:firstLineChars="0"/>
+            </w:pPr>
+            <w:r>
+              <w:rPr>
+                <w:rFonts w:ascii="Times New Roman" w:hAnsi="Times New Roman" w:eastAsia="Times New Roman" w:cs="Times New Roman"/>
+                <w:i w:val="false"/>
+                <w:b w:val="false"/>
+                <w:u w:val="none"/>
+                <w:sz w:val="16"/>
+                <w:szCs w:val="16"/>
                 <w:color w:val="000000"/>
               </w:rPr>
               <w:t xml:space="preserve">No</w:t>
@@ -5517,17 +4866,17 @@
                 <w:left w:val="none" w:sz="0" w:space="0" w:color="000000"/>
                 <w:right w:val="none" w:sz="0" w:space="0" w:color="000000"/>
               </w:pBdr>
-              <w:spacing w:after="100" w:before="100" w:line="240"/>
-              <w:ind w:left="100" w:right="100" w:firstLine="0" w:firstLineChars="0"/>
-            </w:pPr>
-            <w:r>
-              <w:rPr>
-                <w:rFonts w:ascii="Times New Roman" w:hAnsi="Times New Roman" w:eastAsia="Times New Roman" w:cs="Times New Roman"/>
-                <w:i w:val="false"/>
-                <w:b w:val="false"/>
-                <w:u w:val="none"/>
-                <w:sz w:val="18"/>
-                <w:szCs w:val="18"/>
+              <w:spacing w:after="20" w:before="20" w:line="240"/>
+              <w:ind w:left="40" w:right="40" w:firstLine="0" w:firstLineChars="0"/>
+            </w:pPr>
+            <w:r>
+              <w:rPr>
+                <w:rFonts w:ascii="Times New Roman" w:hAnsi="Times New Roman" w:eastAsia="Times New Roman" w:cs="Times New Roman"/>
+                <w:i w:val="false"/>
+                <w:b w:val="false"/>
+                <w:u w:val="none"/>
+                <w:sz w:val="16"/>
+                <w:szCs w:val="16"/>
                 <w:color w:val="000000"/>
               </w:rPr>
               <w:t xml:space="preserve">105 (89.7)</w:t>
@@ -5561,17 +4910,17 @@
                 <w:left w:val="none" w:sz="0" w:space="0" w:color="000000"/>
                 <w:right w:val="none" w:sz="0" w:space="0" w:color="000000"/>
               </w:pBdr>
-              <w:spacing w:after="100" w:before="100" w:line="240"/>
-              <w:ind w:left="100" w:right="100" w:firstLine="0" w:firstLineChars="0"/>
-            </w:pPr>
-            <w:r>
-              <w:rPr>
-                <w:rFonts w:ascii="Times New Roman" w:hAnsi="Times New Roman" w:eastAsia="Times New Roman" w:cs="Times New Roman"/>
-                <w:i w:val="false"/>
-                <w:b w:val="false"/>
-                <w:u w:val="none"/>
-                <w:sz w:val="18"/>
-                <w:szCs w:val="18"/>
+              <w:spacing w:after="20" w:before="20" w:line="240"/>
+              <w:ind w:left="40" w:right="40" w:firstLine="0" w:firstLineChars="0"/>
+            </w:pPr>
+            <w:r>
+              <w:rPr>
+                <w:rFonts w:ascii="Times New Roman" w:hAnsi="Times New Roman" w:eastAsia="Times New Roman" w:cs="Times New Roman"/>
+                <w:i w:val="false"/>
+                <w:b w:val="false"/>
+                <w:u w:val="none"/>
+                <w:sz w:val="16"/>
+                <w:szCs w:val="16"/>
                 <w:color w:val="000000"/>
               </w:rPr>
               <w:t xml:space="preserve">60 (96.8)</w:t>
@@ -5605,17 +4954,17 @@
                 <w:left w:val="none" w:sz="0" w:space="0" w:color="000000"/>
                 <w:right w:val="none" w:sz="0" w:space="0" w:color="000000"/>
               </w:pBdr>
-              <w:spacing w:after="100" w:before="100" w:line="240"/>
-              <w:ind w:left="100" w:right="100" w:firstLine="0" w:firstLineChars="0"/>
-            </w:pPr>
-            <w:r>
-              <w:rPr>
-                <w:rFonts w:ascii="Times New Roman" w:hAnsi="Times New Roman" w:eastAsia="Times New Roman" w:cs="Times New Roman"/>
-                <w:i w:val="false"/>
-                <w:b w:val="false"/>
-                <w:u w:val="none"/>
-                <w:sz w:val="18"/>
-                <w:szCs w:val="18"/>
+              <w:spacing w:after="20" w:before="20" w:line="240"/>
+              <w:ind w:left="40" w:right="40" w:firstLine="0" w:firstLineChars="0"/>
+            </w:pPr>
+            <w:r>
+              <w:rPr>
+                <w:rFonts w:ascii="Times New Roman" w:hAnsi="Times New Roman" w:eastAsia="Times New Roman" w:cs="Times New Roman"/>
+                <w:i w:val="false"/>
+                <w:b w:val="false"/>
+                <w:u w:val="none"/>
+                <w:sz w:val="16"/>
+                <w:szCs w:val="16"/>
                 <w:color w:val="000000"/>
               </w:rPr>
               <w:t xml:space="preserve">33 (89.2)</w:t>
@@ -5649,17 +4998,17 @@
                 <w:left w:val="none" w:sz="0" w:space="0" w:color="000000"/>
                 <w:right w:val="none" w:sz="0" w:space="0" w:color="000000"/>
               </w:pBdr>
-              <w:spacing w:after="100" w:before="100" w:line="240"/>
-              <w:ind w:left="100" w:right="100" w:firstLine="0" w:firstLineChars="0"/>
-            </w:pPr>
-            <w:r>
-              <w:rPr>
-                <w:rFonts w:ascii="Times New Roman" w:hAnsi="Times New Roman" w:eastAsia="Times New Roman" w:cs="Times New Roman"/>
-                <w:i w:val="false"/>
-                <w:b w:val="false"/>
-                <w:u w:val="none"/>
-                <w:sz w:val="18"/>
-                <w:szCs w:val="18"/>
+              <w:spacing w:after="20" w:before="20" w:line="240"/>
+              <w:ind w:left="40" w:right="40" w:firstLine="0" w:firstLineChars="0"/>
+            </w:pPr>
+            <w:r>
+              <w:rPr>
+                <w:rFonts w:ascii="Times New Roman" w:hAnsi="Times New Roman" w:eastAsia="Times New Roman" w:cs="Times New Roman"/>
+                <w:i w:val="false"/>
+                <w:b w:val="false"/>
+                <w:u w:val="none"/>
+                <w:sz w:val="16"/>
+                <w:szCs w:val="16"/>
                 <w:color w:val="000000"/>
               </w:rPr>
               <w:t xml:space="preserve">12 (66.7)</w:t>
@@ -5693,8 +5042,8 @@
                 <w:left w:val="none" w:sz="0" w:space="0" w:color="000000"/>
                 <w:right w:val="none" w:sz="0" w:space="0" w:color="000000"/>
               </w:pBdr>
-              <w:spacing w:after="100" w:before="100" w:line="240"/>
-              <w:ind w:left="100" w:right="100" w:firstLine="0" w:firstLineChars="0"/>
+              <w:spacing w:after="20" w:before="20" w:line="240"/>
+              <w:ind w:left="40" w:right="40" w:firstLine="0" w:firstLineChars="0"/>
             </w:pPr>
             <w:r>
               <w:rPr>
@@ -5702,62 +5051,18 @@
                 <w:i w:val="false"/>
                 <w:b w:val="true"/>
                 <w:u w:val="none"/>
-                <w:sz w:val="18"/>
-                <w:szCs w:val="18"/>
+                <w:sz w:val="16"/>
+                <w:szCs w:val="16"/>
                 <w:color w:val="000000"/>
               </w:rPr>
               <w:t xml:space="preserve">0.002</w:t>
-            </w:r>
-          </w:p>
-        </w:tc>
-        <w:tc>
-          <w:tcPr>
-            <w:tcBorders>
-              <w:bottom w:val="single" w:sz="4" w:space="0" w:color="B3B3B3"/>
-              <w:top w:val="single" w:sz="4" w:space="0" w:color="B3B3B3"/>
-              <w:left w:val="none" w:sz="0" w:space="0" w:color="000000"/>
-              <w:right w:val="none" w:sz="0" w:space="0" w:color="000000"/>
-            </w:tcBorders>
-            <w:shd w:val="clear" w:color="auto" w:fill="FFFFFF"/>
-            <w:tcMar>
-              <w:top w:w="0" w:type="dxa"/>
-              <w:bottom w:w="0" w:type="dxa"/>
-              <w:left w:w="0" w:type="dxa"/>
-              <w:right w:w="0" w:type="dxa"/>
-            </w:tcMar>
-            <w:vAlign w:val="center"/>
-          </w:tcPr>
-          <w:p>
-            <w:pPr>
-              <w:pStyle w:val="Normal"/>
-              <w:jc w:val="center"/>
-              <w:pBdr>
-                <w:bottom w:val="none" w:sz="0" w:space="0" w:color="000000"/>
-                <w:top w:val="none" w:sz="0" w:space="0" w:color="000000"/>
-                <w:left w:val="none" w:sz="0" w:space="0" w:color="000000"/>
-                <w:right w:val="none" w:sz="0" w:space="0" w:color="000000"/>
-              </w:pBdr>
-              <w:spacing w:after="100" w:before="100" w:line="240"/>
-              <w:ind w:left="100" w:right="100" w:firstLine="0" w:firstLineChars="0"/>
-            </w:pPr>
-            <w:r>
-              <w:rPr>
-                <w:rFonts w:ascii="Times New Roman" w:hAnsi="Times New Roman" w:eastAsia="Times New Roman" w:cs="Times New Roman"/>
-                <w:i w:val="false"/>
-                <w:b w:val="false"/>
-                <w:u w:val="none"/>
-                <w:sz w:val="18"/>
-                <w:szCs w:val="18"/>
-                <w:color w:val="000000"/>
-              </w:rPr>
-              <w:t xml:space="preserve">exact</w:t>
             </w:r>
           </w:p>
         </w:tc>
       </w:tr>
       <w:tr>
         <w:trPr>
-          <w:trHeight w:val="607" w:hRule="auto"/>
+          <w:trHeight w:val="360" w:hRule="auto"/>
         </w:trPr>
         body16
         <w:tc>
@@ -5787,17 +5092,17 @@
                 <w:left w:val="none" w:sz="0" w:space="0" w:color="000000"/>
                 <w:right w:val="none" w:sz="0" w:space="0" w:color="000000"/>
               </w:pBdr>
-              <w:spacing w:after="100" w:before="100" w:line="240"/>
-              <w:ind w:left="100" w:right="100" w:firstLine="0" w:firstLineChars="0"/>
-            </w:pPr>
-            <w:r>
-              <w:rPr>
-                <w:rFonts w:ascii="Times New Roman" w:hAnsi="Times New Roman" w:eastAsia="Times New Roman" w:cs="Times New Roman"/>
-                <w:i w:val="false"/>
-                <w:b w:val="false"/>
-                <w:u w:val="none"/>
-                <w:sz w:val="18"/>
-                <w:szCs w:val="18"/>
+              <w:spacing w:after="20" w:before="20" w:line="240"/>
+              <w:ind w:left="40" w:right="40" w:firstLine="0" w:firstLineChars="0"/>
+            </w:pPr>
+            <w:r>
+              <w:rPr>
+                <w:rFonts w:ascii="Times New Roman" w:hAnsi="Times New Roman" w:eastAsia="Times New Roman" w:cs="Times New Roman"/>
+                <w:i w:val="false"/>
+                <w:b w:val="false"/>
+                <w:u w:val="none"/>
+                <w:sz w:val="16"/>
+                <w:szCs w:val="16"/>
                 <w:color w:val="000000"/>
               </w:rPr>
               <w:t xml:space="preserve">X.3</w:t>
@@ -5831,17 +5136,17 @@
                 <w:left w:val="none" w:sz="0" w:space="0" w:color="000000"/>
                 <w:right w:val="none" w:sz="0" w:space="0" w:color="000000"/>
               </w:pBdr>
-              <w:spacing w:after="100" w:before="100" w:line="240"/>
-              <w:ind w:left="100" w:right="100" w:firstLine="0" w:firstLineChars="0"/>
-            </w:pPr>
-            <w:r>
-              <w:rPr>
-                <w:rFonts w:ascii="Times New Roman" w:hAnsi="Times New Roman" w:eastAsia="Times New Roman" w:cs="Times New Roman"/>
-                <w:i w:val="false"/>
-                <w:b w:val="false"/>
-                <w:u w:val="none"/>
-                <w:sz w:val="18"/>
-                <w:szCs w:val="18"/>
+              <w:spacing w:after="20" w:before="20" w:line="240"/>
+              <w:ind w:left="40" w:right="40" w:firstLine="0" w:firstLineChars="0"/>
+            </w:pPr>
+            <w:r>
+              <w:rPr>
+                <w:rFonts w:ascii="Times New Roman" w:hAnsi="Times New Roman" w:eastAsia="Times New Roman" w:cs="Times New Roman"/>
+                <w:i w:val="false"/>
+                <w:b w:val="false"/>
+                <w:u w:val="none"/>
+                <w:sz w:val="16"/>
+                <w:szCs w:val="16"/>
                 <w:color w:val="000000"/>
               </w:rPr>
               <w:t xml:space="preserve">Yes</w:t>
@@ -5875,17 +5180,17 @@
                 <w:left w:val="none" w:sz="0" w:space="0" w:color="000000"/>
                 <w:right w:val="none" w:sz="0" w:space="0" w:color="000000"/>
               </w:pBdr>
-              <w:spacing w:after="100" w:before="100" w:line="240"/>
-              <w:ind w:left="100" w:right="100" w:firstLine="0" w:firstLineChars="0"/>
-            </w:pPr>
-            <w:r>
-              <w:rPr>
-                <w:rFonts w:ascii="Times New Roman" w:hAnsi="Times New Roman" w:eastAsia="Times New Roman" w:cs="Times New Roman"/>
-                <w:i w:val="false"/>
-                <w:b w:val="false"/>
-                <w:u w:val="none"/>
-                <w:sz w:val="18"/>
-                <w:szCs w:val="18"/>
+              <w:spacing w:after="20" w:before="20" w:line="240"/>
+              <w:ind w:left="40" w:right="40" w:firstLine="0" w:firstLineChars="0"/>
+            </w:pPr>
+            <w:r>
+              <w:rPr>
+                <w:rFonts w:ascii="Times New Roman" w:hAnsi="Times New Roman" w:eastAsia="Times New Roman" w:cs="Times New Roman"/>
+                <w:i w:val="false"/>
+                <w:b w:val="false"/>
+                <w:u w:val="none"/>
+                <w:sz w:val="16"/>
+                <w:szCs w:val="16"/>
                 <w:color w:val="000000"/>
               </w:rPr>
               <w:t xml:space="preserve">12 (10.3)</w:t>
@@ -5919,17 +5224,17 @@
                 <w:left w:val="none" w:sz="0" w:space="0" w:color="000000"/>
                 <w:right w:val="none" w:sz="0" w:space="0" w:color="000000"/>
               </w:pBdr>
-              <w:spacing w:after="100" w:before="100" w:line="240"/>
-              <w:ind w:left="100" w:right="100" w:firstLine="0" w:firstLineChars="0"/>
-            </w:pPr>
-            <w:r>
-              <w:rPr>
-                <w:rFonts w:ascii="Times New Roman" w:hAnsi="Times New Roman" w:eastAsia="Times New Roman" w:cs="Times New Roman"/>
-                <w:i w:val="false"/>
-                <w:b w:val="false"/>
-                <w:u w:val="none"/>
-                <w:sz w:val="18"/>
-                <w:szCs w:val="18"/>
+              <w:spacing w:after="20" w:before="20" w:line="240"/>
+              <w:ind w:left="40" w:right="40" w:firstLine="0" w:firstLineChars="0"/>
+            </w:pPr>
+            <w:r>
+              <w:rPr>
+                <w:rFonts w:ascii="Times New Roman" w:hAnsi="Times New Roman" w:eastAsia="Times New Roman" w:cs="Times New Roman"/>
+                <w:i w:val="false"/>
+                <w:b w:val="false"/>
+                <w:u w:val="none"/>
+                <w:sz w:val="16"/>
+                <w:szCs w:val="16"/>
                 <w:color w:val="000000"/>
               </w:rPr>
               <w:t xml:space="preserve">2 (3.2)</w:t>
@@ -5963,17 +5268,17 @@
                 <w:left w:val="none" w:sz="0" w:space="0" w:color="000000"/>
                 <w:right w:val="none" w:sz="0" w:space="0" w:color="000000"/>
               </w:pBdr>
-              <w:spacing w:after="100" w:before="100" w:line="240"/>
-              <w:ind w:left="100" w:right="100" w:firstLine="0" w:firstLineChars="0"/>
-            </w:pPr>
-            <w:r>
-              <w:rPr>
-                <w:rFonts w:ascii="Times New Roman" w:hAnsi="Times New Roman" w:eastAsia="Times New Roman" w:cs="Times New Roman"/>
-                <w:i w:val="false"/>
-                <w:b w:val="false"/>
-                <w:u w:val="none"/>
-                <w:sz w:val="18"/>
-                <w:szCs w:val="18"/>
+              <w:spacing w:after="20" w:before="20" w:line="240"/>
+              <w:ind w:left="40" w:right="40" w:firstLine="0" w:firstLineChars="0"/>
+            </w:pPr>
+            <w:r>
+              <w:rPr>
+                <w:rFonts w:ascii="Times New Roman" w:hAnsi="Times New Roman" w:eastAsia="Times New Roman" w:cs="Times New Roman"/>
+                <w:i w:val="false"/>
+                <w:b w:val="false"/>
+                <w:u w:val="none"/>
+                <w:sz w:val="16"/>
+                <w:szCs w:val="16"/>
                 <w:color w:val="000000"/>
               </w:rPr>
               <w:t xml:space="preserve">4 (10.8)</w:t>
@@ -6007,17 +5312,17 @@
                 <w:left w:val="none" w:sz="0" w:space="0" w:color="000000"/>
                 <w:right w:val="none" w:sz="0" w:space="0" w:color="000000"/>
               </w:pBdr>
-              <w:spacing w:after="100" w:before="100" w:line="240"/>
-              <w:ind w:left="100" w:right="100" w:firstLine="0" w:firstLineChars="0"/>
-            </w:pPr>
-            <w:r>
-              <w:rPr>
-                <w:rFonts w:ascii="Times New Roman" w:hAnsi="Times New Roman" w:eastAsia="Times New Roman" w:cs="Times New Roman"/>
-                <w:i w:val="false"/>
-                <w:b w:val="false"/>
-                <w:u w:val="none"/>
-                <w:sz w:val="18"/>
-                <w:szCs w:val="18"/>
+              <w:spacing w:after="20" w:before="20" w:line="240"/>
+              <w:ind w:left="40" w:right="40" w:firstLine="0" w:firstLineChars="0"/>
+            </w:pPr>
+            <w:r>
+              <w:rPr>
+                <w:rFonts w:ascii="Times New Roman" w:hAnsi="Times New Roman" w:eastAsia="Times New Roman" w:cs="Times New Roman"/>
+                <w:i w:val="false"/>
+                <w:b w:val="false"/>
+                <w:u w:val="none"/>
+                <w:sz w:val="16"/>
+                <w:szCs w:val="16"/>
                 <w:color w:val="000000"/>
               </w:rPr>
               <w:t xml:space="preserve">6 (33.3)</w:t>
@@ -6051,61 +5356,17 @@
                 <w:left w:val="none" w:sz="0" w:space="0" w:color="000000"/>
                 <w:right w:val="none" w:sz="0" w:space="0" w:color="000000"/>
               </w:pBdr>
-              <w:spacing w:after="100" w:before="100" w:line="240"/>
-              <w:ind w:left="100" w:right="100" w:firstLine="0" w:firstLineChars="0"/>
-            </w:pPr>
-            <w:r>
-              <w:rPr>
-                <w:rFonts w:ascii="Times New Roman" w:hAnsi="Times New Roman" w:eastAsia="Times New Roman" w:cs="Times New Roman"/>
-                <w:i w:val="false"/>
-                <w:b w:val="false"/>
-                <w:u w:val="none"/>
-                <w:sz w:val="18"/>
-                <w:szCs w:val="18"/>
-                <w:color w:val="000000"/>
-              </w:rPr>
-              <w:t xml:space="preserve"/>
-            </w:r>
-          </w:p>
-        </w:tc>
-        <w:tc>
-          <w:tcPr>
-            <w:tcBorders>
-              <w:bottom w:val="single" w:sz="4" w:space="0" w:color="B3B3B3"/>
-              <w:top w:val="single" w:sz="4" w:space="0" w:color="B3B3B3"/>
-              <w:left w:val="none" w:sz="0" w:space="0" w:color="000000"/>
-              <w:right w:val="none" w:sz="0" w:space="0" w:color="000000"/>
-            </w:tcBorders>
-            <w:shd w:val="clear" w:color="auto" w:fill="FFFFFF"/>
-            <w:tcMar>
-              <w:top w:w="0" w:type="dxa"/>
-              <w:bottom w:w="0" w:type="dxa"/>
-              <w:left w:w="0" w:type="dxa"/>
-              <w:right w:w="0" w:type="dxa"/>
-            </w:tcMar>
-            <w:vAlign w:val="center"/>
-          </w:tcPr>
-          <w:p>
-            <w:pPr>
-              <w:pStyle w:val="Normal"/>
-              <w:jc w:val="center"/>
-              <w:pBdr>
-                <w:bottom w:val="none" w:sz="0" w:space="0" w:color="000000"/>
-                <w:top w:val="none" w:sz="0" w:space="0" w:color="000000"/>
-                <w:left w:val="none" w:sz="0" w:space="0" w:color="000000"/>
-                <w:right w:val="none" w:sz="0" w:space="0" w:color="000000"/>
-              </w:pBdr>
-              <w:spacing w:after="100" w:before="100" w:line="240"/>
-              <w:ind w:left="100" w:right="100" w:firstLine="0" w:firstLineChars="0"/>
-            </w:pPr>
-            <w:r>
-              <w:rPr>
-                <w:rFonts w:ascii="Times New Roman" w:hAnsi="Times New Roman" w:eastAsia="Times New Roman" w:cs="Times New Roman"/>
-                <w:i w:val="false"/>
-                <w:b w:val="false"/>
-                <w:u w:val="none"/>
-                <w:sz w:val="18"/>
-                <w:szCs w:val="18"/>
+              <w:spacing w:after="20" w:before="20" w:line="240"/>
+              <w:ind w:left="40" w:right="40" w:firstLine="0" w:firstLineChars="0"/>
+            </w:pPr>
+            <w:r>
+              <w:rPr>
+                <w:rFonts w:ascii="Times New Roman" w:hAnsi="Times New Roman" w:eastAsia="Times New Roman" w:cs="Times New Roman"/>
+                <w:i w:val="false"/>
+                <w:b w:val="false"/>
+                <w:u w:val="none"/>
+                <w:sz w:val="16"/>
+                <w:szCs w:val="16"/>
                 <w:color w:val="000000"/>
               </w:rPr>
               <w:t xml:space="preserve"/>
@@ -6115,7 +5376,7 @@
       </w:tr>
       <w:tr>
         <w:trPr>
-          <w:trHeight w:val="607" w:hRule="auto"/>
+          <w:trHeight w:val="360" w:hRule="auto"/>
         </w:trPr>
         body17
         <w:tc>
@@ -6145,17 +5406,17 @@
                 <w:left w:val="none" w:sz="0" w:space="0" w:color="000000"/>
                 <w:right w:val="none" w:sz="0" w:space="0" w:color="000000"/>
               </w:pBdr>
-              <w:spacing w:after="100" w:before="100" w:line="240"/>
-              <w:ind w:left="100" w:right="100" w:firstLine="0" w:firstLineChars="0"/>
-            </w:pPr>
-            <w:r>
-              <w:rPr>
-                <w:rFonts w:ascii="Times New Roman" w:hAnsi="Times New Roman" w:eastAsia="Times New Roman" w:cs="Times New Roman"/>
-                <w:i w:val="false"/>
-                <w:b w:val="false"/>
-                <w:u w:val="none"/>
-                <w:sz w:val="18"/>
-                <w:szCs w:val="18"/>
+              <w:spacing w:after="20" w:before="20" w:line="240"/>
+              <w:ind w:left="40" w:right="40" w:firstLine="0" w:firstLineChars="0"/>
+            </w:pPr>
+            <w:r>
+              <w:rPr>
+                <w:rFonts w:ascii="Times New Roman" w:hAnsi="Times New Roman" w:eastAsia="Times New Roman" w:cs="Times New Roman"/>
+                <w:i w:val="false"/>
+                <w:b w:val="false"/>
+                <w:u w:val="none"/>
+                <w:sz w:val="16"/>
+                <w:szCs w:val="16"/>
                 <w:color w:val="000000"/>
               </w:rPr>
               <w:t xml:space="preserve">adnexa....</w:t>
@@ -6189,17 +5450,17 @@
                 <w:left w:val="none" w:sz="0" w:space="0" w:color="000000"/>
                 <w:right w:val="none" w:sz="0" w:space="0" w:color="000000"/>
               </w:pBdr>
-              <w:spacing w:after="100" w:before="100" w:line="240"/>
-              <w:ind w:left="100" w:right="100" w:firstLine="0" w:firstLineChars="0"/>
-            </w:pPr>
-            <w:r>
-              <w:rPr>
-                <w:rFonts w:ascii="Times New Roman" w:hAnsi="Times New Roman" w:eastAsia="Times New Roman" w:cs="Times New Roman"/>
-                <w:i w:val="false"/>
-                <w:b w:val="false"/>
-                <w:u w:val="none"/>
-                <w:sz w:val="18"/>
-                <w:szCs w:val="18"/>
+              <w:spacing w:after="20" w:before="20" w:line="240"/>
+              <w:ind w:left="40" w:right="40" w:firstLine="0" w:firstLineChars="0"/>
+            </w:pPr>
+            <w:r>
+              <w:rPr>
+                <w:rFonts w:ascii="Times New Roman" w:hAnsi="Times New Roman" w:eastAsia="Times New Roman" w:cs="Times New Roman"/>
+                <w:i w:val="false"/>
+                <w:b w:val="false"/>
+                <w:u w:val="none"/>
+                <w:sz w:val="16"/>
+                <w:szCs w:val="16"/>
                 <w:color w:val="000000"/>
               </w:rPr>
               <w:t xml:space="preserve">No</w:t>
@@ -6233,17 +5494,17 @@
                 <w:left w:val="none" w:sz="0" w:space="0" w:color="000000"/>
                 <w:right w:val="none" w:sz="0" w:space="0" w:color="000000"/>
               </w:pBdr>
-              <w:spacing w:after="100" w:before="100" w:line="240"/>
-              <w:ind w:left="100" w:right="100" w:firstLine="0" w:firstLineChars="0"/>
-            </w:pPr>
-            <w:r>
-              <w:rPr>
-                <w:rFonts w:ascii="Times New Roman" w:hAnsi="Times New Roman" w:eastAsia="Times New Roman" w:cs="Times New Roman"/>
-                <w:i w:val="false"/>
-                <w:b w:val="false"/>
-                <w:u w:val="none"/>
-                <w:sz w:val="18"/>
-                <w:szCs w:val="18"/>
+              <w:spacing w:after="20" w:before="20" w:line="240"/>
+              <w:ind w:left="40" w:right="40" w:firstLine="0" w:firstLineChars="0"/>
+            </w:pPr>
+            <w:r>
+              <w:rPr>
+                <w:rFonts w:ascii="Times New Roman" w:hAnsi="Times New Roman" w:eastAsia="Times New Roman" w:cs="Times New Roman"/>
+                <w:i w:val="false"/>
+                <w:b w:val="false"/>
+                <w:u w:val="none"/>
+                <w:sz w:val="16"/>
+                <w:szCs w:val="16"/>
                 <w:color w:val="000000"/>
               </w:rPr>
               <w:t xml:space="preserve">109 (94.0)</w:t>
@@ -6277,17 +5538,17 @@
                 <w:left w:val="none" w:sz="0" w:space="0" w:color="000000"/>
                 <w:right w:val="none" w:sz="0" w:space="0" w:color="000000"/>
               </w:pBdr>
-              <w:spacing w:after="100" w:before="100" w:line="240"/>
-              <w:ind w:left="100" w:right="100" w:firstLine="0" w:firstLineChars="0"/>
-            </w:pPr>
-            <w:r>
-              <w:rPr>
-                <w:rFonts w:ascii="Times New Roman" w:hAnsi="Times New Roman" w:eastAsia="Times New Roman" w:cs="Times New Roman"/>
-                <w:i w:val="false"/>
-                <w:b w:val="false"/>
-                <w:u w:val="none"/>
-                <w:sz w:val="18"/>
-                <w:szCs w:val="18"/>
+              <w:spacing w:after="20" w:before="20" w:line="240"/>
+              <w:ind w:left="40" w:right="40" w:firstLine="0" w:firstLineChars="0"/>
+            </w:pPr>
+            <w:r>
+              <w:rPr>
+                <w:rFonts w:ascii="Times New Roman" w:hAnsi="Times New Roman" w:eastAsia="Times New Roman" w:cs="Times New Roman"/>
+                <w:i w:val="false"/>
+                <w:b w:val="false"/>
+                <w:u w:val="none"/>
+                <w:sz w:val="16"/>
+                <w:szCs w:val="16"/>
                 <w:color w:val="000000"/>
               </w:rPr>
               <w:t xml:space="preserve">58 (95.1)</w:t>
@@ -6321,17 +5582,17 @@
                 <w:left w:val="none" w:sz="0" w:space="0" w:color="000000"/>
                 <w:right w:val="none" w:sz="0" w:space="0" w:color="000000"/>
               </w:pBdr>
-              <w:spacing w:after="100" w:before="100" w:line="240"/>
-              <w:ind w:left="100" w:right="100" w:firstLine="0" w:firstLineChars="0"/>
-            </w:pPr>
-            <w:r>
-              <w:rPr>
-                <w:rFonts w:ascii="Times New Roman" w:hAnsi="Times New Roman" w:eastAsia="Times New Roman" w:cs="Times New Roman"/>
-                <w:i w:val="false"/>
-                <w:b w:val="false"/>
-                <w:u w:val="none"/>
-                <w:sz w:val="18"/>
-                <w:szCs w:val="18"/>
+              <w:spacing w:after="20" w:before="20" w:line="240"/>
+              <w:ind w:left="40" w:right="40" w:firstLine="0" w:firstLineChars="0"/>
+            </w:pPr>
+            <w:r>
+              <w:rPr>
+                <w:rFonts w:ascii="Times New Roman" w:hAnsi="Times New Roman" w:eastAsia="Times New Roman" w:cs="Times New Roman"/>
+                <w:i w:val="false"/>
+                <w:b w:val="false"/>
+                <w:u w:val="none"/>
+                <w:sz w:val="16"/>
+                <w:szCs w:val="16"/>
                 <w:color w:val="000000"/>
               </w:rPr>
               <w:t xml:space="preserve">35 (94.6)</w:t>
@@ -6365,17 +5626,17 @@
                 <w:left w:val="none" w:sz="0" w:space="0" w:color="000000"/>
                 <w:right w:val="none" w:sz="0" w:space="0" w:color="000000"/>
               </w:pBdr>
-              <w:spacing w:after="100" w:before="100" w:line="240"/>
-              <w:ind w:left="100" w:right="100" w:firstLine="0" w:firstLineChars="0"/>
-            </w:pPr>
-            <w:r>
-              <w:rPr>
-                <w:rFonts w:ascii="Times New Roman" w:hAnsi="Times New Roman" w:eastAsia="Times New Roman" w:cs="Times New Roman"/>
-                <w:i w:val="false"/>
-                <w:b w:val="false"/>
-                <w:u w:val="none"/>
-                <w:sz w:val="18"/>
-                <w:szCs w:val="18"/>
+              <w:spacing w:after="20" w:before="20" w:line="240"/>
+              <w:ind w:left="40" w:right="40" w:firstLine="0" w:firstLineChars="0"/>
+            </w:pPr>
+            <w:r>
+              <w:rPr>
+                <w:rFonts w:ascii="Times New Roman" w:hAnsi="Times New Roman" w:eastAsia="Times New Roman" w:cs="Times New Roman"/>
+                <w:i w:val="false"/>
+                <w:b w:val="false"/>
+                <w:u w:val="none"/>
+                <w:sz w:val="16"/>
+                <w:szCs w:val="16"/>
                 <w:color w:val="000000"/>
               </w:rPr>
               <w:t xml:space="preserve">16 (88.9)</w:t>
@@ -6409,71 +5670,27 @@
                 <w:left w:val="none" w:sz="0" w:space="0" w:color="000000"/>
                 <w:right w:val="none" w:sz="0" w:space="0" w:color="000000"/>
               </w:pBdr>
-              <w:spacing w:after="100" w:before="100" w:line="240"/>
-              <w:ind w:left="100" w:right="100" w:firstLine="0" w:firstLineChars="0"/>
-            </w:pPr>
-            <w:r>
-              <w:rPr>
-                <w:rFonts w:ascii="Times New Roman" w:hAnsi="Times New Roman" w:eastAsia="Times New Roman" w:cs="Times New Roman"/>
-                <w:i w:val="false"/>
-                <w:b w:val="false"/>
-                <w:u w:val="none"/>
-                <w:sz w:val="18"/>
-                <w:szCs w:val="18"/>
+              <w:spacing w:after="20" w:before="20" w:line="240"/>
+              <w:ind w:left="40" w:right="40" w:firstLine="0" w:firstLineChars="0"/>
+            </w:pPr>
+            <w:r>
+              <w:rPr>
+                <w:rFonts w:ascii="Times New Roman" w:hAnsi="Times New Roman" w:eastAsia="Times New Roman" w:cs="Times New Roman"/>
+                <w:i w:val="false"/>
+                <w:b w:val="false"/>
+                <w:u w:val="none"/>
+                <w:sz w:val="16"/>
+                <w:szCs w:val="16"/>
                 <w:color w:val="000000"/>
               </w:rPr>
               <w:t xml:space="preserve">0.501</w:t>
-            </w:r>
-          </w:p>
-        </w:tc>
-        <w:tc>
-          <w:tcPr>
-            <w:tcBorders>
-              <w:bottom w:val="single" w:sz="4" w:space="0" w:color="B3B3B3"/>
-              <w:top w:val="single" w:sz="4" w:space="0" w:color="B3B3B3"/>
-              <w:left w:val="none" w:sz="0" w:space="0" w:color="000000"/>
-              <w:right w:val="none" w:sz="0" w:space="0" w:color="000000"/>
-            </w:tcBorders>
-            <w:shd w:val="clear" w:color="auto" w:fill="FFFFFF"/>
-            <w:tcMar>
-              <w:top w:w="0" w:type="dxa"/>
-              <w:bottom w:w="0" w:type="dxa"/>
-              <w:left w:w="0" w:type="dxa"/>
-              <w:right w:w="0" w:type="dxa"/>
-            </w:tcMar>
-            <w:vAlign w:val="center"/>
-          </w:tcPr>
-          <w:p>
-            <w:pPr>
-              <w:pStyle w:val="Normal"/>
-              <w:jc w:val="center"/>
-              <w:pBdr>
-                <w:bottom w:val="none" w:sz="0" w:space="0" w:color="000000"/>
-                <w:top w:val="none" w:sz="0" w:space="0" w:color="000000"/>
-                <w:left w:val="none" w:sz="0" w:space="0" w:color="000000"/>
-                <w:right w:val="none" w:sz="0" w:space="0" w:color="000000"/>
-              </w:pBdr>
-              <w:spacing w:after="100" w:before="100" w:line="240"/>
-              <w:ind w:left="100" w:right="100" w:firstLine="0" w:firstLineChars="0"/>
-            </w:pPr>
-            <w:r>
-              <w:rPr>
-                <w:rFonts w:ascii="Times New Roman" w:hAnsi="Times New Roman" w:eastAsia="Times New Roman" w:cs="Times New Roman"/>
-                <w:i w:val="false"/>
-                <w:b w:val="false"/>
-                <w:u w:val="none"/>
-                <w:sz w:val="18"/>
-                <w:szCs w:val="18"/>
-                <w:color w:val="000000"/>
-              </w:rPr>
-              <w:t xml:space="preserve">exact</w:t>
             </w:r>
           </w:p>
         </w:tc>
       </w:tr>
       <w:tr>
         <w:trPr>
-          <w:trHeight w:val="607" w:hRule="auto"/>
+          <w:trHeight w:val="360" w:hRule="auto"/>
         </w:trPr>
         body18
         <w:tc>
@@ -6503,17 +5720,17 @@
                 <w:left w:val="none" w:sz="0" w:space="0" w:color="000000"/>
                 <w:right w:val="none" w:sz="0" w:space="0" w:color="000000"/>
               </w:pBdr>
-              <w:spacing w:after="100" w:before="100" w:line="240"/>
-              <w:ind w:left="100" w:right="100" w:firstLine="0" w:firstLineChars="0"/>
-            </w:pPr>
-            <w:r>
-              <w:rPr>
-                <w:rFonts w:ascii="Times New Roman" w:hAnsi="Times New Roman" w:eastAsia="Times New Roman" w:cs="Times New Roman"/>
-                <w:i w:val="false"/>
-                <w:b w:val="false"/>
-                <w:u w:val="none"/>
-                <w:sz w:val="18"/>
-                <w:szCs w:val="18"/>
+              <w:spacing w:after="20" w:before="20" w:line="240"/>
+              <w:ind w:left="40" w:right="40" w:firstLine="0" w:firstLineChars="0"/>
+            </w:pPr>
+            <w:r>
+              <w:rPr>
+                <w:rFonts w:ascii="Times New Roman" w:hAnsi="Times New Roman" w:eastAsia="Times New Roman" w:cs="Times New Roman"/>
+                <w:i w:val="false"/>
+                <w:b w:val="false"/>
+                <w:u w:val="none"/>
+                <w:sz w:val="16"/>
+                <w:szCs w:val="16"/>
                 <w:color w:val="000000"/>
               </w:rPr>
               <w:t xml:space="preserve">X.4</w:t>
@@ -6547,17 +5764,17 @@
                 <w:left w:val="none" w:sz="0" w:space="0" w:color="000000"/>
                 <w:right w:val="none" w:sz="0" w:space="0" w:color="000000"/>
               </w:pBdr>
-              <w:spacing w:after="100" w:before="100" w:line="240"/>
-              <w:ind w:left="100" w:right="100" w:firstLine="0" w:firstLineChars="0"/>
-            </w:pPr>
-            <w:r>
-              <w:rPr>
-                <w:rFonts w:ascii="Times New Roman" w:hAnsi="Times New Roman" w:eastAsia="Times New Roman" w:cs="Times New Roman"/>
-                <w:i w:val="false"/>
-                <w:b w:val="false"/>
-                <w:u w:val="none"/>
-                <w:sz w:val="18"/>
-                <w:szCs w:val="18"/>
+              <w:spacing w:after="20" w:before="20" w:line="240"/>
+              <w:ind w:left="40" w:right="40" w:firstLine="0" w:firstLineChars="0"/>
+            </w:pPr>
+            <w:r>
+              <w:rPr>
+                <w:rFonts w:ascii="Times New Roman" w:hAnsi="Times New Roman" w:eastAsia="Times New Roman" w:cs="Times New Roman"/>
+                <w:i w:val="false"/>
+                <w:b w:val="false"/>
+                <w:u w:val="none"/>
+                <w:sz w:val="16"/>
+                <w:szCs w:val="16"/>
                 <w:color w:val="000000"/>
               </w:rPr>
               <w:t xml:space="preserve">Yes</w:t>
@@ -6591,17 +5808,17 @@
                 <w:left w:val="none" w:sz="0" w:space="0" w:color="000000"/>
                 <w:right w:val="none" w:sz="0" w:space="0" w:color="000000"/>
               </w:pBdr>
-              <w:spacing w:after="100" w:before="100" w:line="240"/>
-              <w:ind w:left="100" w:right="100" w:firstLine="0" w:firstLineChars="0"/>
-            </w:pPr>
-            <w:r>
-              <w:rPr>
-                <w:rFonts w:ascii="Times New Roman" w:hAnsi="Times New Roman" w:eastAsia="Times New Roman" w:cs="Times New Roman"/>
-                <w:i w:val="false"/>
-                <w:b w:val="false"/>
-                <w:u w:val="none"/>
-                <w:sz w:val="18"/>
-                <w:szCs w:val="18"/>
+              <w:spacing w:after="20" w:before="20" w:line="240"/>
+              <w:ind w:left="40" w:right="40" w:firstLine="0" w:firstLineChars="0"/>
+            </w:pPr>
+            <w:r>
+              <w:rPr>
+                <w:rFonts w:ascii="Times New Roman" w:hAnsi="Times New Roman" w:eastAsia="Times New Roman" w:cs="Times New Roman"/>
+                <w:i w:val="false"/>
+                <w:b w:val="false"/>
+                <w:u w:val="none"/>
+                <w:sz w:val="16"/>
+                <w:szCs w:val="16"/>
                 <w:color w:val="000000"/>
               </w:rPr>
               <w:t xml:space="preserve">7 (6.0)</w:t>
@@ -6635,17 +5852,17 @@
                 <w:left w:val="none" w:sz="0" w:space="0" w:color="000000"/>
                 <w:right w:val="none" w:sz="0" w:space="0" w:color="000000"/>
               </w:pBdr>
-              <w:spacing w:after="100" w:before="100" w:line="240"/>
-              <w:ind w:left="100" w:right="100" w:firstLine="0" w:firstLineChars="0"/>
-            </w:pPr>
-            <w:r>
-              <w:rPr>
-                <w:rFonts w:ascii="Times New Roman" w:hAnsi="Times New Roman" w:eastAsia="Times New Roman" w:cs="Times New Roman"/>
-                <w:i w:val="false"/>
-                <w:b w:val="false"/>
-                <w:u w:val="none"/>
-                <w:sz w:val="18"/>
-                <w:szCs w:val="18"/>
+              <w:spacing w:after="20" w:before="20" w:line="240"/>
+              <w:ind w:left="40" w:right="40" w:firstLine="0" w:firstLineChars="0"/>
+            </w:pPr>
+            <w:r>
+              <w:rPr>
+                <w:rFonts w:ascii="Times New Roman" w:hAnsi="Times New Roman" w:eastAsia="Times New Roman" w:cs="Times New Roman"/>
+                <w:i w:val="false"/>
+                <w:b w:val="false"/>
+                <w:u w:val="none"/>
+                <w:sz w:val="16"/>
+                <w:szCs w:val="16"/>
                 <w:color w:val="000000"/>
               </w:rPr>
               <w:t xml:space="preserve">3 (4.9)</w:t>
@@ -6679,17 +5896,17 @@
                 <w:left w:val="none" w:sz="0" w:space="0" w:color="000000"/>
                 <w:right w:val="none" w:sz="0" w:space="0" w:color="000000"/>
               </w:pBdr>
-              <w:spacing w:after="100" w:before="100" w:line="240"/>
-              <w:ind w:left="100" w:right="100" w:firstLine="0" w:firstLineChars="0"/>
-            </w:pPr>
-            <w:r>
-              <w:rPr>
-                <w:rFonts w:ascii="Times New Roman" w:hAnsi="Times New Roman" w:eastAsia="Times New Roman" w:cs="Times New Roman"/>
-                <w:i w:val="false"/>
-                <w:b w:val="false"/>
-                <w:u w:val="none"/>
-                <w:sz w:val="18"/>
-                <w:szCs w:val="18"/>
+              <w:spacing w:after="20" w:before="20" w:line="240"/>
+              <w:ind w:left="40" w:right="40" w:firstLine="0" w:firstLineChars="0"/>
+            </w:pPr>
+            <w:r>
+              <w:rPr>
+                <w:rFonts w:ascii="Times New Roman" w:hAnsi="Times New Roman" w:eastAsia="Times New Roman" w:cs="Times New Roman"/>
+                <w:i w:val="false"/>
+                <w:b w:val="false"/>
+                <w:u w:val="none"/>
+                <w:sz w:val="16"/>
+                <w:szCs w:val="16"/>
                 <w:color w:val="000000"/>
               </w:rPr>
               <w:t xml:space="preserve">2 (5.4)</w:t>
@@ -6723,17 +5940,17 @@
                 <w:left w:val="none" w:sz="0" w:space="0" w:color="000000"/>
                 <w:right w:val="none" w:sz="0" w:space="0" w:color="000000"/>
               </w:pBdr>
-              <w:spacing w:after="100" w:before="100" w:line="240"/>
-              <w:ind w:left="100" w:right="100" w:firstLine="0" w:firstLineChars="0"/>
-            </w:pPr>
-            <w:r>
-              <w:rPr>
-                <w:rFonts w:ascii="Times New Roman" w:hAnsi="Times New Roman" w:eastAsia="Times New Roman" w:cs="Times New Roman"/>
-                <w:i w:val="false"/>
-                <w:b w:val="false"/>
-                <w:u w:val="none"/>
-                <w:sz w:val="18"/>
-                <w:szCs w:val="18"/>
+              <w:spacing w:after="20" w:before="20" w:line="240"/>
+              <w:ind w:left="40" w:right="40" w:firstLine="0" w:firstLineChars="0"/>
+            </w:pPr>
+            <w:r>
+              <w:rPr>
+                <w:rFonts w:ascii="Times New Roman" w:hAnsi="Times New Roman" w:eastAsia="Times New Roman" w:cs="Times New Roman"/>
+                <w:i w:val="false"/>
+                <w:b w:val="false"/>
+                <w:u w:val="none"/>
+                <w:sz w:val="16"/>
+                <w:szCs w:val="16"/>
                 <w:color w:val="000000"/>
               </w:rPr>
               <w:t xml:space="preserve">2 (11.1)</w:t>
@@ -6767,61 +5984,17 @@
                 <w:left w:val="none" w:sz="0" w:space="0" w:color="000000"/>
                 <w:right w:val="none" w:sz="0" w:space="0" w:color="000000"/>
               </w:pBdr>
-              <w:spacing w:after="100" w:before="100" w:line="240"/>
-              <w:ind w:left="100" w:right="100" w:firstLine="0" w:firstLineChars="0"/>
-            </w:pPr>
-            <w:r>
-              <w:rPr>
-                <w:rFonts w:ascii="Times New Roman" w:hAnsi="Times New Roman" w:eastAsia="Times New Roman" w:cs="Times New Roman"/>
-                <w:i w:val="false"/>
-                <w:b w:val="false"/>
-                <w:u w:val="none"/>
-                <w:sz w:val="18"/>
-                <w:szCs w:val="18"/>
-                <w:color w:val="000000"/>
-              </w:rPr>
-              <w:t xml:space="preserve"/>
-            </w:r>
-          </w:p>
-        </w:tc>
-        <w:tc>
-          <w:tcPr>
-            <w:tcBorders>
-              <w:bottom w:val="single" w:sz="4" w:space="0" w:color="B3B3B3"/>
-              <w:top w:val="single" w:sz="4" w:space="0" w:color="B3B3B3"/>
-              <w:left w:val="none" w:sz="0" w:space="0" w:color="000000"/>
-              <w:right w:val="none" w:sz="0" w:space="0" w:color="000000"/>
-            </w:tcBorders>
-            <w:shd w:val="clear" w:color="auto" w:fill="FFFFFF"/>
-            <w:tcMar>
-              <w:top w:w="0" w:type="dxa"/>
-              <w:bottom w:w="0" w:type="dxa"/>
-              <w:left w:w="0" w:type="dxa"/>
-              <w:right w:w="0" w:type="dxa"/>
-            </w:tcMar>
-            <w:vAlign w:val="center"/>
-          </w:tcPr>
-          <w:p>
-            <w:pPr>
-              <w:pStyle w:val="Normal"/>
-              <w:jc w:val="center"/>
-              <w:pBdr>
-                <w:bottom w:val="none" w:sz="0" w:space="0" w:color="000000"/>
-                <w:top w:val="none" w:sz="0" w:space="0" w:color="000000"/>
-                <w:left w:val="none" w:sz="0" w:space="0" w:color="000000"/>
-                <w:right w:val="none" w:sz="0" w:space="0" w:color="000000"/>
-              </w:pBdr>
-              <w:spacing w:after="100" w:before="100" w:line="240"/>
-              <w:ind w:left="100" w:right="100" w:firstLine="0" w:firstLineChars="0"/>
-            </w:pPr>
-            <w:r>
-              <w:rPr>
-                <w:rFonts w:ascii="Times New Roman" w:hAnsi="Times New Roman" w:eastAsia="Times New Roman" w:cs="Times New Roman"/>
-                <w:i w:val="false"/>
-                <w:b w:val="false"/>
-                <w:u w:val="none"/>
-                <w:sz w:val="18"/>
-                <w:szCs w:val="18"/>
+              <w:spacing w:after="20" w:before="20" w:line="240"/>
+              <w:ind w:left="40" w:right="40" w:firstLine="0" w:firstLineChars="0"/>
+            </w:pPr>
+            <w:r>
+              <w:rPr>
+                <w:rFonts w:ascii="Times New Roman" w:hAnsi="Times New Roman" w:eastAsia="Times New Roman" w:cs="Times New Roman"/>
+                <w:i w:val="false"/>
+                <w:b w:val="false"/>
+                <w:u w:val="none"/>
+                <w:sz w:val="16"/>
+                <w:szCs w:val="16"/>
                 <w:color w:val="000000"/>
               </w:rPr>
               <w:t xml:space="preserve"/>
@@ -6831,7 +6004,7 @@
       </w:tr>
       <w:tr>
         <w:trPr>
-          <w:trHeight w:val="607" w:hRule="auto"/>
+          <w:trHeight w:val="360" w:hRule="auto"/>
         </w:trPr>
         body19
         <w:tc>
@@ -6861,17 +6034,17 @@
                 <w:left w:val="none" w:sz="0" w:space="0" w:color="000000"/>
                 <w:right w:val="none" w:sz="0" w:space="0" w:color="000000"/>
               </w:pBdr>
-              <w:spacing w:after="100" w:before="100" w:line="240"/>
-              <w:ind w:left="100" w:right="100" w:firstLine="0" w:firstLineChars="0"/>
-            </w:pPr>
-            <w:r>
-              <w:rPr>
-                <w:rFonts w:ascii="Times New Roman" w:hAnsi="Times New Roman" w:eastAsia="Times New Roman" w:cs="Times New Roman"/>
-                <w:i w:val="false"/>
-                <w:b w:val="false"/>
-                <w:u w:val="none"/>
-                <w:sz w:val="18"/>
-                <w:szCs w:val="18"/>
+              <w:spacing w:after="20" w:before="20" w:line="240"/>
+              <w:ind w:left="40" w:right="40" w:firstLine="0" w:firstLineChars="0"/>
+            </w:pPr>
+            <w:r>
+              <w:rPr>
+                <w:rFonts w:ascii="Times New Roman" w:hAnsi="Times New Roman" w:eastAsia="Times New Roman" w:cs="Times New Roman"/>
+                <w:i w:val="false"/>
+                <w:b w:val="false"/>
+                <w:u w:val="none"/>
+                <w:sz w:val="16"/>
+                <w:szCs w:val="16"/>
                 <w:color w:val="000000"/>
               </w:rPr>
               <w:t xml:space="preserve">PLN....</w:t>
@@ -6905,17 +6078,17 @@
                 <w:left w:val="none" w:sz="0" w:space="0" w:color="000000"/>
                 <w:right w:val="none" w:sz="0" w:space="0" w:color="000000"/>
               </w:pBdr>
-              <w:spacing w:after="100" w:before="100" w:line="240"/>
-              <w:ind w:left="100" w:right="100" w:firstLine="0" w:firstLineChars="0"/>
-            </w:pPr>
-            <w:r>
-              <w:rPr>
-                <w:rFonts w:ascii="Times New Roman" w:hAnsi="Times New Roman" w:eastAsia="Times New Roman" w:cs="Times New Roman"/>
-                <w:i w:val="false"/>
-                <w:b w:val="false"/>
-                <w:u w:val="none"/>
-                <w:sz w:val="18"/>
-                <w:szCs w:val="18"/>
+              <w:spacing w:after="20" w:before="20" w:line="240"/>
+              <w:ind w:left="40" w:right="40" w:firstLine="0" w:firstLineChars="0"/>
+            </w:pPr>
+            <w:r>
+              <w:rPr>
+                <w:rFonts w:ascii="Times New Roman" w:hAnsi="Times New Roman" w:eastAsia="Times New Roman" w:cs="Times New Roman"/>
+                <w:i w:val="false"/>
+                <w:b w:val="false"/>
+                <w:u w:val="none"/>
+                <w:sz w:val="16"/>
+                <w:szCs w:val="16"/>
                 <w:color w:val="000000"/>
               </w:rPr>
               <w:t xml:space="preserve">No</w:t>
@@ -6949,17 +6122,17 @@
                 <w:left w:val="none" w:sz="0" w:space="0" w:color="000000"/>
                 <w:right w:val="none" w:sz="0" w:space="0" w:color="000000"/>
               </w:pBdr>
-              <w:spacing w:after="100" w:before="100" w:line="240"/>
-              <w:ind w:left="100" w:right="100" w:firstLine="0" w:firstLineChars="0"/>
-            </w:pPr>
-            <w:r>
-              <w:rPr>
-                <w:rFonts w:ascii="Times New Roman" w:hAnsi="Times New Roman" w:eastAsia="Times New Roman" w:cs="Times New Roman"/>
-                <w:i w:val="false"/>
-                <w:b w:val="false"/>
-                <w:u w:val="none"/>
-                <w:sz w:val="18"/>
-                <w:szCs w:val="18"/>
+              <w:spacing w:after="20" w:before="20" w:line="240"/>
+              <w:ind w:left="40" w:right="40" w:firstLine="0" w:firstLineChars="0"/>
+            </w:pPr>
+            <w:r>
+              <w:rPr>
+                <w:rFonts w:ascii="Times New Roman" w:hAnsi="Times New Roman" w:eastAsia="Times New Roman" w:cs="Times New Roman"/>
+                <w:i w:val="false"/>
+                <w:b w:val="false"/>
+                <w:u w:val="none"/>
+                <w:sz w:val="16"/>
+                <w:szCs w:val="16"/>
                 <w:color w:val="000000"/>
               </w:rPr>
               <w:t xml:space="preserve">91 (90.1)</w:t>
@@ -6993,17 +6166,17 @@
                 <w:left w:val="none" w:sz="0" w:space="0" w:color="000000"/>
                 <w:right w:val="none" w:sz="0" w:space="0" w:color="000000"/>
               </w:pBdr>
-              <w:spacing w:after="100" w:before="100" w:line="240"/>
-              <w:ind w:left="100" w:right="100" w:firstLine="0" w:firstLineChars="0"/>
-            </w:pPr>
-            <w:r>
-              <w:rPr>
-                <w:rFonts w:ascii="Times New Roman" w:hAnsi="Times New Roman" w:eastAsia="Times New Roman" w:cs="Times New Roman"/>
-                <w:i w:val="false"/>
-                <w:b w:val="false"/>
-                <w:u w:val="none"/>
-                <w:sz w:val="18"/>
-                <w:szCs w:val="18"/>
+              <w:spacing w:after="20" w:before="20" w:line="240"/>
+              <w:ind w:left="40" w:right="40" w:firstLine="0" w:firstLineChars="0"/>
+            </w:pPr>
+            <w:r>
+              <w:rPr>
+                <w:rFonts w:ascii="Times New Roman" w:hAnsi="Times New Roman" w:eastAsia="Times New Roman" w:cs="Times New Roman"/>
+                <w:i w:val="false"/>
+                <w:b w:val="false"/>
+                <w:u w:val="none"/>
+                <w:sz w:val="16"/>
+                <w:szCs w:val="16"/>
                 <w:color w:val="000000"/>
               </w:rPr>
               <w:t xml:space="preserve">48 (100.0)</w:t>
@@ -7037,17 +6210,17 @@
                 <w:left w:val="none" w:sz="0" w:space="0" w:color="000000"/>
                 <w:right w:val="none" w:sz="0" w:space="0" w:color="000000"/>
               </w:pBdr>
-              <w:spacing w:after="100" w:before="100" w:line="240"/>
-              <w:ind w:left="100" w:right="100" w:firstLine="0" w:firstLineChars="0"/>
-            </w:pPr>
-            <w:r>
-              <w:rPr>
-                <w:rFonts w:ascii="Times New Roman" w:hAnsi="Times New Roman" w:eastAsia="Times New Roman" w:cs="Times New Roman"/>
-                <w:i w:val="false"/>
-                <w:b w:val="false"/>
-                <w:u w:val="none"/>
-                <w:sz w:val="18"/>
-                <w:szCs w:val="18"/>
+              <w:spacing w:after="20" w:before="20" w:line="240"/>
+              <w:ind w:left="40" w:right="40" w:firstLine="0" w:firstLineChars="0"/>
+            </w:pPr>
+            <w:r>
+              <w:rPr>
+                <w:rFonts w:ascii="Times New Roman" w:hAnsi="Times New Roman" w:eastAsia="Times New Roman" w:cs="Times New Roman"/>
+                <w:i w:val="false"/>
+                <w:b w:val="false"/>
+                <w:u w:val="none"/>
+                <w:sz w:val="16"/>
+                <w:szCs w:val="16"/>
                 <w:color w:val="000000"/>
               </w:rPr>
               <w:t xml:space="preserve">30 (85.7)</w:t>
@@ -7081,17 +6254,17 @@
                 <w:left w:val="none" w:sz="0" w:space="0" w:color="000000"/>
                 <w:right w:val="none" w:sz="0" w:space="0" w:color="000000"/>
               </w:pBdr>
-              <w:spacing w:after="100" w:before="100" w:line="240"/>
-              <w:ind w:left="100" w:right="100" w:firstLine="0" w:firstLineChars="0"/>
-            </w:pPr>
-            <w:r>
-              <w:rPr>
-                <w:rFonts w:ascii="Times New Roman" w:hAnsi="Times New Roman" w:eastAsia="Times New Roman" w:cs="Times New Roman"/>
-                <w:i w:val="false"/>
-                <w:b w:val="false"/>
-                <w:u w:val="none"/>
-                <w:sz w:val="18"/>
-                <w:szCs w:val="18"/>
+              <w:spacing w:after="20" w:before="20" w:line="240"/>
+              <w:ind w:left="40" w:right="40" w:firstLine="0" w:firstLineChars="0"/>
+            </w:pPr>
+            <w:r>
+              <w:rPr>
+                <w:rFonts w:ascii="Times New Roman" w:hAnsi="Times New Roman" w:eastAsia="Times New Roman" w:cs="Times New Roman"/>
+                <w:i w:val="false"/>
+                <w:b w:val="false"/>
+                <w:u w:val="none"/>
+                <w:sz w:val="16"/>
+                <w:szCs w:val="16"/>
                 <w:color w:val="000000"/>
               </w:rPr>
               <w:t xml:space="preserve">13 (72.2)</w:t>
@@ -7125,8 +6298,8 @@
                 <w:left w:val="none" w:sz="0" w:space="0" w:color="000000"/>
                 <w:right w:val="none" w:sz="0" w:space="0" w:color="000000"/>
               </w:pBdr>
-              <w:spacing w:after="100" w:before="100" w:line="240"/>
-              <w:ind w:left="100" w:right="100" w:firstLine="0" w:firstLineChars="0"/>
+              <w:spacing w:after="20" w:before="20" w:line="240"/>
+              <w:ind w:left="40" w:right="40" w:firstLine="0" w:firstLineChars="0"/>
             </w:pPr>
             <w:r>
               <w:rPr>
@@ -7134,62 +6307,18 @@
                 <w:i w:val="false"/>
                 <w:b w:val="true"/>
                 <w:u w:val="none"/>
-                <w:sz w:val="18"/>
-                <w:szCs w:val="18"/>
+                <w:sz w:val="16"/>
+                <w:szCs w:val="16"/>
                 <w:color w:val="000000"/>
               </w:rPr>
               <w:t xml:space="preserve">&lt;0.001</w:t>
-            </w:r>
-          </w:p>
-        </w:tc>
-        <w:tc>
-          <w:tcPr>
-            <w:tcBorders>
-              <w:bottom w:val="single" w:sz="4" w:space="0" w:color="B3B3B3"/>
-              <w:top w:val="single" w:sz="4" w:space="0" w:color="B3B3B3"/>
-              <w:left w:val="none" w:sz="0" w:space="0" w:color="000000"/>
-              <w:right w:val="none" w:sz="0" w:space="0" w:color="000000"/>
-            </w:tcBorders>
-            <w:shd w:val="clear" w:color="auto" w:fill="FFFFFF"/>
-            <w:tcMar>
-              <w:top w:w="0" w:type="dxa"/>
-              <w:bottom w:w="0" w:type="dxa"/>
-              <w:left w:w="0" w:type="dxa"/>
-              <w:right w:w="0" w:type="dxa"/>
-            </w:tcMar>
-            <w:vAlign w:val="center"/>
-          </w:tcPr>
-          <w:p>
-            <w:pPr>
-              <w:pStyle w:val="Normal"/>
-              <w:jc w:val="center"/>
-              <w:pBdr>
-                <w:bottom w:val="none" w:sz="0" w:space="0" w:color="000000"/>
-                <w:top w:val="none" w:sz="0" w:space="0" w:color="000000"/>
-                <w:left w:val="none" w:sz="0" w:space="0" w:color="000000"/>
-                <w:right w:val="none" w:sz="0" w:space="0" w:color="000000"/>
-              </w:pBdr>
-              <w:spacing w:after="100" w:before="100" w:line="240"/>
-              <w:ind w:left="100" w:right="100" w:firstLine="0" w:firstLineChars="0"/>
-            </w:pPr>
-            <w:r>
-              <w:rPr>
-                <w:rFonts w:ascii="Times New Roman" w:hAnsi="Times New Roman" w:eastAsia="Times New Roman" w:cs="Times New Roman"/>
-                <w:i w:val="false"/>
-                <w:b w:val="false"/>
-                <w:u w:val="none"/>
-                <w:sz w:val="18"/>
-                <w:szCs w:val="18"/>
-                <w:color w:val="000000"/>
-              </w:rPr>
-              <w:t xml:space="preserve">exact</w:t>
             </w:r>
           </w:p>
         </w:tc>
       </w:tr>
       <w:tr>
         <w:trPr>
-          <w:trHeight w:val="607" w:hRule="auto"/>
+          <w:trHeight w:val="360" w:hRule="auto"/>
         </w:trPr>
         body20
         <w:tc>
@@ -7219,17 +6348,17 @@
                 <w:left w:val="none" w:sz="0" w:space="0" w:color="000000"/>
                 <w:right w:val="none" w:sz="0" w:space="0" w:color="000000"/>
               </w:pBdr>
-              <w:spacing w:after="100" w:before="100" w:line="240"/>
-              <w:ind w:left="100" w:right="100" w:firstLine="0" w:firstLineChars="0"/>
-            </w:pPr>
-            <w:r>
-              <w:rPr>
-                <w:rFonts w:ascii="Times New Roman" w:hAnsi="Times New Roman" w:eastAsia="Times New Roman" w:cs="Times New Roman"/>
-                <w:i w:val="false"/>
-                <w:b w:val="false"/>
-                <w:u w:val="none"/>
-                <w:sz w:val="18"/>
-                <w:szCs w:val="18"/>
+              <w:spacing w:after="20" w:before="20" w:line="240"/>
+              <w:ind w:left="40" w:right="40" w:firstLine="0" w:firstLineChars="0"/>
+            </w:pPr>
+            <w:r>
+              <w:rPr>
+                <w:rFonts w:ascii="Times New Roman" w:hAnsi="Times New Roman" w:eastAsia="Times New Roman" w:cs="Times New Roman"/>
+                <w:i w:val="false"/>
+                <w:b w:val="false"/>
+                <w:u w:val="none"/>
+                <w:sz w:val="16"/>
+                <w:szCs w:val="16"/>
                 <w:color w:val="000000"/>
               </w:rPr>
               <w:t xml:space="preserve">X.5</w:t>
@@ -7263,17 +6392,17 @@
                 <w:left w:val="none" w:sz="0" w:space="0" w:color="000000"/>
                 <w:right w:val="none" w:sz="0" w:space="0" w:color="000000"/>
               </w:pBdr>
-              <w:spacing w:after="100" w:before="100" w:line="240"/>
-              <w:ind w:left="100" w:right="100" w:firstLine="0" w:firstLineChars="0"/>
-            </w:pPr>
-            <w:r>
-              <w:rPr>
-                <w:rFonts w:ascii="Times New Roman" w:hAnsi="Times New Roman" w:eastAsia="Times New Roman" w:cs="Times New Roman"/>
-                <w:i w:val="false"/>
-                <w:b w:val="false"/>
-                <w:u w:val="none"/>
-                <w:sz w:val="18"/>
-                <w:szCs w:val="18"/>
+              <w:spacing w:after="20" w:before="20" w:line="240"/>
+              <w:ind w:left="40" w:right="40" w:firstLine="0" w:firstLineChars="0"/>
+            </w:pPr>
+            <w:r>
+              <w:rPr>
+                <w:rFonts w:ascii="Times New Roman" w:hAnsi="Times New Roman" w:eastAsia="Times New Roman" w:cs="Times New Roman"/>
+                <w:i w:val="false"/>
+                <w:b w:val="false"/>
+                <w:u w:val="none"/>
+                <w:sz w:val="16"/>
+                <w:szCs w:val="16"/>
                 <w:color w:val="000000"/>
               </w:rPr>
               <w:t xml:space="preserve">Yes</w:t>
@@ -7307,17 +6436,17 @@
                 <w:left w:val="none" w:sz="0" w:space="0" w:color="000000"/>
                 <w:right w:val="none" w:sz="0" w:space="0" w:color="000000"/>
               </w:pBdr>
-              <w:spacing w:after="100" w:before="100" w:line="240"/>
-              <w:ind w:left="100" w:right="100" w:firstLine="0" w:firstLineChars="0"/>
-            </w:pPr>
-            <w:r>
-              <w:rPr>
-                <w:rFonts w:ascii="Times New Roman" w:hAnsi="Times New Roman" w:eastAsia="Times New Roman" w:cs="Times New Roman"/>
-                <w:i w:val="false"/>
-                <w:b w:val="false"/>
-                <w:u w:val="none"/>
-                <w:sz w:val="18"/>
-                <w:szCs w:val="18"/>
+              <w:spacing w:after="20" w:before="20" w:line="240"/>
+              <w:ind w:left="40" w:right="40" w:firstLine="0" w:firstLineChars="0"/>
+            </w:pPr>
+            <w:r>
+              <w:rPr>
+                <w:rFonts w:ascii="Times New Roman" w:hAnsi="Times New Roman" w:eastAsia="Times New Roman" w:cs="Times New Roman"/>
+                <w:i w:val="false"/>
+                <w:b w:val="false"/>
+                <w:u w:val="none"/>
+                <w:sz w:val="16"/>
+                <w:szCs w:val="16"/>
                 <w:color w:val="000000"/>
               </w:rPr>
               <w:t xml:space="preserve">10 (9.9)</w:t>
@@ -7351,17 +6480,17 @@
                 <w:left w:val="none" w:sz="0" w:space="0" w:color="000000"/>
                 <w:right w:val="none" w:sz="0" w:space="0" w:color="000000"/>
               </w:pBdr>
-              <w:spacing w:after="100" w:before="100" w:line="240"/>
-              <w:ind w:left="100" w:right="100" w:firstLine="0" w:firstLineChars="0"/>
-            </w:pPr>
-            <w:r>
-              <w:rPr>
-                <w:rFonts w:ascii="Times New Roman" w:hAnsi="Times New Roman" w:eastAsia="Times New Roman" w:cs="Times New Roman"/>
-                <w:i w:val="false"/>
-                <w:b w:val="false"/>
-                <w:u w:val="none"/>
-                <w:sz w:val="18"/>
-                <w:szCs w:val="18"/>
+              <w:spacing w:after="20" w:before="20" w:line="240"/>
+              <w:ind w:left="40" w:right="40" w:firstLine="0" w:firstLineChars="0"/>
+            </w:pPr>
+            <w:r>
+              <w:rPr>
+                <w:rFonts w:ascii="Times New Roman" w:hAnsi="Times New Roman" w:eastAsia="Times New Roman" w:cs="Times New Roman"/>
+                <w:i w:val="false"/>
+                <w:b w:val="false"/>
+                <w:u w:val="none"/>
+                <w:sz w:val="16"/>
+                <w:szCs w:val="16"/>
                 <w:color w:val="000000"/>
               </w:rPr>
               <w:t xml:space="preserve">0 (0.0)</w:t>
@@ -7395,17 +6524,17 @@
                 <w:left w:val="none" w:sz="0" w:space="0" w:color="000000"/>
                 <w:right w:val="none" w:sz="0" w:space="0" w:color="000000"/>
               </w:pBdr>
-              <w:spacing w:after="100" w:before="100" w:line="240"/>
-              <w:ind w:left="100" w:right="100" w:firstLine="0" w:firstLineChars="0"/>
-            </w:pPr>
-            <w:r>
-              <w:rPr>
-                <w:rFonts w:ascii="Times New Roman" w:hAnsi="Times New Roman" w:eastAsia="Times New Roman" w:cs="Times New Roman"/>
-                <w:i w:val="false"/>
-                <w:b w:val="false"/>
-                <w:u w:val="none"/>
-                <w:sz w:val="18"/>
-                <w:szCs w:val="18"/>
+              <w:spacing w:after="20" w:before="20" w:line="240"/>
+              <w:ind w:left="40" w:right="40" w:firstLine="0" w:firstLineChars="0"/>
+            </w:pPr>
+            <w:r>
+              <w:rPr>
+                <w:rFonts w:ascii="Times New Roman" w:hAnsi="Times New Roman" w:eastAsia="Times New Roman" w:cs="Times New Roman"/>
+                <w:i w:val="false"/>
+                <w:b w:val="false"/>
+                <w:u w:val="none"/>
+                <w:sz w:val="16"/>
+                <w:szCs w:val="16"/>
                 <w:color w:val="000000"/>
               </w:rPr>
               <w:t xml:space="preserve">5 (14.3)</w:t>
@@ -7439,17 +6568,17 @@
                 <w:left w:val="none" w:sz="0" w:space="0" w:color="000000"/>
                 <w:right w:val="none" w:sz="0" w:space="0" w:color="000000"/>
               </w:pBdr>
-              <w:spacing w:after="100" w:before="100" w:line="240"/>
-              <w:ind w:left="100" w:right="100" w:firstLine="0" w:firstLineChars="0"/>
-            </w:pPr>
-            <w:r>
-              <w:rPr>
-                <w:rFonts w:ascii="Times New Roman" w:hAnsi="Times New Roman" w:eastAsia="Times New Roman" w:cs="Times New Roman"/>
-                <w:i w:val="false"/>
-                <w:b w:val="false"/>
-                <w:u w:val="none"/>
-                <w:sz w:val="18"/>
-                <w:szCs w:val="18"/>
+              <w:spacing w:after="20" w:before="20" w:line="240"/>
+              <w:ind w:left="40" w:right="40" w:firstLine="0" w:firstLineChars="0"/>
+            </w:pPr>
+            <w:r>
+              <w:rPr>
+                <w:rFonts w:ascii="Times New Roman" w:hAnsi="Times New Roman" w:eastAsia="Times New Roman" w:cs="Times New Roman"/>
+                <w:i w:val="false"/>
+                <w:b w:val="false"/>
+                <w:u w:val="none"/>
+                <w:sz w:val="16"/>
+                <w:szCs w:val="16"/>
                 <w:color w:val="000000"/>
               </w:rPr>
               <w:t xml:space="preserve">5 (27.8)</w:t>
@@ -7483,61 +6612,17 @@
                 <w:left w:val="none" w:sz="0" w:space="0" w:color="000000"/>
                 <w:right w:val="none" w:sz="0" w:space="0" w:color="000000"/>
               </w:pBdr>
-              <w:spacing w:after="100" w:before="100" w:line="240"/>
-              <w:ind w:left="100" w:right="100" w:firstLine="0" w:firstLineChars="0"/>
-            </w:pPr>
-            <w:r>
-              <w:rPr>
-                <w:rFonts w:ascii="Times New Roman" w:hAnsi="Times New Roman" w:eastAsia="Times New Roman" w:cs="Times New Roman"/>
-                <w:i w:val="false"/>
-                <w:b w:val="false"/>
-                <w:u w:val="none"/>
-                <w:sz w:val="18"/>
-                <w:szCs w:val="18"/>
-                <w:color w:val="000000"/>
-              </w:rPr>
-              <w:t xml:space="preserve"/>
-            </w:r>
-          </w:p>
-        </w:tc>
-        <w:tc>
-          <w:tcPr>
-            <w:tcBorders>
-              <w:bottom w:val="single" w:sz="4" w:space="0" w:color="B3B3B3"/>
-              <w:top w:val="single" w:sz="4" w:space="0" w:color="B3B3B3"/>
-              <w:left w:val="none" w:sz="0" w:space="0" w:color="000000"/>
-              <w:right w:val="none" w:sz="0" w:space="0" w:color="000000"/>
-            </w:tcBorders>
-            <w:shd w:val="clear" w:color="auto" w:fill="FFFFFF"/>
-            <w:tcMar>
-              <w:top w:w="0" w:type="dxa"/>
-              <w:bottom w:w="0" w:type="dxa"/>
-              <w:left w:w="0" w:type="dxa"/>
-              <w:right w:w="0" w:type="dxa"/>
-            </w:tcMar>
-            <w:vAlign w:val="center"/>
-          </w:tcPr>
-          <w:p>
-            <w:pPr>
-              <w:pStyle w:val="Normal"/>
-              <w:jc w:val="center"/>
-              <w:pBdr>
-                <w:bottom w:val="none" w:sz="0" w:space="0" w:color="000000"/>
-                <w:top w:val="none" w:sz="0" w:space="0" w:color="000000"/>
-                <w:left w:val="none" w:sz="0" w:space="0" w:color="000000"/>
-                <w:right w:val="none" w:sz="0" w:space="0" w:color="000000"/>
-              </w:pBdr>
-              <w:spacing w:after="100" w:before="100" w:line="240"/>
-              <w:ind w:left="100" w:right="100" w:firstLine="0" w:firstLineChars="0"/>
-            </w:pPr>
-            <w:r>
-              <w:rPr>
-                <w:rFonts w:ascii="Times New Roman" w:hAnsi="Times New Roman" w:eastAsia="Times New Roman" w:cs="Times New Roman"/>
-                <w:i w:val="false"/>
-                <w:b w:val="false"/>
-                <w:u w:val="none"/>
-                <w:sz w:val="18"/>
-                <w:szCs w:val="18"/>
+              <w:spacing w:after="20" w:before="20" w:line="240"/>
+              <w:ind w:left="40" w:right="40" w:firstLine="0" w:firstLineChars="0"/>
+            </w:pPr>
+            <w:r>
+              <w:rPr>
+                <w:rFonts w:ascii="Times New Roman" w:hAnsi="Times New Roman" w:eastAsia="Times New Roman" w:cs="Times New Roman"/>
+                <w:i w:val="false"/>
+                <w:b w:val="false"/>
+                <w:u w:val="none"/>
+                <w:sz w:val="16"/>
+                <w:szCs w:val="16"/>
                 <w:color w:val="000000"/>
               </w:rPr>
               <w:t xml:space="preserve"/>
@@ -7547,7 +6632,7 @@
       </w:tr>
       <w:tr>
         <w:trPr>
-          <w:trHeight w:val="607" w:hRule="auto"/>
+          <w:trHeight w:val="360" w:hRule="auto"/>
         </w:trPr>
         body21
         <w:tc>
@@ -7577,17 +6662,17 @@
                 <w:left w:val="none" w:sz="0" w:space="0" w:color="000000"/>
                 <w:right w:val="none" w:sz="0" w:space="0" w:color="000000"/>
               </w:pBdr>
-              <w:spacing w:after="100" w:before="100" w:line="240"/>
-              <w:ind w:left="100" w:right="100" w:firstLine="0" w:firstLineChars="0"/>
-            </w:pPr>
-            <w:r>
-              <w:rPr>
-                <w:rFonts w:ascii="Times New Roman" w:hAnsi="Times New Roman" w:eastAsia="Times New Roman" w:cs="Times New Roman"/>
-                <w:i w:val="false"/>
-                <w:b w:val="false"/>
-                <w:u w:val="none"/>
-                <w:sz w:val="18"/>
-                <w:szCs w:val="18"/>
+              <w:spacing w:after="20" w:before="20" w:line="240"/>
+              <w:ind w:left="40" w:right="40" w:firstLine="0" w:firstLineChars="0"/>
+            </w:pPr>
+            <w:r>
+              <w:rPr>
+                <w:rFonts w:ascii="Times New Roman" w:hAnsi="Times New Roman" w:eastAsia="Times New Roman" w:cs="Times New Roman"/>
+                <w:i w:val="false"/>
+                <w:b w:val="false"/>
+                <w:u w:val="none"/>
+                <w:sz w:val="16"/>
+                <w:szCs w:val="16"/>
                 <w:color w:val="000000"/>
               </w:rPr>
               <w:t xml:space="preserve">PALN....</w:t>
@@ -7621,17 +6706,17 @@
                 <w:left w:val="none" w:sz="0" w:space="0" w:color="000000"/>
                 <w:right w:val="none" w:sz="0" w:space="0" w:color="000000"/>
               </w:pBdr>
-              <w:spacing w:after="100" w:before="100" w:line="240"/>
-              <w:ind w:left="100" w:right="100" w:firstLine="0" w:firstLineChars="0"/>
-            </w:pPr>
-            <w:r>
-              <w:rPr>
-                <w:rFonts w:ascii="Times New Roman" w:hAnsi="Times New Roman" w:eastAsia="Times New Roman" w:cs="Times New Roman"/>
-                <w:i w:val="false"/>
-                <w:b w:val="false"/>
-                <w:u w:val="none"/>
-                <w:sz w:val="18"/>
-                <w:szCs w:val="18"/>
+              <w:spacing w:after="20" w:before="20" w:line="240"/>
+              <w:ind w:left="40" w:right="40" w:firstLine="0" w:firstLineChars="0"/>
+            </w:pPr>
+            <w:r>
+              <w:rPr>
+                <w:rFonts w:ascii="Times New Roman" w:hAnsi="Times New Roman" w:eastAsia="Times New Roman" w:cs="Times New Roman"/>
+                <w:i w:val="false"/>
+                <w:b w:val="false"/>
+                <w:u w:val="none"/>
+                <w:sz w:val="16"/>
+                <w:szCs w:val="16"/>
                 <w:color w:val="000000"/>
               </w:rPr>
               <w:t xml:space="preserve">No</w:t>
@@ -7665,17 +6750,17 @@
                 <w:left w:val="none" w:sz="0" w:space="0" w:color="000000"/>
                 <w:right w:val="none" w:sz="0" w:space="0" w:color="000000"/>
               </w:pBdr>
-              <w:spacing w:after="100" w:before="100" w:line="240"/>
-              <w:ind w:left="100" w:right="100" w:firstLine="0" w:firstLineChars="0"/>
-            </w:pPr>
-            <w:r>
-              <w:rPr>
-                <w:rFonts w:ascii="Times New Roman" w:hAnsi="Times New Roman" w:eastAsia="Times New Roman" w:cs="Times New Roman"/>
-                <w:i w:val="false"/>
-                <w:b w:val="false"/>
-                <w:u w:val="none"/>
-                <w:sz w:val="18"/>
-                <w:szCs w:val="18"/>
+              <w:spacing w:after="20" w:before="20" w:line="240"/>
+              <w:ind w:left="40" w:right="40" w:firstLine="0" w:firstLineChars="0"/>
+            </w:pPr>
+            <w:r>
+              <w:rPr>
+                <w:rFonts w:ascii="Times New Roman" w:hAnsi="Times New Roman" w:eastAsia="Times New Roman" w:cs="Times New Roman"/>
+                <w:i w:val="false"/>
+                <w:b w:val="false"/>
+                <w:u w:val="none"/>
+                <w:sz w:val="16"/>
+                <w:szCs w:val="16"/>
                 <w:color w:val="000000"/>
               </w:rPr>
               <w:t xml:space="preserve">28 (84.8)</w:t>
@@ -7709,17 +6794,17 @@
                 <w:left w:val="none" w:sz="0" w:space="0" w:color="000000"/>
                 <w:right w:val="none" w:sz="0" w:space="0" w:color="000000"/>
               </w:pBdr>
-              <w:spacing w:after="100" w:before="100" w:line="240"/>
-              <w:ind w:left="100" w:right="100" w:firstLine="0" w:firstLineChars="0"/>
-            </w:pPr>
-            <w:r>
-              <w:rPr>
-                <w:rFonts w:ascii="Times New Roman" w:hAnsi="Times New Roman" w:eastAsia="Times New Roman" w:cs="Times New Roman"/>
-                <w:i w:val="false"/>
-                <w:b w:val="false"/>
-                <w:u w:val="none"/>
-                <w:sz w:val="18"/>
-                <w:szCs w:val="18"/>
+              <w:spacing w:after="20" w:before="20" w:line="240"/>
+              <w:ind w:left="40" w:right="40" w:firstLine="0" w:firstLineChars="0"/>
+            </w:pPr>
+            <w:r>
+              <w:rPr>
+                <w:rFonts w:ascii="Times New Roman" w:hAnsi="Times New Roman" w:eastAsia="Times New Roman" w:cs="Times New Roman"/>
+                <w:i w:val="false"/>
+                <w:b w:val="false"/>
+                <w:u w:val="none"/>
+                <w:sz w:val="16"/>
+                <w:szCs w:val="16"/>
                 <w:color w:val="000000"/>
               </w:rPr>
               <w:t xml:space="preserve">11 (100.0)</w:t>
@@ -7753,17 +6838,17 @@
                 <w:left w:val="none" w:sz="0" w:space="0" w:color="000000"/>
                 <w:right w:val="none" w:sz="0" w:space="0" w:color="000000"/>
               </w:pBdr>
-              <w:spacing w:after="100" w:before="100" w:line="240"/>
-              <w:ind w:left="100" w:right="100" w:firstLine="0" w:firstLineChars="0"/>
-            </w:pPr>
-            <w:r>
-              <w:rPr>
-                <w:rFonts w:ascii="Times New Roman" w:hAnsi="Times New Roman" w:eastAsia="Times New Roman" w:cs="Times New Roman"/>
-                <w:i w:val="false"/>
-                <w:b w:val="false"/>
-                <w:u w:val="none"/>
-                <w:sz w:val="18"/>
-                <w:szCs w:val="18"/>
+              <w:spacing w:after="20" w:before="20" w:line="240"/>
+              <w:ind w:left="40" w:right="40" w:firstLine="0" w:firstLineChars="0"/>
+            </w:pPr>
+            <w:r>
+              <w:rPr>
+                <w:rFonts w:ascii="Times New Roman" w:hAnsi="Times New Roman" w:eastAsia="Times New Roman" w:cs="Times New Roman"/>
+                <w:i w:val="false"/>
+                <w:b w:val="false"/>
+                <w:u w:val="none"/>
+                <w:sz w:val="16"/>
+                <w:szCs w:val="16"/>
                 <w:color w:val="000000"/>
               </w:rPr>
               <w:t xml:space="preserve">8 (72.7)</w:t>
@@ -7797,17 +6882,17 @@
                 <w:left w:val="none" w:sz="0" w:space="0" w:color="000000"/>
                 <w:right w:val="none" w:sz="0" w:space="0" w:color="000000"/>
               </w:pBdr>
-              <w:spacing w:after="100" w:before="100" w:line="240"/>
-              <w:ind w:left="100" w:right="100" w:firstLine="0" w:firstLineChars="0"/>
-            </w:pPr>
-            <w:r>
-              <w:rPr>
-                <w:rFonts w:ascii="Times New Roman" w:hAnsi="Times New Roman" w:eastAsia="Times New Roman" w:cs="Times New Roman"/>
-                <w:i w:val="false"/>
-                <w:b w:val="false"/>
-                <w:u w:val="none"/>
-                <w:sz w:val="18"/>
-                <w:szCs w:val="18"/>
+              <w:spacing w:after="20" w:before="20" w:line="240"/>
+              <w:ind w:left="40" w:right="40" w:firstLine="0" w:firstLineChars="0"/>
+            </w:pPr>
+            <w:r>
+              <w:rPr>
+                <w:rFonts w:ascii="Times New Roman" w:hAnsi="Times New Roman" w:eastAsia="Times New Roman" w:cs="Times New Roman"/>
+                <w:i w:val="false"/>
+                <w:b w:val="false"/>
+                <w:u w:val="none"/>
+                <w:sz w:val="16"/>
+                <w:szCs w:val="16"/>
                 <w:color w:val="000000"/>
               </w:rPr>
               <w:t xml:space="preserve">9 (81.8)</w:t>
@@ -7841,71 +6926,27 @@
                 <w:left w:val="none" w:sz="0" w:space="0" w:color="000000"/>
                 <w:right w:val="none" w:sz="0" w:space="0" w:color="000000"/>
               </w:pBdr>
-              <w:spacing w:after="100" w:before="100" w:line="240"/>
-              <w:ind w:left="100" w:right="100" w:firstLine="0" w:firstLineChars="0"/>
-            </w:pPr>
-            <w:r>
-              <w:rPr>
-                <w:rFonts w:ascii="Times New Roman" w:hAnsi="Times New Roman" w:eastAsia="Times New Roman" w:cs="Times New Roman"/>
-                <w:i w:val="false"/>
-                <w:b w:val="false"/>
-                <w:u w:val="none"/>
-                <w:sz w:val="18"/>
-                <w:szCs w:val="18"/>
+              <w:spacing w:after="20" w:before="20" w:line="240"/>
+              <w:ind w:left="40" w:right="40" w:firstLine="0" w:firstLineChars="0"/>
+            </w:pPr>
+            <w:r>
+              <w:rPr>
+                <w:rFonts w:ascii="Times New Roman" w:hAnsi="Times New Roman" w:eastAsia="Times New Roman" w:cs="Times New Roman"/>
+                <w:i w:val="false"/>
+                <w:b w:val="false"/>
+                <w:u w:val="none"/>
+                <w:sz w:val="16"/>
+                <w:szCs w:val="16"/>
                 <w:color w:val="000000"/>
               </w:rPr>
               <w:t xml:space="preserve">0.327</w:t>
-            </w:r>
-          </w:p>
-        </w:tc>
-        <w:tc>
-          <w:tcPr>
-            <w:tcBorders>
-              <w:bottom w:val="single" w:sz="4" w:space="0" w:color="B3B3B3"/>
-              <w:top w:val="single" w:sz="4" w:space="0" w:color="B3B3B3"/>
-              <w:left w:val="none" w:sz="0" w:space="0" w:color="000000"/>
-              <w:right w:val="none" w:sz="0" w:space="0" w:color="000000"/>
-            </w:tcBorders>
-            <w:shd w:val="clear" w:color="auto" w:fill="FFFFFF"/>
-            <w:tcMar>
-              <w:top w:w="0" w:type="dxa"/>
-              <w:bottom w:w="0" w:type="dxa"/>
-              <w:left w:w="0" w:type="dxa"/>
-              <w:right w:w="0" w:type="dxa"/>
-            </w:tcMar>
-            <w:vAlign w:val="center"/>
-          </w:tcPr>
-          <w:p>
-            <w:pPr>
-              <w:pStyle w:val="Normal"/>
-              <w:jc w:val="center"/>
-              <w:pBdr>
-                <w:bottom w:val="none" w:sz="0" w:space="0" w:color="000000"/>
-                <w:top w:val="none" w:sz="0" w:space="0" w:color="000000"/>
-                <w:left w:val="none" w:sz="0" w:space="0" w:color="000000"/>
-                <w:right w:val="none" w:sz="0" w:space="0" w:color="000000"/>
-              </w:pBdr>
-              <w:spacing w:after="100" w:before="100" w:line="240"/>
-              <w:ind w:left="100" w:right="100" w:firstLine="0" w:firstLineChars="0"/>
-            </w:pPr>
-            <w:r>
-              <w:rPr>
-                <w:rFonts w:ascii="Times New Roman" w:hAnsi="Times New Roman" w:eastAsia="Times New Roman" w:cs="Times New Roman"/>
-                <w:i w:val="false"/>
-                <w:b w:val="false"/>
-                <w:u w:val="none"/>
-                <w:sz w:val="18"/>
-                <w:szCs w:val="18"/>
-                <w:color w:val="000000"/>
-              </w:rPr>
-              <w:t xml:space="preserve">exact</w:t>
             </w:r>
           </w:p>
         </w:tc>
       </w:tr>
       <w:tr>
         <w:trPr>
-          <w:trHeight w:val="607" w:hRule="auto"/>
+          <w:trHeight w:val="360" w:hRule="auto"/>
         </w:trPr>
         body22
         <w:tc>
@@ -7935,17 +6976,17 @@
                 <w:left w:val="none" w:sz="0" w:space="0" w:color="000000"/>
                 <w:right w:val="none" w:sz="0" w:space="0" w:color="000000"/>
               </w:pBdr>
-              <w:spacing w:after="100" w:before="100" w:line="240"/>
-              <w:ind w:left="100" w:right="100" w:firstLine="0" w:firstLineChars="0"/>
-            </w:pPr>
-            <w:r>
-              <w:rPr>
-                <w:rFonts w:ascii="Times New Roman" w:hAnsi="Times New Roman" w:eastAsia="Times New Roman" w:cs="Times New Roman"/>
-                <w:i w:val="false"/>
-                <w:b w:val="false"/>
-                <w:u w:val="none"/>
-                <w:sz w:val="18"/>
-                <w:szCs w:val="18"/>
+              <w:spacing w:after="20" w:before="20" w:line="240"/>
+              <w:ind w:left="40" w:right="40" w:firstLine="0" w:firstLineChars="0"/>
+            </w:pPr>
+            <w:r>
+              <w:rPr>
+                <w:rFonts w:ascii="Times New Roman" w:hAnsi="Times New Roman" w:eastAsia="Times New Roman" w:cs="Times New Roman"/>
+                <w:i w:val="false"/>
+                <w:b w:val="false"/>
+                <w:u w:val="none"/>
+                <w:sz w:val="16"/>
+                <w:szCs w:val="16"/>
                 <w:color w:val="000000"/>
               </w:rPr>
               <w:t xml:space="preserve">X.6</w:t>
@@ -7979,17 +7020,17 @@
                 <w:left w:val="none" w:sz="0" w:space="0" w:color="000000"/>
                 <w:right w:val="none" w:sz="0" w:space="0" w:color="000000"/>
               </w:pBdr>
-              <w:spacing w:after="100" w:before="100" w:line="240"/>
-              <w:ind w:left="100" w:right="100" w:firstLine="0" w:firstLineChars="0"/>
-            </w:pPr>
-            <w:r>
-              <w:rPr>
-                <w:rFonts w:ascii="Times New Roman" w:hAnsi="Times New Roman" w:eastAsia="Times New Roman" w:cs="Times New Roman"/>
-                <w:i w:val="false"/>
-                <w:b w:val="false"/>
-                <w:u w:val="none"/>
-                <w:sz w:val="18"/>
-                <w:szCs w:val="18"/>
+              <w:spacing w:after="20" w:before="20" w:line="240"/>
+              <w:ind w:left="40" w:right="40" w:firstLine="0" w:firstLineChars="0"/>
+            </w:pPr>
+            <w:r>
+              <w:rPr>
+                <w:rFonts w:ascii="Times New Roman" w:hAnsi="Times New Roman" w:eastAsia="Times New Roman" w:cs="Times New Roman"/>
+                <w:i w:val="false"/>
+                <w:b w:val="false"/>
+                <w:u w:val="none"/>
+                <w:sz w:val="16"/>
+                <w:szCs w:val="16"/>
                 <w:color w:val="000000"/>
               </w:rPr>
               <w:t xml:space="preserve">Yes</w:t>
@@ -8023,17 +7064,17 @@
                 <w:left w:val="none" w:sz="0" w:space="0" w:color="000000"/>
                 <w:right w:val="none" w:sz="0" w:space="0" w:color="000000"/>
               </w:pBdr>
-              <w:spacing w:after="100" w:before="100" w:line="240"/>
-              <w:ind w:left="100" w:right="100" w:firstLine="0" w:firstLineChars="0"/>
-            </w:pPr>
-            <w:r>
-              <w:rPr>
-                <w:rFonts w:ascii="Times New Roman" w:hAnsi="Times New Roman" w:eastAsia="Times New Roman" w:cs="Times New Roman"/>
-                <w:i w:val="false"/>
-                <w:b w:val="false"/>
-                <w:u w:val="none"/>
-                <w:sz w:val="18"/>
-                <w:szCs w:val="18"/>
+              <w:spacing w:after="20" w:before="20" w:line="240"/>
+              <w:ind w:left="40" w:right="40" w:firstLine="0" w:firstLineChars="0"/>
+            </w:pPr>
+            <w:r>
+              <w:rPr>
+                <w:rFonts w:ascii="Times New Roman" w:hAnsi="Times New Roman" w:eastAsia="Times New Roman" w:cs="Times New Roman"/>
+                <w:i w:val="false"/>
+                <w:b w:val="false"/>
+                <w:u w:val="none"/>
+                <w:sz w:val="16"/>
+                <w:szCs w:val="16"/>
                 <w:color w:val="000000"/>
               </w:rPr>
               <w:t xml:space="preserve">5 (15.2)</w:t>
@@ -8067,17 +7108,17 @@
                 <w:left w:val="none" w:sz="0" w:space="0" w:color="000000"/>
                 <w:right w:val="none" w:sz="0" w:space="0" w:color="000000"/>
               </w:pBdr>
-              <w:spacing w:after="100" w:before="100" w:line="240"/>
-              <w:ind w:left="100" w:right="100" w:firstLine="0" w:firstLineChars="0"/>
-            </w:pPr>
-            <w:r>
-              <w:rPr>
-                <w:rFonts w:ascii="Times New Roman" w:hAnsi="Times New Roman" w:eastAsia="Times New Roman" w:cs="Times New Roman"/>
-                <w:i w:val="false"/>
-                <w:b w:val="false"/>
-                <w:u w:val="none"/>
-                <w:sz w:val="18"/>
-                <w:szCs w:val="18"/>
+              <w:spacing w:after="20" w:before="20" w:line="240"/>
+              <w:ind w:left="40" w:right="40" w:firstLine="0" w:firstLineChars="0"/>
+            </w:pPr>
+            <w:r>
+              <w:rPr>
+                <w:rFonts w:ascii="Times New Roman" w:hAnsi="Times New Roman" w:eastAsia="Times New Roman" w:cs="Times New Roman"/>
+                <w:i w:val="false"/>
+                <w:b w:val="false"/>
+                <w:u w:val="none"/>
+                <w:sz w:val="16"/>
+                <w:szCs w:val="16"/>
                 <w:color w:val="000000"/>
               </w:rPr>
               <w:t xml:space="preserve">0 (0.0)</w:t>
@@ -8111,17 +7152,17 @@
                 <w:left w:val="none" w:sz="0" w:space="0" w:color="000000"/>
                 <w:right w:val="none" w:sz="0" w:space="0" w:color="000000"/>
               </w:pBdr>
-              <w:spacing w:after="100" w:before="100" w:line="240"/>
-              <w:ind w:left="100" w:right="100" w:firstLine="0" w:firstLineChars="0"/>
-            </w:pPr>
-            <w:r>
-              <w:rPr>
-                <w:rFonts w:ascii="Times New Roman" w:hAnsi="Times New Roman" w:eastAsia="Times New Roman" w:cs="Times New Roman"/>
-                <w:i w:val="false"/>
-                <w:b w:val="false"/>
-                <w:u w:val="none"/>
-                <w:sz w:val="18"/>
-                <w:szCs w:val="18"/>
+              <w:spacing w:after="20" w:before="20" w:line="240"/>
+              <w:ind w:left="40" w:right="40" w:firstLine="0" w:firstLineChars="0"/>
+            </w:pPr>
+            <w:r>
+              <w:rPr>
+                <w:rFonts w:ascii="Times New Roman" w:hAnsi="Times New Roman" w:eastAsia="Times New Roman" w:cs="Times New Roman"/>
+                <w:i w:val="false"/>
+                <w:b w:val="false"/>
+                <w:u w:val="none"/>
+                <w:sz w:val="16"/>
+                <w:szCs w:val="16"/>
                 <w:color w:val="000000"/>
               </w:rPr>
               <w:t xml:space="preserve">3 (27.3)</w:t>
@@ -8155,17 +7196,17 @@
                 <w:left w:val="none" w:sz="0" w:space="0" w:color="000000"/>
                 <w:right w:val="none" w:sz="0" w:space="0" w:color="000000"/>
               </w:pBdr>
-              <w:spacing w:after="100" w:before="100" w:line="240"/>
-              <w:ind w:left="100" w:right="100" w:firstLine="0" w:firstLineChars="0"/>
-            </w:pPr>
-            <w:r>
-              <w:rPr>
-                <w:rFonts w:ascii="Times New Roman" w:hAnsi="Times New Roman" w:eastAsia="Times New Roman" w:cs="Times New Roman"/>
-                <w:i w:val="false"/>
-                <w:b w:val="false"/>
-                <w:u w:val="none"/>
-                <w:sz w:val="18"/>
-                <w:szCs w:val="18"/>
+              <w:spacing w:after="20" w:before="20" w:line="240"/>
+              <w:ind w:left="40" w:right="40" w:firstLine="0" w:firstLineChars="0"/>
+            </w:pPr>
+            <w:r>
+              <w:rPr>
+                <w:rFonts w:ascii="Times New Roman" w:hAnsi="Times New Roman" w:eastAsia="Times New Roman" w:cs="Times New Roman"/>
+                <w:i w:val="false"/>
+                <w:b w:val="false"/>
+                <w:u w:val="none"/>
+                <w:sz w:val="16"/>
+                <w:szCs w:val="16"/>
                 <w:color w:val="000000"/>
               </w:rPr>
               <w:t xml:space="preserve">2 (18.2)</w:t>
@@ -8199,61 +7240,17 @@
                 <w:left w:val="none" w:sz="0" w:space="0" w:color="000000"/>
                 <w:right w:val="none" w:sz="0" w:space="0" w:color="000000"/>
               </w:pBdr>
-              <w:spacing w:after="100" w:before="100" w:line="240"/>
-              <w:ind w:left="100" w:right="100" w:firstLine="0" w:firstLineChars="0"/>
-            </w:pPr>
-            <w:r>
-              <w:rPr>
-                <w:rFonts w:ascii="Times New Roman" w:hAnsi="Times New Roman" w:eastAsia="Times New Roman" w:cs="Times New Roman"/>
-                <w:i w:val="false"/>
-                <w:b w:val="false"/>
-                <w:u w:val="none"/>
-                <w:sz w:val="18"/>
-                <w:szCs w:val="18"/>
-                <w:color w:val="000000"/>
-              </w:rPr>
-              <w:t xml:space="preserve"/>
-            </w:r>
-          </w:p>
-        </w:tc>
-        <w:tc>
-          <w:tcPr>
-            <w:tcBorders>
-              <w:bottom w:val="single" w:sz="4" w:space="0" w:color="B3B3B3"/>
-              <w:top w:val="single" w:sz="4" w:space="0" w:color="B3B3B3"/>
-              <w:left w:val="none" w:sz="0" w:space="0" w:color="000000"/>
-              <w:right w:val="none" w:sz="0" w:space="0" w:color="000000"/>
-            </w:tcBorders>
-            <w:shd w:val="clear" w:color="auto" w:fill="FFFFFF"/>
-            <w:tcMar>
-              <w:top w:w="0" w:type="dxa"/>
-              <w:bottom w:w="0" w:type="dxa"/>
-              <w:left w:w="0" w:type="dxa"/>
-              <w:right w:w="0" w:type="dxa"/>
-            </w:tcMar>
-            <w:vAlign w:val="center"/>
-          </w:tcPr>
-          <w:p>
-            <w:pPr>
-              <w:pStyle w:val="Normal"/>
-              <w:jc w:val="center"/>
-              <w:pBdr>
-                <w:bottom w:val="none" w:sz="0" w:space="0" w:color="000000"/>
-                <w:top w:val="none" w:sz="0" w:space="0" w:color="000000"/>
-                <w:left w:val="none" w:sz="0" w:space="0" w:color="000000"/>
-                <w:right w:val="none" w:sz="0" w:space="0" w:color="000000"/>
-              </w:pBdr>
-              <w:spacing w:after="100" w:before="100" w:line="240"/>
-              <w:ind w:left="100" w:right="100" w:firstLine="0" w:firstLineChars="0"/>
-            </w:pPr>
-            <w:r>
-              <w:rPr>
-                <w:rFonts w:ascii="Times New Roman" w:hAnsi="Times New Roman" w:eastAsia="Times New Roman" w:cs="Times New Roman"/>
-                <w:i w:val="false"/>
-                <w:b w:val="false"/>
-                <w:u w:val="none"/>
-                <w:sz w:val="18"/>
-                <w:szCs w:val="18"/>
+              <w:spacing w:after="20" w:before="20" w:line="240"/>
+              <w:ind w:left="40" w:right="40" w:firstLine="0" w:firstLineChars="0"/>
+            </w:pPr>
+            <w:r>
+              <w:rPr>
+                <w:rFonts w:ascii="Times New Roman" w:hAnsi="Times New Roman" w:eastAsia="Times New Roman" w:cs="Times New Roman"/>
+                <w:i w:val="false"/>
+                <w:b w:val="false"/>
+                <w:u w:val="none"/>
+                <w:sz w:val="16"/>
+                <w:szCs w:val="16"/>
                 <w:color w:val="000000"/>
               </w:rPr>
               <w:t xml:space="preserve"/>
@@ -8263,7 +7260,7 @@
       </w:tr>
       <w:tr>
         <w:trPr>
-          <w:trHeight w:val="607" w:hRule="auto"/>
+          <w:trHeight w:val="360" w:hRule="auto"/>
         </w:trPr>
         body23
         <w:tc>
@@ -8293,17 +7290,17 @@
                 <w:left w:val="none" w:sz="0" w:space="0" w:color="000000"/>
                 <w:right w:val="none" w:sz="0" w:space="0" w:color="000000"/>
               </w:pBdr>
-              <w:spacing w:after="100" w:before="100" w:line="240"/>
-              <w:ind w:left="100" w:right="100" w:firstLine="0" w:firstLineChars="0"/>
-            </w:pPr>
-            <w:r>
-              <w:rPr>
-                <w:rFonts w:ascii="Times New Roman" w:hAnsi="Times New Roman" w:eastAsia="Times New Roman" w:cs="Times New Roman"/>
-                <w:i w:val="false"/>
-                <w:b w:val="false"/>
-                <w:u w:val="none"/>
-                <w:sz w:val="18"/>
-                <w:szCs w:val="18"/>
+              <w:spacing w:after="20" w:before="20" w:line="240"/>
+              <w:ind w:left="40" w:right="40" w:firstLine="0" w:firstLineChars="0"/>
+            </w:pPr>
+            <w:r>
+              <w:rPr>
+                <w:rFonts w:ascii="Times New Roman" w:hAnsi="Times New Roman" w:eastAsia="Times New Roman" w:cs="Times New Roman"/>
+                <w:i w:val="false"/>
+                <w:b w:val="false"/>
+                <w:u w:val="none"/>
+                <w:sz w:val="16"/>
+                <w:szCs w:val="16"/>
                 <w:color w:val="000000"/>
               </w:rPr>
               <w:t xml:space="preserve">omentum....</w:t>
@@ -8337,17 +7334,17 @@
                 <w:left w:val="none" w:sz="0" w:space="0" w:color="000000"/>
                 <w:right w:val="none" w:sz="0" w:space="0" w:color="000000"/>
               </w:pBdr>
-              <w:spacing w:after="100" w:before="100" w:line="240"/>
-              <w:ind w:left="100" w:right="100" w:firstLine="0" w:firstLineChars="0"/>
-            </w:pPr>
-            <w:r>
-              <w:rPr>
-                <w:rFonts w:ascii="Times New Roman" w:hAnsi="Times New Roman" w:eastAsia="Times New Roman" w:cs="Times New Roman"/>
-                <w:i w:val="false"/>
-                <w:b w:val="false"/>
-                <w:u w:val="none"/>
-                <w:sz w:val="18"/>
-                <w:szCs w:val="18"/>
+              <w:spacing w:after="20" w:before="20" w:line="240"/>
+              <w:ind w:left="40" w:right="40" w:firstLine="0" w:firstLineChars="0"/>
+            </w:pPr>
+            <w:r>
+              <w:rPr>
+                <w:rFonts w:ascii="Times New Roman" w:hAnsi="Times New Roman" w:eastAsia="Times New Roman" w:cs="Times New Roman"/>
+                <w:i w:val="false"/>
+                <w:b w:val="false"/>
+                <w:u w:val="none"/>
+                <w:sz w:val="16"/>
+                <w:szCs w:val="16"/>
                 <w:color w:val="000000"/>
               </w:rPr>
               <w:t xml:space="preserve">No</w:t>
@@ -8381,17 +7378,17 @@
                 <w:left w:val="none" w:sz="0" w:space="0" w:color="000000"/>
                 <w:right w:val="none" w:sz="0" w:space="0" w:color="000000"/>
               </w:pBdr>
-              <w:spacing w:after="100" w:before="100" w:line="240"/>
-              <w:ind w:left="100" w:right="100" w:firstLine="0" w:firstLineChars="0"/>
-            </w:pPr>
-            <w:r>
-              <w:rPr>
-                <w:rFonts w:ascii="Times New Roman" w:hAnsi="Times New Roman" w:eastAsia="Times New Roman" w:cs="Times New Roman"/>
-                <w:i w:val="false"/>
-                <w:b w:val="false"/>
-                <w:u w:val="none"/>
-                <w:sz w:val="18"/>
-                <w:szCs w:val="18"/>
+              <w:spacing w:after="20" w:before="20" w:line="240"/>
+              <w:ind w:left="40" w:right="40" w:firstLine="0" w:firstLineChars="0"/>
+            </w:pPr>
+            <w:r>
+              <w:rPr>
+                <w:rFonts w:ascii="Times New Roman" w:hAnsi="Times New Roman" w:eastAsia="Times New Roman" w:cs="Times New Roman"/>
+                <w:i w:val="false"/>
+                <w:b w:val="false"/>
+                <w:u w:val="none"/>
+                <w:sz w:val="16"/>
+                <w:szCs w:val="16"/>
                 <w:color w:val="000000"/>
               </w:rPr>
               <w:t xml:space="preserve">16 (100.0)</w:t>
@@ -8425,17 +7422,17 @@
                 <w:left w:val="none" w:sz="0" w:space="0" w:color="000000"/>
                 <w:right w:val="none" w:sz="0" w:space="0" w:color="000000"/>
               </w:pBdr>
-              <w:spacing w:after="100" w:before="100" w:line="240"/>
-              <w:ind w:left="100" w:right="100" w:firstLine="0" w:firstLineChars="0"/>
-            </w:pPr>
-            <w:r>
-              <w:rPr>
-                <w:rFonts w:ascii="Times New Roman" w:hAnsi="Times New Roman" w:eastAsia="Times New Roman" w:cs="Times New Roman"/>
-                <w:i w:val="false"/>
-                <w:b w:val="false"/>
-                <w:u w:val="none"/>
-                <w:sz w:val="18"/>
-                <w:szCs w:val="18"/>
+              <w:spacing w:after="20" w:before="20" w:line="240"/>
+              <w:ind w:left="40" w:right="40" w:firstLine="0" w:firstLineChars="0"/>
+            </w:pPr>
+            <w:r>
+              <w:rPr>
+                <w:rFonts w:ascii="Times New Roman" w:hAnsi="Times New Roman" w:eastAsia="Times New Roman" w:cs="Times New Roman"/>
+                <w:i w:val="false"/>
+                <w:b w:val="false"/>
+                <w:u w:val="none"/>
+                <w:sz w:val="16"/>
+                <w:szCs w:val="16"/>
                 <w:color w:val="000000"/>
               </w:rPr>
               <w:t xml:space="preserve">6 (100.0)</w:t>
@@ -8469,17 +7466,17 @@
                 <w:left w:val="none" w:sz="0" w:space="0" w:color="000000"/>
                 <w:right w:val="none" w:sz="0" w:space="0" w:color="000000"/>
               </w:pBdr>
-              <w:spacing w:after="100" w:before="100" w:line="240"/>
-              <w:ind w:left="100" w:right="100" w:firstLine="0" w:firstLineChars="0"/>
-            </w:pPr>
-            <w:r>
-              <w:rPr>
-                <w:rFonts w:ascii="Times New Roman" w:hAnsi="Times New Roman" w:eastAsia="Times New Roman" w:cs="Times New Roman"/>
-                <w:i w:val="false"/>
-                <w:b w:val="false"/>
-                <w:u w:val="none"/>
-                <w:sz w:val="18"/>
-                <w:szCs w:val="18"/>
+              <w:spacing w:after="20" w:before="20" w:line="240"/>
+              <w:ind w:left="40" w:right="40" w:firstLine="0" w:firstLineChars="0"/>
+            </w:pPr>
+            <w:r>
+              <w:rPr>
+                <w:rFonts w:ascii="Times New Roman" w:hAnsi="Times New Roman" w:eastAsia="Times New Roman" w:cs="Times New Roman"/>
+                <w:i w:val="false"/>
+                <w:b w:val="false"/>
+                <w:u w:val="none"/>
+                <w:sz w:val="16"/>
+                <w:szCs w:val="16"/>
                 <w:color w:val="000000"/>
               </w:rPr>
               <w:t xml:space="preserve">5 (100.0)</w:t>
@@ -8513,17 +7510,17 @@
                 <w:left w:val="none" w:sz="0" w:space="0" w:color="000000"/>
                 <w:right w:val="none" w:sz="0" w:space="0" w:color="000000"/>
               </w:pBdr>
-              <w:spacing w:after="100" w:before="100" w:line="240"/>
-              <w:ind w:left="100" w:right="100" w:firstLine="0" w:firstLineChars="0"/>
-            </w:pPr>
-            <w:r>
-              <w:rPr>
-                <w:rFonts w:ascii="Times New Roman" w:hAnsi="Times New Roman" w:eastAsia="Times New Roman" w:cs="Times New Roman"/>
-                <w:i w:val="false"/>
-                <w:b w:val="false"/>
-                <w:u w:val="none"/>
-                <w:sz w:val="18"/>
-                <w:szCs w:val="18"/>
+              <w:spacing w:after="20" w:before="20" w:line="240"/>
+              <w:ind w:left="40" w:right="40" w:firstLine="0" w:firstLineChars="0"/>
+            </w:pPr>
+            <w:r>
+              <w:rPr>
+                <w:rFonts w:ascii="Times New Roman" w:hAnsi="Times New Roman" w:eastAsia="Times New Roman" w:cs="Times New Roman"/>
+                <w:i w:val="false"/>
+                <w:b w:val="false"/>
+                <w:u w:val="none"/>
+                <w:sz w:val="16"/>
+                <w:szCs w:val="16"/>
                 <w:color w:val="000000"/>
               </w:rPr>
               <w:t xml:space="preserve">5 (100.0)</w:t>
@@ -8557,64 +7554,20 @@
                 <w:left w:val="none" w:sz="0" w:space="0" w:color="000000"/>
                 <w:right w:val="none" w:sz="0" w:space="0" w:color="000000"/>
               </w:pBdr>
-              <w:spacing w:after="100" w:before="100" w:line="240"/>
-              <w:ind w:left="100" w:right="100" w:firstLine="0" w:firstLineChars="0"/>
-            </w:pPr>
-            <w:r>
-              <w:rPr>
-                <w:rFonts w:ascii="Times New Roman" w:hAnsi="Times New Roman" w:eastAsia="Times New Roman" w:cs="Times New Roman"/>
-                <w:i w:val="false"/>
-                <w:b w:val="false"/>
-                <w:u w:val="none"/>
-                <w:sz w:val="18"/>
-                <w:szCs w:val="18"/>
+              <w:spacing w:after="20" w:before="20" w:line="240"/>
+              <w:ind w:left="40" w:right="40" w:firstLine="0" w:firstLineChars="0"/>
+            </w:pPr>
+            <w:r>
+              <w:rPr>
+                <w:rFonts w:ascii="Times New Roman" w:hAnsi="Times New Roman" w:eastAsia="Times New Roman" w:cs="Times New Roman"/>
+                <w:i w:val="false"/>
+                <w:b w:val="false"/>
+                <w:u w:val="none"/>
+                <w:sz w:val="16"/>
+                <w:szCs w:val="16"/>
                 <w:color w:val="000000"/>
               </w:rPr>
               <w:t xml:space="preserve">NA</w:t>
-            </w:r>
-          </w:p>
-        </w:tc>
-        <w:tc>
-          <w:tcPr>
-            <w:tcBorders>
-              <w:bottom w:val="single" w:sz="12" w:space="0" w:color="000000"/>
-              <w:top w:val="single" w:sz="4" w:space="0" w:color="B3B3B3"/>
-              <w:left w:val="none" w:sz="0" w:space="0" w:color="000000"/>
-              <w:right w:val="none" w:sz="0" w:space="0" w:color="000000"/>
-            </w:tcBorders>
-            <w:shd w:val="clear" w:color="auto" w:fill="FFFFFF"/>
-            <w:tcMar>
-              <w:top w:w="0" w:type="dxa"/>
-              <w:bottom w:w="0" w:type="dxa"/>
-              <w:left w:w="0" w:type="dxa"/>
-              <w:right w:w="0" w:type="dxa"/>
-            </w:tcMar>
-            <w:vAlign w:val="center"/>
-          </w:tcPr>
-          <w:p>
-            <w:pPr>
-              <w:pStyle w:val="Normal"/>
-              <w:jc w:val="center"/>
-              <w:pBdr>
-                <w:bottom w:val="none" w:sz="0" w:space="0" w:color="000000"/>
-                <w:top w:val="none" w:sz="0" w:space="0" w:color="000000"/>
-                <w:left w:val="none" w:sz="0" w:space="0" w:color="000000"/>
-                <w:right w:val="none" w:sz="0" w:space="0" w:color="000000"/>
-              </w:pBdr>
-              <w:spacing w:after="100" w:before="100" w:line="240"/>
-              <w:ind w:left="100" w:right="100" w:firstLine="0" w:firstLineChars="0"/>
-            </w:pPr>
-            <w:r>
-              <w:rPr>
-                <w:rFonts w:ascii="Times New Roman" w:hAnsi="Times New Roman" w:eastAsia="Times New Roman" w:cs="Times New Roman"/>
-                <w:i w:val="false"/>
-                <w:b w:val="false"/>
-                <w:u w:val="none"/>
-                <w:sz w:val="18"/>
-                <w:szCs w:val="18"/>
-                <w:color w:val="000000"/>
-              </w:rPr>
-              <w:t xml:space="preserve">exact</w:t>
             </w:r>
           </w:p>
         </w:tc>
@@ -8633,7 +7586,7 @@
         <w:pStyle w:val="Normal"/>
       </w:pPr>
       <w:r>
-        <w:t xml:space="preserve">Data shown are mean &lt;c2&gt;&lt;b1&gt; SD, median [IQR], or number (%) of patients as appropriate. BMI, body mass index; CA-125, cancer antigen 125; WBC, white blood cell count; LN, lymph node. P-values &lt; 0.05 (shown in bold) are considered statistically significant. Fisher's exact test was used for categorical variables.</w:t>
+        <w:t xml:space="preserve">Data shown are mean &lt;c2&gt;&lt;b1&gt; SD, median [IQR], or number (%) of patients as appropriate. BMI, body mass index; CA-125, cancer antigen 125; WBC, white blood cell count; MI, myometrial invasion; LN, lymph node. P-values &lt; 0.05 (shown in bold) are considered statistically significant. Fisher's exact test was used for categorical variables.</w:t>
       </w:r>
     </w:p>
     <w:sectPr>

--- a/Table_1_output.docx
+++ b/Table_1_output.docx
@@ -4,20 +4,10 @@
   <w:body>
     <w:p>
       <w:pPr>
-        <w:sectPr w:officer="true">
-          <w:pgSz w:h="16838" w:w="11906" w:orient="portrait"/>
-          <w:type w:val="oddPage"/>
-          <w:cols/>
-          <w:pgMar w:top="1417" w:right="1417" w:bottom="1417" w:left="1417" w:header="708" w:footer="708" w:gutter="0"/>
-        </w:sectPr>
-      </w:pPr>
-    </w:p>
-    <w:p>
-      <w:pPr>
         <w:pStyle w:val="Normal"/>
       </w:pPr>
       <w:r>
-        <w:t xml:space="preserve">Table 1. Comparisons of the demographic and clinical characteristics among groups.</w:t>
+        <w:t xml:space="preserve">Table 1. Comparisons of the demographic and clinical characteristics between groups.</w:t>
       </w:r>
     </w:p>
     <w:tbl xmlns:a="http://schemas.openxmlformats.org/drawingml/2006/main" xmlns:pic="http://schemas.openxmlformats.org/drawingml/2006/picture">
@@ -27,12 +17,11 @@
         <w:tblLook w:firstRow="1" w:lastRow="0" w:firstColumn="0" w:lastColumn="0" w:noHBand="0" w:noVBand="1"/>
       </w:tblPr>
       <w:tblGrid>
-        <w:gridCol w:w="2592"/>
+        <w:gridCol w:w="2448"/>
         <w:gridCol w:w="720"/>
-        <w:gridCol w:w="1584"/>
-        <w:gridCol w:w="1584"/>
-        <w:gridCol w:w="1584"/>
-        <w:gridCol w:w="1584"/>
+        <w:gridCol w:w="1800"/>
+        <w:gridCol w:w="1800"/>
+        <w:gridCol w:w="1800"/>
         <w:gridCol w:w="792"/>
       </w:tblGrid>
       <w:tr>
@@ -69,7 +58,7 @@
                 <w:right w:val="none" w:sz="0" w:space="0" w:color="000000"/>
               </w:pBdr>
               <w:spacing w:after="20" w:before="20" w:line="240"/>
-              <w:ind w:left="40" w:right="40" w:firstLine="0" w:firstLineChars="0"/>
+              <w:ind w:left="60" w:right="60" w:firstLine="0" w:firstLineChars="0"/>
             </w:pPr>
             <w:r>
               <w:rPr>
@@ -77,8 +66,8 @@
                 <w:i w:val="false"/>
                 <w:b w:val="true"/>
                 <w:u w:val="none"/>
-                <w:sz w:val="16"/>
-                <w:szCs w:val="16"/>
+                <w:sz w:val="18"/>
+                <w:szCs w:val="18"/>
                 <w:color w:val="000000"/>
               </w:rPr>
               <w:t xml:space="preserve"/>
@@ -113,7 +102,7 @@
                 <w:right w:val="none" w:sz="0" w:space="0" w:color="000000"/>
               </w:pBdr>
               <w:spacing w:after="20" w:before="20" w:line="240"/>
-              <w:ind w:left="40" w:right="40" w:firstLine="0" w:firstLineChars="0"/>
+              <w:ind w:left="60" w:right="60" w:firstLine="0" w:firstLineChars="0"/>
             </w:pPr>
             <w:r>
               <w:rPr>
@@ -121,8 +110,8 @@
                 <w:i w:val="false"/>
                 <w:b w:val="true"/>
                 <w:u w:val="none"/>
-                <w:sz w:val="16"/>
-                <w:szCs w:val="16"/>
+                <w:sz w:val="18"/>
+                <w:szCs w:val="18"/>
                 <w:color w:val="000000"/>
               </w:rPr>
               <w:t xml:space="preserve"/>
@@ -157,7 +146,7 @@
                 <w:right w:val="none" w:sz="0" w:space="0" w:color="000000"/>
               </w:pBdr>
               <w:spacing w:after="20" w:before="20" w:line="240"/>
-              <w:ind w:left="40" w:right="40" w:firstLine="0" w:firstLineChars="0"/>
+              <w:ind w:left="60" w:right="60" w:firstLine="0" w:firstLineChars="0"/>
             </w:pPr>
             <w:r>
               <w:rPr>
@@ -165,8 +154,8 @@
                 <w:i w:val="false"/>
                 <w:b w:val="true"/>
                 <w:u w:val="none"/>
-                <w:sz w:val="16"/>
-                <w:szCs w:val="16"/>
+                <w:sz w:val="18"/>
+                <w:szCs w:val="18"/>
                 <w:color w:val="000000"/>
               </w:rPr>
               <w:t xml:space="preserve">Overall</w:t>
@@ -201,7 +190,7 @@
                 <w:right w:val="none" w:sz="0" w:space="0" w:color="000000"/>
               </w:pBdr>
               <w:spacing w:after="20" w:before="20" w:line="240"/>
-              <w:ind w:left="40" w:right="40" w:firstLine="0" w:firstLineChars="0"/>
+              <w:ind w:left="60" w:right="60" w:firstLine="0" w:firstLineChars="0"/>
             </w:pPr>
             <w:r>
               <w:rPr>
@@ -209,11 +198,11 @@
                 <w:i w:val="false"/>
                 <w:b w:val="true"/>
                 <w:u w:val="none"/>
-                <w:sz w:val="16"/>
-                <w:szCs w:val="16"/>
-                <w:color w:val="000000"/>
-              </w:rPr>
-              <w:t xml:space="preserve">Group 1</w:t>
+                <w:sz w:val="18"/>
+                <w:szCs w:val="18"/>
+                <w:color w:val="000000"/>
+              </w:rPr>
+              <w:t xml:space="preserve">Group 1+2</w:t>
             </w:r>
           </w:p>
         </w:tc>
@@ -245,7 +234,7 @@
                 <w:right w:val="none" w:sz="0" w:space="0" w:color="000000"/>
               </w:pBdr>
               <w:spacing w:after="20" w:before="20" w:line="240"/>
-              <w:ind w:left="40" w:right="40" w:firstLine="0" w:firstLineChars="0"/>
+              <w:ind w:left="60" w:right="60" w:firstLine="0" w:firstLineChars="0"/>
             </w:pPr>
             <w:r>
               <w:rPr>
@@ -253,11 +242,11 @@
                 <w:i w:val="false"/>
                 <w:b w:val="true"/>
                 <w:u w:val="none"/>
-                <w:sz w:val="16"/>
-                <w:szCs w:val="16"/>
-                <w:color w:val="000000"/>
-              </w:rPr>
-              <w:t xml:space="preserve">Group 2</w:t>
+                <w:sz w:val="18"/>
+                <w:szCs w:val="18"/>
+                <w:color w:val="000000"/>
+              </w:rPr>
+              <w:t xml:space="preserve">Group 3</w:t>
             </w:r>
           </w:p>
         </w:tc>
@@ -289,7 +278,7 @@
                 <w:right w:val="none" w:sz="0" w:space="0" w:color="000000"/>
               </w:pBdr>
               <w:spacing w:after="20" w:before="20" w:line="240"/>
-              <w:ind w:left="40" w:right="40" w:firstLine="0" w:firstLineChars="0"/>
+              <w:ind w:left="60" w:right="60" w:firstLine="0" w:firstLineChars="0"/>
             </w:pPr>
             <w:r>
               <w:rPr>
@@ -297,52 +286,8 @@
                 <w:i w:val="false"/>
                 <w:b w:val="true"/>
                 <w:u w:val="none"/>
-                <w:sz w:val="16"/>
-                <w:szCs w:val="16"/>
-                <w:color w:val="000000"/>
-              </w:rPr>
-              <w:t xml:space="preserve">Group 3</w:t>
-            </w:r>
-          </w:p>
-        </w:tc>
-        <w:tc>
-          <w:tcPr>
-            <w:tcBorders>
-              <w:bottom w:val="single" w:sz="12" w:space="0" w:color="000000"/>
-              <w:top w:val="single" w:sz="12" w:space="0" w:color="000000"/>
-              <w:left w:val="none" w:sz="0" w:space="0" w:color="000000"/>
-              <w:right w:val="none" w:sz="0" w:space="0" w:color="000000"/>
-            </w:tcBorders>
-            <w:shd w:val="clear" w:color="auto" w:fill="FFFFFF"/>
-            <w:tcMar>
-              <w:top w:w="0" w:type="dxa"/>
-              <w:bottom w:w="0" w:type="dxa"/>
-              <w:left w:w="0" w:type="dxa"/>
-              <w:right w:w="0" w:type="dxa"/>
-            </w:tcMar>
-            <w:vAlign w:val="center"/>
-          </w:tcPr>
-          <w:p>
-            <w:pPr>
-              <w:pStyle w:val="Normal"/>
-              <w:jc w:val="center"/>
-              <w:pBdr>
-                <w:bottom w:val="none" w:sz="0" w:space="0" w:color="000000"/>
-                <w:top w:val="none" w:sz="0" w:space="0" w:color="000000"/>
-                <w:left w:val="none" w:sz="0" w:space="0" w:color="000000"/>
-                <w:right w:val="none" w:sz="0" w:space="0" w:color="000000"/>
-              </w:pBdr>
-              <w:spacing w:after="20" w:before="20" w:line="240"/>
-              <w:ind w:left="40" w:right="40" w:firstLine="0" w:firstLineChars="0"/>
-            </w:pPr>
-            <w:r>
-              <w:rPr>
-                <w:rFonts w:ascii="Times New Roman" w:hAnsi="Times New Roman" w:eastAsia="Times New Roman" w:cs="Times New Roman"/>
-                <w:i w:val="false"/>
-                <w:b w:val="true"/>
-                <w:u w:val="none"/>
-                <w:sz w:val="16"/>
-                <w:szCs w:val="16"/>
+                <w:sz w:val="18"/>
+                <w:szCs w:val="18"/>
                 <w:color w:val="000000"/>
               </w:rPr>
               <w:t xml:space="preserve">p</w:t>
@@ -383,16 +328,16 @@
                 <w:right w:val="none" w:sz="0" w:space="0" w:color="000000"/>
               </w:pBdr>
               <w:spacing w:after="20" w:before="20" w:line="240"/>
-              <w:ind w:left="40" w:right="40" w:firstLine="0" w:firstLineChars="0"/>
-            </w:pPr>
-            <w:r>
-              <w:rPr>
-                <w:rFonts w:ascii="Times New Roman" w:hAnsi="Times New Roman" w:eastAsia="Times New Roman" w:cs="Times New Roman"/>
-                <w:i w:val="false"/>
-                <w:b w:val="false"/>
-                <w:u w:val="none"/>
-                <w:sz w:val="16"/>
-                <w:szCs w:val="16"/>
+              <w:ind w:left="60" w:right="60" w:firstLine="0" w:firstLineChars="0"/>
+            </w:pPr>
+            <w:r>
+              <w:rPr>
+                <w:rFonts w:ascii="Times New Roman" w:hAnsi="Times New Roman" w:eastAsia="Times New Roman" w:cs="Times New Roman"/>
+                <w:i w:val="false"/>
+                <w:b w:val="false"/>
+                <w:u w:val="none"/>
+                <w:sz w:val="18"/>
+                <w:szCs w:val="18"/>
                 <w:color w:val="000000"/>
               </w:rPr>
               <w:t xml:space="preserve">n</w:t>
@@ -427,16 +372,16 @@
                 <w:right w:val="none" w:sz="0" w:space="0" w:color="000000"/>
               </w:pBdr>
               <w:spacing w:after="20" w:before="20" w:line="240"/>
-              <w:ind w:left="40" w:right="40" w:firstLine="0" w:firstLineChars="0"/>
-            </w:pPr>
-            <w:r>
-              <w:rPr>
-                <w:rFonts w:ascii="Times New Roman" w:hAnsi="Times New Roman" w:eastAsia="Times New Roman" w:cs="Times New Roman"/>
-                <w:i w:val="false"/>
-                <w:b w:val="false"/>
-                <w:u w:val="none"/>
-                <w:sz w:val="16"/>
-                <w:szCs w:val="16"/>
+              <w:ind w:left="60" w:right="60" w:firstLine="0" w:firstLineChars="0"/>
+            </w:pPr>
+            <w:r>
+              <w:rPr>
+                <w:rFonts w:ascii="Times New Roman" w:hAnsi="Times New Roman" w:eastAsia="Times New Roman" w:cs="Times New Roman"/>
+                <w:i w:val="false"/>
+                <w:b w:val="false"/>
+                <w:u w:val="none"/>
+                <w:sz w:val="18"/>
+                <w:szCs w:val="18"/>
                 <w:color w:val="000000"/>
               </w:rPr>
               <w:t xml:space="preserve"/>
@@ -471,16 +416,16 @@
                 <w:right w:val="none" w:sz="0" w:space="0" w:color="000000"/>
               </w:pBdr>
               <w:spacing w:after="20" w:before="20" w:line="240"/>
-              <w:ind w:left="40" w:right="40" w:firstLine="0" w:firstLineChars="0"/>
-            </w:pPr>
-            <w:r>
-              <w:rPr>
-                <w:rFonts w:ascii="Times New Roman" w:hAnsi="Times New Roman" w:eastAsia="Times New Roman" w:cs="Times New Roman"/>
-                <w:i w:val="false"/>
-                <w:b w:val="false"/>
-                <w:u w:val="none"/>
-                <w:sz w:val="16"/>
-                <w:szCs w:val="16"/>
+              <w:ind w:left="60" w:right="60" w:firstLine="0" w:firstLineChars="0"/>
+            </w:pPr>
+            <w:r>
+              <w:rPr>
+                <w:rFonts w:ascii="Times New Roman" w:hAnsi="Times New Roman" w:eastAsia="Times New Roman" w:cs="Times New Roman"/>
+                <w:i w:val="false"/>
+                <w:b w:val="false"/>
+                <w:u w:val="none"/>
+                <w:sz w:val="18"/>
+                <w:szCs w:val="18"/>
                 <w:color w:val="000000"/>
               </w:rPr>
               <w:t xml:space="preserve">123</w:t>
@@ -515,19 +460,19 @@
                 <w:right w:val="none" w:sz="0" w:space="0" w:color="000000"/>
               </w:pBdr>
               <w:spacing w:after="20" w:before="20" w:line="240"/>
-              <w:ind w:left="40" w:right="40" w:firstLine="0" w:firstLineChars="0"/>
-            </w:pPr>
-            <w:r>
-              <w:rPr>
-                <w:rFonts w:ascii="Times New Roman" w:hAnsi="Times New Roman" w:eastAsia="Times New Roman" w:cs="Times New Roman"/>
-                <w:i w:val="false"/>
-                <w:b w:val="false"/>
-                <w:u w:val="none"/>
-                <w:sz w:val="16"/>
-                <w:szCs w:val="16"/>
-                <w:color w:val="000000"/>
-              </w:rPr>
-              <w:t xml:space="preserve">66</w:t>
+              <w:ind w:left="60" w:right="60" w:firstLine="0" w:firstLineChars="0"/>
+            </w:pPr>
+            <w:r>
+              <w:rPr>
+                <w:rFonts w:ascii="Times New Roman" w:hAnsi="Times New Roman" w:eastAsia="Times New Roman" w:cs="Times New Roman"/>
+                <w:i w:val="false"/>
+                <w:b w:val="false"/>
+                <w:u w:val="none"/>
+                <w:sz w:val="18"/>
+                <w:szCs w:val="18"/>
+                <w:color w:val="000000"/>
+              </w:rPr>
+              <w:t xml:space="preserve">104</w:t>
             </w:r>
           </w:p>
         </w:tc>
@@ -559,19 +504,19 @@
                 <w:right w:val="none" w:sz="0" w:space="0" w:color="000000"/>
               </w:pBdr>
               <w:spacing w:after="20" w:before="20" w:line="240"/>
-              <w:ind w:left="40" w:right="40" w:firstLine="0" w:firstLineChars="0"/>
-            </w:pPr>
-            <w:r>
-              <w:rPr>
-                <w:rFonts w:ascii="Times New Roman" w:hAnsi="Times New Roman" w:eastAsia="Times New Roman" w:cs="Times New Roman"/>
-                <w:i w:val="false"/>
-                <w:b w:val="false"/>
-                <w:u w:val="none"/>
-                <w:sz w:val="16"/>
-                <w:szCs w:val="16"/>
-                <w:color w:val="000000"/>
-              </w:rPr>
-              <w:t xml:space="preserve">38</w:t>
+              <w:ind w:left="60" w:right="60" w:firstLine="0" w:firstLineChars="0"/>
+            </w:pPr>
+            <w:r>
+              <w:rPr>
+                <w:rFonts w:ascii="Times New Roman" w:hAnsi="Times New Roman" w:eastAsia="Times New Roman" w:cs="Times New Roman"/>
+                <w:i w:val="false"/>
+                <w:b w:val="false"/>
+                <w:u w:val="none"/>
+                <w:sz w:val="18"/>
+                <w:szCs w:val="18"/>
+                <w:color w:val="000000"/>
+              </w:rPr>
+              <w:t xml:space="preserve">19</w:t>
             </w:r>
           </w:p>
         </w:tc>
@@ -603,60 +548,16 @@
                 <w:right w:val="none" w:sz="0" w:space="0" w:color="000000"/>
               </w:pBdr>
               <w:spacing w:after="20" w:before="20" w:line="240"/>
-              <w:ind w:left="40" w:right="40" w:firstLine="0" w:firstLineChars="0"/>
-            </w:pPr>
-            <w:r>
-              <w:rPr>
-                <w:rFonts w:ascii="Times New Roman" w:hAnsi="Times New Roman" w:eastAsia="Times New Roman" w:cs="Times New Roman"/>
-                <w:i w:val="false"/>
-                <w:b w:val="false"/>
-                <w:u w:val="none"/>
-                <w:sz w:val="16"/>
-                <w:szCs w:val="16"/>
-                <w:color w:val="000000"/>
-              </w:rPr>
-              <w:t xml:space="preserve">19</w:t>
-            </w:r>
-          </w:p>
-        </w:tc>
-        <w:tc>
-          <w:tcPr>
-            <w:tcBorders>
-              <w:bottom w:val="single" w:sz="4" w:space="0" w:color="B3B3B3"/>
-              <w:top w:val="single" w:sz="12" w:space="0" w:color="000000"/>
-              <w:left w:val="none" w:sz="0" w:space="0" w:color="000000"/>
-              <w:right w:val="none" w:sz="0" w:space="0" w:color="000000"/>
-            </w:tcBorders>
-            <w:shd w:val="clear" w:color="auto" w:fill="FFFFFF"/>
-            <w:tcMar>
-              <w:top w:w="0" w:type="dxa"/>
-              <w:bottom w:w="0" w:type="dxa"/>
-              <w:left w:w="0" w:type="dxa"/>
-              <w:right w:w="0" w:type="dxa"/>
-            </w:tcMar>
-            <w:vAlign w:val="center"/>
-          </w:tcPr>
-          <w:p>
-            <w:pPr>
-              <w:pStyle w:val="Normal"/>
-              <w:jc w:val="center"/>
-              <w:pBdr>
-                <w:bottom w:val="none" w:sz="0" w:space="0" w:color="000000"/>
-                <w:top w:val="none" w:sz="0" w:space="0" w:color="000000"/>
-                <w:left w:val="none" w:sz="0" w:space="0" w:color="000000"/>
-                <w:right w:val="none" w:sz="0" w:space="0" w:color="000000"/>
-              </w:pBdr>
-              <w:spacing w:after="20" w:before="20" w:line="240"/>
-              <w:ind w:left="40" w:right="40" w:firstLine="0" w:firstLineChars="0"/>
-            </w:pPr>
-            <w:r>
-              <w:rPr>
-                <w:rFonts w:ascii="Times New Roman" w:hAnsi="Times New Roman" w:eastAsia="Times New Roman" w:cs="Times New Roman"/>
-                <w:i w:val="false"/>
-                <w:b w:val="false"/>
-                <w:u w:val="none"/>
-                <w:sz w:val="16"/>
-                <w:szCs w:val="16"/>
+              <w:ind w:left="60" w:right="60" w:firstLine="0" w:firstLineChars="0"/>
+            </w:pPr>
+            <w:r>
+              <w:rPr>
+                <w:rFonts w:ascii="Times New Roman" w:hAnsi="Times New Roman" w:eastAsia="Times New Roman" w:cs="Times New Roman"/>
+                <w:i w:val="false"/>
+                <w:b w:val="false"/>
+                <w:u w:val="none"/>
+                <w:sz w:val="18"/>
+                <w:szCs w:val="18"/>
                 <w:color w:val="000000"/>
               </w:rPr>
               <w:t xml:space="preserve"/>
@@ -697,16 +598,16 @@
                 <w:right w:val="none" w:sz="0" w:space="0" w:color="000000"/>
               </w:pBdr>
               <w:spacing w:after="20" w:before="20" w:line="240"/>
-              <w:ind w:left="40" w:right="40" w:firstLine="0" w:firstLineChars="0"/>
-            </w:pPr>
-            <w:r>
-              <w:rPr>
-                <w:rFonts w:ascii="Times New Roman" w:hAnsi="Times New Roman" w:eastAsia="Times New Roman" w:cs="Times New Roman"/>
-                <w:i w:val="false"/>
-                <w:b w:val="false"/>
-                <w:u w:val="none"/>
-                <w:sz w:val="16"/>
-                <w:szCs w:val="16"/>
+              <w:ind w:left="60" w:right="60" w:firstLine="0" w:firstLineChars="0"/>
+            </w:pPr>
+            <w:r>
+              <w:rPr>
+                <w:rFonts w:ascii="Times New Roman" w:hAnsi="Times New Roman" w:eastAsia="Times New Roman" w:cs="Times New Roman"/>
+                <w:i w:val="false"/>
+                <w:b w:val="false"/>
+                <w:u w:val="none"/>
+                <w:sz w:val="18"/>
+                <w:szCs w:val="18"/>
                 <w:color w:val="000000"/>
               </w:rPr>
               <w:t xml:space="preserve">Analysis_cell_type....</w:t>
@@ -741,16 +642,16 @@
                 <w:right w:val="none" w:sz="0" w:space="0" w:color="000000"/>
               </w:pBdr>
               <w:spacing w:after="20" w:before="20" w:line="240"/>
-              <w:ind w:left="40" w:right="40" w:firstLine="0" w:firstLineChars="0"/>
-            </w:pPr>
-            <w:r>
-              <w:rPr>
-                <w:rFonts w:ascii="Times New Roman" w:hAnsi="Times New Roman" w:eastAsia="Times New Roman" w:cs="Times New Roman"/>
-                <w:i w:val="false"/>
-                <w:b w:val="false"/>
-                <w:u w:val="none"/>
-                <w:sz w:val="16"/>
-                <w:szCs w:val="16"/>
+              <w:ind w:left="60" w:right="60" w:firstLine="0" w:firstLineChars="0"/>
+            </w:pPr>
+            <w:r>
+              <w:rPr>
+                <w:rFonts w:ascii="Times New Roman" w:hAnsi="Times New Roman" w:eastAsia="Times New Roman" w:cs="Times New Roman"/>
+                <w:i w:val="false"/>
+                <w:b w:val="false"/>
+                <w:u w:val="none"/>
+                <w:sz w:val="18"/>
+                <w:szCs w:val="18"/>
                 <w:color w:val="000000"/>
               </w:rPr>
               <w:t xml:space="preserve">Type 1</w:t>
@@ -785,16 +686,16 @@
                 <w:right w:val="none" w:sz="0" w:space="0" w:color="000000"/>
               </w:pBdr>
               <w:spacing w:after="20" w:before="20" w:line="240"/>
-              <w:ind w:left="40" w:right="40" w:firstLine="0" w:firstLineChars="0"/>
-            </w:pPr>
-            <w:r>
-              <w:rPr>
-                <w:rFonts w:ascii="Times New Roman" w:hAnsi="Times New Roman" w:eastAsia="Times New Roman" w:cs="Times New Roman"/>
-                <w:i w:val="false"/>
-                <w:b w:val="false"/>
-                <w:u w:val="none"/>
-                <w:sz w:val="16"/>
-                <w:szCs w:val="16"/>
+              <w:ind w:left="60" w:right="60" w:firstLine="0" w:firstLineChars="0"/>
+            </w:pPr>
+            <w:r>
+              <w:rPr>
+                <w:rFonts w:ascii="Times New Roman" w:hAnsi="Times New Roman" w:eastAsia="Times New Roman" w:cs="Times New Roman"/>
+                <w:i w:val="false"/>
+                <w:b w:val="false"/>
+                <w:u w:val="none"/>
+                <w:sz w:val="18"/>
+                <w:szCs w:val="18"/>
                 <w:color w:val="000000"/>
               </w:rPr>
               <w:t xml:space="preserve">103 (83.7)</w:t>
@@ -829,104 +730,60 @@
                 <w:right w:val="none" w:sz="0" w:space="0" w:color="000000"/>
               </w:pBdr>
               <w:spacing w:after="20" w:before="20" w:line="240"/>
-              <w:ind w:left="40" w:right="40" w:firstLine="0" w:firstLineChars="0"/>
-            </w:pPr>
-            <w:r>
-              <w:rPr>
-                <w:rFonts w:ascii="Times New Roman" w:hAnsi="Times New Roman" w:eastAsia="Times New Roman" w:cs="Times New Roman"/>
-                <w:i w:val="false"/>
-                <w:b w:val="false"/>
-                <w:u w:val="none"/>
-                <w:sz w:val="16"/>
-                <w:szCs w:val="16"/>
-                <w:color w:val="000000"/>
-              </w:rPr>
-              <w:t xml:space="preserve">65 (98.5)</w:t>
-            </w:r>
-          </w:p>
-        </w:tc>
-        <w:tc>
-          <w:tcPr>
-            <w:tcBorders>
-              <w:bottom w:val="single" w:sz="4" w:space="0" w:color="B3B3B3"/>
-              <w:top w:val="single" w:sz="4" w:space="0" w:color="B3B3B3"/>
-              <w:left w:val="none" w:sz="0" w:space="0" w:color="000000"/>
-              <w:right w:val="none" w:sz="0" w:space="0" w:color="000000"/>
-            </w:tcBorders>
-            <w:shd w:val="clear" w:color="auto" w:fill="FFFFFF"/>
-            <w:tcMar>
-              <w:top w:w="0" w:type="dxa"/>
-              <w:bottom w:w="0" w:type="dxa"/>
-              <w:left w:w="0" w:type="dxa"/>
-              <w:right w:w="0" w:type="dxa"/>
-            </w:tcMar>
-            <w:vAlign w:val="center"/>
-          </w:tcPr>
-          <w:p>
-            <w:pPr>
-              <w:pStyle w:val="Normal"/>
-              <w:jc w:val="center"/>
-              <w:pBdr>
-                <w:bottom w:val="none" w:sz="0" w:space="0" w:color="000000"/>
-                <w:top w:val="none" w:sz="0" w:space="0" w:color="000000"/>
-                <w:left w:val="none" w:sz="0" w:space="0" w:color="000000"/>
-                <w:right w:val="none" w:sz="0" w:space="0" w:color="000000"/>
-              </w:pBdr>
-              <w:spacing w:after="20" w:before="20" w:line="240"/>
-              <w:ind w:left="40" w:right="40" w:firstLine="0" w:firstLineChars="0"/>
-            </w:pPr>
-            <w:r>
-              <w:rPr>
-                <w:rFonts w:ascii="Times New Roman" w:hAnsi="Times New Roman" w:eastAsia="Times New Roman" w:cs="Times New Roman"/>
-                <w:i w:val="false"/>
-                <w:b w:val="false"/>
-                <w:u w:val="none"/>
-                <w:sz w:val="16"/>
-                <w:szCs w:val="16"/>
-                <w:color w:val="000000"/>
-              </w:rPr>
-              <w:t xml:space="preserve">38 (100.0)</w:t>
-            </w:r>
-          </w:p>
-        </w:tc>
-        <w:tc>
-          <w:tcPr>
-            <w:tcBorders>
-              <w:bottom w:val="single" w:sz="4" w:space="0" w:color="B3B3B3"/>
-              <w:top w:val="single" w:sz="4" w:space="0" w:color="B3B3B3"/>
-              <w:left w:val="none" w:sz="0" w:space="0" w:color="000000"/>
-              <w:right w:val="none" w:sz="0" w:space="0" w:color="000000"/>
-            </w:tcBorders>
-            <w:shd w:val="clear" w:color="auto" w:fill="FFFFFF"/>
-            <w:tcMar>
-              <w:top w:w="0" w:type="dxa"/>
-              <w:bottom w:w="0" w:type="dxa"/>
-              <w:left w:w="0" w:type="dxa"/>
-              <w:right w:w="0" w:type="dxa"/>
-            </w:tcMar>
-            <w:vAlign w:val="center"/>
-          </w:tcPr>
-          <w:p>
-            <w:pPr>
-              <w:pStyle w:val="Normal"/>
-              <w:jc w:val="center"/>
-              <w:pBdr>
-                <w:bottom w:val="none" w:sz="0" w:space="0" w:color="000000"/>
-                <w:top w:val="none" w:sz="0" w:space="0" w:color="000000"/>
-                <w:left w:val="none" w:sz="0" w:space="0" w:color="000000"/>
-                <w:right w:val="none" w:sz="0" w:space="0" w:color="000000"/>
-              </w:pBdr>
-              <w:spacing w:after="20" w:before="20" w:line="240"/>
-              <w:ind w:left="40" w:right="40" w:firstLine="0" w:firstLineChars="0"/>
-            </w:pPr>
-            <w:r>
-              <w:rPr>
-                <w:rFonts w:ascii="Times New Roman" w:hAnsi="Times New Roman" w:eastAsia="Times New Roman" w:cs="Times New Roman"/>
-                <w:i w:val="false"/>
-                <w:b w:val="false"/>
-                <w:u w:val="none"/>
-                <w:sz w:val="16"/>
-                <w:szCs w:val="16"/>
+              <w:ind w:left="60" w:right="60" w:firstLine="0" w:firstLineChars="0"/>
+            </w:pPr>
+            <w:r>
+              <w:rPr>
+                <w:rFonts w:ascii="Times New Roman" w:hAnsi="Times New Roman" w:eastAsia="Times New Roman" w:cs="Times New Roman"/>
+                <w:i w:val="false"/>
+                <w:b w:val="false"/>
+                <w:u w:val="none"/>
+                <w:sz w:val="18"/>
+                <w:szCs w:val="18"/>
+                <w:color w:val="000000"/>
+              </w:rPr>
+              <w:t xml:space="preserve">103 (99.0)</w:t>
+            </w:r>
+          </w:p>
+        </w:tc>
+        <w:tc>
+          <w:tcPr>
+            <w:tcBorders>
+              <w:bottom w:val="single" w:sz="4" w:space="0" w:color="B3B3B3"/>
+              <w:top w:val="single" w:sz="4" w:space="0" w:color="B3B3B3"/>
+              <w:left w:val="none" w:sz="0" w:space="0" w:color="000000"/>
+              <w:right w:val="none" w:sz="0" w:space="0" w:color="000000"/>
+            </w:tcBorders>
+            <w:shd w:val="clear" w:color="auto" w:fill="FFFFFF"/>
+            <w:tcMar>
+              <w:top w:w="0" w:type="dxa"/>
+              <w:bottom w:w="0" w:type="dxa"/>
+              <w:left w:w="0" w:type="dxa"/>
+              <w:right w:w="0" w:type="dxa"/>
+            </w:tcMar>
+            <w:vAlign w:val="center"/>
+          </w:tcPr>
+          <w:p>
+            <w:pPr>
+              <w:pStyle w:val="Normal"/>
+              <w:jc w:val="center"/>
+              <w:pBdr>
+                <w:bottom w:val="none" w:sz="0" w:space="0" w:color="000000"/>
+                <w:top w:val="none" w:sz="0" w:space="0" w:color="000000"/>
+                <w:left w:val="none" w:sz="0" w:space="0" w:color="000000"/>
+                <w:right w:val="none" w:sz="0" w:space="0" w:color="000000"/>
+              </w:pBdr>
+              <w:spacing w:after="20" w:before="20" w:line="240"/>
+              <w:ind w:left="60" w:right="60" w:firstLine="0" w:firstLineChars="0"/>
+            </w:pPr>
+            <w:r>
+              <w:rPr>
+                <w:rFonts w:ascii="Times New Roman" w:hAnsi="Times New Roman" w:eastAsia="Times New Roman" w:cs="Times New Roman"/>
+                <w:i w:val="false"/>
+                <w:b w:val="false"/>
+                <w:u w:val="none"/>
+                <w:sz w:val="18"/>
+                <w:szCs w:val="18"/>
                 <w:color w:val="000000"/>
               </w:rPr>
               <w:t xml:space="preserve">0 (0.0)</w:t>
@@ -961,7 +818,7 @@
                 <w:right w:val="none" w:sz="0" w:space="0" w:color="000000"/>
               </w:pBdr>
               <w:spacing w:after="20" w:before="20" w:line="240"/>
-              <w:ind w:left="40" w:right="40" w:firstLine="0" w:firstLineChars="0"/>
+              <w:ind w:left="60" w:right="60" w:firstLine="0" w:firstLineChars="0"/>
             </w:pPr>
             <w:r>
               <w:rPr>
@@ -969,8 +826,8 @@
                 <w:i w:val="false"/>
                 <w:b w:val="true"/>
                 <w:u w:val="none"/>
-                <w:sz w:val="16"/>
-                <w:szCs w:val="16"/>
+                <w:sz w:val="18"/>
+                <w:szCs w:val="18"/>
                 <w:color w:val="000000"/>
               </w:rPr>
               <w:t xml:space="preserve">&lt;0.001</w:t>
@@ -1011,16 +868,16 @@
                 <w:right w:val="none" w:sz="0" w:space="0" w:color="000000"/>
               </w:pBdr>
               <w:spacing w:after="20" w:before="20" w:line="240"/>
-              <w:ind w:left="40" w:right="40" w:firstLine="0" w:firstLineChars="0"/>
-            </w:pPr>
-            <w:r>
-              <w:rPr>
-                <w:rFonts w:ascii="Times New Roman" w:hAnsi="Times New Roman" w:eastAsia="Times New Roman" w:cs="Times New Roman"/>
-                <w:i w:val="false"/>
-                <w:b w:val="false"/>
-                <w:u w:val="none"/>
-                <w:sz w:val="16"/>
-                <w:szCs w:val="16"/>
+              <w:ind w:left="60" w:right="60" w:firstLine="0" w:firstLineChars="0"/>
+            </w:pPr>
+            <w:r>
+              <w:rPr>
+                <w:rFonts w:ascii="Times New Roman" w:hAnsi="Times New Roman" w:eastAsia="Times New Roman" w:cs="Times New Roman"/>
+                <w:i w:val="false"/>
+                <w:b w:val="false"/>
+                <w:u w:val="none"/>
+                <w:sz w:val="18"/>
+                <w:szCs w:val="18"/>
                 <w:color w:val="000000"/>
               </w:rPr>
               <w:t xml:space="preserve">X</w:t>
@@ -1055,16 +912,16 @@
                 <w:right w:val="none" w:sz="0" w:space="0" w:color="000000"/>
               </w:pBdr>
               <w:spacing w:after="20" w:before="20" w:line="240"/>
-              <w:ind w:left="40" w:right="40" w:firstLine="0" w:firstLineChars="0"/>
-            </w:pPr>
-            <w:r>
-              <w:rPr>
-                <w:rFonts w:ascii="Times New Roman" w:hAnsi="Times New Roman" w:eastAsia="Times New Roman" w:cs="Times New Roman"/>
-                <w:i w:val="false"/>
-                <w:b w:val="false"/>
-                <w:u w:val="none"/>
-                <w:sz w:val="16"/>
-                <w:szCs w:val="16"/>
+              <w:ind w:left="60" w:right="60" w:firstLine="0" w:firstLineChars="0"/>
+            </w:pPr>
+            <w:r>
+              <w:rPr>
+                <w:rFonts w:ascii="Times New Roman" w:hAnsi="Times New Roman" w:eastAsia="Times New Roman" w:cs="Times New Roman"/>
+                <w:i w:val="false"/>
+                <w:b w:val="false"/>
+                <w:u w:val="none"/>
+                <w:sz w:val="18"/>
+                <w:szCs w:val="18"/>
                 <w:color w:val="000000"/>
               </w:rPr>
               <w:t xml:space="preserve">Type 2</w:t>
@@ -1099,16 +956,16 @@
                 <w:right w:val="none" w:sz="0" w:space="0" w:color="000000"/>
               </w:pBdr>
               <w:spacing w:after="20" w:before="20" w:line="240"/>
-              <w:ind w:left="40" w:right="40" w:firstLine="0" w:firstLineChars="0"/>
-            </w:pPr>
-            <w:r>
-              <w:rPr>
-                <w:rFonts w:ascii="Times New Roman" w:hAnsi="Times New Roman" w:eastAsia="Times New Roman" w:cs="Times New Roman"/>
-                <w:i w:val="false"/>
-                <w:b w:val="false"/>
-                <w:u w:val="none"/>
-                <w:sz w:val="16"/>
-                <w:szCs w:val="16"/>
+              <w:ind w:left="60" w:right="60" w:firstLine="0" w:firstLineChars="0"/>
+            </w:pPr>
+            <w:r>
+              <w:rPr>
+                <w:rFonts w:ascii="Times New Roman" w:hAnsi="Times New Roman" w:eastAsia="Times New Roman" w:cs="Times New Roman"/>
+                <w:i w:val="false"/>
+                <w:b w:val="false"/>
+                <w:u w:val="none"/>
+                <w:sz w:val="18"/>
+                <w:szCs w:val="18"/>
                 <w:color w:val="000000"/>
               </w:rPr>
               <w:t xml:space="preserve">20 (16.3)</w:t>
@@ -1143,104 +1000,60 @@
                 <w:right w:val="none" w:sz="0" w:space="0" w:color="000000"/>
               </w:pBdr>
               <w:spacing w:after="20" w:before="20" w:line="240"/>
-              <w:ind w:left="40" w:right="40" w:firstLine="0" w:firstLineChars="0"/>
-            </w:pPr>
-            <w:r>
-              <w:rPr>
-                <w:rFonts w:ascii="Times New Roman" w:hAnsi="Times New Roman" w:eastAsia="Times New Roman" w:cs="Times New Roman"/>
-                <w:i w:val="false"/>
-                <w:b w:val="false"/>
-                <w:u w:val="none"/>
-                <w:sz w:val="16"/>
-                <w:szCs w:val="16"/>
-                <w:color w:val="000000"/>
-              </w:rPr>
-              <w:t xml:space="preserve">1 (1.5)</w:t>
-            </w:r>
-          </w:p>
-        </w:tc>
-        <w:tc>
-          <w:tcPr>
-            <w:tcBorders>
-              <w:bottom w:val="single" w:sz="4" w:space="0" w:color="B3B3B3"/>
-              <w:top w:val="single" w:sz="4" w:space="0" w:color="B3B3B3"/>
-              <w:left w:val="none" w:sz="0" w:space="0" w:color="000000"/>
-              <w:right w:val="none" w:sz="0" w:space="0" w:color="000000"/>
-            </w:tcBorders>
-            <w:shd w:val="clear" w:color="auto" w:fill="FFFFFF"/>
-            <w:tcMar>
-              <w:top w:w="0" w:type="dxa"/>
-              <w:bottom w:w="0" w:type="dxa"/>
-              <w:left w:w="0" w:type="dxa"/>
-              <w:right w:w="0" w:type="dxa"/>
-            </w:tcMar>
-            <w:vAlign w:val="center"/>
-          </w:tcPr>
-          <w:p>
-            <w:pPr>
-              <w:pStyle w:val="Normal"/>
-              <w:jc w:val="center"/>
-              <w:pBdr>
-                <w:bottom w:val="none" w:sz="0" w:space="0" w:color="000000"/>
-                <w:top w:val="none" w:sz="0" w:space="0" w:color="000000"/>
-                <w:left w:val="none" w:sz="0" w:space="0" w:color="000000"/>
-                <w:right w:val="none" w:sz="0" w:space="0" w:color="000000"/>
-              </w:pBdr>
-              <w:spacing w:after="20" w:before="20" w:line="240"/>
-              <w:ind w:left="40" w:right="40" w:firstLine="0" w:firstLineChars="0"/>
-            </w:pPr>
-            <w:r>
-              <w:rPr>
-                <w:rFonts w:ascii="Times New Roman" w:hAnsi="Times New Roman" w:eastAsia="Times New Roman" w:cs="Times New Roman"/>
-                <w:i w:val="false"/>
-                <w:b w:val="false"/>
-                <w:u w:val="none"/>
-                <w:sz w:val="16"/>
-                <w:szCs w:val="16"/>
-                <w:color w:val="000000"/>
-              </w:rPr>
-              <w:t xml:space="preserve">0 (0.0)</w:t>
-            </w:r>
-          </w:p>
-        </w:tc>
-        <w:tc>
-          <w:tcPr>
-            <w:tcBorders>
-              <w:bottom w:val="single" w:sz="4" w:space="0" w:color="B3B3B3"/>
-              <w:top w:val="single" w:sz="4" w:space="0" w:color="B3B3B3"/>
-              <w:left w:val="none" w:sz="0" w:space="0" w:color="000000"/>
-              <w:right w:val="none" w:sz="0" w:space="0" w:color="000000"/>
-            </w:tcBorders>
-            <w:shd w:val="clear" w:color="auto" w:fill="FFFFFF"/>
-            <w:tcMar>
-              <w:top w:w="0" w:type="dxa"/>
-              <w:bottom w:w="0" w:type="dxa"/>
-              <w:left w:w="0" w:type="dxa"/>
-              <w:right w:w="0" w:type="dxa"/>
-            </w:tcMar>
-            <w:vAlign w:val="center"/>
-          </w:tcPr>
-          <w:p>
-            <w:pPr>
-              <w:pStyle w:val="Normal"/>
-              <w:jc w:val="center"/>
-              <w:pBdr>
-                <w:bottom w:val="none" w:sz="0" w:space="0" w:color="000000"/>
-                <w:top w:val="none" w:sz="0" w:space="0" w:color="000000"/>
-                <w:left w:val="none" w:sz="0" w:space="0" w:color="000000"/>
-                <w:right w:val="none" w:sz="0" w:space="0" w:color="000000"/>
-              </w:pBdr>
-              <w:spacing w:after="20" w:before="20" w:line="240"/>
-              <w:ind w:left="40" w:right="40" w:firstLine="0" w:firstLineChars="0"/>
-            </w:pPr>
-            <w:r>
-              <w:rPr>
-                <w:rFonts w:ascii="Times New Roman" w:hAnsi="Times New Roman" w:eastAsia="Times New Roman" w:cs="Times New Roman"/>
-                <w:i w:val="false"/>
-                <w:b w:val="false"/>
-                <w:u w:val="none"/>
-                <w:sz w:val="16"/>
-                <w:szCs w:val="16"/>
+              <w:ind w:left="60" w:right="60" w:firstLine="0" w:firstLineChars="0"/>
+            </w:pPr>
+            <w:r>
+              <w:rPr>
+                <w:rFonts w:ascii="Times New Roman" w:hAnsi="Times New Roman" w:eastAsia="Times New Roman" w:cs="Times New Roman"/>
+                <w:i w:val="false"/>
+                <w:b w:val="false"/>
+                <w:u w:val="none"/>
+                <w:sz w:val="18"/>
+                <w:szCs w:val="18"/>
+                <w:color w:val="000000"/>
+              </w:rPr>
+              <w:t xml:space="preserve">1 (1.0)</w:t>
+            </w:r>
+          </w:p>
+        </w:tc>
+        <w:tc>
+          <w:tcPr>
+            <w:tcBorders>
+              <w:bottom w:val="single" w:sz="4" w:space="0" w:color="B3B3B3"/>
+              <w:top w:val="single" w:sz="4" w:space="0" w:color="B3B3B3"/>
+              <w:left w:val="none" w:sz="0" w:space="0" w:color="000000"/>
+              <w:right w:val="none" w:sz="0" w:space="0" w:color="000000"/>
+            </w:tcBorders>
+            <w:shd w:val="clear" w:color="auto" w:fill="FFFFFF"/>
+            <w:tcMar>
+              <w:top w:w="0" w:type="dxa"/>
+              <w:bottom w:w="0" w:type="dxa"/>
+              <w:left w:w="0" w:type="dxa"/>
+              <w:right w:w="0" w:type="dxa"/>
+            </w:tcMar>
+            <w:vAlign w:val="center"/>
+          </w:tcPr>
+          <w:p>
+            <w:pPr>
+              <w:pStyle w:val="Normal"/>
+              <w:jc w:val="center"/>
+              <w:pBdr>
+                <w:bottom w:val="none" w:sz="0" w:space="0" w:color="000000"/>
+                <w:top w:val="none" w:sz="0" w:space="0" w:color="000000"/>
+                <w:left w:val="none" w:sz="0" w:space="0" w:color="000000"/>
+                <w:right w:val="none" w:sz="0" w:space="0" w:color="000000"/>
+              </w:pBdr>
+              <w:spacing w:after="20" w:before="20" w:line="240"/>
+              <w:ind w:left="60" w:right="60" w:firstLine="0" w:firstLineChars="0"/>
+            </w:pPr>
+            <w:r>
+              <w:rPr>
+                <w:rFonts w:ascii="Times New Roman" w:hAnsi="Times New Roman" w:eastAsia="Times New Roman" w:cs="Times New Roman"/>
+                <w:i w:val="false"/>
+                <w:b w:val="false"/>
+                <w:u w:val="none"/>
+                <w:sz w:val="18"/>
+                <w:szCs w:val="18"/>
                 <w:color w:val="000000"/>
               </w:rPr>
               <w:t xml:space="preserve">19 (100.0)</w:t>
@@ -1275,16 +1088,16 @@
                 <w:right w:val="none" w:sz="0" w:space="0" w:color="000000"/>
               </w:pBdr>
               <w:spacing w:after="20" w:before="20" w:line="240"/>
-              <w:ind w:left="40" w:right="40" w:firstLine="0" w:firstLineChars="0"/>
-            </w:pPr>
-            <w:r>
-              <w:rPr>
-                <w:rFonts w:ascii="Times New Roman" w:hAnsi="Times New Roman" w:eastAsia="Times New Roman" w:cs="Times New Roman"/>
-                <w:i w:val="false"/>
-                <w:b w:val="false"/>
-                <w:u w:val="none"/>
-                <w:sz w:val="16"/>
-                <w:szCs w:val="16"/>
+              <w:ind w:left="60" w:right="60" w:firstLine="0" w:firstLineChars="0"/>
+            </w:pPr>
+            <w:r>
+              <w:rPr>
+                <w:rFonts w:ascii="Times New Roman" w:hAnsi="Times New Roman" w:eastAsia="Times New Roman" w:cs="Times New Roman"/>
+                <w:i w:val="false"/>
+                <w:b w:val="false"/>
+                <w:u w:val="none"/>
+                <w:sz w:val="18"/>
+                <w:szCs w:val="18"/>
                 <w:color w:val="000000"/>
               </w:rPr>
               <w:t xml:space="preserve"/>
@@ -1325,16 +1138,16 @@
                 <w:right w:val="none" w:sz="0" w:space="0" w:color="000000"/>
               </w:pBdr>
               <w:spacing w:after="20" w:before="20" w:line="240"/>
-              <w:ind w:left="40" w:right="40" w:firstLine="0" w:firstLineChars="0"/>
-            </w:pPr>
-            <w:r>
-              <w:rPr>
-                <w:rFonts w:ascii="Times New Roman" w:hAnsi="Times New Roman" w:eastAsia="Times New Roman" w:cs="Times New Roman"/>
-                <w:i w:val="false"/>
-                <w:b w:val="false"/>
-                <w:u w:val="none"/>
-                <w:sz w:val="16"/>
-                <w:szCs w:val="16"/>
+              <w:ind w:left="60" w:right="60" w:firstLine="0" w:firstLineChars="0"/>
+            </w:pPr>
+            <w:r>
+              <w:rPr>
+                <w:rFonts w:ascii="Times New Roman" w:hAnsi="Times New Roman" w:eastAsia="Times New Roman" w:cs="Times New Roman"/>
+                <w:i w:val="false"/>
+                <w:b w:val="false"/>
+                <w:u w:val="none"/>
+                <w:sz w:val="18"/>
+                <w:szCs w:val="18"/>
                 <w:color w:val="000000"/>
               </w:rPr>
               <w:t xml:space="preserve">age..mean..SD..</w:t>
@@ -1369,16 +1182,16 @@
                 <w:right w:val="none" w:sz="0" w:space="0" w:color="000000"/>
               </w:pBdr>
               <w:spacing w:after="20" w:before="20" w:line="240"/>
-              <w:ind w:left="40" w:right="40" w:firstLine="0" w:firstLineChars="0"/>
-            </w:pPr>
-            <w:r>
-              <w:rPr>
-                <w:rFonts w:ascii="Times New Roman" w:hAnsi="Times New Roman" w:eastAsia="Times New Roman" w:cs="Times New Roman"/>
-                <w:i w:val="false"/>
-                <w:b w:val="false"/>
-                <w:u w:val="none"/>
-                <w:sz w:val="16"/>
-                <w:szCs w:val="16"/>
+              <w:ind w:left="60" w:right="60" w:firstLine="0" w:firstLineChars="0"/>
+            </w:pPr>
+            <w:r>
+              <w:rPr>
+                <w:rFonts w:ascii="Times New Roman" w:hAnsi="Times New Roman" w:eastAsia="Times New Roman" w:cs="Times New Roman"/>
+                <w:i w:val="false"/>
+                <w:b w:val="false"/>
+                <w:u w:val="none"/>
+                <w:sz w:val="18"/>
+                <w:szCs w:val="18"/>
                 <w:color w:val="000000"/>
               </w:rPr>
               <w:t xml:space="preserve"/>
@@ -1413,16 +1226,16 @@
                 <w:right w:val="none" w:sz="0" w:space="0" w:color="000000"/>
               </w:pBdr>
               <w:spacing w:after="20" w:before="20" w:line="240"/>
-              <w:ind w:left="40" w:right="40" w:firstLine="0" w:firstLineChars="0"/>
-            </w:pPr>
-            <w:r>
-              <w:rPr>
-                <w:rFonts w:ascii="Times New Roman" w:hAnsi="Times New Roman" w:eastAsia="Times New Roman" w:cs="Times New Roman"/>
-                <w:i w:val="false"/>
-                <w:b w:val="false"/>
-                <w:u w:val="none"/>
-                <w:sz w:val="16"/>
-                <w:szCs w:val="16"/>
+              <w:ind w:left="60" w:right="60" w:firstLine="0" w:firstLineChars="0"/>
+            </w:pPr>
+            <w:r>
+              <w:rPr>
+                <w:rFonts w:ascii="Times New Roman" w:hAnsi="Times New Roman" w:eastAsia="Times New Roman" w:cs="Times New Roman"/>
+                <w:i w:val="false"/>
+                <w:b w:val="false"/>
+                <w:u w:val="none"/>
+                <w:sz w:val="18"/>
+                <w:szCs w:val="18"/>
                 <w:color w:val="000000"/>
               </w:rPr>
               <w:t xml:space="preserve">51.96 (11.29)</w:t>
@@ -1457,139 +1270,95 @@
                 <w:right w:val="none" w:sz="0" w:space="0" w:color="000000"/>
               </w:pBdr>
               <w:spacing w:after="20" w:before="20" w:line="240"/>
-              <w:ind w:left="40" w:right="40" w:firstLine="0" w:firstLineChars="0"/>
-            </w:pPr>
-            <w:r>
-              <w:rPr>
-                <w:rFonts w:ascii="Times New Roman" w:hAnsi="Times New Roman" w:eastAsia="Times New Roman" w:cs="Times New Roman"/>
-                <w:i w:val="false"/>
-                <w:b w:val="false"/>
-                <w:u w:val="none"/>
-                <w:sz w:val="16"/>
-                <w:szCs w:val="16"/>
-                <w:color w:val="000000"/>
-              </w:rPr>
-              <w:t xml:space="preserve">47.74 (12.03)</w:t>
-            </w:r>
-          </w:p>
-        </w:tc>
-        <w:tc>
-          <w:tcPr>
-            <w:tcBorders>
-              <w:bottom w:val="single" w:sz="4" w:space="0" w:color="B3B3B3"/>
-              <w:top w:val="single" w:sz="4" w:space="0" w:color="B3B3B3"/>
-              <w:left w:val="none" w:sz="0" w:space="0" w:color="000000"/>
-              <w:right w:val="none" w:sz="0" w:space="0" w:color="000000"/>
-            </w:tcBorders>
-            <w:shd w:val="clear" w:color="auto" w:fill="FFFFFF"/>
-            <w:tcMar>
-              <w:top w:w="0" w:type="dxa"/>
-              <w:bottom w:w="0" w:type="dxa"/>
-              <w:left w:w="0" w:type="dxa"/>
-              <w:right w:w="0" w:type="dxa"/>
-            </w:tcMar>
-            <w:vAlign w:val="center"/>
-          </w:tcPr>
-          <w:p>
-            <w:pPr>
-              <w:pStyle w:val="Normal"/>
-              <w:jc w:val="center"/>
-              <w:pBdr>
-                <w:bottom w:val="none" w:sz="0" w:space="0" w:color="000000"/>
-                <w:top w:val="none" w:sz="0" w:space="0" w:color="000000"/>
-                <w:left w:val="none" w:sz="0" w:space="0" w:color="000000"/>
-                <w:right w:val="none" w:sz="0" w:space="0" w:color="000000"/>
-              </w:pBdr>
-              <w:spacing w:after="20" w:before="20" w:line="240"/>
-              <w:ind w:left="40" w:right="40" w:firstLine="0" w:firstLineChars="0"/>
-            </w:pPr>
-            <w:r>
-              <w:rPr>
-                <w:rFonts w:ascii="Times New Roman" w:hAnsi="Times New Roman" w:eastAsia="Times New Roman" w:cs="Times New Roman"/>
-                <w:i w:val="false"/>
-                <w:b w:val="false"/>
-                <w:u w:val="none"/>
-                <w:sz w:val="16"/>
-                <w:szCs w:val="16"/>
-                <w:color w:val="000000"/>
-              </w:rPr>
-              <w:t xml:space="preserve">56.75 (8.80)</w:t>
-            </w:r>
-          </w:p>
-        </w:tc>
-        <w:tc>
-          <w:tcPr>
-            <w:tcBorders>
-              <w:bottom w:val="single" w:sz="4" w:space="0" w:color="B3B3B3"/>
-              <w:top w:val="single" w:sz="4" w:space="0" w:color="B3B3B3"/>
-              <w:left w:val="none" w:sz="0" w:space="0" w:color="000000"/>
-              <w:right w:val="none" w:sz="0" w:space="0" w:color="000000"/>
-            </w:tcBorders>
-            <w:shd w:val="clear" w:color="auto" w:fill="FFFFFF"/>
-            <w:tcMar>
-              <w:top w:w="0" w:type="dxa"/>
-              <w:bottom w:w="0" w:type="dxa"/>
-              <w:left w:w="0" w:type="dxa"/>
-              <w:right w:w="0" w:type="dxa"/>
-            </w:tcMar>
-            <w:vAlign w:val="center"/>
-          </w:tcPr>
-          <w:p>
-            <w:pPr>
-              <w:pStyle w:val="Normal"/>
-              <w:jc w:val="center"/>
-              <w:pBdr>
-                <w:bottom w:val="none" w:sz="0" w:space="0" w:color="000000"/>
-                <w:top w:val="none" w:sz="0" w:space="0" w:color="000000"/>
-                <w:left w:val="none" w:sz="0" w:space="0" w:color="000000"/>
-                <w:right w:val="none" w:sz="0" w:space="0" w:color="000000"/>
-              </w:pBdr>
-              <w:spacing w:after="20" w:before="20" w:line="240"/>
-              <w:ind w:left="40" w:right="40" w:firstLine="0" w:firstLineChars="0"/>
-            </w:pPr>
-            <w:r>
-              <w:rPr>
-                <w:rFonts w:ascii="Times New Roman" w:hAnsi="Times New Roman" w:eastAsia="Times New Roman" w:cs="Times New Roman"/>
-                <w:i w:val="false"/>
-                <w:b w:val="false"/>
-                <w:u w:val="none"/>
-                <w:sz w:val="16"/>
-                <w:szCs w:val="16"/>
-                <w:color w:val="000000"/>
-              </w:rPr>
-              <w:t xml:space="preserve">57.05 (6.33)</w:t>
-            </w:r>
-          </w:p>
-        </w:tc>
-        <w:tc>
-          <w:tcPr>
-            <w:tcBorders>
-              <w:bottom w:val="single" w:sz="4" w:space="0" w:color="B3B3B3"/>
-              <w:top w:val="single" w:sz="4" w:space="0" w:color="B3B3B3"/>
-              <w:left w:val="none" w:sz="0" w:space="0" w:color="000000"/>
-              <w:right w:val="none" w:sz="0" w:space="0" w:color="000000"/>
-            </w:tcBorders>
-            <w:shd w:val="clear" w:color="auto" w:fill="FFFFFF"/>
-            <w:tcMar>
-              <w:top w:w="0" w:type="dxa"/>
-              <w:bottom w:w="0" w:type="dxa"/>
-              <w:left w:w="0" w:type="dxa"/>
-              <w:right w:w="0" w:type="dxa"/>
-            </w:tcMar>
-            <w:vAlign w:val="center"/>
-          </w:tcPr>
-          <w:p>
-            <w:pPr>
-              <w:pStyle w:val="Normal"/>
-              <w:jc w:val="center"/>
-              <w:pBdr>
-                <w:bottom w:val="none" w:sz="0" w:space="0" w:color="000000"/>
-                <w:top w:val="none" w:sz="0" w:space="0" w:color="000000"/>
-                <w:left w:val="none" w:sz="0" w:space="0" w:color="000000"/>
-                <w:right w:val="none" w:sz="0" w:space="0" w:color="000000"/>
-              </w:pBdr>
-              <w:spacing w:after="20" w:before="20" w:line="240"/>
-              <w:ind w:left="40" w:right="40" w:firstLine="0" w:firstLineChars="0"/>
+              <w:ind w:left="60" w:right="60" w:firstLine="0" w:firstLineChars="0"/>
+            </w:pPr>
+            <w:r>
+              <w:rPr>
+                <w:rFonts w:ascii="Times New Roman" w:hAnsi="Times New Roman" w:eastAsia="Times New Roman" w:cs="Times New Roman"/>
+                <w:i w:val="false"/>
+                <w:b w:val="false"/>
+                <w:u w:val="none"/>
+                <w:sz w:val="18"/>
+                <w:szCs w:val="18"/>
+                <w:color w:val="000000"/>
+              </w:rPr>
+              <w:t xml:space="preserve">51.02 (11.76)</w:t>
+            </w:r>
+          </w:p>
+        </w:tc>
+        <w:tc>
+          <w:tcPr>
+            <w:tcBorders>
+              <w:bottom w:val="single" w:sz="4" w:space="0" w:color="B3B3B3"/>
+              <w:top w:val="single" w:sz="4" w:space="0" w:color="B3B3B3"/>
+              <w:left w:val="none" w:sz="0" w:space="0" w:color="000000"/>
+              <w:right w:val="none" w:sz="0" w:space="0" w:color="000000"/>
+            </w:tcBorders>
+            <w:shd w:val="clear" w:color="auto" w:fill="FFFFFF"/>
+            <w:tcMar>
+              <w:top w:w="0" w:type="dxa"/>
+              <w:bottom w:w="0" w:type="dxa"/>
+              <w:left w:w="0" w:type="dxa"/>
+              <w:right w:w="0" w:type="dxa"/>
+            </w:tcMar>
+            <w:vAlign w:val="center"/>
+          </w:tcPr>
+          <w:p>
+            <w:pPr>
+              <w:pStyle w:val="Normal"/>
+              <w:jc w:val="center"/>
+              <w:pBdr>
+                <w:bottom w:val="none" w:sz="0" w:space="0" w:color="000000"/>
+                <w:top w:val="none" w:sz="0" w:space="0" w:color="000000"/>
+                <w:left w:val="none" w:sz="0" w:space="0" w:color="000000"/>
+                <w:right w:val="none" w:sz="0" w:space="0" w:color="000000"/>
+              </w:pBdr>
+              <w:spacing w:after="20" w:before="20" w:line="240"/>
+              <w:ind w:left="60" w:right="60" w:firstLine="0" w:firstLineChars="0"/>
+            </w:pPr>
+            <w:r>
+              <w:rPr>
+                <w:rFonts w:ascii="Times New Roman" w:hAnsi="Times New Roman" w:eastAsia="Times New Roman" w:cs="Times New Roman"/>
+                <w:i w:val="false"/>
+                <w:b w:val="false"/>
+                <w:u w:val="none"/>
+                <w:sz w:val="18"/>
+                <w:szCs w:val="18"/>
+                <w:color w:val="000000"/>
+              </w:rPr>
+              <w:t xml:space="preserve">57.05 (6.34)</w:t>
+            </w:r>
+          </w:p>
+        </w:tc>
+        <w:tc>
+          <w:tcPr>
+            <w:tcBorders>
+              <w:bottom w:val="single" w:sz="4" w:space="0" w:color="B3B3B3"/>
+              <w:top w:val="single" w:sz="4" w:space="0" w:color="B3B3B3"/>
+              <w:left w:val="none" w:sz="0" w:space="0" w:color="000000"/>
+              <w:right w:val="none" w:sz="0" w:space="0" w:color="000000"/>
+            </w:tcBorders>
+            <w:shd w:val="clear" w:color="auto" w:fill="FFFFFF"/>
+            <w:tcMar>
+              <w:top w:w="0" w:type="dxa"/>
+              <w:bottom w:w="0" w:type="dxa"/>
+              <w:left w:w="0" w:type="dxa"/>
+              <w:right w:w="0" w:type="dxa"/>
+            </w:tcMar>
+            <w:vAlign w:val="center"/>
+          </w:tcPr>
+          <w:p>
+            <w:pPr>
+              <w:pStyle w:val="Normal"/>
+              <w:jc w:val="center"/>
+              <w:pBdr>
+                <w:bottom w:val="none" w:sz="0" w:space="0" w:color="000000"/>
+                <w:top w:val="none" w:sz="0" w:space="0" w:color="000000"/>
+                <w:left w:val="none" w:sz="0" w:space="0" w:color="000000"/>
+                <w:right w:val="none" w:sz="0" w:space="0" w:color="000000"/>
+              </w:pBdr>
+              <w:spacing w:after="20" w:before="20" w:line="240"/>
+              <w:ind w:left="60" w:right="60" w:firstLine="0" w:firstLineChars="0"/>
             </w:pPr>
             <w:r>
               <w:rPr>
@@ -1597,11 +1366,11 @@
                 <w:i w:val="false"/>
                 <w:b w:val="true"/>
                 <w:u w:val="none"/>
-                <w:sz w:val="16"/>
-                <w:szCs w:val="16"/>
-                <w:color w:val="000000"/>
-              </w:rPr>
-              <w:t xml:space="preserve">&lt;0.001</w:t>
+                <w:sz w:val="18"/>
+                <w:szCs w:val="18"/>
+                <w:color w:val="000000"/>
+              </w:rPr>
+              <w:t xml:space="preserve">0.032</w:t>
             </w:r>
           </w:p>
         </w:tc>
@@ -1639,16 +1408,16 @@
                 <w:right w:val="none" w:sz="0" w:space="0" w:color="000000"/>
               </w:pBdr>
               <w:spacing w:after="20" w:before="20" w:line="240"/>
-              <w:ind w:left="40" w:right="40" w:firstLine="0" w:firstLineChars="0"/>
-            </w:pPr>
-            <w:r>
-              <w:rPr>
-                <w:rFonts w:ascii="Times New Roman" w:hAnsi="Times New Roman" w:eastAsia="Times New Roman" w:cs="Times New Roman"/>
-                <w:i w:val="false"/>
-                <w:b w:val="false"/>
-                <w:u w:val="none"/>
-                <w:sz w:val="16"/>
-                <w:szCs w:val="16"/>
+              <w:ind w:left="60" w:right="60" w:firstLine="0" w:firstLineChars="0"/>
+            </w:pPr>
+            <w:r>
+              <w:rPr>
+                <w:rFonts w:ascii="Times New Roman" w:hAnsi="Times New Roman" w:eastAsia="Times New Roman" w:cs="Times New Roman"/>
+                <w:i w:val="false"/>
+                <w:b w:val="false"/>
+                <w:u w:val="none"/>
+                <w:sz w:val="18"/>
+                <w:szCs w:val="18"/>
                 <w:color w:val="000000"/>
               </w:rPr>
               <w:t xml:space="preserve">Recur....</w:t>
@@ -1683,16 +1452,16 @@
                 <w:right w:val="none" w:sz="0" w:space="0" w:color="000000"/>
               </w:pBdr>
               <w:spacing w:after="20" w:before="20" w:line="240"/>
-              <w:ind w:left="40" w:right="40" w:firstLine="0" w:firstLineChars="0"/>
-            </w:pPr>
-            <w:r>
-              <w:rPr>
-                <w:rFonts w:ascii="Times New Roman" w:hAnsi="Times New Roman" w:eastAsia="Times New Roman" w:cs="Times New Roman"/>
-                <w:i w:val="false"/>
-                <w:b w:val="false"/>
-                <w:u w:val="none"/>
-                <w:sz w:val="16"/>
-                <w:szCs w:val="16"/>
+              <w:ind w:left="60" w:right="60" w:firstLine="0" w:firstLineChars="0"/>
+            </w:pPr>
+            <w:r>
+              <w:rPr>
+                <w:rFonts w:ascii="Times New Roman" w:hAnsi="Times New Roman" w:eastAsia="Times New Roman" w:cs="Times New Roman"/>
+                <w:i w:val="false"/>
+                <w:b w:val="false"/>
+                <w:u w:val="none"/>
+                <w:sz w:val="18"/>
+                <w:szCs w:val="18"/>
                 <w:color w:val="000000"/>
               </w:rPr>
               <w:t xml:space="preserve">No</w:t>
@@ -1727,16 +1496,16 @@
                 <w:right w:val="none" w:sz="0" w:space="0" w:color="000000"/>
               </w:pBdr>
               <w:spacing w:after="20" w:before="20" w:line="240"/>
-              <w:ind w:left="40" w:right="40" w:firstLine="0" w:firstLineChars="0"/>
-            </w:pPr>
-            <w:r>
-              <w:rPr>
-                <w:rFonts w:ascii="Times New Roman" w:hAnsi="Times New Roman" w:eastAsia="Times New Roman" w:cs="Times New Roman"/>
-                <w:i w:val="false"/>
-                <w:b w:val="false"/>
-                <w:u w:val="none"/>
-                <w:sz w:val="16"/>
-                <w:szCs w:val="16"/>
+              <w:ind w:left="60" w:right="60" w:firstLine="0" w:firstLineChars="0"/>
+            </w:pPr>
+            <w:r>
+              <w:rPr>
+                <w:rFonts w:ascii="Times New Roman" w:hAnsi="Times New Roman" w:eastAsia="Times New Roman" w:cs="Times New Roman"/>
+                <w:i w:val="false"/>
+                <w:b w:val="false"/>
+                <w:u w:val="none"/>
+                <w:sz w:val="18"/>
+                <w:szCs w:val="18"/>
                 <w:color w:val="000000"/>
               </w:rPr>
               <w:t xml:space="preserve">108 (87.8)</w:t>
@@ -1771,104 +1540,60 @@
                 <w:right w:val="none" w:sz="0" w:space="0" w:color="000000"/>
               </w:pBdr>
               <w:spacing w:after="20" w:before="20" w:line="240"/>
-              <w:ind w:left="40" w:right="40" w:firstLine="0" w:firstLineChars="0"/>
-            </w:pPr>
-            <w:r>
-              <w:rPr>
-                <w:rFonts w:ascii="Times New Roman" w:hAnsi="Times New Roman" w:eastAsia="Times New Roman" w:cs="Times New Roman"/>
-                <w:i w:val="false"/>
-                <w:b w:val="false"/>
-                <w:u w:val="none"/>
-                <w:sz w:val="16"/>
-                <w:szCs w:val="16"/>
-                <w:color w:val="000000"/>
-              </w:rPr>
-              <w:t xml:space="preserve">63 (95.5)</w:t>
-            </w:r>
-          </w:p>
-        </w:tc>
-        <w:tc>
-          <w:tcPr>
-            <w:tcBorders>
-              <w:bottom w:val="single" w:sz="4" w:space="0" w:color="B3B3B3"/>
-              <w:top w:val="single" w:sz="4" w:space="0" w:color="B3B3B3"/>
-              <w:left w:val="none" w:sz="0" w:space="0" w:color="000000"/>
-              <w:right w:val="none" w:sz="0" w:space="0" w:color="000000"/>
-            </w:tcBorders>
-            <w:shd w:val="clear" w:color="auto" w:fill="FFFFFF"/>
-            <w:tcMar>
-              <w:top w:w="0" w:type="dxa"/>
-              <w:bottom w:w="0" w:type="dxa"/>
-              <w:left w:w="0" w:type="dxa"/>
-              <w:right w:w="0" w:type="dxa"/>
-            </w:tcMar>
-            <w:vAlign w:val="center"/>
-          </w:tcPr>
-          <w:p>
-            <w:pPr>
-              <w:pStyle w:val="Normal"/>
-              <w:jc w:val="center"/>
-              <w:pBdr>
-                <w:bottom w:val="none" w:sz="0" w:space="0" w:color="000000"/>
-                <w:top w:val="none" w:sz="0" w:space="0" w:color="000000"/>
-                <w:left w:val="none" w:sz="0" w:space="0" w:color="000000"/>
-                <w:right w:val="none" w:sz="0" w:space="0" w:color="000000"/>
-              </w:pBdr>
-              <w:spacing w:after="20" w:before="20" w:line="240"/>
-              <w:ind w:left="40" w:right="40" w:firstLine="0" w:firstLineChars="0"/>
-            </w:pPr>
-            <w:r>
-              <w:rPr>
-                <w:rFonts w:ascii="Times New Roman" w:hAnsi="Times New Roman" w:eastAsia="Times New Roman" w:cs="Times New Roman"/>
-                <w:i w:val="false"/>
-                <w:b w:val="false"/>
-                <w:u w:val="none"/>
-                <w:sz w:val="16"/>
-                <w:szCs w:val="16"/>
-                <w:color w:val="000000"/>
-              </w:rPr>
-              <w:t xml:space="preserve">31 (81.6)</w:t>
-            </w:r>
-          </w:p>
-        </w:tc>
-        <w:tc>
-          <w:tcPr>
-            <w:tcBorders>
-              <w:bottom w:val="single" w:sz="4" w:space="0" w:color="B3B3B3"/>
-              <w:top w:val="single" w:sz="4" w:space="0" w:color="B3B3B3"/>
-              <w:left w:val="none" w:sz="0" w:space="0" w:color="000000"/>
-              <w:right w:val="none" w:sz="0" w:space="0" w:color="000000"/>
-            </w:tcBorders>
-            <w:shd w:val="clear" w:color="auto" w:fill="FFFFFF"/>
-            <w:tcMar>
-              <w:top w:w="0" w:type="dxa"/>
-              <w:bottom w:w="0" w:type="dxa"/>
-              <w:left w:w="0" w:type="dxa"/>
-              <w:right w:w="0" w:type="dxa"/>
-            </w:tcMar>
-            <w:vAlign w:val="center"/>
-          </w:tcPr>
-          <w:p>
-            <w:pPr>
-              <w:pStyle w:val="Normal"/>
-              <w:jc w:val="center"/>
-              <w:pBdr>
-                <w:bottom w:val="none" w:sz="0" w:space="0" w:color="000000"/>
-                <w:top w:val="none" w:sz="0" w:space="0" w:color="000000"/>
-                <w:left w:val="none" w:sz="0" w:space="0" w:color="000000"/>
-                <w:right w:val="none" w:sz="0" w:space="0" w:color="000000"/>
-              </w:pBdr>
-              <w:spacing w:after="20" w:before="20" w:line="240"/>
-              <w:ind w:left="40" w:right="40" w:firstLine="0" w:firstLineChars="0"/>
-            </w:pPr>
-            <w:r>
-              <w:rPr>
-                <w:rFonts w:ascii="Times New Roman" w:hAnsi="Times New Roman" w:eastAsia="Times New Roman" w:cs="Times New Roman"/>
-                <w:i w:val="false"/>
-                <w:b w:val="false"/>
-                <w:u w:val="none"/>
-                <w:sz w:val="16"/>
-                <w:szCs w:val="16"/>
+              <w:ind w:left="60" w:right="60" w:firstLine="0" w:firstLineChars="0"/>
+            </w:pPr>
+            <w:r>
+              <w:rPr>
+                <w:rFonts w:ascii="Times New Roman" w:hAnsi="Times New Roman" w:eastAsia="Times New Roman" w:cs="Times New Roman"/>
+                <w:i w:val="false"/>
+                <w:b w:val="false"/>
+                <w:u w:val="none"/>
+                <w:sz w:val="18"/>
+                <w:szCs w:val="18"/>
+                <w:color w:val="000000"/>
+              </w:rPr>
+              <w:t xml:space="preserve">94 (90.4)</w:t>
+            </w:r>
+          </w:p>
+        </w:tc>
+        <w:tc>
+          <w:tcPr>
+            <w:tcBorders>
+              <w:bottom w:val="single" w:sz="4" w:space="0" w:color="B3B3B3"/>
+              <w:top w:val="single" w:sz="4" w:space="0" w:color="B3B3B3"/>
+              <w:left w:val="none" w:sz="0" w:space="0" w:color="000000"/>
+              <w:right w:val="none" w:sz="0" w:space="0" w:color="000000"/>
+            </w:tcBorders>
+            <w:shd w:val="clear" w:color="auto" w:fill="FFFFFF"/>
+            <w:tcMar>
+              <w:top w:w="0" w:type="dxa"/>
+              <w:bottom w:w="0" w:type="dxa"/>
+              <w:left w:w="0" w:type="dxa"/>
+              <w:right w:w="0" w:type="dxa"/>
+            </w:tcMar>
+            <w:vAlign w:val="center"/>
+          </w:tcPr>
+          <w:p>
+            <w:pPr>
+              <w:pStyle w:val="Normal"/>
+              <w:jc w:val="center"/>
+              <w:pBdr>
+                <w:bottom w:val="none" w:sz="0" w:space="0" w:color="000000"/>
+                <w:top w:val="none" w:sz="0" w:space="0" w:color="000000"/>
+                <w:left w:val="none" w:sz="0" w:space="0" w:color="000000"/>
+                <w:right w:val="none" w:sz="0" w:space="0" w:color="000000"/>
+              </w:pBdr>
+              <w:spacing w:after="20" w:before="20" w:line="240"/>
+              <w:ind w:left="60" w:right="60" w:firstLine="0" w:firstLineChars="0"/>
+            </w:pPr>
+            <w:r>
+              <w:rPr>
+                <w:rFonts w:ascii="Times New Roman" w:hAnsi="Times New Roman" w:eastAsia="Times New Roman" w:cs="Times New Roman"/>
+                <w:i w:val="false"/>
+                <w:b w:val="false"/>
+                <w:u w:val="none"/>
+                <w:sz w:val="18"/>
+                <w:szCs w:val="18"/>
                 <w:color w:val="000000"/>
               </w:rPr>
               <w:t xml:space="preserve">14 (73.7)</w:t>
@@ -1903,19 +1628,19 @@
                 <w:right w:val="none" w:sz="0" w:space="0" w:color="000000"/>
               </w:pBdr>
               <w:spacing w:after="20" w:before="20" w:line="240"/>
-              <w:ind w:left="40" w:right="40" w:firstLine="0" w:firstLineChars="0"/>
-            </w:pPr>
-            <w:r>
-              <w:rPr>
-                <w:rFonts w:ascii="Times New Roman" w:hAnsi="Times New Roman" w:eastAsia="Times New Roman" w:cs="Times New Roman"/>
-                <w:i w:val="false"/>
-                <w:b w:val="true"/>
-                <w:u w:val="none"/>
-                <w:sz w:val="16"/>
-                <w:szCs w:val="16"/>
-                <w:color w:val="000000"/>
-              </w:rPr>
-              <w:t xml:space="preserve">0.010</w:t>
+              <w:ind w:left="60" w:right="60" w:firstLine="0" w:firstLineChars="0"/>
+            </w:pPr>
+            <w:r>
+              <w:rPr>
+                <w:rFonts w:ascii="Times New Roman" w:hAnsi="Times New Roman" w:eastAsia="Times New Roman" w:cs="Times New Roman"/>
+                <w:i w:val="false"/>
+                <w:b w:val="false"/>
+                <w:u w:val="none"/>
+                <w:sz w:val="18"/>
+                <w:szCs w:val="18"/>
+                <w:color w:val="000000"/>
+              </w:rPr>
+              <w:t xml:space="preserve">0.056</w:t>
             </w:r>
           </w:p>
         </w:tc>
@@ -1953,16 +1678,16 @@
                 <w:right w:val="none" w:sz="0" w:space="0" w:color="000000"/>
               </w:pBdr>
               <w:spacing w:after="20" w:before="20" w:line="240"/>
-              <w:ind w:left="40" w:right="40" w:firstLine="0" w:firstLineChars="0"/>
-            </w:pPr>
-            <w:r>
-              <w:rPr>
-                <w:rFonts w:ascii="Times New Roman" w:hAnsi="Times New Roman" w:eastAsia="Times New Roman" w:cs="Times New Roman"/>
-                <w:i w:val="false"/>
-                <w:b w:val="false"/>
-                <w:u w:val="none"/>
-                <w:sz w:val="16"/>
-                <w:szCs w:val="16"/>
+              <w:ind w:left="60" w:right="60" w:firstLine="0" w:firstLineChars="0"/>
+            </w:pPr>
+            <w:r>
+              <w:rPr>
+                <w:rFonts w:ascii="Times New Roman" w:hAnsi="Times New Roman" w:eastAsia="Times New Roman" w:cs="Times New Roman"/>
+                <w:i w:val="false"/>
+                <w:b w:val="false"/>
+                <w:u w:val="none"/>
+                <w:sz w:val="18"/>
+                <w:szCs w:val="18"/>
                 <w:color w:val="000000"/>
               </w:rPr>
               <w:t xml:space="preserve">X.1</w:t>
@@ -1997,16 +1722,16 @@
                 <w:right w:val="none" w:sz="0" w:space="0" w:color="000000"/>
               </w:pBdr>
               <w:spacing w:after="20" w:before="20" w:line="240"/>
-              <w:ind w:left="40" w:right="40" w:firstLine="0" w:firstLineChars="0"/>
-            </w:pPr>
-            <w:r>
-              <w:rPr>
-                <w:rFonts w:ascii="Times New Roman" w:hAnsi="Times New Roman" w:eastAsia="Times New Roman" w:cs="Times New Roman"/>
-                <w:i w:val="false"/>
-                <w:b w:val="false"/>
-                <w:u w:val="none"/>
-                <w:sz w:val="16"/>
-                <w:szCs w:val="16"/>
+              <w:ind w:left="60" w:right="60" w:firstLine="0" w:firstLineChars="0"/>
+            </w:pPr>
+            <w:r>
+              <w:rPr>
+                <w:rFonts w:ascii="Times New Roman" w:hAnsi="Times New Roman" w:eastAsia="Times New Roman" w:cs="Times New Roman"/>
+                <w:i w:val="false"/>
+                <w:b w:val="false"/>
+                <w:u w:val="none"/>
+                <w:sz w:val="18"/>
+                <w:szCs w:val="18"/>
                 <w:color w:val="000000"/>
               </w:rPr>
               <w:t xml:space="preserve">Yes</w:t>
@@ -2041,16 +1766,16 @@
                 <w:right w:val="none" w:sz="0" w:space="0" w:color="000000"/>
               </w:pBdr>
               <w:spacing w:after="20" w:before="20" w:line="240"/>
-              <w:ind w:left="40" w:right="40" w:firstLine="0" w:firstLineChars="0"/>
-            </w:pPr>
-            <w:r>
-              <w:rPr>
-                <w:rFonts w:ascii="Times New Roman" w:hAnsi="Times New Roman" w:eastAsia="Times New Roman" w:cs="Times New Roman"/>
-                <w:i w:val="false"/>
-                <w:b w:val="false"/>
-                <w:u w:val="none"/>
-                <w:sz w:val="16"/>
-                <w:szCs w:val="16"/>
+              <w:ind w:left="60" w:right="60" w:firstLine="0" w:firstLineChars="0"/>
+            </w:pPr>
+            <w:r>
+              <w:rPr>
+                <w:rFonts w:ascii="Times New Roman" w:hAnsi="Times New Roman" w:eastAsia="Times New Roman" w:cs="Times New Roman"/>
+                <w:i w:val="false"/>
+                <w:b w:val="false"/>
+                <w:u w:val="none"/>
+                <w:sz w:val="18"/>
+                <w:szCs w:val="18"/>
                 <w:color w:val="000000"/>
               </w:rPr>
               <w:t xml:space="preserve">15 (12.2)</w:t>
@@ -2085,104 +1810,60 @@
                 <w:right w:val="none" w:sz="0" w:space="0" w:color="000000"/>
               </w:pBdr>
               <w:spacing w:after="20" w:before="20" w:line="240"/>
-              <w:ind w:left="40" w:right="40" w:firstLine="0" w:firstLineChars="0"/>
-            </w:pPr>
-            <w:r>
-              <w:rPr>
-                <w:rFonts w:ascii="Times New Roman" w:hAnsi="Times New Roman" w:eastAsia="Times New Roman" w:cs="Times New Roman"/>
-                <w:i w:val="false"/>
-                <w:b w:val="false"/>
-                <w:u w:val="none"/>
-                <w:sz w:val="16"/>
-                <w:szCs w:val="16"/>
-                <w:color w:val="000000"/>
-              </w:rPr>
-              <w:t xml:space="preserve">3 (4.5)</w:t>
-            </w:r>
-          </w:p>
-        </w:tc>
-        <w:tc>
-          <w:tcPr>
-            <w:tcBorders>
-              <w:bottom w:val="single" w:sz="4" w:space="0" w:color="B3B3B3"/>
-              <w:top w:val="single" w:sz="4" w:space="0" w:color="B3B3B3"/>
-              <w:left w:val="none" w:sz="0" w:space="0" w:color="000000"/>
-              <w:right w:val="none" w:sz="0" w:space="0" w:color="000000"/>
-            </w:tcBorders>
-            <w:shd w:val="clear" w:color="auto" w:fill="FFFFFF"/>
-            <w:tcMar>
-              <w:top w:w="0" w:type="dxa"/>
-              <w:bottom w:w="0" w:type="dxa"/>
-              <w:left w:w="0" w:type="dxa"/>
-              <w:right w:w="0" w:type="dxa"/>
-            </w:tcMar>
-            <w:vAlign w:val="center"/>
-          </w:tcPr>
-          <w:p>
-            <w:pPr>
-              <w:pStyle w:val="Normal"/>
-              <w:jc w:val="center"/>
-              <w:pBdr>
-                <w:bottom w:val="none" w:sz="0" w:space="0" w:color="000000"/>
-                <w:top w:val="none" w:sz="0" w:space="0" w:color="000000"/>
-                <w:left w:val="none" w:sz="0" w:space="0" w:color="000000"/>
-                <w:right w:val="none" w:sz="0" w:space="0" w:color="000000"/>
-              </w:pBdr>
-              <w:spacing w:after="20" w:before="20" w:line="240"/>
-              <w:ind w:left="40" w:right="40" w:firstLine="0" w:firstLineChars="0"/>
-            </w:pPr>
-            <w:r>
-              <w:rPr>
-                <w:rFonts w:ascii="Times New Roman" w:hAnsi="Times New Roman" w:eastAsia="Times New Roman" w:cs="Times New Roman"/>
-                <w:i w:val="false"/>
-                <w:b w:val="false"/>
-                <w:u w:val="none"/>
-                <w:sz w:val="16"/>
-                <w:szCs w:val="16"/>
-                <w:color w:val="000000"/>
-              </w:rPr>
-              <w:t xml:space="preserve">7 (18.4)</w:t>
-            </w:r>
-          </w:p>
-        </w:tc>
-        <w:tc>
-          <w:tcPr>
-            <w:tcBorders>
-              <w:bottom w:val="single" w:sz="4" w:space="0" w:color="B3B3B3"/>
-              <w:top w:val="single" w:sz="4" w:space="0" w:color="B3B3B3"/>
-              <w:left w:val="none" w:sz="0" w:space="0" w:color="000000"/>
-              <w:right w:val="none" w:sz="0" w:space="0" w:color="000000"/>
-            </w:tcBorders>
-            <w:shd w:val="clear" w:color="auto" w:fill="FFFFFF"/>
-            <w:tcMar>
-              <w:top w:w="0" w:type="dxa"/>
-              <w:bottom w:w="0" w:type="dxa"/>
-              <w:left w:w="0" w:type="dxa"/>
-              <w:right w:w="0" w:type="dxa"/>
-            </w:tcMar>
-            <w:vAlign w:val="center"/>
-          </w:tcPr>
-          <w:p>
-            <w:pPr>
-              <w:pStyle w:val="Normal"/>
-              <w:jc w:val="center"/>
-              <w:pBdr>
-                <w:bottom w:val="none" w:sz="0" w:space="0" w:color="000000"/>
-                <w:top w:val="none" w:sz="0" w:space="0" w:color="000000"/>
-                <w:left w:val="none" w:sz="0" w:space="0" w:color="000000"/>
-                <w:right w:val="none" w:sz="0" w:space="0" w:color="000000"/>
-              </w:pBdr>
-              <w:spacing w:after="20" w:before="20" w:line="240"/>
-              <w:ind w:left="40" w:right="40" w:firstLine="0" w:firstLineChars="0"/>
-            </w:pPr>
-            <w:r>
-              <w:rPr>
-                <w:rFonts w:ascii="Times New Roman" w:hAnsi="Times New Roman" w:eastAsia="Times New Roman" w:cs="Times New Roman"/>
-                <w:i w:val="false"/>
-                <w:b w:val="false"/>
-                <w:u w:val="none"/>
-                <w:sz w:val="16"/>
-                <w:szCs w:val="16"/>
+              <w:ind w:left="60" w:right="60" w:firstLine="0" w:firstLineChars="0"/>
+            </w:pPr>
+            <w:r>
+              <w:rPr>
+                <w:rFonts w:ascii="Times New Roman" w:hAnsi="Times New Roman" w:eastAsia="Times New Roman" w:cs="Times New Roman"/>
+                <w:i w:val="false"/>
+                <w:b w:val="false"/>
+                <w:u w:val="none"/>
+                <w:sz w:val="18"/>
+                <w:szCs w:val="18"/>
+                <w:color w:val="000000"/>
+              </w:rPr>
+              <w:t xml:space="preserve">10 (9.6)</w:t>
+            </w:r>
+          </w:p>
+        </w:tc>
+        <w:tc>
+          <w:tcPr>
+            <w:tcBorders>
+              <w:bottom w:val="single" w:sz="4" w:space="0" w:color="B3B3B3"/>
+              <w:top w:val="single" w:sz="4" w:space="0" w:color="B3B3B3"/>
+              <w:left w:val="none" w:sz="0" w:space="0" w:color="000000"/>
+              <w:right w:val="none" w:sz="0" w:space="0" w:color="000000"/>
+            </w:tcBorders>
+            <w:shd w:val="clear" w:color="auto" w:fill="FFFFFF"/>
+            <w:tcMar>
+              <w:top w:w="0" w:type="dxa"/>
+              <w:bottom w:w="0" w:type="dxa"/>
+              <w:left w:w="0" w:type="dxa"/>
+              <w:right w:w="0" w:type="dxa"/>
+            </w:tcMar>
+            <w:vAlign w:val="center"/>
+          </w:tcPr>
+          <w:p>
+            <w:pPr>
+              <w:pStyle w:val="Normal"/>
+              <w:jc w:val="center"/>
+              <w:pBdr>
+                <w:bottom w:val="none" w:sz="0" w:space="0" w:color="000000"/>
+                <w:top w:val="none" w:sz="0" w:space="0" w:color="000000"/>
+                <w:left w:val="none" w:sz="0" w:space="0" w:color="000000"/>
+                <w:right w:val="none" w:sz="0" w:space="0" w:color="000000"/>
+              </w:pBdr>
+              <w:spacing w:after="20" w:before="20" w:line="240"/>
+              <w:ind w:left="60" w:right="60" w:firstLine="0" w:firstLineChars="0"/>
+            </w:pPr>
+            <w:r>
+              <w:rPr>
+                <w:rFonts w:ascii="Times New Roman" w:hAnsi="Times New Roman" w:eastAsia="Times New Roman" w:cs="Times New Roman"/>
+                <w:i w:val="false"/>
+                <w:b w:val="false"/>
+                <w:u w:val="none"/>
+                <w:sz w:val="18"/>
+                <w:szCs w:val="18"/>
                 <w:color w:val="000000"/>
               </w:rPr>
               <w:t xml:space="preserve">5 (26.3)</w:t>
@@ -2217,16 +1898,16 @@
                 <w:right w:val="none" w:sz="0" w:space="0" w:color="000000"/>
               </w:pBdr>
               <w:spacing w:after="20" w:before="20" w:line="240"/>
-              <w:ind w:left="40" w:right="40" w:firstLine="0" w:firstLineChars="0"/>
-            </w:pPr>
-            <w:r>
-              <w:rPr>
-                <w:rFonts w:ascii="Times New Roman" w:hAnsi="Times New Roman" w:eastAsia="Times New Roman" w:cs="Times New Roman"/>
-                <w:i w:val="false"/>
-                <w:b w:val="false"/>
-                <w:u w:val="none"/>
-                <w:sz w:val="16"/>
-                <w:szCs w:val="16"/>
+              <w:ind w:left="60" w:right="60" w:firstLine="0" w:firstLineChars="0"/>
+            </w:pPr>
+            <w:r>
+              <w:rPr>
+                <w:rFonts w:ascii="Times New Roman" w:hAnsi="Times New Roman" w:eastAsia="Times New Roman" w:cs="Times New Roman"/>
+                <w:i w:val="false"/>
+                <w:b w:val="false"/>
+                <w:u w:val="none"/>
+                <w:sz w:val="18"/>
+                <w:szCs w:val="18"/>
                 <w:color w:val="000000"/>
               </w:rPr>
               <w:t xml:space="preserve"/>
@@ -2267,16 +1948,16 @@
                 <w:right w:val="none" w:sz="0" w:space="0" w:color="000000"/>
               </w:pBdr>
               <w:spacing w:after="20" w:before="20" w:line="240"/>
-              <w:ind w:left="40" w:right="40" w:firstLine="0" w:firstLineChars="0"/>
-            </w:pPr>
-            <w:r>
-              <w:rPr>
-                <w:rFonts w:ascii="Times New Roman" w:hAnsi="Times New Roman" w:eastAsia="Times New Roman" w:cs="Times New Roman"/>
-                <w:i w:val="false"/>
-                <w:b w:val="false"/>
-                <w:u w:val="none"/>
-                <w:sz w:val="16"/>
-                <w:szCs w:val="16"/>
+              <w:ind w:left="60" w:right="60" w:firstLine="0" w:firstLineChars="0"/>
+            </w:pPr>
+            <w:r>
+              <w:rPr>
+                <w:rFonts w:ascii="Times New Roman" w:hAnsi="Times New Roman" w:eastAsia="Times New Roman" w:cs="Times New Roman"/>
+                <w:i w:val="false"/>
+                <w:b w:val="false"/>
+                <w:u w:val="none"/>
+                <w:sz w:val="18"/>
+                <w:szCs w:val="18"/>
                 <w:color w:val="000000"/>
               </w:rPr>
               <w:t xml:space="preserve">Death....</w:t>
@@ -2311,16 +1992,16 @@
                 <w:right w:val="none" w:sz="0" w:space="0" w:color="000000"/>
               </w:pBdr>
               <w:spacing w:after="20" w:before="20" w:line="240"/>
-              <w:ind w:left="40" w:right="40" w:firstLine="0" w:firstLineChars="0"/>
-            </w:pPr>
-            <w:r>
-              <w:rPr>
-                <w:rFonts w:ascii="Times New Roman" w:hAnsi="Times New Roman" w:eastAsia="Times New Roman" w:cs="Times New Roman"/>
-                <w:i w:val="false"/>
-                <w:b w:val="false"/>
-                <w:u w:val="none"/>
-                <w:sz w:val="16"/>
-                <w:szCs w:val="16"/>
+              <w:ind w:left="60" w:right="60" w:firstLine="0" w:firstLineChars="0"/>
+            </w:pPr>
+            <w:r>
+              <w:rPr>
+                <w:rFonts w:ascii="Times New Roman" w:hAnsi="Times New Roman" w:eastAsia="Times New Roman" w:cs="Times New Roman"/>
+                <w:i w:val="false"/>
+                <w:b w:val="false"/>
+                <w:u w:val="none"/>
+                <w:sz w:val="18"/>
+                <w:szCs w:val="18"/>
                 <w:color w:val="000000"/>
               </w:rPr>
               <w:t xml:space="preserve">No</w:t>
@@ -2355,16 +2036,16 @@
                 <w:right w:val="none" w:sz="0" w:space="0" w:color="000000"/>
               </w:pBdr>
               <w:spacing w:after="20" w:before="20" w:line="240"/>
-              <w:ind w:left="40" w:right="40" w:firstLine="0" w:firstLineChars="0"/>
-            </w:pPr>
-            <w:r>
-              <w:rPr>
-                <w:rFonts w:ascii="Times New Roman" w:hAnsi="Times New Roman" w:eastAsia="Times New Roman" w:cs="Times New Roman"/>
-                <w:i w:val="false"/>
-                <w:b w:val="false"/>
-                <w:u w:val="none"/>
-                <w:sz w:val="16"/>
-                <w:szCs w:val="16"/>
+              <w:ind w:left="60" w:right="60" w:firstLine="0" w:firstLineChars="0"/>
+            </w:pPr>
+            <w:r>
+              <w:rPr>
+                <w:rFonts w:ascii="Times New Roman" w:hAnsi="Times New Roman" w:eastAsia="Times New Roman" w:cs="Times New Roman"/>
+                <w:i w:val="false"/>
+                <w:b w:val="false"/>
+                <w:u w:val="none"/>
+                <w:sz w:val="18"/>
+                <w:szCs w:val="18"/>
                 <w:color w:val="000000"/>
               </w:rPr>
               <w:t xml:space="preserve">111 (90.2)</w:t>
@@ -2399,104 +2080,60 @@
                 <w:right w:val="none" w:sz="0" w:space="0" w:color="000000"/>
               </w:pBdr>
               <w:spacing w:after="20" w:before="20" w:line="240"/>
-              <w:ind w:left="40" w:right="40" w:firstLine="0" w:firstLineChars="0"/>
-            </w:pPr>
-            <w:r>
-              <w:rPr>
-                <w:rFonts w:ascii="Times New Roman" w:hAnsi="Times New Roman" w:eastAsia="Times New Roman" w:cs="Times New Roman"/>
-                <w:i w:val="false"/>
-                <w:b w:val="false"/>
-                <w:u w:val="none"/>
-                <w:sz w:val="16"/>
-                <w:szCs w:val="16"/>
-                <w:color w:val="000000"/>
-              </w:rPr>
-              <w:t xml:space="preserve">64 (97.0)</w:t>
-            </w:r>
-          </w:p>
-        </w:tc>
-        <w:tc>
-          <w:tcPr>
-            <w:tcBorders>
-              <w:bottom w:val="single" w:sz="4" w:space="0" w:color="B3B3B3"/>
-              <w:top w:val="single" w:sz="4" w:space="0" w:color="B3B3B3"/>
-              <w:left w:val="none" w:sz="0" w:space="0" w:color="000000"/>
-              <w:right w:val="none" w:sz="0" w:space="0" w:color="000000"/>
-            </w:tcBorders>
-            <w:shd w:val="clear" w:color="auto" w:fill="FFFFFF"/>
-            <w:tcMar>
-              <w:top w:w="0" w:type="dxa"/>
-              <w:bottom w:w="0" w:type="dxa"/>
-              <w:left w:w="0" w:type="dxa"/>
-              <w:right w:w="0" w:type="dxa"/>
-            </w:tcMar>
-            <w:vAlign w:val="center"/>
-          </w:tcPr>
-          <w:p>
-            <w:pPr>
-              <w:pStyle w:val="Normal"/>
-              <w:jc w:val="center"/>
-              <w:pBdr>
-                <w:bottom w:val="none" w:sz="0" w:space="0" w:color="000000"/>
-                <w:top w:val="none" w:sz="0" w:space="0" w:color="000000"/>
-                <w:left w:val="none" w:sz="0" w:space="0" w:color="000000"/>
-                <w:right w:val="none" w:sz="0" w:space="0" w:color="000000"/>
-              </w:pBdr>
-              <w:spacing w:after="20" w:before="20" w:line="240"/>
-              <w:ind w:left="40" w:right="40" w:firstLine="0" w:firstLineChars="0"/>
-            </w:pPr>
-            <w:r>
-              <w:rPr>
-                <w:rFonts w:ascii="Times New Roman" w:hAnsi="Times New Roman" w:eastAsia="Times New Roman" w:cs="Times New Roman"/>
-                <w:i w:val="false"/>
-                <w:b w:val="false"/>
-                <w:u w:val="none"/>
-                <w:sz w:val="16"/>
-                <w:szCs w:val="16"/>
-                <w:color w:val="000000"/>
-              </w:rPr>
-              <w:t xml:space="preserve">34 (89.5)</w:t>
-            </w:r>
-          </w:p>
-        </w:tc>
-        <w:tc>
-          <w:tcPr>
-            <w:tcBorders>
-              <w:bottom w:val="single" w:sz="4" w:space="0" w:color="B3B3B3"/>
-              <w:top w:val="single" w:sz="4" w:space="0" w:color="B3B3B3"/>
-              <w:left w:val="none" w:sz="0" w:space="0" w:color="000000"/>
-              <w:right w:val="none" w:sz="0" w:space="0" w:color="000000"/>
-            </w:tcBorders>
-            <w:shd w:val="clear" w:color="auto" w:fill="FFFFFF"/>
-            <w:tcMar>
-              <w:top w:w="0" w:type="dxa"/>
-              <w:bottom w:w="0" w:type="dxa"/>
-              <w:left w:w="0" w:type="dxa"/>
-              <w:right w:w="0" w:type="dxa"/>
-            </w:tcMar>
-            <w:vAlign w:val="center"/>
-          </w:tcPr>
-          <w:p>
-            <w:pPr>
-              <w:pStyle w:val="Normal"/>
-              <w:jc w:val="center"/>
-              <w:pBdr>
-                <w:bottom w:val="none" w:sz="0" w:space="0" w:color="000000"/>
-                <w:top w:val="none" w:sz="0" w:space="0" w:color="000000"/>
-                <w:left w:val="none" w:sz="0" w:space="0" w:color="000000"/>
-                <w:right w:val="none" w:sz="0" w:space="0" w:color="000000"/>
-              </w:pBdr>
-              <w:spacing w:after="20" w:before="20" w:line="240"/>
-              <w:ind w:left="40" w:right="40" w:firstLine="0" w:firstLineChars="0"/>
-            </w:pPr>
-            <w:r>
-              <w:rPr>
-                <w:rFonts w:ascii="Times New Roman" w:hAnsi="Times New Roman" w:eastAsia="Times New Roman" w:cs="Times New Roman"/>
-                <w:i w:val="false"/>
-                <w:b w:val="false"/>
-                <w:u w:val="none"/>
-                <w:sz w:val="16"/>
-                <w:szCs w:val="16"/>
+              <w:ind w:left="60" w:right="60" w:firstLine="0" w:firstLineChars="0"/>
+            </w:pPr>
+            <w:r>
+              <w:rPr>
+                <w:rFonts w:ascii="Times New Roman" w:hAnsi="Times New Roman" w:eastAsia="Times New Roman" w:cs="Times New Roman"/>
+                <w:i w:val="false"/>
+                <w:b w:val="false"/>
+                <w:u w:val="none"/>
+                <w:sz w:val="18"/>
+                <w:szCs w:val="18"/>
+                <w:color w:val="000000"/>
+              </w:rPr>
+              <w:t xml:space="preserve">98 (94.2)</w:t>
+            </w:r>
+          </w:p>
+        </w:tc>
+        <w:tc>
+          <w:tcPr>
+            <w:tcBorders>
+              <w:bottom w:val="single" w:sz="4" w:space="0" w:color="B3B3B3"/>
+              <w:top w:val="single" w:sz="4" w:space="0" w:color="B3B3B3"/>
+              <w:left w:val="none" w:sz="0" w:space="0" w:color="000000"/>
+              <w:right w:val="none" w:sz="0" w:space="0" w:color="000000"/>
+            </w:tcBorders>
+            <w:shd w:val="clear" w:color="auto" w:fill="FFFFFF"/>
+            <w:tcMar>
+              <w:top w:w="0" w:type="dxa"/>
+              <w:bottom w:w="0" w:type="dxa"/>
+              <w:left w:w="0" w:type="dxa"/>
+              <w:right w:w="0" w:type="dxa"/>
+            </w:tcMar>
+            <w:vAlign w:val="center"/>
+          </w:tcPr>
+          <w:p>
+            <w:pPr>
+              <w:pStyle w:val="Normal"/>
+              <w:jc w:val="center"/>
+              <w:pBdr>
+                <w:bottom w:val="none" w:sz="0" w:space="0" w:color="000000"/>
+                <w:top w:val="none" w:sz="0" w:space="0" w:color="000000"/>
+                <w:left w:val="none" w:sz="0" w:space="0" w:color="000000"/>
+                <w:right w:val="none" w:sz="0" w:space="0" w:color="000000"/>
+              </w:pBdr>
+              <w:spacing w:after="20" w:before="20" w:line="240"/>
+              <w:ind w:left="60" w:right="60" w:firstLine="0" w:firstLineChars="0"/>
+            </w:pPr>
+            <w:r>
+              <w:rPr>
+                <w:rFonts w:ascii="Times New Roman" w:hAnsi="Times New Roman" w:eastAsia="Times New Roman" w:cs="Times New Roman"/>
+                <w:i w:val="false"/>
+                <w:b w:val="false"/>
+                <w:u w:val="none"/>
+                <w:sz w:val="18"/>
+                <w:szCs w:val="18"/>
                 <w:color w:val="000000"/>
               </w:rPr>
               <w:t xml:space="preserve">13 (68.4)</w:t>
@@ -2531,7 +2168,7 @@
                 <w:right w:val="none" w:sz="0" w:space="0" w:color="000000"/>
               </w:pBdr>
               <w:spacing w:after="20" w:before="20" w:line="240"/>
-              <w:ind w:left="40" w:right="40" w:firstLine="0" w:firstLineChars="0"/>
+              <w:ind w:left="60" w:right="60" w:firstLine="0" w:firstLineChars="0"/>
             </w:pPr>
             <w:r>
               <w:rPr>
@@ -2539,11 +2176,11 @@
                 <w:i w:val="false"/>
                 <w:b w:val="true"/>
                 <w:u w:val="none"/>
-                <w:sz w:val="16"/>
-                <w:szCs w:val="16"/>
-                <w:color w:val="000000"/>
-              </w:rPr>
-              <w:t xml:space="preserve">0.002</w:t>
+                <w:sz w:val="18"/>
+                <w:szCs w:val="18"/>
+                <w:color w:val="000000"/>
+              </w:rPr>
+              <w:t xml:space="preserve">0.003</w:t>
             </w:r>
           </w:p>
         </w:tc>
@@ -2581,16 +2218,16 @@
                 <w:right w:val="none" w:sz="0" w:space="0" w:color="000000"/>
               </w:pBdr>
               <w:spacing w:after="20" w:before="20" w:line="240"/>
-              <w:ind w:left="40" w:right="40" w:firstLine="0" w:firstLineChars="0"/>
-            </w:pPr>
-            <w:r>
-              <w:rPr>
-                <w:rFonts w:ascii="Times New Roman" w:hAnsi="Times New Roman" w:eastAsia="Times New Roman" w:cs="Times New Roman"/>
-                <w:i w:val="false"/>
-                <w:b w:val="false"/>
-                <w:u w:val="none"/>
-                <w:sz w:val="16"/>
-                <w:szCs w:val="16"/>
+              <w:ind w:left="60" w:right="60" w:firstLine="0" w:firstLineChars="0"/>
+            </w:pPr>
+            <w:r>
+              <w:rPr>
+                <w:rFonts w:ascii="Times New Roman" w:hAnsi="Times New Roman" w:eastAsia="Times New Roman" w:cs="Times New Roman"/>
+                <w:i w:val="false"/>
+                <w:b w:val="false"/>
+                <w:u w:val="none"/>
+                <w:sz w:val="18"/>
+                <w:szCs w:val="18"/>
                 <w:color w:val="000000"/>
               </w:rPr>
               <w:t xml:space="preserve">X.2</w:t>
@@ -2625,16 +2262,16 @@
                 <w:right w:val="none" w:sz="0" w:space="0" w:color="000000"/>
               </w:pBdr>
               <w:spacing w:after="20" w:before="20" w:line="240"/>
-              <w:ind w:left="40" w:right="40" w:firstLine="0" w:firstLineChars="0"/>
-            </w:pPr>
-            <w:r>
-              <w:rPr>
-                <w:rFonts w:ascii="Times New Roman" w:hAnsi="Times New Roman" w:eastAsia="Times New Roman" w:cs="Times New Roman"/>
-                <w:i w:val="false"/>
-                <w:b w:val="false"/>
-                <w:u w:val="none"/>
-                <w:sz w:val="16"/>
-                <w:szCs w:val="16"/>
+              <w:ind w:left="60" w:right="60" w:firstLine="0" w:firstLineChars="0"/>
+            </w:pPr>
+            <w:r>
+              <w:rPr>
+                <w:rFonts w:ascii="Times New Roman" w:hAnsi="Times New Roman" w:eastAsia="Times New Roman" w:cs="Times New Roman"/>
+                <w:i w:val="false"/>
+                <w:b w:val="false"/>
+                <w:u w:val="none"/>
+                <w:sz w:val="18"/>
+                <w:szCs w:val="18"/>
                 <w:color w:val="000000"/>
               </w:rPr>
               <w:t xml:space="preserve">Yes</w:t>
@@ -2669,16 +2306,16 @@
                 <w:right w:val="none" w:sz="0" w:space="0" w:color="000000"/>
               </w:pBdr>
               <w:spacing w:after="20" w:before="20" w:line="240"/>
-              <w:ind w:left="40" w:right="40" w:firstLine="0" w:firstLineChars="0"/>
-            </w:pPr>
-            <w:r>
-              <w:rPr>
-                <w:rFonts w:ascii="Times New Roman" w:hAnsi="Times New Roman" w:eastAsia="Times New Roman" w:cs="Times New Roman"/>
-                <w:i w:val="false"/>
-                <w:b w:val="false"/>
-                <w:u w:val="none"/>
-                <w:sz w:val="16"/>
-                <w:szCs w:val="16"/>
+              <w:ind w:left="60" w:right="60" w:firstLine="0" w:firstLineChars="0"/>
+            </w:pPr>
+            <w:r>
+              <w:rPr>
+                <w:rFonts w:ascii="Times New Roman" w:hAnsi="Times New Roman" w:eastAsia="Times New Roman" w:cs="Times New Roman"/>
+                <w:i w:val="false"/>
+                <w:b w:val="false"/>
+                <w:u w:val="none"/>
+                <w:sz w:val="18"/>
+                <w:szCs w:val="18"/>
                 <w:color w:val="000000"/>
               </w:rPr>
               <w:t xml:space="preserve">12 (9.8)</w:t>
@@ -2713,104 +2350,60 @@
                 <w:right w:val="none" w:sz="0" w:space="0" w:color="000000"/>
               </w:pBdr>
               <w:spacing w:after="20" w:before="20" w:line="240"/>
-              <w:ind w:left="40" w:right="40" w:firstLine="0" w:firstLineChars="0"/>
-            </w:pPr>
-            <w:r>
-              <w:rPr>
-                <w:rFonts w:ascii="Times New Roman" w:hAnsi="Times New Roman" w:eastAsia="Times New Roman" w:cs="Times New Roman"/>
-                <w:i w:val="false"/>
-                <w:b w:val="false"/>
-                <w:u w:val="none"/>
-                <w:sz w:val="16"/>
-                <w:szCs w:val="16"/>
-                <w:color w:val="000000"/>
-              </w:rPr>
-              <w:t xml:space="preserve">2 (3.0)</w:t>
-            </w:r>
-          </w:p>
-        </w:tc>
-        <w:tc>
-          <w:tcPr>
-            <w:tcBorders>
-              <w:bottom w:val="single" w:sz="4" w:space="0" w:color="B3B3B3"/>
-              <w:top w:val="single" w:sz="4" w:space="0" w:color="B3B3B3"/>
-              <w:left w:val="none" w:sz="0" w:space="0" w:color="000000"/>
-              <w:right w:val="none" w:sz="0" w:space="0" w:color="000000"/>
-            </w:tcBorders>
-            <w:shd w:val="clear" w:color="auto" w:fill="FFFFFF"/>
-            <w:tcMar>
-              <w:top w:w="0" w:type="dxa"/>
-              <w:bottom w:w="0" w:type="dxa"/>
-              <w:left w:w="0" w:type="dxa"/>
-              <w:right w:w="0" w:type="dxa"/>
-            </w:tcMar>
-            <w:vAlign w:val="center"/>
-          </w:tcPr>
-          <w:p>
-            <w:pPr>
-              <w:pStyle w:val="Normal"/>
-              <w:jc w:val="center"/>
-              <w:pBdr>
-                <w:bottom w:val="none" w:sz="0" w:space="0" w:color="000000"/>
-                <w:top w:val="none" w:sz="0" w:space="0" w:color="000000"/>
-                <w:left w:val="none" w:sz="0" w:space="0" w:color="000000"/>
-                <w:right w:val="none" w:sz="0" w:space="0" w:color="000000"/>
-              </w:pBdr>
-              <w:spacing w:after="20" w:before="20" w:line="240"/>
-              <w:ind w:left="40" w:right="40" w:firstLine="0" w:firstLineChars="0"/>
-            </w:pPr>
-            <w:r>
-              <w:rPr>
-                <w:rFonts w:ascii="Times New Roman" w:hAnsi="Times New Roman" w:eastAsia="Times New Roman" w:cs="Times New Roman"/>
-                <w:i w:val="false"/>
-                <w:b w:val="false"/>
-                <w:u w:val="none"/>
-                <w:sz w:val="16"/>
-                <w:szCs w:val="16"/>
-                <w:color w:val="000000"/>
-              </w:rPr>
-              <w:t xml:space="preserve">4 (10.5)</w:t>
-            </w:r>
-          </w:p>
-        </w:tc>
-        <w:tc>
-          <w:tcPr>
-            <w:tcBorders>
-              <w:bottom w:val="single" w:sz="4" w:space="0" w:color="B3B3B3"/>
-              <w:top w:val="single" w:sz="4" w:space="0" w:color="B3B3B3"/>
-              <w:left w:val="none" w:sz="0" w:space="0" w:color="000000"/>
-              <w:right w:val="none" w:sz="0" w:space="0" w:color="000000"/>
-            </w:tcBorders>
-            <w:shd w:val="clear" w:color="auto" w:fill="FFFFFF"/>
-            <w:tcMar>
-              <w:top w:w="0" w:type="dxa"/>
-              <w:bottom w:w="0" w:type="dxa"/>
-              <w:left w:w="0" w:type="dxa"/>
-              <w:right w:w="0" w:type="dxa"/>
-            </w:tcMar>
-            <w:vAlign w:val="center"/>
-          </w:tcPr>
-          <w:p>
-            <w:pPr>
-              <w:pStyle w:val="Normal"/>
-              <w:jc w:val="center"/>
-              <w:pBdr>
-                <w:bottom w:val="none" w:sz="0" w:space="0" w:color="000000"/>
-                <w:top w:val="none" w:sz="0" w:space="0" w:color="000000"/>
-                <w:left w:val="none" w:sz="0" w:space="0" w:color="000000"/>
-                <w:right w:val="none" w:sz="0" w:space="0" w:color="000000"/>
-              </w:pBdr>
-              <w:spacing w:after="20" w:before="20" w:line="240"/>
-              <w:ind w:left="40" w:right="40" w:firstLine="0" w:firstLineChars="0"/>
-            </w:pPr>
-            <w:r>
-              <w:rPr>
-                <w:rFonts w:ascii="Times New Roman" w:hAnsi="Times New Roman" w:eastAsia="Times New Roman" w:cs="Times New Roman"/>
-                <w:i w:val="false"/>
-                <w:b w:val="false"/>
-                <w:u w:val="none"/>
-                <w:sz w:val="16"/>
-                <w:szCs w:val="16"/>
+              <w:ind w:left="60" w:right="60" w:firstLine="0" w:firstLineChars="0"/>
+            </w:pPr>
+            <w:r>
+              <w:rPr>
+                <w:rFonts w:ascii="Times New Roman" w:hAnsi="Times New Roman" w:eastAsia="Times New Roman" w:cs="Times New Roman"/>
+                <w:i w:val="false"/>
+                <w:b w:val="false"/>
+                <w:u w:val="none"/>
+                <w:sz w:val="18"/>
+                <w:szCs w:val="18"/>
+                <w:color w:val="000000"/>
+              </w:rPr>
+              <w:t xml:space="preserve">6 (5.8)</w:t>
+            </w:r>
+          </w:p>
+        </w:tc>
+        <w:tc>
+          <w:tcPr>
+            <w:tcBorders>
+              <w:bottom w:val="single" w:sz="4" w:space="0" w:color="B3B3B3"/>
+              <w:top w:val="single" w:sz="4" w:space="0" w:color="B3B3B3"/>
+              <w:left w:val="none" w:sz="0" w:space="0" w:color="000000"/>
+              <w:right w:val="none" w:sz="0" w:space="0" w:color="000000"/>
+            </w:tcBorders>
+            <w:shd w:val="clear" w:color="auto" w:fill="FFFFFF"/>
+            <w:tcMar>
+              <w:top w:w="0" w:type="dxa"/>
+              <w:bottom w:w="0" w:type="dxa"/>
+              <w:left w:w="0" w:type="dxa"/>
+              <w:right w:w="0" w:type="dxa"/>
+            </w:tcMar>
+            <w:vAlign w:val="center"/>
+          </w:tcPr>
+          <w:p>
+            <w:pPr>
+              <w:pStyle w:val="Normal"/>
+              <w:jc w:val="center"/>
+              <w:pBdr>
+                <w:bottom w:val="none" w:sz="0" w:space="0" w:color="000000"/>
+                <w:top w:val="none" w:sz="0" w:space="0" w:color="000000"/>
+                <w:left w:val="none" w:sz="0" w:space="0" w:color="000000"/>
+                <w:right w:val="none" w:sz="0" w:space="0" w:color="000000"/>
+              </w:pBdr>
+              <w:spacing w:after="20" w:before="20" w:line="240"/>
+              <w:ind w:left="60" w:right="60" w:firstLine="0" w:firstLineChars="0"/>
+            </w:pPr>
+            <w:r>
+              <w:rPr>
+                <w:rFonts w:ascii="Times New Roman" w:hAnsi="Times New Roman" w:eastAsia="Times New Roman" w:cs="Times New Roman"/>
+                <w:i w:val="false"/>
+                <w:b w:val="false"/>
+                <w:u w:val="none"/>
+                <w:sz w:val="18"/>
+                <w:szCs w:val="18"/>
                 <w:color w:val="000000"/>
               </w:rPr>
               <w:t xml:space="preserve">6 (31.6)</w:t>
@@ -2845,16 +2438,16 @@
                 <w:right w:val="none" w:sz="0" w:space="0" w:color="000000"/>
               </w:pBdr>
               <w:spacing w:after="20" w:before="20" w:line="240"/>
-              <w:ind w:left="40" w:right="40" w:firstLine="0" w:firstLineChars="0"/>
-            </w:pPr>
-            <w:r>
-              <w:rPr>
-                <w:rFonts w:ascii="Times New Roman" w:hAnsi="Times New Roman" w:eastAsia="Times New Roman" w:cs="Times New Roman"/>
-                <w:i w:val="false"/>
-                <w:b w:val="false"/>
-                <w:u w:val="none"/>
-                <w:sz w:val="16"/>
-                <w:szCs w:val="16"/>
+              <w:ind w:left="60" w:right="60" w:firstLine="0" w:firstLineChars="0"/>
+            </w:pPr>
+            <w:r>
+              <w:rPr>
+                <w:rFonts w:ascii="Times New Roman" w:hAnsi="Times New Roman" w:eastAsia="Times New Roman" w:cs="Times New Roman"/>
+                <w:i w:val="false"/>
+                <w:b w:val="false"/>
+                <w:u w:val="none"/>
+                <w:sz w:val="18"/>
+                <w:szCs w:val="18"/>
                 <w:color w:val="000000"/>
               </w:rPr>
               <w:t xml:space="preserve"/>
@@ -2895,16 +2488,16 @@
                 <w:right w:val="none" w:sz="0" w:space="0" w:color="000000"/>
               </w:pBdr>
               <w:spacing w:after="20" w:before="20" w:line="240"/>
-              <w:ind w:left="40" w:right="40" w:firstLine="0" w:firstLineChars="0"/>
-            </w:pPr>
-            <w:r>
-              <w:rPr>
-                <w:rFonts w:ascii="Times New Roman" w:hAnsi="Times New Roman" w:eastAsia="Times New Roman" w:cs="Times New Roman"/>
-                <w:i w:val="false"/>
-                <w:b w:val="false"/>
-                <w:u w:val="none"/>
-                <w:sz w:val="16"/>
-                <w:szCs w:val="16"/>
+              <w:ind w:left="60" w:right="60" w:firstLine="0" w:firstLineChars="0"/>
+            </w:pPr>
+            <w:r>
+              <w:rPr>
+                <w:rFonts w:ascii="Times New Roman" w:hAnsi="Times New Roman" w:eastAsia="Times New Roman" w:cs="Times New Roman"/>
+                <w:i w:val="false"/>
+                <w:b w:val="false"/>
+                <w:u w:val="none"/>
+                <w:sz w:val="18"/>
+                <w:szCs w:val="18"/>
                 <w:color w:val="000000"/>
               </w:rPr>
               <w:t xml:space="preserve">BH..mean..SD..</w:t>
@@ -2939,16 +2532,16 @@
                 <w:right w:val="none" w:sz="0" w:space="0" w:color="000000"/>
               </w:pBdr>
               <w:spacing w:after="20" w:before="20" w:line="240"/>
-              <w:ind w:left="40" w:right="40" w:firstLine="0" w:firstLineChars="0"/>
-            </w:pPr>
-            <w:r>
-              <w:rPr>
-                <w:rFonts w:ascii="Times New Roman" w:hAnsi="Times New Roman" w:eastAsia="Times New Roman" w:cs="Times New Roman"/>
-                <w:i w:val="false"/>
-                <w:b w:val="false"/>
-                <w:u w:val="none"/>
-                <w:sz w:val="16"/>
-                <w:szCs w:val="16"/>
+              <w:ind w:left="60" w:right="60" w:firstLine="0" w:firstLineChars="0"/>
+            </w:pPr>
+            <w:r>
+              <w:rPr>
+                <w:rFonts w:ascii="Times New Roman" w:hAnsi="Times New Roman" w:eastAsia="Times New Roman" w:cs="Times New Roman"/>
+                <w:i w:val="false"/>
+                <w:b w:val="false"/>
+                <w:u w:val="none"/>
+                <w:sz w:val="18"/>
+                <w:szCs w:val="18"/>
                 <w:color w:val="000000"/>
               </w:rPr>
               <w:t xml:space="preserve"/>
@@ -2983,16 +2576,16 @@
                 <w:right w:val="none" w:sz="0" w:space="0" w:color="000000"/>
               </w:pBdr>
               <w:spacing w:after="20" w:before="20" w:line="240"/>
-              <w:ind w:left="40" w:right="40" w:firstLine="0" w:firstLineChars="0"/>
-            </w:pPr>
-            <w:r>
-              <w:rPr>
-                <w:rFonts w:ascii="Times New Roman" w:hAnsi="Times New Roman" w:eastAsia="Times New Roman" w:cs="Times New Roman"/>
-                <w:i w:val="false"/>
-                <w:b w:val="false"/>
-                <w:u w:val="none"/>
-                <w:sz w:val="16"/>
-                <w:szCs w:val="16"/>
+              <w:ind w:left="60" w:right="60" w:firstLine="0" w:firstLineChars="0"/>
+            </w:pPr>
+            <w:r>
+              <w:rPr>
+                <w:rFonts w:ascii="Times New Roman" w:hAnsi="Times New Roman" w:eastAsia="Times New Roman" w:cs="Times New Roman"/>
+                <w:i w:val="false"/>
+                <w:b w:val="false"/>
+                <w:u w:val="none"/>
+                <w:sz w:val="18"/>
+                <w:szCs w:val="18"/>
                 <w:color w:val="000000"/>
               </w:rPr>
               <w:t xml:space="preserve">156.29 (6.05)</w:t>
@@ -3027,104 +2620,60 @@
                 <w:right w:val="none" w:sz="0" w:space="0" w:color="000000"/>
               </w:pBdr>
               <w:spacing w:after="20" w:before="20" w:line="240"/>
-              <w:ind w:left="40" w:right="40" w:firstLine="0" w:firstLineChars="0"/>
-            </w:pPr>
-            <w:r>
-              <w:rPr>
-                <w:rFonts w:ascii="Times New Roman" w:hAnsi="Times New Roman" w:eastAsia="Times New Roman" w:cs="Times New Roman"/>
-                <w:i w:val="false"/>
-                <w:b w:val="false"/>
-                <w:u w:val="none"/>
-                <w:sz w:val="16"/>
-                <w:szCs w:val="16"/>
-                <w:color w:val="000000"/>
-              </w:rPr>
-              <w:t xml:space="preserve">157.70 (6.85)</w:t>
-            </w:r>
-          </w:p>
-        </w:tc>
-        <w:tc>
-          <w:tcPr>
-            <w:tcBorders>
-              <w:bottom w:val="single" w:sz="4" w:space="0" w:color="B3B3B3"/>
-              <w:top w:val="single" w:sz="4" w:space="0" w:color="B3B3B3"/>
-              <w:left w:val="none" w:sz="0" w:space="0" w:color="000000"/>
-              <w:right w:val="none" w:sz="0" w:space="0" w:color="000000"/>
-            </w:tcBorders>
-            <w:shd w:val="clear" w:color="auto" w:fill="FFFFFF"/>
-            <w:tcMar>
-              <w:top w:w="0" w:type="dxa"/>
-              <w:bottom w:w="0" w:type="dxa"/>
-              <w:left w:w="0" w:type="dxa"/>
-              <w:right w:w="0" w:type="dxa"/>
-            </w:tcMar>
-            <w:vAlign w:val="center"/>
-          </w:tcPr>
-          <w:p>
-            <w:pPr>
-              <w:pStyle w:val="Normal"/>
-              <w:jc w:val="center"/>
-              <w:pBdr>
-                <w:bottom w:val="none" w:sz="0" w:space="0" w:color="000000"/>
-                <w:top w:val="none" w:sz="0" w:space="0" w:color="000000"/>
-                <w:left w:val="none" w:sz="0" w:space="0" w:color="000000"/>
-                <w:right w:val="none" w:sz="0" w:space="0" w:color="000000"/>
-              </w:pBdr>
-              <w:spacing w:after="20" w:before="20" w:line="240"/>
-              <w:ind w:left="40" w:right="40" w:firstLine="0" w:firstLineChars="0"/>
-            </w:pPr>
-            <w:r>
-              <w:rPr>
-                <w:rFonts w:ascii="Times New Roman" w:hAnsi="Times New Roman" w:eastAsia="Times New Roman" w:cs="Times New Roman"/>
-                <w:i w:val="false"/>
-                <w:b w:val="false"/>
-                <w:u w:val="none"/>
-                <w:sz w:val="16"/>
-                <w:szCs w:val="16"/>
-                <w:color w:val="000000"/>
-              </w:rPr>
-              <w:t xml:space="preserve">155.01 (4.93)</w:t>
-            </w:r>
-          </w:p>
-        </w:tc>
-        <w:tc>
-          <w:tcPr>
-            <w:tcBorders>
-              <w:bottom w:val="single" w:sz="4" w:space="0" w:color="B3B3B3"/>
-              <w:top w:val="single" w:sz="4" w:space="0" w:color="B3B3B3"/>
-              <w:left w:val="none" w:sz="0" w:space="0" w:color="000000"/>
-              <w:right w:val="none" w:sz="0" w:space="0" w:color="000000"/>
-            </w:tcBorders>
-            <w:shd w:val="clear" w:color="auto" w:fill="FFFFFF"/>
-            <w:tcMar>
-              <w:top w:w="0" w:type="dxa"/>
-              <w:bottom w:w="0" w:type="dxa"/>
-              <w:left w:w="0" w:type="dxa"/>
-              <w:right w:w="0" w:type="dxa"/>
-            </w:tcMar>
-            <w:vAlign w:val="center"/>
-          </w:tcPr>
-          <w:p>
-            <w:pPr>
-              <w:pStyle w:val="Normal"/>
-              <w:jc w:val="center"/>
-              <w:pBdr>
-                <w:bottom w:val="none" w:sz="0" w:space="0" w:color="000000"/>
-                <w:top w:val="none" w:sz="0" w:space="0" w:color="000000"/>
-                <w:left w:val="none" w:sz="0" w:space="0" w:color="000000"/>
-                <w:right w:val="none" w:sz="0" w:space="0" w:color="000000"/>
-              </w:pBdr>
-              <w:spacing w:after="20" w:before="20" w:line="240"/>
-              <w:ind w:left="40" w:right="40" w:firstLine="0" w:firstLineChars="0"/>
-            </w:pPr>
-            <w:r>
-              <w:rPr>
-                <w:rFonts w:ascii="Times New Roman" w:hAnsi="Times New Roman" w:eastAsia="Times New Roman" w:cs="Times New Roman"/>
-                <w:i w:val="false"/>
-                <w:b w:val="false"/>
-                <w:u w:val="none"/>
-                <w:sz w:val="16"/>
-                <w:szCs w:val="16"/>
+              <w:ind w:left="60" w:right="60" w:firstLine="0" w:firstLineChars="0"/>
+            </w:pPr>
+            <w:r>
+              <w:rPr>
+                <w:rFonts w:ascii="Times New Roman" w:hAnsi="Times New Roman" w:eastAsia="Times New Roman" w:cs="Times New Roman"/>
+                <w:i w:val="false"/>
+                <w:b w:val="false"/>
+                <w:u w:val="none"/>
+                <w:sz w:val="18"/>
+                <w:szCs w:val="18"/>
+                <w:color w:val="000000"/>
+              </w:rPr>
+              <w:t xml:space="preserve">156.72 (6.32)</w:t>
+            </w:r>
+          </w:p>
+        </w:tc>
+        <w:tc>
+          <w:tcPr>
+            <w:tcBorders>
+              <w:bottom w:val="single" w:sz="4" w:space="0" w:color="B3B3B3"/>
+              <w:top w:val="single" w:sz="4" w:space="0" w:color="B3B3B3"/>
+              <w:left w:val="none" w:sz="0" w:space="0" w:color="000000"/>
+              <w:right w:val="none" w:sz="0" w:space="0" w:color="000000"/>
+            </w:tcBorders>
+            <w:shd w:val="clear" w:color="auto" w:fill="FFFFFF"/>
+            <w:tcMar>
+              <w:top w:w="0" w:type="dxa"/>
+              <w:bottom w:w="0" w:type="dxa"/>
+              <w:left w:w="0" w:type="dxa"/>
+              <w:right w:w="0" w:type="dxa"/>
+            </w:tcMar>
+            <w:vAlign w:val="center"/>
+          </w:tcPr>
+          <w:p>
+            <w:pPr>
+              <w:pStyle w:val="Normal"/>
+              <w:jc w:val="center"/>
+              <w:pBdr>
+                <w:bottom w:val="none" w:sz="0" w:space="0" w:color="000000"/>
+                <w:top w:val="none" w:sz="0" w:space="0" w:color="000000"/>
+                <w:left w:val="none" w:sz="0" w:space="0" w:color="000000"/>
+                <w:right w:val="none" w:sz="0" w:space="0" w:color="000000"/>
+              </w:pBdr>
+              <w:spacing w:after="20" w:before="20" w:line="240"/>
+              <w:ind w:left="60" w:right="60" w:firstLine="0" w:firstLineChars="0"/>
+            </w:pPr>
+            <w:r>
+              <w:rPr>
+                <w:rFonts w:ascii="Times New Roman" w:hAnsi="Times New Roman" w:eastAsia="Times New Roman" w:cs="Times New Roman"/>
+                <w:i w:val="false"/>
+                <w:b w:val="false"/>
+                <w:u w:val="none"/>
+                <w:sz w:val="18"/>
+                <w:szCs w:val="18"/>
                 <w:color w:val="000000"/>
               </w:rPr>
               <w:t xml:space="preserve">153.95 (3.57)</w:t>
@@ -3159,19 +2708,19 @@
                 <w:right w:val="none" w:sz="0" w:space="0" w:color="000000"/>
               </w:pBdr>
               <w:spacing w:after="20" w:before="20" w:line="240"/>
-              <w:ind w:left="40" w:right="40" w:firstLine="0" w:firstLineChars="0"/>
-            </w:pPr>
-            <w:r>
-              <w:rPr>
-                <w:rFonts w:ascii="Times New Roman" w:hAnsi="Times New Roman" w:eastAsia="Times New Roman" w:cs="Times New Roman"/>
-                <w:i w:val="false"/>
-                <w:b w:val="true"/>
-                <w:u w:val="none"/>
-                <w:sz w:val="16"/>
-                <w:szCs w:val="16"/>
-                <w:color w:val="000000"/>
-              </w:rPr>
-              <w:t xml:space="preserve">0.016</w:t>
+              <w:ind w:left="60" w:right="60" w:firstLine="0" w:firstLineChars="0"/>
+            </w:pPr>
+            <w:r>
+              <w:rPr>
+                <w:rFonts w:ascii="Times New Roman" w:hAnsi="Times New Roman" w:eastAsia="Times New Roman" w:cs="Times New Roman"/>
+                <w:i w:val="false"/>
+                <w:b w:val="false"/>
+                <w:u w:val="none"/>
+                <w:sz w:val="18"/>
+                <w:szCs w:val="18"/>
+                <w:color w:val="000000"/>
+              </w:rPr>
+              <w:t xml:space="preserve">0.066</w:t>
             </w:r>
           </w:p>
         </w:tc>
@@ -3209,16 +2758,16 @@
                 <w:right w:val="none" w:sz="0" w:space="0" w:color="000000"/>
               </w:pBdr>
               <w:spacing w:after="20" w:before="20" w:line="240"/>
-              <w:ind w:left="40" w:right="40" w:firstLine="0" w:firstLineChars="0"/>
-            </w:pPr>
-            <w:r>
-              <w:rPr>
-                <w:rFonts w:ascii="Times New Roman" w:hAnsi="Times New Roman" w:eastAsia="Times New Roman" w:cs="Times New Roman"/>
-                <w:i w:val="false"/>
-                <w:b w:val="false"/>
-                <w:u w:val="none"/>
-                <w:sz w:val="16"/>
-                <w:szCs w:val="16"/>
+              <w:ind w:left="60" w:right="60" w:firstLine="0" w:firstLineChars="0"/>
+            </w:pPr>
+            <w:r>
+              <w:rPr>
+                <w:rFonts w:ascii="Times New Roman" w:hAnsi="Times New Roman" w:eastAsia="Times New Roman" w:cs="Times New Roman"/>
+                <w:i w:val="false"/>
+                <w:b w:val="false"/>
+                <w:u w:val="none"/>
+                <w:sz w:val="18"/>
+                <w:szCs w:val="18"/>
                 <w:color w:val="000000"/>
               </w:rPr>
               <w:t xml:space="preserve">BW..mean..SD..</w:t>
@@ -3253,16 +2802,16 @@
                 <w:right w:val="none" w:sz="0" w:space="0" w:color="000000"/>
               </w:pBdr>
               <w:spacing w:after="20" w:before="20" w:line="240"/>
-              <w:ind w:left="40" w:right="40" w:firstLine="0" w:firstLineChars="0"/>
-            </w:pPr>
-            <w:r>
-              <w:rPr>
-                <w:rFonts w:ascii="Times New Roman" w:hAnsi="Times New Roman" w:eastAsia="Times New Roman" w:cs="Times New Roman"/>
-                <w:i w:val="false"/>
-                <w:b w:val="false"/>
-                <w:u w:val="none"/>
-                <w:sz w:val="16"/>
-                <w:szCs w:val="16"/>
+              <w:ind w:left="60" w:right="60" w:firstLine="0" w:firstLineChars="0"/>
+            </w:pPr>
+            <w:r>
+              <w:rPr>
+                <w:rFonts w:ascii="Times New Roman" w:hAnsi="Times New Roman" w:eastAsia="Times New Roman" w:cs="Times New Roman"/>
+                <w:i w:val="false"/>
+                <w:b w:val="false"/>
+                <w:u w:val="none"/>
+                <w:sz w:val="18"/>
+                <w:szCs w:val="18"/>
                 <w:color w:val="000000"/>
               </w:rPr>
               <w:t xml:space="preserve"/>
@@ -3297,16 +2846,16 @@
                 <w:right w:val="none" w:sz="0" w:space="0" w:color="000000"/>
               </w:pBdr>
               <w:spacing w:after="20" w:before="20" w:line="240"/>
-              <w:ind w:left="40" w:right="40" w:firstLine="0" w:firstLineChars="0"/>
-            </w:pPr>
-            <w:r>
-              <w:rPr>
-                <w:rFonts w:ascii="Times New Roman" w:hAnsi="Times New Roman" w:eastAsia="Times New Roman" w:cs="Times New Roman"/>
-                <w:i w:val="false"/>
-                <w:b w:val="false"/>
-                <w:u w:val="none"/>
-                <w:sz w:val="16"/>
-                <w:szCs w:val="16"/>
+              <w:ind w:left="60" w:right="60" w:firstLine="0" w:firstLineChars="0"/>
+            </w:pPr>
+            <w:r>
+              <w:rPr>
+                <w:rFonts w:ascii="Times New Roman" w:hAnsi="Times New Roman" w:eastAsia="Times New Roman" w:cs="Times New Roman"/>
+                <w:i w:val="false"/>
+                <w:b w:val="false"/>
+                <w:u w:val="none"/>
+                <w:sz w:val="18"/>
+                <w:szCs w:val="18"/>
                 <w:color w:val="000000"/>
               </w:rPr>
               <w:t xml:space="preserve">64.95 (15.95)</w:t>
@@ -3341,104 +2890,60 @@
                 <w:right w:val="none" w:sz="0" w:space="0" w:color="000000"/>
               </w:pBdr>
               <w:spacing w:after="20" w:before="20" w:line="240"/>
-              <w:ind w:left="40" w:right="40" w:firstLine="0" w:firstLineChars="0"/>
-            </w:pPr>
-            <w:r>
-              <w:rPr>
-                <w:rFonts w:ascii="Times New Roman" w:hAnsi="Times New Roman" w:eastAsia="Times New Roman" w:cs="Times New Roman"/>
-                <w:i w:val="false"/>
-                <w:b w:val="false"/>
-                <w:u w:val="none"/>
-                <w:sz w:val="16"/>
-                <w:szCs w:val="16"/>
-                <w:color w:val="000000"/>
-              </w:rPr>
-              <w:t xml:space="preserve">69.24 (17.82)</w:t>
-            </w:r>
-          </w:p>
-        </w:tc>
-        <w:tc>
-          <w:tcPr>
-            <w:tcBorders>
-              <w:bottom w:val="single" w:sz="4" w:space="0" w:color="B3B3B3"/>
-              <w:top w:val="single" w:sz="4" w:space="0" w:color="B3B3B3"/>
-              <w:left w:val="none" w:sz="0" w:space="0" w:color="000000"/>
-              <w:right w:val="none" w:sz="0" w:space="0" w:color="000000"/>
-            </w:tcBorders>
-            <w:shd w:val="clear" w:color="auto" w:fill="FFFFFF"/>
-            <w:tcMar>
-              <w:top w:w="0" w:type="dxa"/>
-              <w:bottom w:w="0" w:type="dxa"/>
-              <w:left w:w="0" w:type="dxa"/>
-              <w:right w:w="0" w:type="dxa"/>
-            </w:tcMar>
-            <w:vAlign w:val="center"/>
-          </w:tcPr>
-          <w:p>
-            <w:pPr>
-              <w:pStyle w:val="Normal"/>
-              <w:jc w:val="center"/>
-              <w:pBdr>
-                <w:bottom w:val="none" w:sz="0" w:space="0" w:color="000000"/>
-                <w:top w:val="none" w:sz="0" w:space="0" w:color="000000"/>
-                <w:left w:val="none" w:sz="0" w:space="0" w:color="000000"/>
-                <w:right w:val="none" w:sz="0" w:space="0" w:color="000000"/>
-              </w:pBdr>
-              <w:spacing w:after="20" w:before="20" w:line="240"/>
-              <w:ind w:left="40" w:right="40" w:firstLine="0" w:firstLineChars="0"/>
-            </w:pPr>
-            <w:r>
-              <w:rPr>
-                <w:rFonts w:ascii="Times New Roman" w:hAnsi="Times New Roman" w:eastAsia="Times New Roman" w:cs="Times New Roman"/>
-                <w:i w:val="false"/>
-                <w:b w:val="false"/>
-                <w:u w:val="none"/>
-                <w:sz w:val="16"/>
-                <w:szCs w:val="16"/>
-                <w:color w:val="000000"/>
-              </w:rPr>
-              <w:t xml:space="preserve">59.59 (10.96)</w:t>
-            </w:r>
-          </w:p>
-        </w:tc>
-        <w:tc>
-          <w:tcPr>
-            <w:tcBorders>
-              <w:bottom w:val="single" w:sz="4" w:space="0" w:color="B3B3B3"/>
-              <w:top w:val="single" w:sz="4" w:space="0" w:color="B3B3B3"/>
-              <w:left w:val="none" w:sz="0" w:space="0" w:color="000000"/>
-              <w:right w:val="none" w:sz="0" w:space="0" w:color="000000"/>
-            </w:tcBorders>
-            <w:shd w:val="clear" w:color="auto" w:fill="FFFFFF"/>
-            <w:tcMar>
-              <w:top w:w="0" w:type="dxa"/>
-              <w:bottom w:w="0" w:type="dxa"/>
-              <w:left w:w="0" w:type="dxa"/>
-              <w:right w:w="0" w:type="dxa"/>
-            </w:tcMar>
-            <w:vAlign w:val="center"/>
-          </w:tcPr>
-          <w:p>
-            <w:pPr>
-              <w:pStyle w:val="Normal"/>
-              <w:jc w:val="center"/>
-              <w:pBdr>
-                <w:bottom w:val="none" w:sz="0" w:space="0" w:color="000000"/>
-                <w:top w:val="none" w:sz="0" w:space="0" w:color="000000"/>
-                <w:left w:val="none" w:sz="0" w:space="0" w:color="000000"/>
-                <w:right w:val="none" w:sz="0" w:space="0" w:color="000000"/>
-              </w:pBdr>
-              <w:spacing w:after="20" w:before="20" w:line="240"/>
-              <w:ind w:left="40" w:right="40" w:firstLine="0" w:firstLineChars="0"/>
-            </w:pPr>
-            <w:r>
-              <w:rPr>
-                <w:rFonts w:ascii="Times New Roman" w:hAnsi="Times New Roman" w:eastAsia="Times New Roman" w:cs="Times New Roman"/>
-                <w:i w:val="false"/>
-                <w:b w:val="false"/>
-                <w:u w:val="none"/>
-                <w:sz w:val="16"/>
-                <w:szCs w:val="16"/>
+              <w:ind w:left="60" w:right="60" w:firstLine="0" w:firstLineChars="0"/>
+            </w:pPr>
+            <w:r>
+              <w:rPr>
+                <w:rFonts w:ascii="Times New Roman" w:hAnsi="Times New Roman" w:eastAsia="Times New Roman" w:cs="Times New Roman"/>
+                <w:i w:val="false"/>
+                <w:b w:val="false"/>
+                <w:u w:val="none"/>
+                <w:sz w:val="18"/>
+                <w:szCs w:val="18"/>
+                <w:color w:val="000000"/>
+              </w:rPr>
+              <w:t xml:space="preserve">65.72 (16.29)</w:t>
+            </w:r>
+          </w:p>
+        </w:tc>
+        <w:tc>
+          <w:tcPr>
+            <w:tcBorders>
+              <w:bottom w:val="single" w:sz="4" w:space="0" w:color="B3B3B3"/>
+              <w:top w:val="single" w:sz="4" w:space="0" w:color="B3B3B3"/>
+              <w:left w:val="none" w:sz="0" w:space="0" w:color="000000"/>
+              <w:right w:val="none" w:sz="0" w:space="0" w:color="000000"/>
+            </w:tcBorders>
+            <w:shd w:val="clear" w:color="auto" w:fill="FFFFFF"/>
+            <w:tcMar>
+              <w:top w:w="0" w:type="dxa"/>
+              <w:bottom w:w="0" w:type="dxa"/>
+              <w:left w:w="0" w:type="dxa"/>
+              <w:right w:w="0" w:type="dxa"/>
+            </w:tcMar>
+            <w:vAlign w:val="center"/>
+          </w:tcPr>
+          <w:p>
+            <w:pPr>
+              <w:pStyle w:val="Normal"/>
+              <w:jc w:val="center"/>
+              <w:pBdr>
+                <w:bottom w:val="none" w:sz="0" w:space="0" w:color="000000"/>
+                <w:top w:val="none" w:sz="0" w:space="0" w:color="000000"/>
+                <w:left w:val="none" w:sz="0" w:space="0" w:color="000000"/>
+                <w:right w:val="none" w:sz="0" w:space="0" w:color="000000"/>
+              </w:pBdr>
+              <w:spacing w:after="20" w:before="20" w:line="240"/>
+              <w:ind w:left="60" w:right="60" w:firstLine="0" w:firstLineChars="0"/>
+            </w:pPr>
+            <w:r>
+              <w:rPr>
+                <w:rFonts w:ascii="Times New Roman" w:hAnsi="Times New Roman" w:eastAsia="Times New Roman" w:cs="Times New Roman"/>
+                <w:i w:val="false"/>
+                <w:b w:val="false"/>
+                <w:u w:val="none"/>
+                <w:sz w:val="18"/>
+                <w:szCs w:val="18"/>
                 <w:color w:val="000000"/>
               </w:rPr>
               <w:t xml:space="preserve">60.74 (13.57)</w:t>
@@ -3473,19 +2978,19 @@
                 <w:right w:val="none" w:sz="0" w:space="0" w:color="000000"/>
               </w:pBdr>
               <w:spacing w:after="20" w:before="20" w:line="240"/>
-              <w:ind w:left="40" w:right="40" w:firstLine="0" w:firstLineChars="0"/>
-            </w:pPr>
-            <w:r>
-              <w:rPr>
-                <w:rFonts w:ascii="Times New Roman" w:hAnsi="Times New Roman" w:eastAsia="Times New Roman" w:cs="Times New Roman"/>
-                <w:i w:val="false"/>
-                <w:b w:val="true"/>
-                <w:u w:val="none"/>
-                <w:sz w:val="16"/>
-                <w:szCs w:val="16"/>
-                <w:color w:val="000000"/>
-              </w:rPr>
-              <w:t xml:space="preserve">0.005</w:t>
+              <w:ind w:left="60" w:right="60" w:firstLine="0" w:firstLineChars="0"/>
+            </w:pPr>
+            <w:r>
+              <w:rPr>
+                <w:rFonts w:ascii="Times New Roman" w:hAnsi="Times New Roman" w:eastAsia="Times New Roman" w:cs="Times New Roman"/>
+                <w:i w:val="false"/>
+                <w:b w:val="false"/>
+                <w:u w:val="none"/>
+                <w:sz w:val="18"/>
+                <w:szCs w:val="18"/>
+                <w:color w:val="000000"/>
+              </w:rPr>
+              <w:t xml:space="preserve">0.212</w:t>
             </w:r>
           </w:p>
         </w:tc>
@@ -3523,16 +3028,16 @@
                 <w:right w:val="none" w:sz="0" w:space="0" w:color="000000"/>
               </w:pBdr>
               <w:spacing w:after="20" w:before="20" w:line="240"/>
-              <w:ind w:left="40" w:right="40" w:firstLine="0" w:firstLineChars="0"/>
-            </w:pPr>
-            <w:r>
-              <w:rPr>
-                <w:rFonts w:ascii="Times New Roman" w:hAnsi="Times New Roman" w:eastAsia="Times New Roman" w:cs="Times New Roman"/>
-                <w:i w:val="false"/>
-                <w:b w:val="false"/>
-                <w:u w:val="none"/>
-                <w:sz w:val="16"/>
-                <w:szCs w:val="16"/>
+              <w:ind w:left="60" w:right="60" w:firstLine="0" w:firstLineChars="0"/>
+            </w:pPr>
+            <w:r>
+              <w:rPr>
+                <w:rFonts w:ascii="Times New Roman" w:hAnsi="Times New Roman" w:eastAsia="Times New Roman" w:cs="Times New Roman"/>
+                <w:i w:val="false"/>
+                <w:b w:val="false"/>
+                <w:u w:val="none"/>
+                <w:sz w:val="18"/>
+                <w:szCs w:val="18"/>
                 <w:color w:val="000000"/>
               </w:rPr>
               <w:t xml:space="preserve">BMI..mean..SD..</w:t>
@@ -3567,16 +3072,16 @@
                 <w:right w:val="none" w:sz="0" w:space="0" w:color="000000"/>
               </w:pBdr>
               <w:spacing w:after="20" w:before="20" w:line="240"/>
-              <w:ind w:left="40" w:right="40" w:firstLine="0" w:firstLineChars="0"/>
-            </w:pPr>
-            <w:r>
-              <w:rPr>
-                <w:rFonts w:ascii="Times New Roman" w:hAnsi="Times New Roman" w:eastAsia="Times New Roman" w:cs="Times New Roman"/>
-                <w:i w:val="false"/>
-                <w:b w:val="false"/>
-                <w:u w:val="none"/>
-                <w:sz w:val="16"/>
-                <w:szCs w:val="16"/>
+              <w:ind w:left="60" w:right="60" w:firstLine="0" w:firstLineChars="0"/>
+            </w:pPr>
+            <w:r>
+              <w:rPr>
+                <w:rFonts w:ascii="Times New Roman" w:hAnsi="Times New Roman" w:eastAsia="Times New Roman" w:cs="Times New Roman"/>
+                <w:i w:val="false"/>
+                <w:b w:val="false"/>
+                <w:u w:val="none"/>
+                <w:sz w:val="18"/>
+                <w:szCs w:val="18"/>
                 <w:color w:val="000000"/>
               </w:rPr>
               <w:t xml:space="preserve"/>
@@ -3611,16 +3116,16 @@
                 <w:right w:val="none" w:sz="0" w:space="0" w:color="000000"/>
               </w:pBdr>
               <w:spacing w:after="20" w:before="20" w:line="240"/>
-              <w:ind w:left="40" w:right="40" w:firstLine="0" w:firstLineChars="0"/>
-            </w:pPr>
-            <w:r>
-              <w:rPr>
-                <w:rFonts w:ascii="Times New Roman" w:hAnsi="Times New Roman" w:eastAsia="Times New Roman" w:cs="Times New Roman"/>
-                <w:i w:val="false"/>
-                <w:b w:val="false"/>
-                <w:u w:val="none"/>
-                <w:sz w:val="16"/>
-                <w:szCs w:val="16"/>
+              <w:ind w:left="60" w:right="60" w:firstLine="0" w:firstLineChars="0"/>
+            </w:pPr>
+            <w:r>
+              <w:rPr>
+                <w:rFonts w:ascii="Times New Roman" w:hAnsi="Times New Roman" w:eastAsia="Times New Roman" w:cs="Times New Roman"/>
+                <w:i w:val="false"/>
+                <w:b w:val="false"/>
+                <w:u w:val="none"/>
+                <w:sz w:val="18"/>
+                <w:szCs w:val="18"/>
                 <w:color w:val="000000"/>
               </w:rPr>
               <w:t xml:space="preserve">26.52 (5.85)</w:t>
@@ -3655,104 +3160,60 @@
                 <w:right w:val="none" w:sz="0" w:space="0" w:color="000000"/>
               </w:pBdr>
               <w:spacing w:after="20" w:before="20" w:line="240"/>
-              <w:ind w:left="40" w:right="40" w:firstLine="0" w:firstLineChars="0"/>
-            </w:pPr>
-            <w:r>
-              <w:rPr>
-                <w:rFonts w:ascii="Times New Roman" w:hAnsi="Times New Roman" w:eastAsia="Times New Roman" w:cs="Times New Roman"/>
-                <w:i w:val="false"/>
-                <w:b w:val="false"/>
-                <w:u w:val="none"/>
-                <w:sz w:val="16"/>
-                <w:szCs w:val="16"/>
-                <w:color w:val="000000"/>
-              </w:rPr>
-              <w:t xml:space="preserve">27.79 (6.50)</w:t>
-            </w:r>
-          </w:p>
-        </w:tc>
-        <w:tc>
-          <w:tcPr>
-            <w:tcBorders>
-              <w:bottom w:val="single" w:sz="4" w:space="0" w:color="B3B3B3"/>
-              <w:top w:val="single" w:sz="4" w:space="0" w:color="B3B3B3"/>
-              <w:left w:val="none" w:sz="0" w:space="0" w:color="000000"/>
-              <w:right w:val="none" w:sz="0" w:space="0" w:color="000000"/>
-            </w:tcBorders>
-            <w:shd w:val="clear" w:color="auto" w:fill="FFFFFF"/>
-            <w:tcMar>
-              <w:top w:w="0" w:type="dxa"/>
-              <w:bottom w:w="0" w:type="dxa"/>
-              <w:left w:w="0" w:type="dxa"/>
-              <w:right w:w="0" w:type="dxa"/>
-            </w:tcMar>
-            <w:vAlign w:val="center"/>
-          </w:tcPr>
-          <w:p>
-            <w:pPr>
-              <w:pStyle w:val="Normal"/>
-              <w:jc w:val="center"/>
-              <w:pBdr>
-                <w:bottom w:val="none" w:sz="0" w:space="0" w:color="000000"/>
-                <w:top w:val="none" w:sz="0" w:space="0" w:color="000000"/>
-                <w:left w:val="none" w:sz="0" w:space="0" w:color="000000"/>
-                <w:right w:val="none" w:sz="0" w:space="0" w:color="000000"/>
-              </w:pBdr>
-              <w:spacing w:after="20" w:before="20" w:line="240"/>
-              <w:ind w:left="40" w:right="40" w:firstLine="0" w:firstLineChars="0"/>
-            </w:pPr>
-            <w:r>
-              <w:rPr>
-                <w:rFonts w:ascii="Times New Roman" w:hAnsi="Times New Roman" w:eastAsia="Times New Roman" w:cs="Times New Roman"/>
-                <w:i w:val="false"/>
-                <w:b w:val="false"/>
-                <w:u w:val="none"/>
-                <w:sz w:val="16"/>
-                <w:szCs w:val="16"/>
-                <w:color w:val="000000"/>
-              </w:rPr>
-              <w:t xml:space="preserve">24.80 (4.41)</w:t>
-            </w:r>
-          </w:p>
-        </w:tc>
-        <w:tc>
-          <w:tcPr>
-            <w:tcBorders>
-              <w:bottom w:val="single" w:sz="4" w:space="0" w:color="B3B3B3"/>
-              <w:top w:val="single" w:sz="4" w:space="0" w:color="B3B3B3"/>
-              <w:left w:val="none" w:sz="0" w:space="0" w:color="000000"/>
-              <w:right w:val="none" w:sz="0" w:space="0" w:color="000000"/>
-            </w:tcBorders>
-            <w:shd w:val="clear" w:color="auto" w:fill="FFFFFF"/>
-            <w:tcMar>
-              <w:top w:w="0" w:type="dxa"/>
-              <w:bottom w:w="0" w:type="dxa"/>
-              <w:left w:w="0" w:type="dxa"/>
-              <w:right w:w="0" w:type="dxa"/>
-            </w:tcMar>
-            <w:vAlign w:val="center"/>
-          </w:tcPr>
-          <w:p>
-            <w:pPr>
-              <w:pStyle w:val="Normal"/>
-              <w:jc w:val="center"/>
-              <w:pBdr>
-                <w:bottom w:val="none" w:sz="0" w:space="0" w:color="000000"/>
-                <w:top w:val="none" w:sz="0" w:space="0" w:color="000000"/>
-                <w:left w:val="none" w:sz="0" w:space="0" w:color="000000"/>
-                <w:right w:val="none" w:sz="0" w:space="0" w:color="000000"/>
-              </w:pBdr>
-              <w:spacing w:after="20" w:before="20" w:line="240"/>
-              <w:ind w:left="40" w:right="40" w:firstLine="0" w:firstLineChars="0"/>
-            </w:pPr>
-            <w:r>
-              <w:rPr>
-                <w:rFonts w:ascii="Times New Roman" w:hAnsi="Times New Roman" w:eastAsia="Times New Roman" w:cs="Times New Roman"/>
-                <w:i w:val="false"/>
-                <w:b w:val="false"/>
-                <w:u w:val="none"/>
-                <w:sz w:val="16"/>
-                <w:szCs w:val="16"/>
+              <w:ind w:left="60" w:right="60" w:firstLine="0" w:firstLineChars="0"/>
+            </w:pPr>
+            <w:r>
+              <w:rPr>
+                <w:rFonts w:ascii="Times New Roman" w:hAnsi="Times New Roman" w:eastAsia="Times New Roman" w:cs="Times New Roman"/>
+                <w:i w:val="false"/>
+                <w:b w:val="false"/>
+                <w:u w:val="none"/>
+                <w:sz w:val="18"/>
+                <w:szCs w:val="18"/>
+                <w:color w:val="000000"/>
+              </w:rPr>
+              <w:t xml:space="preserve">26.70 (5.98)</w:t>
+            </w:r>
+          </w:p>
+        </w:tc>
+        <w:tc>
+          <w:tcPr>
+            <w:tcBorders>
+              <w:bottom w:val="single" w:sz="4" w:space="0" w:color="B3B3B3"/>
+              <w:top w:val="single" w:sz="4" w:space="0" w:color="B3B3B3"/>
+              <w:left w:val="none" w:sz="0" w:space="0" w:color="000000"/>
+              <w:right w:val="none" w:sz="0" w:space="0" w:color="000000"/>
+            </w:tcBorders>
+            <w:shd w:val="clear" w:color="auto" w:fill="FFFFFF"/>
+            <w:tcMar>
+              <w:top w:w="0" w:type="dxa"/>
+              <w:bottom w:w="0" w:type="dxa"/>
+              <w:left w:w="0" w:type="dxa"/>
+              <w:right w:w="0" w:type="dxa"/>
+            </w:tcMar>
+            <w:vAlign w:val="center"/>
+          </w:tcPr>
+          <w:p>
+            <w:pPr>
+              <w:pStyle w:val="Normal"/>
+              <w:jc w:val="center"/>
+              <w:pBdr>
+                <w:bottom w:val="none" w:sz="0" w:space="0" w:color="000000"/>
+                <w:top w:val="none" w:sz="0" w:space="0" w:color="000000"/>
+                <w:left w:val="none" w:sz="0" w:space="0" w:color="000000"/>
+                <w:right w:val="none" w:sz="0" w:space="0" w:color="000000"/>
+              </w:pBdr>
+              <w:spacing w:after="20" w:before="20" w:line="240"/>
+              <w:ind w:left="60" w:right="60" w:firstLine="0" w:firstLineChars="0"/>
+            </w:pPr>
+            <w:r>
+              <w:rPr>
+                <w:rFonts w:ascii="Times New Roman" w:hAnsi="Times New Roman" w:eastAsia="Times New Roman" w:cs="Times New Roman"/>
+                <w:i w:val="false"/>
+                <w:b w:val="false"/>
+                <w:u w:val="none"/>
+                <w:sz w:val="18"/>
+                <w:szCs w:val="18"/>
                 <w:color w:val="000000"/>
               </w:rPr>
               <w:t xml:space="preserve">25.53 (5.10)</w:t>
@@ -3787,19 +3248,19 @@
                 <w:right w:val="none" w:sz="0" w:space="0" w:color="000000"/>
               </w:pBdr>
               <w:spacing w:after="20" w:before="20" w:line="240"/>
-              <w:ind w:left="40" w:right="40" w:firstLine="0" w:firstLineChars="0"/>
-            </w:pPr>
-            <w:r>
-              <w:rPr>
-                <w:rFonts w:ascii="Times New Roman" w:hAnsi="Times New Roman" w:eastAsia="Times New Roman" w:cs="Times New Roman"/>
-                <w:i w:val="false"/>
-                <w:b w:val="true"/>
-                <w:u w:val="none"/>
-                <w:sz w:val="16"/>
-                <w:szCs w:val="16"/>
-                <w:color w:val="000000"/>
-              </w:rPr>
-              <w:t xml:space="preserve">0.030</w:t>
+              <w:ind w:left="60" w:right="60" w:firstLine="0" w:firstLineChars="0"/>
+            </w:pPr>
+            <w:r>
+              <w:rPr>
+                <w:rFonts w:ascii="Times New Roman" w:hAnsi="Times New Roman" w:eastAsia="Times New Roman" w:cs="Times New Roman"/>
+                <w:i w:val="false"/>
+                <w:b w:val="false"/>
+                <w:u w:val="none"/>
+                <w:sz w:val="18"/>
+                <w:szCs w:val="18"/>
+                <w:color w:val="000000"/>
+              </w:rPr>
+              <w:t xml:space="preserve">0.426</w:t>
             </w:r>
           </w:p>
         </w:tc>
@@ -3837,16 +3298,16 @@
                 <w:right w:val="none" w:sz="0" w:space="0" w:color="000000"/>
               </w:pBdr>
               <w:spacing w:after="20" w:before="20" w:line="240"/>
-              <w:ind w:left="40" w:right="40" w:firstLine="0" w:firstLineChars="0"/>
-            </w:pPr>
-            <w:r>
-              <w:rPr>
-                <w:rFonts w:ascii="Times New Roman" w:hAnsi="Times New Roman" w:eastAsia="Times New Roman" w:cs="Times New Roman"/>
-                <w:i w:val="false"/>
-                <w:b w:val="false"/>
-                <w:u w:val="none"/>
-                <w:sz w:val="16"/>
-                <w:szCs w:val="16"/>
+              <w:ind w:left="60" w:right="60" w:firstLine="0" w:firstLineChars="0"/>
+            </w:pPr>
+            <w:r>
+              <w:rPr>
+                <w:rFonts w:ascii="Times New Roman" w:hAnsi="Times New Roman" w:eastAsia="Times New Roman" w:cs="Times New Roman"/>
+                <w:i w:val="false"/>
+                <w:b w:val="false"/>
+                <w:u w:val="none"/>
+                <w:sz w:val="18"/>
+                <w:szCs w:val="18"/>
                 <w:color w:val="000000"/>
               </w:rPr>
               <w:t xml:space="preserve">CA.125..median..IQR..</w:t>
@@ -3881,16 +3342,16 @@
                 <w:right w:val="none" w:sz="0" w:space="0" w:color="000000"/>
               </w:pBdr>
               <w:spacing w:after="20" w:before="20" w:line="240"/>
-              <w:ind w:left="40" w:right="40" w:firstLine="0" w:firstLineChars="0"/>
-            </w:pPr>
-            <w:r>
-              <w:rPr>
-                <w:rFonts w:ascii="Times New Roman" w:hAnsi="Times New Roman" w:eastAsia="Times New Roman" w:cs="Times New Roman"/>
-                <w:i w:val="false"/>
-                <w:b w:val="false"/>
-                <w:u w:val="none"/>
-                <w:sz w:val="16"/>
-                <w:szCs w:val="16"/>
+              <w:ind w:left="60" w:right="60" w:firstLine="0" w:firstLineChars="0"/>
+            </w:pPr>
+            <w:r>
+              <w:rPr>
+                <w:rFonts w:ascii="Times New Roman" w:hAnsi="Times New Roman" w:eastAsia="Times New Roman" w:cs="Times New Roman"/>
+                <w:i w:val="false"/>
+                <w:b w:val="false"/>
+                <w:u w:val="none"/>
+                <w:sz w:val="18"/>
+                <w:szCs w:val="18"/>
                 <w:color w:val="000000"/>
               </w:rPr>
               <w:t xml:space="preserve"/>
@@ -3925,16 +3386,16 @@
                 <w:right w:val="none" w:sz="0" w:space="0" w:color="000000"/>
               </w:pBdr>
               <w:spacing w:after="20" w:before="20" w:line="240"/>
-              <w:ind w:left="40" w:right="40" w:firstLine="0" w:firstLineChars="0"/>
-            </w:pPr>
-            <w:r>
-              <w:rPr>
-                <w:rFonts w:ascii="Times New Roman" w:hAnsi="Times New Roman" w:eastAsia="Times New Roman" w:cs="Times New Roman"/>
-                <w:i w:val="false"/>
-                <w:b w:val="false"/>
-                <w:u w:val="none"/>
-                <w:sz w:val="16"/>
-                <w:szCs w:val="16"/>
+              <w:ind w:left="60" w:right="60" w:firstLine="0" w:firstLineChars="0"/>
+            </w:pPr>
+            <w:r>
+              <w:rPr>
+                <w:rFonts w:ascii="Times New Roman" w:hAnsi="Times New Roman" w:eastAsia="Times New Roman" w:cs="Times New Roman"/>
+                <w:i w:val="false"/>
+                <w:b w:val="false"/>
+                <w:u w:val="none"/>
+                <w:sz w:val="18"/>
+                <w:szCs w:val="18"/>
                 <w:color w:val="000000"/>
               </w:rPr>
               <w:t xml:space="preserve">21.50 [13.40, 42.55]</w:t>
@@ -3969,104 +3430,60 @@
                 <w:right w:val="none" w:sz="0" w:space="0" w:color="000000"/>
               </w:pBdr>
               <w:spacing w:after="20" w:before="20" w:line="240"/>
-              <w:ind w:left="40" w:right="40" w:firstLine="0" w:firstLineChars="0"/>
-            </w:pPr>
-            <w:r>
-              <w:rPr>
-                <w:rFonts w:ascii="Times New Roman" w:hAnsi="Times New Roman" w:eastAsia="Times New Roman" w:cs="Times New Roman"/>
-                <w:i w:val="false"/>
-                <w:b w:val="false"/>
-                <w:u w:val="none"/>
-                <w:sz w:val="16"/>
-                <w:szCs w:val="16"/>
-                <w:color w:val="000000"/>
-              </w:rPr>
-              <w:t xml:space="preserve">20.10 [12.83, 29.82]</w:t>
-            </w:r>
-          </w:p>
-        </w:tc>
-        <w:tc>
-          <w:tcPr>
-            <w:tcBorders>
-              <w:bottom w:val="single" w:sz="4" w:space="0" w:color="B3B3B3"/>
-              <w:top w:val="single" w:sz="4" w:space="0" w:color="B3B3B3"/>
-              <w:left w:val="none" w:sz="0" w:space="0" w:color="000000"/>
-              <w:right w:val="none" w:sz="0" w:space="0" w:color="000000"/>
-            </w:tcBorders>
-            <w:shd w:val="clear" w:color="auto" w:fill="FFFFFF"/>
-            <w:tcMar>
-              <w:top w:w="0" w:type="dxa"/>
-              <w:bottom w:w="0" w:type="dxa"/>
-              <w:left w:w="0" w:type="dxa"/>
-              <w:right w:w="0" w:type="dxa"/>
-            </w:tcMar>
-            <w:vAlign w:val="center"/>
-          </w:tcPr>
-          <w:p>
-            <w:pPr>
-              <w:pStyle w:val="Normal"/>
-              <w:jc w:val="center"/>
-              <w:pBdr>
-                <w:bottom w:val="none" w:sz="0" w:space="0" w:color="000000"/>
-                <w:top w:val="none" w:sz="0" w:space="0" w:color="000000"/>
-                <w:left w:val="none" w:sz="0" w:space="0" w:color="000000"/>
-                <w:right w:val="none" w:sz="0" w:space="0" w:color="000000"/>
-              </w:pBdr>
-              <w:spacing w:after="20" w:before="20" w:line="240"/>
-              <w:ind w:left="40" w:right="40" w:firstLine="0" w:firstLineChars="0"/>
-            </w:pPr>
-            <w:r>
-              <w:rPr>
-                <w:rFonts w:ascii="Times New Roman" w:hAnsi="Times New Roman" w:eastAsia="Times New Roman" w:cs="Times New Roman"/>
-                <w:i w:val="false"/>
-                <w:b w:val="false"/>
-                <w:u w:val="none"/>
-                <w:sz w:val="16"/>
-                <w:szCs w:val="16"/>
-                <w:color w:val="000000"/>
-              </w:rPr>
-              <w:t xml:space="preserve">26.15 [15.62, 63.43]</w:t>
-            </w:r>
-          </w:p>
-        </w:tc>
-        <w:tc>
-          <w:tcPr>
-            <w:tcBorders>
-              <w:bottom w:val="single" w:sz="4" w:space="0" w:color="B3B3B3"/>
-              <w:top w:val="single" w:sz="4" w:space="0" w:color="B3B3B3"/>
-              <w:left w:val="none" w:sz="0" w:space="0" w:color="000000"/>
-              <w:right w:val="none" w:sz="0" w:space="0" w:color="000000"/>
-            </w:tcBorders>
-            <w:shd w:val="clear" w:color="auto" w:fill="FFFFFF"/>
-            <w:tcMar>
-              <w:top w:w="0" w:type="dxa"/>
-              <w:bottom w:w="0" w:type="dxa"/>
-              <w:left w:w="0" w:type="dxa"/>
-              <w:right w:w="0" w:type="dxa"/>
-            </w:tcMar>
-            <w:vAlign w:val="center"/>
-          </w:tcPr>
-          <w:p>
-            <w:pPr>
-              <w:pStyle w:val="Normal"/>
-              <w:jc w:val="center"/>
-              <w:pBdr>
-                <w:bottom w:val="none" w:sz="0" w:space="0" w:color="000000"/>
-                <w:top w:val="none" w:sz="0" w:space="0" w:color="000000"/>
-                <w:left w:val="none" w:sz="0" w:space="0" w:color="000000"/>
-                <w:right w:val="none" w:sz="0" w:space="0" w:color="000000"/>
-              </w:pBdr>
-              <w:spacing w:after="20" w:before="20" w:line="240"/>
-              <w:ind w:left="40" w:right="40" w:firstLine="0" w:firstLineChars="0"/>
-            </w:pPr>
-            <w:r>
-              <w:rPr>
-                <w:rFonts w:ascii="Times New Roman" w:hAnsi="Times New Roman" w:eastAsia="Times New Roman" w:cs="Times New Roman"/>
-                <w:i w:val="false"/>
-                <w:b w:val="false"/>
-                <w:u w:val="none"/>
-                <w:sz w:val="16"/>
-                <w:szCs w:val="16"/>
+              <w:ind w:left="60" w:right="60" w:firstLine="0" w:firstLineChars="0"/>
+            </w:pPr>
+            <w:r>
+              <w:rPr>
+                <w:rFonts w:ascii="Times New Roman" w:hAnsi="Times New Roman" w:eastAsia="Times New Roman" w:cs="Times New Roman"/>
+                <w:i w:val="false"/>
+                <w:b w:val="false"/>
+                <w:u w:val="none"/>
+                <w:sz w:val="18"/>
+                <w:szCs w:val="18"/>
+                <w:color w:val="000000"/>
+              </w:rPr>
+              <w:t xml:space="preserve">20.65 [13.85, 41.55]</w:t>
+            </w:r>
+          </w:p>
+        </w:tc>
+        <w:tc>
+          <w:tcPr>
+            <w:tcBorders>
+              <w:bottom w:val="single" w:sz="4" w:space="0" w:color="B3B3B3"/>
+              <w:top w:val="single" w:sz="4" w:space="0" w:color="B3B3B3"/>
+              <w:left w:val="none" w:sz="0" w:space="0" w:color="000000"/>
+              <w:right w:val="none" w:sz="0" w:space="0" w:color="000000"/>
+            </w:tcBorders>
+            <w:shd w:val="clear" w:color="auto" w:fill="FFFFFF"/>
+            <w:tcMar>
+              <w:top w:w="0" w:type="dxa"/>
+              <w:bottom w:w="0" w:type="dxa"/>
+              <w:left w:w="0" w:type="dxa"/>
+              <w:right w:w="0" w:type="dxa"/>
+            </w:tcMar>
+            <w:vAlign w:val="center"/>
+          </w:tcPr>
+          <w:p>
+            <w:pPr>
+              <w:pStyle w:val="Normal"/>
+              <w:jc w:val="center"/>
+              <w:pBdr>
+                <w:bottom w:val="none" w:sz="0" w:space="0" w:color="000000"/>
+                <w:top w:val="none" w:sz="0" w:space="0" w:color="000000"/>
+                <w:left w:val="none" w:sz="0" w:space="0" w:color="000000"/>
+                <w:right w:val="none" w:sz="0" w:space="0" w:color="000000"/>
+              </w:pBdr>
+              <w:spacing w:after="20" w:before="20" w:line="240"/>
+              <w:ind w:left="60" w:right="60" w:firstLine="0" w:firstLineChars="0"/>
+            </w:pPr>
+            <w:r>
+              <w:rPr>
+                <w:rFonts w:ascii="Times New Roman" w:hAnsi="Times New Roman" w:eastAsia="Times New Roman" w:cs="Times New Roman"/>
+                <w:i w:val="false"/>
+                <w:b w:val="false"/>
+                <w:u w:val="none"/>
+                <w:sz w:val="18"/>
+                <w:szCs w:val="18"/>
                 <w:color w:val="000000"/>
               </w:rPr>
               <w:t xml:space="preserve">33.50 [12.30, 54.10]</w:t>
@@ -4101,19 +3518,19 @@
                 <w:right w:val="none" w:sz="0" w:space="0" w:color="000000"/>
               </w:pBdr>
               <w:spacing w:after="20" w:before="20" w:line="240"/>
-              <w:ind w:left="40" w:right="40" w:firstLine="0" w:firstLineChars="0"/>
-            </w:pPr>
-            <w:r>
-              <w:rPr>
-                <w:rFonts w:ascii="Times New Roman" w:hAnsi="Times New Roman" w:eastAsia="Times New Roman" w:cs="Times New Roman"/>
-                <w:i w:val="false"/>
-                <w:b w:val="false"/>
-                <w:u w:val="none"/>
-                <w:sz w:val="16"/>
-                <w:szCs w:val="16"/>
-                <w:color w:val="000000"/>
-              </w:rPr>
-              <w:t xml:space="preserve">0.073</w:t>
+              <w:ind w:left="60" w:right="60" w:firstLine="0" w:firstLineChars="0"/>
+            </w:pPr>
+            <w:r>
+              <w:rPr>
+                <w:rFonts w:ascii="Times New Roman" w:hAnsi="Times New Roman" w:eastAsia="Times New Roman" w:cs="Times New Roman"/>
+                <w:i w:val="false"/>
+                <w:b w:val="false"/>
+                <w:u w:val="none"/>
+                <w:sz w:val="18"/>
+                <w:szCs w:val="18"/>
+                <w:color w:val="000000"/>
+              </w:rPr>
+              <w:t xml:space="preserve">0.367</w:t>
             </w:r>
           </w:p>
         </w:tc>
@@ -4151,16 +3568,16 @@
                 <w:right w:val="none" w:sz="0" w:space="0" w:color="000000"/>
               </w:pBdr>
               <w:spacing w:after="20" w:before="20" w:line="240"/>
-              <w:ind w:left="40" w:right="40" w:firstLine="0" w:firstLineChars="0"/>
-            </w:pPr>
-            <w:r>
-              <w:rPr>
-                <w:rFonts w:ascii="Times New Roman" w:hAnsi="Times New Roman" w:eastAsia="Times New Roman" w:cs="Times New Roman"/>
-                <w:i w:val="false"/>
-                <w:b w:val="false"/>
-                <w:u w:val="none"/>
-                <w:sz w:val="16"/>
-                <w:szCs w:val="16"/>
+              <w:ind w:left="60" w:right="60" w:firstLine="0" w:firstLineChars="0"/>
+            </w:pPr>
+            <w:r>
+              <w:rPr>
+                <w:rFonts w:ascii="Times New Roman" w:hAnsi="Times New Roman" w:eastAsia="Times New Roman" w:cs="Times New Roman"/>
+                <w:i w:val="false"/>
+                <w:b w:val="false"/>
+                <w:u w:val="none"/>
+                <w:sz w:val="18"/>
+                <w:szCs w:val="18"/>
                 <w:color w:val="000000"/>
               </w:rPr>
               <w:t xml:space="preserve">WBC..median..IQR..</w:t>
@@ -4195,16 +3612,16 @@
                 <w:right w:val="none" w:sz="0" w:space="0" w:color="000000"/>
               </w:pBdr>
               <w:spacing w:after="20" w:before="20" w:line="240"/>
-              <w:ind w:left="40" w:right="40" w:firstLine="0" w:firstLineChars="0"/>
-            </w:pPr>
-            <w:r>
-              <w:rPr>
-                <w:rFonts w:ascii="Times New Roman" w:hAnsi="Times New Roman" w:eastAsia="Times New Roman" w:cs="Times New Roman"/>
-                <w:i w:val="false"/>
-                <w:b w:val="false"/>
-                <w:u w:val="none"/>
-                <w:sz w:val="16"/>
-                <w:szCs w:val="16"/>
+              <w:ind w:left="60" w:right="60" w:firstLine="0" w:firstLineChars="0"/>
+            </w:pPr>
+            <w:r>
+              <w:rPr>
+                <w:rFonts w:ascii="Times New Roman" w:hAnsi="Times New Roman" w:eastAsia="Times New Roman" w:cs="Times New Roman"/>
+                <w:i w:val="false"/>
+                <w:b w:val="false"/>
+                <w:u w:val="none"/>
+                <w:sz w:val="18"/>
+                <w:szCs w:val="18"/>
                 <w:color w:val="000000"/>
               </w:rPr>
               <w:t xml:space="preserve"/>
@@ -4239,16 +3656,16 @@
                 <w:right w:val="none" w:sz="0" w:space="0" w:color="000000"/>
               </w:pBdr>
               <w:spacing w:after="20" w:before="20" w:line="240"/>
-              <w:ind w:left="40" w:right="40" w:firstLine="0" w:firstLineChars="0"/>
-            </w:pPr>
-            <w:r>
-              <w:rPr>
-                <w:rFonts w:ascii="Times New Roman" w:hAnsi="Times New Roman" w:eastAsia="Times New Roman" w:cs="Times New Roman"/>
-                <w:i w:val="false"/>
-                <w:b w:val="false"/>
-                <w:u w:val="none"/>
-                <w:sz w:val="16"/>
-                <w:szCs w:val="16"/>
+              <w:ind w:left="60" w:right="60" w:firstLine="0" w:firstLineChars="0"/>
+            </w:pPr>
+            <w:r>
+              <w:rPr>
+                <w:rFonts w:ascii="Times New Roman" w:hAnsi="Times New Roman" w:eastAsia="Times New Roman" w:cs="Times New Roman"/>
+                <w:i w:val="false"/>
+                <w:b w:val="false"/>
+                <w:u w:val="none"/>
+                <w:sz w:val="18"/>
+                <w:szCs w:val="18"/>
                 <w:color w:val="000000"/>
               </w:rPr>
               <w:t xml:space="preserve">8.50 [6.55, 10.75]</w:t>
@@ -4283,104 +3700,60 @@
                 <w:right w:val="none" w:sz="0" w:space="0" w:color="000000"/>
               </w:pBdr>
               <w:spacing w:after="20" w:before="20" w:line="240"/>
-              <w:ind w:left="40" w:right="40" w:firstLine="0" w:firstLineChars="0"/>
-            </w:pPr>
-            <w:r>
-              <w:rPr>
-                <w:rFonts w:ascii="Times New Roman" w:hAnsi="Times New Roman" w:eastAsia="Times New Roman" w:cs="Times New Roman"/>
-                <w:i w:val="false"/>
-                <w:b w:val="false"/>
-                <w:u w:val="none"/>
-                <w:sz w:val="16"/>
-                <w:szCs w:val="16"/>
-                <w:color w:val="000000"/>
-              </w:rPr>
-              <w:t xml:space="preserve">8.50 [6.80, 10.78]</w:t>
-            </w:r>
-          </w:p>
-        </w:tc>
-        <w:tc>
-          <w:tcPr>
-            <w:tcBorders>
-              <w:bottom w:val="single" w:sz="4" w:space="0" w:color="B3B3B3"/>
-              <w:top w:val="single" w:sz="4" w:space="0" w:color="B3B3B3"/>
-              <w:left w:val="none" w:sz="0" w:space="0" w:color="000000"/>
-              <w:right w:val="none" w:sz="0" w:space="0" w:color="000000"/>
-            </w:tcBorders>
-            <w:shd w:val="clear" w:color="auto" w:fill="FFFFFF"/>
-            <w:tcMar>
-              <w:top w:w="0" w:type="dxa"/>
-              <w:bottom w:w="0" w:type="dxa"/>
-              <w:left w:w="0" w:type="dxa"/>
-              <w:right w:w="0" w:type="dxa"/>
-            </w:tcMar>
-            <w:vAlign w:val="center"/>
-          </w:tcPr>
-          <w:p>
-            <w:pPr>
-              <w:pStyle w:val="Normal"/>
-              <w:jc w:val="center"/>
-              <w:pBdr>
-                <w:bottom w:val="none" w:sz="0" w:space="0" w:color="000000"/>
-                <w:top w:val="none" w:sz="0" w:space="0" w:color="000000"/>
-                <w:left w:val="none" w:sz="0" w:space="0" w:color="000000"/>
-                <w:right w:val="none" w:sz="0" w:space="0" w:color="000000"/>
-              </w:pBdr>
-              <w:spacing w:after="20" w:before="20" w:line="240"/>
-              <w:ind w:left="40" w:right="40" w:firstLine="0" w:firstLineChars="0"/>
-            </w:pPr>
-            <w:r>
-              <w:rPr>
-                <w:rFonts w:ascii="Times New Roman" w:hAnsi="Times New Roman" w:eastAsia="Times New Roman" w:cs="Times New Roman"/>
-                <w:i w:val="false"/>
-                <w:b w:val="false"/>
-                <w:u w:val="none"/>
-                <w:sz w:val="16"/>
-                <w:szCs w:val="16"/>
-                <w:color w:val="000000"/>
-              </w:rPr>
-              <w:t xml:space="preserve">8.75 [5.93, 12.60]</w:t>
-            </w:r>
-          </w:p>
-        </w:tc>
-        <w:tc>
-          <w:tcPr>
-            <w:tcBorders>
-              <w:bottom w:val="single" w:sz="4" w:space="0" w:color="B3B3B3"/>
-              <w:top w:val="single" w:sz="4" w:space="0" w:color="B3B3B3"/>
-              <w:left w:val="none" w:sz="0" w:space="0" w:color="000000"/>
-              <w:right w:val="none" w:sz="0" w:space="0" w:color="000000"/>
-            </w:tcBorders>
-            <w:shd w:val="clear" w:color="auto" w:fill="FFFFFF"/>
-            <w:tcMar>
-              <w:top w:w="0" w:type="dxa"/>
-              <w:bottom w:w="0" w:type="dxa"/>
-              <w:left w:w="0" w:type="dxa"/>
-              <w:right w:w="0" w:type="dxa"/>
-            </w:tcMar>
-            <w:vAlign w:val="center"/>
-          </w:tcPr>
-          <w:p>
-            <w:pPr>
-              <w:pStyle w:val="Normal"/>
-              <w:jc w:val="center"/>
-              <w:pBdr>
-                <w:bottom w:val="none" w:sz="0" w:space="0" w:color="000000"/>
-                <w:top w:val="none" w:sz="0" w:space="0" w:color="000000"/>
-                <w:left w:val="none" w:sz="0" w:space="0" w:color="000000"/>
-                <w:right w:val="none" w:sz="0" w:space="0" w:color="000000"/>
-              </w:pBdr>
-              <w:spacing w:after="20" w:before="20" w:line="240"/>
-              <w:ind w:left="40" w:right="40" w:firstLine="0" w:firstLineChars="0"/>
-            </w:pPr>
-            <w:r>
-              <w:rPr>
-                <w:rFonts w:ascii="Times New Roman" w:hAnsi="Times New Roman" w:eastAsia="Times New Roman" w:cs="Times New Roman"/>
-                <w:i w:val="false"/>
-                <w:b w:val="false"/>
-                <w:u w:val="none"/>
-                <w:sz w:val="16"/>
-                <w:szCs w:val="16"/>
+              <w:ind w:left="60" w:right="60" w:firstLine="0" w:firstLineChars="0"/>
+            </w:pPr>
+            <w:r>
+              <w:rPr>
+                <w:rFonts w:ascii="Times New Roman" w:hAnsi="Times New Roman" w:eastAsia="Times New Roman" w:cs="Times New Roman"/>
+                <w:i w:val="false"/>
+                <w:b w:val="false"/>
+                <w:u w:val="none"/>
+                <w:sz w:val="18"/>
+                <w:szCs w:val="18"/>
+                <w:color w:val="000000"/>
+              </w:rPr>
+              <w:t xml:space="preserve">8.55 [6.57, 11.25]</w:t>
+            </w:r>
+          </w:p>
+        </w:tc>
+        <w:tc>
+          <w:tcPr>
+            <w:tcBorders>
+              <w:bottom w:val="single" w:sz="4" w:space="0" w:color="B3B3B3"/>
+              <w:top w:val="single" w:sz="4" w:space="0" w:color="B3B3B3"/>
+              <w:left w:val="none" w:sz="0" w:space="0" w:color="000000"/>
+              <w:right w:val="none" w:sz="0" w:space="0" w:color="000000"/>
+            </w:tcBorders>
+            <w:shd w:val="clear" w:color="auto" w:fill="FFFFFF"/>
+            <w:tcMar>
+              <w:top w:w="0" w:type="dxa"/>
+              <w:bottom w:w="0" w:type="dxa"/>
+              <w:left w:w="0" w:type="dxa"/>
+              <w:right w:w="0" w:type="dxa"/>
+            </w:tcMar>
+            <w:vAlign w:val="center"/>
+          </w:tcPr>
+          <w:p>
+            <w:pPr>
+              <w:pStyle w:val="Normal"/>
+              <w:jc w:val="center"/>
+              <w:pBdr>
+                <w:bottom w:val="none" w:sz="0" w:space="0" w:color="000000"/>
+                <w:top w:val="none" w:sz="0" w:space="0" w:color="000000"/>
+                <w:left w:val="none" w:sz="0" w:space="0" w:color="000000"/>
+                <w:right w:val="none" w:sz="0" w:space="0" w:color="000000"/>
+              </w:pBdr>
+              <w:spacing w:after="20" w:before="20" w:line="240"/>
+              <w:ind w:left="60" w:right="60" w:firstLine="0" w:firstLineChars="0"/>
+            </w:pPr>
+            <w:r>
+              <w:rPr>
+                <w:rFonts w:ascii="Times New Roman" w:hAnsi="Times New Roman" w:eastAsia="Times New Roman" w:cs="Times New Roman"/>
+                <w:i w:val="false"/>
+                <w:b w:val="false"/>
+                <w:u w:val="none"/>
+                <w:sz w:val="18"/>
+                <w:szCs w:val="18"/>
                 <w:color w:val="000000"/>
               </w:rPr>
               <w:t xml:space="preserve">7.80 [6.00, 9.30]</w:t>
@@ -4415,19 +3788,19 @@
                 <w:right w:val="none" w:sz="0" w:space="0" w:color="000000"/>
               </w:pBdr>
               <w:spacing w:after="20" w:before="20" w:line="240"/>
-              <w:ind w:left="40" w:right="40" w:firstLine="0" w:firstLineChars="0"/>
-            </w:pPr>
-            <w:r>
-              <w:rPr>
-                <w:rFonts w:ascii="Times New Roman" w:hAnsi="Times New Roman" w:eastAsia="Times New Roman" w:cs="Times New Roman"/>
-                <w:i w:val="false"/>
-                <w:b w:val="false"/>
-                <w:u w:val="none"/>
-                <w:sz w:val="16"/>
-                <w:szCs w:val="16"/>
-                <w:color w:val="000000"/>
-              </w:rPr>
-              <w:t xml:space="preserve">0.327</w:t>
+              <w:ind w:left="60" w:right="60" w:firstLine="0" w:firstLineChars="0"/>
+            </w:pPr>
+            <w:r>
+              <w:rPr>
+                <w:rFonts w:ascii="Times New Roman" w:hAnsi="Times New Roman" w:eastAsia="Times New Roman" w:cs="Times New Roman"/>
+                <w:i w:val="false"/>
+                <w:b w:val="false"/>
+                <w:u w:val="none"/>
+                <w:sz w:val="18"/>
+                <w:szCs w:val="18"/>
+                <w:color w:val="000000"/>
+              </w:rPr>
+              <w:t xml:space="preserve">0.136</w:t>
             </w:r>
           </w:p>
         </w:tc>
@@ -4465,60 +3838,60 @@
                 <w:right w:val="none" w:sz="0" w:space="0" w:color="000000"/>
               </w:pBdr>
               <w:spacing w:after="20" w:before="20" w:line="240"/>
-              <w:ind w:left="40" w:right="40" w:firstLine="0" w:firstLineChars="0"/>
-            </w:pPr>
-            <w:r>
-              <w:rPr>
-                <w:rFonts w:ascii="Times New Roman" w:hAnsi="Times New Roman" w:eastAsia="Times New Roman" w:cs="Times New Roman"/>
-                <w:i w:val="false"/>
-                <w:b w:val="false"/>
-                <w:u w:val="none"/>
-                <w:sz w:val="16"/>
-                <w:szCs w:val="16"/>
-                <w:color w:val="000000"/>
-              </w:rPr>
-              <w:t xml:space="preserve">MM_numeric..median..IQR..</w:t>
-            </w:r>
-          </w:p>
-        </w:tc>
-        <w:tc>
-          <w:tcPr>
-            <w:tcBorders>
-              <w:bottom w:val="single" w:sz="4" w:space="0" w:color="B3B3B3"/>
-              <w:top w:val="single" w:sz="4" w:space="0" w:color="B3B3B3"/>
-              <w:left w:val="none" w:sz="0" w:space="0" w:color="000000"/>
-              <w:right w:val="none" w:sz="0" w:space="0" w:color="000000"/>
-            </w:tcBorders>
-            <w:shd w:val="clear" w:color="auto" w:fill="FFFFFF"/>
-            <w:tcMar>
-              <w:top w:w="0" w:type="dxa"/>
-              <w:bottom w:w="0" w:type="dxa"/>
-              <w:left w:w="0" w:type="dxa"/>
-              <w:right w:w="0" w:type="dxa"/>
-            </w:tcMar>
-            <w:vAlign w:val="center"/>
-          </w:tcPr>
-          <w:p>
-            <w:pPr>
-              <w:pStyle w:val="Normal"/>
-              <w:jc w:val="center"/>
-              <w:pBdr>
-                <w:bottom w:val="none" w:sz="0" w:space="0" w:color="000000"/>
-                <w:top w:val="none" w:sz="0" w:space="0" w:color="000000"/>
-                <w:left w:val="none" w:sz="0" w:space="0" w:color="000000"/>
-                <w:right w:val="none" w:sz="0" w:space="0" w:color="000000"/>
-              </w:pBdr>
-              <w:spacing w:after="20" w:before="20" w:line="240"/>
-              <w:ind w:left="40" w:right="40" w:firstLine="0" w:firstLineChars="0"/>
-            </w:pPr>
-            <w:r>
-              <w:rPr>
-                <w:rFonts w:ascii="Times New Roman" w:hAnsi="Times New Roman" w:eastAsia="Times New Roman" w:cs="Times New Roman"/>
-                <w:i w:val="false"/>
-                <w:b w:val="false"/>
-                <w:u w:val="none"/>
-                <w:sz w:val="16"/>
-                <w:szCs w:val="16"/>
+              <w:ind w:left="60" w:right="60" w:firstLine="0" w:firstLineChars="0"/>
+            </w:pPr>
+            <w:r>
+              <w:rPr>
+                <w:rFonts w:ascii="Times New Roman" w:hAnsi="Times New Roman" w:eastAsia="Times New Roman" w:cs="Times New Roman"/>
+                <w:i w:val="false"/>
+                <w:b w:val="false"/>
+                <w:u w:val="none"/>
+                <w:sz w:val="18"/>
+                <w:szCs w:val="18"/>
+                <w:color w:val="000000"/>
+              </w:rPr>
+              <w:t xml:space="preserve">MM..median..IQR..</w:t>
+            </w:r>
+          </w:p>
+        </w:tc>
+        <w:tc>
+          <w:tcPr>
+            <w:tcBorders>
+              <w:bottom w:val="single" w:sz="4" w:space="0" w:color="B3B3B3"/>
+              <w:top w:val="single" w:sz="4" w:space="0" w:color="B3B3B3"/>
+              <w:left w:val="none" w:sz="0" w:space="0" w:color="000000"/>
+              <w:right w:val="none" w:sz="0" w:space="0" w:color="000000"/>
+            </w:tcBorders>
+            <w:shd w:val="clear" w:color="auto" w:fill="FFFFFF"/>
+            <w:tcMar>
+              <w:top w:w="0" w:type="dxa"/>
+              <w:bottom w:w="0" w:type="dxa"/>
+              <w:left w:w="0" w:type="dxa"/>
+              <w:right w:w="0" w:type="dxa"/>
+            </w:tcMar>
+            <w:vAlign w:val="center"/>
+          </w:tcPr>
+          <w:p>
+            <w:pPr>
+              <w:pStyle w:val="Normal"/>
+              <w:jc w:val="center"/>
+              <w:pBdr>
+                <w:bottom w:val="none" w:sz="0" w:space="0" w:color="000000"/>
+                <w:top w:val="none" w:sz="0" w:space="0" w:color="000000"/>
+                <w:left w:val="none" w:sz="0" w:space="0" w:color="000000"/>
+                <w:right w:val="none" w:sz="0" w:space="0" w:color="000000"/>
+              </w:pBdr>
+              <w:spacing w:after="20" w:before="20" w:line="240"/>
+              <w:ind w:left="60" w:right="60" w:firstLine="0" w:firstLineChars="0"/>
+            </w:pPr>
+            <w:r>
+              <w:rPr>
+                <w:rFonts w:ascii="Times New Roman" w:hAnsi="Times New Roman" w:eastAsia="Times New Roman" w:cs="Times New Roman"/>
+                <w:i w:val="false"/>
+                <w:b w:val="false"/>
+                <w:u w:val="none"/>
+                <w:sz w:val="18"/>
+                <w:szCs w:val="18"/>
                 <w:color w:val="000000"/>
               </w:rPr>
               <w:t xml:space="preserve"/>
@@ -4553,148 +3926,104 @@
                 <w:right w:val="none" w:sz="0" w:space="0" w:color="000000"/>
               </w:pBdr>
               <w:spacing w:after="20" w:before="20" w:line="240"/>
-              <w:ind w:left="40" w:right="40" w:firstLine="0" w:firstLineChars="0"/>
-            </w:pPr>
-            <w:r>
-              <w:rPr>
-                <w:rFonts w:ascii="Times New Roman" w:hAnsi="Times New Roman" w:eastAsia="Times New Roman" w:cs="Times New Roman"/>
-                <w:i w:val="false"/>
-                <w:b w:val="false"/>
-                <w:u w:val="none"/>
-                <w:sz w:val="16"/>
-                <w:szCs w:val="16"/>
-                <w:color w:val="000000"/>
-              </w:rPr>
-              <w:t xml:space="preserve">15.00 [0.00, 55.00]</w:t>
-            </w:r>
-          </w:p>
-        </w:tc>
-        <w:tc>
-          <w:tcPr>
-            <w:tcBorders>
-              <w:bottom w:val="single" w:sz="4" w:space="0" w:color="B3B3B3"/>
-              <w:top w:val="single" w:sz="4" w:space="0" w:color="B3B3B3"/>
-              <w:left w:val="none" w:sz="0" w:space="0" w:color="000000"/>
-              <w:right w:val="none" w:sz="0" w:space="0" w:color="000000"/>
-            </w:tcBorders>
-            <w:shd w:val="clear" w:color="auto" w:fill="FFFFFF"/>
-            <w:tcMar>
-              <w:top w:w="0" w:type="dxa"/>
-              <w:bottom w:w="0" w:type="dxa"/>
-              <w:left w:w="0" w:type="dxa"/>
-              <w:right w:w="0" w:type="dxa"/>
-            </w:tcMar>
-            <w:vAlign w:val="center"/>
-          </w:tcPr>
-          <w:p>
-            <w:pPr>
-              <w:pStyle w:val="Normal"/>
-              <w:jc w:val="center"/>
-              <w:pBdr>
-                <w:bottom w:val="none" w:sz="0" w:space="0" w:color="000000"/>
-                <w:top w:val="none" w:sz="0" w:space="0" w:color="000000"/>
-                <w:left w:val="none" w:sz="0" w:space="0" w:color="000000"/>
-                <w:right w:val="none" w:sz="0" w:space="0" w:color="000000"/>
-              </w:pBdr>
-              <w:spacing w:after="20" w:before="20" w:line="240"/>
-              <w:ind w:left="40" w:right="40" w:firstLine="0" w:firstLineChars="0"/>
-            </w:pPr>
-            <w:r>
-              <w:rPr>
-                <w:rFonts w:ascii="Times New Roman" w:hAnsi="Times New Roman" w:eastAsia="Times New Roman" w:cs="Times New Roman"/>
-                <w:i w:val="false"/>
-                <w:b w:val="false"/>
-                <w:u w:val="none"/>
-                <w:sz w:val="16"/>
-                <w:szCs w:val="16"/>
-                <w:color w:val="000000"/>
-              </w:rPr>
-              <w:t xml:space="preserve">9.00 [0.00, 26.25]</w:t>
-            </w:r>
-          </w:p>
-        </w:tc>
-        <w:tc>
-          <w:tcPr>
-            <w:tcBorders>
-              <w:bottom w:val="single" w:sz="4" w:space="0" w:color="B3B3B3"/>
-              <w:top w:val="single" w:sz="4" w:space="0" w:color="B3B3B3"/>
-              <w:left w:val="none" w:sz="0" w:space="0" w:color="000000"/>
-              <w:right w:val="none" w:sz="0" w:space="0" w:color="000000"/>
-            </w:tcBorders>
-            <w:shd w:val="clear" w:color="auto" w:fill="FFFFFF"/>
-            <w:tcMar>
-              <w:top w:w="0" w:type="dxa"/>
-              <w:bottom w:w="0" w:type="dxa"/>
-              <w:left w:w="0" w:type="dxa"/>
-              <w:right w:w="0" w:type="dxa"/>
-            </w:tcMar>
-            <w:vAlign w:val="center"/>
-          </w:tcPr>
-          <w:p>
-            <w:pPr>
-              <w:pStyle w:val="Normal"/>
-              <w:jc w:val="center"/>
-              <w:pBdr>
-                <w:bottom w:val="none" w:sz="0" w:space="0" w:color="000000"/>
-                <w:top w:val="none" w:sz="0" w:space="0" w:color="000000"/>
-                <w:left w:val="none" w:sz="0" w:space="0" w:color="000000"/>
-                <w:right w:val="none" w:sz="0" w:space="0" w:color="000000"/>
-              </w:pBdr>
-              <w:spacing w:after="20" w:before="20" w:line="240"/>
-              <w:ind w:left="40" w:right="40" w:firstLine="0" w:firstLineChars="0"/>
-            </w:pPr>
-            <w:r>
-              <w:rPr>
-                <w:rFonts w:ascii="Times New Roman" w:hAnsi="Times New Roman" w:eastAsia="Times New Roman" w:cs="Times New Roman"/>
-                <w:i w:val="false"/>
-                <w:b w:val="false"/>
-                <w:u w:val="none"/>
-                <w:sz w:val="16"/>
-                <w:szCs w:val="16"/>
-                <w:color w:val="000000"/>
-              </w:rPr>
-              <w:t xml:space="preserve">26.00 [9.75, 57.75]</w:t>
-            </w:r>
-          </w:p>
-        </w:tc>
-        <w:tc>
-          <w:tcPr>
-            <w:tcBorders>
-              <w:bottom w:val="single" w:sz="4" w:space="0" w:color="B3B3B3"/>
-              <w:top w:val="single" w:sz="4" w:space="0" w:color="B3B3B3"/>
-              <w:left w:val="none" w:sz="0" w:space="0" w:color="000000"/>
-              <w:right w:val="none" w:sz="0" w:space="0" w:color="000000"/>
-            </w:tcBorders>
-            <w:shd w:val="clear" w:color="auto" w:fill="FFFFFF"/>
-            <w:tcMar>
-              <w:top w:w="0" w:type="dxa"/>
-              <w:bottom w:w="0" w:type="dxa"/>
-              <w:left w:w="0" w:type="dxa"/>
-              <w:right w:w="0" w:type="dxa"/>
-            </w:tcMar>
-            <w:vAlign w:val="center"/>
-          </w:tcPr>
-          <w:p>
-            <w:pPr>
-              <w:pStyle w:val="Normal"/>
-              <w:jc w:val="center"/>
-              <w:pBdr>
-                <w:bottom w:val="none" w:sz="0" w:space="0" w:color="000000"/>
-                <w:top w:val="none" w:sz="0" w:space="0" w:color="000000"/>
-                <w:left w:val="none" w:sz="0" w:space="0" w:color="000000"/>
-                <w:right w:val="none" w:sz="0" w:space="0" w:color="000000"/>
-              </w:pBdr>
-              <w:spacing w:after="20" w:before="20" w:line="240"/>
-              <w:ind w:left="40" w:right="40" w:firstLine="0" w:firstLineChars="0"/>
-            </w:pPr>
-            <w:r>
-              <w:rPr>
-                <w:rFonts w:ascii="Times New Roman" w:hAnsi="Times New Roman" w:eastAsia="Times New Roman" w:cs="Times New Roman"/>
-                <w:i w:val="false"/>
-                <w:b w:val="false"/>
-                <w:u w:val="none"/>
-                <w:sz w:val="16"/>
-                <w:szCs w:val="16"/>
+              <w:ind w:left="60" w:right="60" w:firstLine="0" w:firstLineChars="0"/>
+            </w:pPr>
+            <w:r>
+              <w:rPr>
+                <w:rFonts w:ascii="Times New Roman" w:hAnsi="Times New Roman" w:eastAsia="Times New Roman" w:cs="Times New Roman"/>
+                <w:i w:val="false"/>
+                <w:b w:val="false"/>
+                <w:u w:val="none"/>
+                <w:sz w:val="18"/>
+                <w:szCs w:val="18"/>
+                <w:color w:val="000000"/>
+              </w:rPr>
+              <w:t xml:space="preserve">18.50 [0.00, 54.25]</w:t>
+            </w:r>
+          </w:p>
+        </w:tc>
+        <w:tc>
+          <w:tcPr>
+            <w:tcBorders>
+              <w:bottom w:val="single" w:sz="4" w:space="0" w:color="B3B3B3"/>
+              <w:top w:val="single" w:sz="4" w:space="0" w:color="B3B3B3"/>
+              <w:left w:val="none" w:sz="0" w:space="0" w:color="000000"/>
+              <w:right w:val="none" w:sz="0" w:space="0" w:color="000000"/>
+            </w:tcBorders>
+            <w:shd w:val="clear" w:color="auto" w:fill="FFFFFF"/>
+            <w:tcMar>
+              <w:top w:w="0" w:type="dxa"/>
+              <w:bottom w:w="0" w:type="dxa"/>
+              <w:left w:w="0" w:type="dxa"/>
+              <w:right w:w="0" w:type="dxa"/>
+            </w:tcMar>
+            <w:vAlign w:val="center"/>
+          </w:tcPr>
+          <w:p>
+            <w:pPr>
+              <w:pStyle w:val="Normal"/>
+              <w:jc w:val="center"/>
+              <w:pBdr>
+                <w:bottom w:val="none" w:sz="0" w:space="0" w:color="000000"/>
+                <w:top w:val="none" w:sz="0" w:space="0" w:color="000000"/>
+                <w:left w:val="none" w:sz="0" w:space="0" w:color="000000"/>
+                <w:right w:val="none" w:sz="0" w:space="0" w:color="000000"/>
+              </w:pBdr>
+              <w:spacing w:after="20" w:before="20" w:line="240"/>
+              <w:ind w:left="60" w:right="60" w:firstLine="0" w:firstLineChars="0"/>
+            </w:pPr>
+            <w:r>
+              <w:rPr>
+                <w:rFonts w:ascii="Times New Roman" w:hAnsi="Times New Roman" w:eastAsia="Times New Roman" w:cs="Times New Roman"/>
+                <w:i w:val="false"/>
+                <w:b w:val="false"/>
+                <w:u w:val="none"/>
+                <w:sz w:val="18"/>
+                <w:szCs w:val="18"/>
+                <w:color w:val="000000"/>
+              </w:rPr>
+              <w:t xml:space="preserve">10.00 [0.00, 40.00]</w:t>
+            </w:r>
+          </w:p>
+        </w:tc>
+        <w:tc>
+          <w:tcPr>
+            <w:tcBorders>
+              <w:bottom w:val="single" w:sz="4" w:space="0" w:color="B3B3B3"/>
+              <w:top w:val="single" w:sz="4" w:space="0" w:color="B3B3B3"/>
+              <w:left w:val="none" w:sz="0" w:space="0" w:color="000000"/>
+              <w:right w:val="none" w:sz="0" w:space="0" w:color="000000"/>
+            </w:tcBorders>
+            <w:shd w:val="clear" w:color="auto" w:fill="FFFFFF"/>
+            <w:tcMar>
+              <w:top w:w="0" w:type="dxa"/>
+              <w:bottom w:w="0" w:type="dxa"/>
+              <w:left w:w="0" w:type="dxa"/>
+              <w:right w:w="0" w:type="dxa"/>
+            </w:tcMar>
+            <w:vAlign w:val="center"/>
+          </w:tcPr>
+          <w:p>
+            <w:pPr>
+              <w:pStyle w:val="Normal"/>
+              <w:jc w:val="center"/>
+              <w:pBdr>
+                <w:bottom w:val="none" w:sz="0" w:space="0" w:color="000000"/>
+                <w:top w:val="none" w:sz="0" w:space="0" w:color="000000"/>
+                <w:left w:val="none" w:sz="0" w:space="0" w:color="000000"/>
+                <w:right w:val="none" w:sz="0" w:space="0" w:color="000000"/>
+              </w:pBdr>
+              <w:spacing w:after="20" w:before="20" w:line="240"/>
+              <w:ind w:left="60" w:right="60" w:firstLine="0" w:firstLineChars="0"/>
+            </w:pPr>
+            <w:r>
+              <w:rPr>
+                <w:rFonts w:ascii="Times New Roman" w:hAnsi="Times New Roman" w:eastAsia="Times New Roman" w:cs="Times New Roman"/>
+                <w:i w:val="false"/>
+                <w:b w:val="false"/>
+                <w:u w:val="none"/>
+                <w:sz w:val="18"/>
+                <w:szCs w:val="18"/>
                 <w:color w:val="000000"/>
               </w:rPr>
               <w:t xml:space="preserve">75.00 [49.00, 98.50]</w:t>
@@ -4729,7 +4058,7 @@
                 <w:right w:val="none" w:sz="0" w:space="0" w:color="000000"/>
               </w:pBdr>
               <w:spacing w:after="20" w:before="20" w:line="240"/>
-              <w:ind w:left="40" w:right="40" w:firstLine="0" w:firstLineChars="0"/>
+              <w:ind w:left="60" w:right="60" w:firstLine="0" w:firstLineChars="0"/>
             </w:pPr>
             <w:r>
               <w:rPr>
@@ -4737,8 +4066,8 @@
                 <w:i w:val="false"/>
                 <w:b w:val="true"/>
                 <w:u w:val="none"/>
-                <w:sz w:val="16"/>
-                <w:szCs w:val="16"/>
+                <w:sz w:val="18"/>
+                <w:szCs w:val="18"/>
                 <w:color w:val="000000"/>
               </w:rPr>
               <w:t xml:space="preserve">&lt;0.001</w:t>
@@ -4779,16 +4108,16 @@
                 <w:right w:val="none" w:sz="0" w:space="0" w:color="000000"/>
               </w:pBdr>
               <w:spacing w:after="20" w:before="20" w:line="240"/>
-              <w:ind w:left="40" w:right="40" w:firstLine="0" w:firstLineChars="0"/>
-            </w:pPr>
-            <w:r>
-              <w:rPr>
-                <w:rFonts w:ascii="Times New Roman" w:hAnsi="Times New Roman" w:eastAsia="Times New Roman" w:cs="Times New Roman"/>
-                <w:i w:val="false"/>
-                <w:b w:val="false"/>
-                <w:u w:val="none"/>
-                <w:sz w:val="16"/>
-                <w:szCs w:val="16"/>
+              <w:ind w:left="60" w:right="60" w:firstLine="0" w:firstLineChars="0"/>
+            </w:pPr>
+            <w:r>
+              <w:rPr>
+                <w:rFonts w:ascii="Times New Roman" w:hAnsi="Times New Roman" w:eastAsia="Times New Roman" w:cs="Times New Roman"/>
+                <w:i w:val="false"/>
+                <w:b w:val="false"/>
+                <w:u w:val="none"/>
+                <w:sz w:val="18"/>
+                <w:szCs w:val="18"/>
                 <w:color w:val="000000"/>
               </w:rPr>
               <w:t xml:space="preserve">cx....</w:t>
@@ -4823,16 +4152,16 @@
                 <w:right w:val="none" w:sz="0" w:space="0" w:color="000000"/>
               </w:pBdr>
               <w:spacing w:after="20" w:before="20" w:line="240"/>
-              <w:ind w:left="40" w:right="40" w:firstLine="0" w:firstLineChars="0"/>
-            </w:pPr>
-            <w:r>
-              <w:rPr>
-                <w:rFonts w:ascii="Times New Roman" w:hAnsi="Times New Roman" w:eastAsia="Times New Roman" w:cs="Times New Roman"/>
-                <w:i w:val="false"/>
-                <w:b w:val="false"/>
-                <w:u w:val="none"/>
-                <w:sz w:val="16"/>
-                <w:szCs w:val="16"/>
+              <w:ind w:left="60" w:right="60" w:firstLine="0" w:firstLineChars="0"/>
+            </w:pPr>
+            <w:r>
+              <w:rPr>
+                <w:rFonts w:ascii="Times New Roman" w:hAnsi="Times New Roman" w:eastAsia="Times New Roman" w:cs="Times New Roman"/>
+                <w:i w:val="false"/>
+                <w:b w:val="false"/>
+                <w:u w:val="none"/>
+                <w:sz w:val="18"/>
+                <w:szCs w:val="18"/>
                 <w:color w:val="000000"/>
               </w:rPr>
               <w:t xml:space="preserve">No</w:t>
@@ -4867,16 +4196,16 @@
                 <w:right w:val="none" w:sz="0" w:space="0" w:color="000000"/>
               </w:pBdr>
               <w:spacing w:after="20" w:before="20" w:line="240"/>
-              <w:ind w:left="40" w:right="40" w:firstLine="0" w:firstLineChars="0"/>
-            </w:pPr>
-            <w:r>
-              <w:rPr>
-                <w:rFonts w:ascii="Times New Roman" w:hAnsi="Times New Roman" w:eastAsia="Times New Roman" w:cs="Times New Roman"/>
-                <w:i w:val="false"/>
-                <w:b w:val="false"/>
-                <w:u w:val="none"/>
-                <w:sz w:val="16"/>
-                <w:szCs w:val="16"/>
+              <w:ind w:left="60" w:right="60" w:firstLine="0" w:firstLineChars="0"/>
+            </w:pPr>
+            <w:r>
+              <w:rPr>
+                <w:rFonts w:ascii="Times New Roman" w:hAnsi="Times New Roman" w:eastAsia="Times New Roman" w:cs="Times New Roman"/>
+                <w:i w:val="false"/>
+                <w:b w:val="false"/>
+                <w:u w:val="none"/>
+                <w:sz w:val="18"/>
+                <w:szCs w:val="18"/>
                 <w:color w:val="000000"/>
               </w:rPr>
               <w:t xml:space="preserve">105 (89.7)</w:t>
@@ -4911,104 +4240,60 @@
                 <w:right w:val="none" w:sz="0" w:space="0" w:color="000000"/>
               </w:pBdr>
               <w:spacing w:after="20" w:before="20" w:line="240"/>
-              <w:ind w:left="40" w:right="40" w:firstLine="0" w:firstLineChars="0"/>
-            </w:pPr>
-            <w:r>
-              <w:rPr>
-                <w:rFonts w:ascii="Times New Roman" w:hAnsi="Times New Roman" w:eastAsia="Times New Roman" w:cs="Times New Roman"/>
-                <w:i w:val="false"/>
-                <w:b w:val="false"/>
-                <w:u w:val="none"/>
-                <w:sz w:val="16"/>
-                <w:szCs w:val="16"/>
-                <w:color w:val="000000"/>
-              </w:rPr>
-              <w:t xml:space="preserve">60 (96.8)</w:t>
-            </w:r>
-          </w:p>
-        </w:tc>
-        <w:tc>
-          <w:tcPr>
-            <w:tcBorders>
-              <w:bottom w:val="single" w:sz="4" w:space="0" w:color="B3B3B3"/>
-              <w:top w:val="single" w:sz="4" w:space="0" w:color="B3B3B3"/>
-              <w:left w:val="none" w:sz="0" w:space="0" w:color="000000"/>
-              <w:right w:val="none" w:sz="0" w:space="0" w:color="000000"/>
-            </w:tcBorders>
-            <w:shd w:val="clear" w:color="auto" w:fill="FFFFFF"/>
-            <w:tcMar>
-              <w:top w:w="0" w:type="dxa"/>
-              <w:bottom w:w="0" w:type="dxa"/>
-              <w:left w:w="0" w:type="dxa"/>
-              <w:right w:w="0" w:type="dxa"/>
-            </w:tcMar>
-            <w:vAlign w:val="center"/>
-          </w:tcPr>
-          <w:p>
-            <w:pPr>
-              <w:pStyle w:val="Normal"/>
-              <w:jc w:val="center"/>
-              <w:pBdr>
-                <w:bottom w:val="none" w:sz="0" w:space="0" w:color="000000"/>
-                <w:top w:val="none" w:sz="0" w:space="0" w:color="000000"/>
-                <w:left w:val="none" w:sz="0" w:space="0" w:color="000000"/>
-                <w:right w:val="none" w:sz="0" w:space="0" w:color="000000"/>
-              </w:pBdr>
-              <w:spacing w:after="20" w:before="20" w:line="240"/>
-              <w:ind w:left="40" w:right="40" w:firstLine="0" w:firstLineChars="0"/>
-            </w:pPr>
-            <w:r>
-              <w:rPr>
-                <w:rFonts w:ascii="Times New Roman" w:hAnsi="Times New Roman" w:eastAsia="Times New Roman" w:cs="Times New Roman"/>
-                <w:i w:val="false"/>
-                <w:b w:val="false"/>
-                <w:u w:val="none"/>
-                <w:sz w:val="16"/>
-                <w:szCs w:val="16"/>
-                <w:color w:val="000000"/>
-              </w:rPr>
-              <w:t xml:space="preserve">33 (89.2)</w:t>
-            </w:r>
-          </w:p>
-        </w:tc>
-        <w:tc>
-          <w:tcPr>
-            <w:tcBorders>
-              <w:bottom w:val="single" w:sz="4" w:space="0" w:color="B3B3B3"/>
-              <w:top w:val="single" w:sz="4" w:space="0" w:color="B3B3B3"/>
-              <w:left w:val="none" w:sz="0" w:space="0" w:color="000000"/>
-              <w:right w:val="none" w:sz="0" w:space="0" w:color="000000"/>
-            </w:tcBorders>
-            <w:shd w:val="clear" w:color="auto" w:fill="FFFFFF"/>
-            <w:tcMar>
-              <w:top w:w="0" w:type="dxa"/>
-              <w:bottom w:w="0" w:type="dxa"/>
-              <w:left w:w="0" w:type="dxa"/>
-              <w:right w:w="0" w:type="dxa"/>
-            </w:tcMar>
-            <w:vAlign w:val="center"/>
-          </w:tcPr>
-          <w:p>
-            <w:pPr>
-              <w:pStyle w:val="Normal"/>
-              <w:jc w:val="center"/>
-              <w:pBdr>
-                <w:bottom w:val="none" w:sz="0" w:space="0" w:color="000000"/>
-                <w:top w:val="none" w:sz="0" w:space="0" w:color="000000"/>
-                <w:left w:val="none" w:sz="0" w:space="0" w:color="000000"/>
-                <w:right w:val="none" w:sz="0" w:space="0" w:color="000000"/>
-              </w:pBdr>
-              <w:spacing w:after="20" w:before="20" w:line="240"/>
-              <w:ind w:left="40" w:right="40" w:firstLine="0" w:firstLineChars="0"/>
-            </w:pPr>
-            <w:r>
-              <w:rPr>
-                <w:rFonts w:ascii="Times New Roman" w:hAnsi="Times New Roman" w:eastAsia="Times New Roman" w:cs="Times New Roman"/>
-                <w:i w:val="false"/>
-                <w:b w:val="false"/>
-                <w:u w:val="none"/>
-                <w:sz w:val="16"/>
-                <w:szCs w:val="16"/>
+              <w:ind w:left="60" w:right="60" w:firstLine="0" w:firstLineChars="0"/>
+            </w:pPr>
+            <w:r>
+              <w:rPr>
+                <w:rFonts w:ascii="Times New Roman" w:hAnsi="Times New Roman" w:eastAsia="Times New Roman" w:cs="Times New Roman"/>
+                <w:i w:val="false"/>
+                <w:b w:val="false"/>
+                <w:u w:val="none"/>
+                <w:sz w:val="18"/>
+                <w:szCs w:val="18"/>
+                <w:color w:val="000000"/>
+              </w:rPr>
+              <w:t xml:space="preserve">93 (93.9)</w:t>
+            </w:r>
+          </w:p>
+        </w:tc>
+        <w:tc>
+          <w:tcPr>
+            <w:tcBorders>
+              <w:bottom w:val="single" w:sz="4" w:space="0" w:color="B3B3B3"/>
+              <w:top w:val="single" w:sz="4" w:space="0" w:color="B3B3B3"/>
+              <w:left w:val="none" w:sz="0" w:space="0" w:color="000000"/>
+              <w:right w:val="none" w:sz="0" w:space="0" w:color="000000"/>
+            </w:tcBorders>
+            <w:shd w:val="clear" w:color="auto" w:fill="FFFFFF"/>
+            <w:tcMar>
+              <w:top w:w="0" w:type="dxa"/>
+              <w:bottom w:w="0" w:type="dxa"/>
+              <w:left w:w="0" w:type="dxa"/>
+              <w:right w:w="0" w:type="dxa"/>
+            </w:tcMar>
+            <w:vAlign w:val="center"/>
+          </w:tcPr>
+          <w:p>
+            <w:pPr>
+              <w:pStyle w:val="Normal"/>
+              <w:jc w:val="center"/>
+              <w:pBdr>
+                <w:bottom w:val="none" w:sz="0" w:space="0" w:color="000000"/>
+                <w:top w:val="none" w:sz="0" w:space="0" w:color="000000"/>
+                <w:left w:val="none" w:sz="0" w:space="0" w:color="000000"/>
+                <w:right w:val="none" w:sz="0" w:space="0" w:color="000000"/>
+              </w:pBdr>
+              <w:spacing w:after="20" w:before="20" w:line="240"/>
+              <w:ind w:left="60" w:right="60" w:firstLine="0" w:firstLineChars="0"/>
+            </w:pPr>
+            <w:r>
+              <w:rPr>
+                <w:rFonts w:ascii="Times New Roman" w:hAnsi="Times New Roman" w:eastAsia="Times New Roman" w:cs="Times New Roman"/>
+                <w:i w:val="false"/>
+                <w:b w:val="false"/>
+                <w:u w:val="none"/>
+                <w:sz w:val="18"/>
+                <w:szCs w:val="18"/>
                 <w:color w:val="000000"/>
               </w:rPr>
               <w:t xml:space="preserve">12 (66.7)</w:t>
@@ -5043,7 +4328,7 @@
                 <w:right w:val="none" w:sz="0" w:space="0" w:color="000000"/>
               </w:pBdr>
               <w:spacing w:after="20" w:before="20" w:line="240"/>
-              <w:ind w:left="40" w:right="40" w:firstLine="0" w:firstLineChars="0"/>
+              <w:ind w:left="60" w:right="60" w:firstLine="0" w:firstLineChars="0"/>
             </w:pPr>
             <w:r>
               <w:rPr>
@@ -5051,11 +4336,11 @@
                 <w:i w:val="false"/>
                 <w:b w:val="true"/>
                 <w:u w:val="none"/>
-                <w:sz w:val="16"/>
-                <w:szCs w:val="16"/>
-                <w:color w:val="000000"/>
-              </w:rPr>
-              <w:t xml:space="preserve">0.002</w:t>
+                <w:sz w:val="18"/>
+                <w:szCs w:val="18"/>
+                <w:color w:val="000000"/>
+              </w:rPr>
+              <w:t xml:space="preserve">0.003</w:t>
             </w:r>
           </w:p>
         </w:tc>
@@ -5093,16 +4378,16 @@
                 <w:right w:val="none" w:sz="0" w:space="0" w:color="000000"/>
               </w:pBdr>
               <w:spacing w:after="20" w:before="20" w:line="240"/>
-              <w:ind w:left="40" w:right="40" w:firstLine="0" w:firstLineChars="0"/>
-            </w:pPr>
-            <w:r>
-              <w:rPr>
-                <w:rFonts w:ascii="Times New Roman" w:hAnsi="Times New Roman" w:eastAsia="Times New Roman" w:cs="Times New Roman"/>
-                <w:i w:val="false"/>
-                <w:b w:val="false"/>
-                <w:u w:val="none"/>
-                <w:sz w:val="16"/>
-                <w:szCs w:val="16"/>
+              <w:ind w:left="60" w:right="60" w:firstLine="0" w:firstLineChars="0"/>
+            </w:pPr>
+            <w:r>
+              <w:rPr>
+                <w:rFonts w:ascii="Times New Roman" w:hAnsi="Times New Roman" w:eastAsia="Times New Roman" w:cs="Times New Roman"/>
+                <w:i w:val="false"/>
+                <w:b w:val="false"/>
+                <w:u w:val="none"/>
+                <w:sz w:val="18"/>
+                <w:szCs w:val="18"/>
                 <w:color w:val="000000"/>
               </w:rPr>
               <w:t xml:space="preserve">X.3</w:t>
@@ -5137,16 +4422,16 @@
                 <w:right w:val="none" w:sz="0" w:space="0" w:color="000000"/>
               </w:pBdr>
               <w:spacing w:after="20" w:before="20" w:line="240"/>
-              <w:ind w:left="40" w:right="40" w:firstLine="0" w:firstLineChars="0"/>
-            </w:pPr>
-            <w:r>
-              <w:rPr>
-                <w:rFonts w:ascii="Times New Roman" w:hAnsi="Times New Roman" w:eastAsia="Times New Roman" w:cs="Times New Roman"/>
-                <w:i w:val="false"/>
-                <w:b w:val="false"/>
-                <w:u w:val="none"/>
-                <w:sz w:val="16"/>
-                <w:szCs w:val="16"/>
+              <w:ind w:left="60" w:right="60" w:firstLine="0" w:firstLineChars="0"/>
+            </w:pPr>
+            <w:r>
+              <w:rPr>
+                <w:rFonts w:ascii="Times New Roman" w:hAnsi="Times New Roman" w:eastAsia="Times New Roman" w:cs="Times New Roman"/>
+                <w:i w:val="false"/>
+                <w:b w:val="false"/>
+                <w:u w:val="none"/>
+                <w:sz w:val="18"/>
+                <w:szCs w:val="18"/>
                 <w:color w:val="000000"/>
               </w:rPr>
               <w:t xml:space="preserve">Yes</w:t>
@@ -5181,16 +4466,16 @@
                 <w:right w:val="none" w:sz="0" w:space="0" w:color="000000"/>
               </w:pBdr>
               <w:spacing w:after="20" w:before="20" w:line="240"/>
-              <w:ind w:left="40" w:right="40" w:firstLine="0" w:firstLineChars="0"/>
-            </w:pPr>
-            <w:r>
-              <w:rPr>
-                <w:rFonts w:ascii="Times New Roman" w:hAnsi="Times New Roman" w:eastAsia="Times New Roman" w:cs="Times New Roman"/>
-                <w:i w:val="false"/>
-                <w:b w:val="false"/>
-                <w:u w:val="none"/>
-                <w:sz w:val="16"/>
-                <w:szCs w:val="16"/>
+              <w:ind w:left="60" w:right="60" w:firstLine="0" w:firstLineChars="0"/>
+            </w:pPr>
+            <w:r>
+              <w:rPr>
+                <w:rFonts w:ascii="Times New Roman" w:hAnsi="Times New Roman" w:eastAsia="Times New Roman" w:cs="Times New Roman"/>
+                <w:i w:val="false"/>
+                <w:b w:val="false"/>
+                <w:u w:val="none"/>
+                <w:sz w:val="18"/>
+                <w:szCs w:val="18"/>
                 <w:color w:val="000000"/>
               </w:rPr>
               <w:t xml:space="preserve">12 (10.3)</w:t>
@@ -5225,104 +4510,60 @@
                 <w:right w:val="none" w:sz="0" w:space="0" w:color="000000"/>
               </w:pBdr>
               <w:spacing w:after="20" w:before="20" w:line="240"/>
-              <w:ind w:left="40" w:right="40" w:firstLine="0" w:firstLineChars="0"/>
-            </w:pPr>
-            <w:r>
-              <w:rPr>
-                <w:rFonts w:ascii="Times New Roman" w:hAnsi="Times New Roman" w:eastAsia="Times New Roman" w:cs="Times New Roman"/>
-                <w:i w:val="false"/>
-                <w:b w:val="false"/>
-                <w:u w:val="none"/>
-                <w:sz w:val="16"/>
-                <w:szCs w:val="16"/>
-                <w:color w:val="000000"/>
-              </w:rPr>
-              <w:t xml:space="preserve">2 (3.2)</w:t>
-            </w:r>
-          </w:p>
-        </w:tc>
-        <w:tc>
-          <w:tcPr>
-            <w:tcBorders>
-              <w:bottom w:val="single" w:sz="4" w:space="0" w:color="B3B3B3"/>
-              <w:top w:val="single" w:sz="4" w:space="0" w:color="B3B3B3"/>
-              <w:left w:val="none" w:sz="0" w:space="0" w:color="000000"/>
-              <w:right w:val="none" w:sz="0" w:space="0" w:color="000000"/>
-            </w:tcBorders>
-            <w:shd w:val="clear" w:color="auto" w:fill="FFFFFF"/>
-            <w:tcMar>
-              <w:top w:w="0" w:type="dxa"/>
-              <w:bottom w:w="0" w:type="dxa"/>
-              <w:left w:w="0" w:type="dxa"/>
-              <w:right w:w="0" w:type="dxa"/>
-            </w:tcMar>
-            <w:vAlign w:val="center"/>
-          </w:tcPr>
-          <w:p>
-            <w:pPr>
-              <w:pStyle w:val="Normal"/>
-              <w:jc w:val="center"/>
-              <w:pBdr>
-                <w:bottom w:val="none" w:sz="0" w:space="0" w:color="000000"/>
-                <w:top w:val="none" w:sz="0" w:space="0" w:color="000000"/>
-                <w:left w:val="none" w:sz="0" w:space="0" w:color="000000"/>
-                <w:right w:val="none" w:sz="0" w:space="0" w:color="000000"/>
-              </w:pBdr>
-              <w:spacing w:after="20" w:before="20" w:line="240"/>
-              <w:ind w:left="40" w:right="40" w:firstLine="0" w:firstLineChars="0"/>
-            </w:pPr>
-            <w:r>
-              <w:rPr>
-                <w:rFonts w:ascii="Times New Roman" w:hAnsi="Times New Roman" w:eastAsia="Times New Roman" w:cs="Times New Roman"/>
-                <w:i w:val="false"/>
-                <w:b w:val="false"/>
-                <w:u w:val="none"/>
-                <w:sz w:val="16"/>
-                <w:szCs w:val="16"/>
-                <w:color w:val="000000"/>
-              </w:rPr>
-              <w:t xml:space="preserve">4 (10.8)</w:t>
-            </w:r>
-          </w:p>
-        </w:tc>
-        <w:tc>
-          <w:tcPr>
-            <w:tcBorders>
-              <w:bottom w:val="single" w:sz="4" w:space="0" w:color="B3B3B3"/>
-              <w:top w:val="single" w:sz="4" w:space="0" w:color="B3B3B3"/>
-              <w:left w:val="none" w:sz="0" w:space="0" w:color="000000"/>
-              <w:right w:val="none" w:sz="0" w:space="0" w:color="000000"/>
-            </w:tcBorders>
-            <w:shd w:val="clear" w:color="auto" w:fill="FFFFFF"/>
-            <w:tcMar>
-              <w:top w:w="0" w:type="dxa"/>
-              <w:bottom w:w="0" w:type="dxa"/>
-              <w:left w:w="0" w:type="dxa"/>
-              <w:right w:w="0" w:type="dxa"/>
-            </w:tcMar>
-            <w:vAlign w:val="center"/>
-          </w:tcPr>
-          <w:p>
-            <w:pPr>
-              <w:pStyle w:val="Normal"/>
-              <w:jc w:val="center"/>
-              <w:pBdr>
-                <w:bottom w:val="none" w:sz="0" w:space="0" w:color="000000"/>
-                <w:top w:val="none" w:sz="0" w:space="0" w:color="000000"/>
-                <w:left w:val="none" w:sz="0" w:space="0" w:color="000000"/>
-                <w:right w:val="none" w:sz="0" w:space="0" w:color="000000"/>
-              </w:pBdr>
-              <w:spacing w:after="20" w:before="20" w:line="240"/>
-              <w:ind w:left="40" w:right="40" w:firstLine="0" w:firstLineChars="0"/>
-            </w:pPr>
-            <w:r>
-              <w:rPr>
-                <w:rFonts w:ascii="Times New Roman" w:hAnsi="Times New Roman" w:eastAsia="Times New Roman" w:cs="Times New Roman"/>
-                <w:i w:val="false"/>
-                <w:b w:val="false"/>
-                <w:u w:val="none"/>
-                <w:sz w:val="16"/>
-                <w:szCs w:val="16"/>
+              <w:ind w:left="60" w:right="60" w:firstLine="0" w:firstLineChars="0"/>
+            </w:pPr>
+            <w:r>
+              <w:rPr>
+                <w:rFonts w:ascii="Times New Roman" w:hAnsi="Times New Roman" w:eastAsia="Times New Roman" w:cs="Times New Roman"/>
+                <w:i w:val="false"/>
+                <w:b w:val="false"/>
+                <w:u w:val="none"/>
+                <w:sz w:val="18"/>
+                <w:szCs w:val="18"/>
+                <w:color w:val="000000"/>
+              </w:rPr>
+              <w:t xml:space="preserve">6 (6.1)</w:t>
+            </w:r>
+          </w:p>
+        </w:tc>
+        <w:tc>
+          <w:tcPr>
+            <w:tcBorders>
+              <w:bottom w:val="single" w:sz="4" w:space="0" w:color="B3B3B3"/>
+              <w:top w:val="single" w:sz="4" w:space="0" w:color="B3B3B3"/>
+              <w:left w:val="none" w:sz="0" w:space="0" w:color="000000"/>
+              <w:right w:val="none" w:sz="0" w:space="0" w:color="000000"/>
+            </w:tcBorders>
+            <w:shd w:val="clear" w:color="auto" w:fill="FFFFFF"/>
+            <w:tcMar>
+              <w:top w:w="0" w:type="dxa"/>
+              <w:bottom w:w="0" w:type="dxa"/>
+              <w:left w:w="0" w:type="dxa"/>
+              <w:right w:w="0" w:type="dxa"/>
+            </w:tcMar>
+            <w:vAlign w:val="center"/>
+          </w:tcPr>
+          <w:p>
+            <w:pPr>
+              <w:pStyle w:val="Normal"/>
+              <w:jc w:val="center"/>
+              <w:pBdr>
+                <w:bottom w:val="none" w:sz="0" w:space="0" w:color="000000"/>
+                <w:top w:val="none" w:sz="0" w:space="0" w:color="000000"/>
+                <w:left w:val="none" w:sz="0" w:space="0" w:color="000000"/>
+                <w:right w:val="none" w:sz="0" w:space="0" w:color="000000"/>
+              </w:pBdr>
+              <w:spacing w:after="20" w:before="20" w:line="240"/>
+              <w:ind w:left="60" w:right="60" w:firstLine="0" w:firstLineChars="0"/>
+            </w:pPr>
+            <w:r>
+              <w:rPr>
+                <w:rFonts w:ascii="Times New Roman" w:hAnsi="Times New Roman" w:eastAsia="Times New Roman" w:cs="Times New Roman"/>
+                <w:i w:val="false"/>
+                <w:b w:val="false"/>
+                <w:u w:val="none"/>
+                <w:sz w:val="18"/>
+                <w:szCs w:val="18"/>
                 <w:color w:val="000000"/>
               </w:rPr>
               <w:t xml:space="preserve">6 (33.3)</w:t>
@@ -5357,16 +4598,16 @@
                 <w:right w:val="none" w:sz="0" w:space="0" w:color="000000"/>
               </w:pBdr>
               <w:spacing w:after="20" w:before="20" w:line="240"/>
-              <w:ind w:left="40" w:right="40" w:firstLine="0" w:firstLineChars="0"/>
-            </w:pPr>
-            <w:r>
-              <w:rPr>
-                <w:rFonts w:ascii="Times New Roman" w:hAnsi="Times New Roman" w:eastAsia="Times New Roman" w:cs="Times New Roman"/>
-                <w:i w:val="false"/>
-                <w:b w:val="false"/>
-                <w:u w:val="none"/>
-                <w:sz w:val="16"/>
-                <w:szCs w:val="16"/>
+              <w:ind w:left="60" w:right="60" w:firstLine="0" w:firstLineChars="0"/>
+            </w:pPr>
+            <w:r>
+              <w:rPr>
+                <w:rFonts w:ascii="Times New Roman" w:hAnsi="Times New Roman" w:eastAsia="Times New Roman" w:cs="Times New Roman"/>
+                <w:i w:val="false"/>
+                <w:b w:val="false"/>
+                <w:u w:val="none"/>
+                <w:sz w:val="18"/>
+                <w:szCs w:val="18"/>
                 <w:color w:val="000000"/>
               </w:rPr>
               <w:t xml:space="preserve"/>
@@ -5407,16 +4648,16 @@
                 <w:right w:val="none" w:sz="0" w:space="0" w:color="000000"/>
               </w:pBdr>
               <w:spacing w:after="20" w:before="20" w:line="240"/>
-              <w:ind w:left="40" w:right="40" w:firstLine="0" w:firstLineChars="0"/>
-            </w:pPr>
-            <w:r>
-              <w:rPr>
-                <w:rFonts w:ascii="Times New Roman" w:hAnsi="Times New Roman" w:eastAsia="Times New Roman" w:cs="Times New Roman"/>
-                <w:i w:val="false"/>
-                <w:b w:val="false"/>
-                <w:u w:val="none"/>
-                <w:sz w:val="16"/>
-                <w:szCs w:val="16"/>
+              <w:ind w:left="60" w:right="60" w:firstLine="0" w:firstLineChars="0"/>
+            </w:pPr>
+            <w:r>
+              <w:rPr>
+                <w:rFonts w:ascii="Times New Roman" w:hAnsi="Times New Roman" w:eastAsia="Times New Roman" w:cs="Times New Roman"/>
+                <w:i w:val="false"/>
+                <w:b w:val="false"/>
+                <w:u w:val="none"/>
+                <w:sz w:val="18"/>
+                <w:szCs w:val="18"/>
                 <w:color w:val="000000"/>
               </w:rPr>
               <w:t xml:space="preserve">adnexa....</w:t>
@@ -5451,16 +4692,16 @@
                 <w:right w:val="none" w:sz="0" w:space="0" w:color="000000"/>
               </w:pBdr>
               <w:spacing w:after="20" w:before="20" w:line="240"/>
-              <w:ind w:left="40" w:right="40" w:firstLine="0" w:firstLineChars="0"/>
-            </w:pPr>
-            <w:r>
-              <w:rPr>
-                <w:rFonts w:ascii="Times New Roman" w:hAnsi="Times New Roman" w:eastAsia="Times New Roman" w:cs="Times New Roman"/>
-                <w:i w:val="false"/>
-                <w:b w:val="false"/>
-                <w:u w:val="none"/>
-                <w:sz w:val="16"/>
-                <w:szCs w:val="16"/>
+              <w:ind w:left="60" w:right="60" w:firstLine="0" w:firstLineChars="0"/>
+            </w:pPr>
+            <w:r>
+              <w:rPr>
+                <w:rFonts w:ascii="Times New Roman" w:hAnsi="Times New Roman" w:eastAsia="Times New Roman" w:cs="Times New Roman"/>
+                <w:i w:val="false"/>
+                <w:b w:val="false"/>
+                <w:u w:val="none"/>
+                <w:sz w:val="18"/>
+                <w:szCs w:val="18"/>
                 <w:color w:val="000000"/>
               </w:rPr>
               <w:t xml:space="preserve">No</w:t>
@@ -5495,16 +4736,16 @@
                 <w:right w:val="none" w:sz="0" w:space="0" w:color="000000"/>
               </w:pBdr>
               <w:spacing w:after="20" w:before="20" w:line="240"/>
-              <w:ind w:left="40" w:right="40" w:firstLine="0" w:firstLineChars="0"/>
-            </w:pPr>
-            <w:r>
-              <w:rPr>
-                <w:rFonts w:ascii="Times New Roman" w:hAnsi="Times New Roman" w:eastAsia="Times New Roman" w:cs="Times New Roman"/>
-                <w:i w:val="false"/>
-                <w:b w:val="false"/>
-                <w:u w:val="none"/>
-                <w:sz w:val="16"/>
-                <w:szCs w:val="16"/>
+              <w:ind w:left="60" w:right="60" w:firstLine="0" w:firstLineChars="0"/>
+            </w:pPr>
+            <w:r>
+              <w:rPr>
+                <w:rFonts w:ascii="Times New Roman" w:hAnsi="Times New Roman" w:eastAsia="Times New Roman" w:cs="Times New Roman"/>
+                <w:i w:val="false"/>
+                <w:b w:val="false"/>
+                <w:u w:val="none"/>
+                <w:sz w:val="18"/>
+                <w:szCs w:val="18"/>
                 <w:color w:val="000000"/>
               </w:rPr>
               <w:t xml:space="preserve">109 (94.0)</w:t>
@@ -5539,104 +4780,60 @@
                 <w:right w:val="none" w:sz="0" w:space="0" w:color="000000"/>
               </w:pBdr>
               <w:spacing w:after="20" w:before="20" w:line="240"/>
-              <w:ind w:left="40" w:right="40" w:firstLine="0" w:firstLineChars="0"/>
-            </w:pPr>
-            <w:r>
-              <w:rPr>
-                <w:rFonts w:ascii="Times New Roman" w:hAnsi="Times New Roman" w:eastAsia="Times New Roman" w:cs="Times New Roman"/>
-                <w:i w:val="false"/>
-                <w:b w:val="false"/>
-                <w:u w:val="none"/>
-                <w:sz w:val="16"/>
-                <w:szCs w:val="16"/>
-                <w:color w:val="000000"/>
-              </w:rPr>
-              <w:t xml:space="preserve">58 (95.1)</w:t>
-            </w:r>
-          </w:p>
-        </w:tc>
-        <w:tc>
-          <w:tcPr>
-            <w:tcBorders>
-              <w:bottom w:val="single" w:sz="4" w:space="0" w:color="B3B3B3"/>
-              <w:top w:val="single" w:sz="4" w:space="0" w:color="B3B3B3"/>
-              <w:left w:val="none" w:sz="0" w:space="0" w:color="000000"/>
-              <w:right w:val="none" w:sz="0" w:space="0" w:color="000000"/>
-            </w:tcBorders>
-            <w:shd w:val="clear" w:color="auto" w:fill="FFFFFF"/>
-            <w:tcMar>
-              <w:top w:w="0" w:type="dxa"/>
-              <w:bottom w:w="0" w:type="dxa"/>
-              <w:left w:w="0" w:type="dxa"/>
-              <w:right w:w="0" w:type="dxa"/>
-            </w:tcMar>
-            <w:vAlign w:val="center"/>
-          </w:tcPr>
-          <w:p>
-            <w:pPr>
-              <w:pStyle w:val="Normal"/>
-              <w:jc w:val="center"/>
-              <w:pBdr>
-                <w:bottom w:val="none" w:sz="0" w:space="0" w:color="000000"/>
-                <w:top w:val="none" w:sz="0" w:space="0" w:color="000000"/>
-                <w:left w:val="none" w:sz="0" w:space="0" w:color="000000"/>
-                <w:right w:val="none" w:sz="0" w:space="0" w:color="000000"/>
-              </w:pBdr>
-              <w:spacing w:after="20" w:before="20" w:line="240"/>
-              <w:ind w:left="40" w:right="40" w:firstLine="0" w:firstLineChars="0"/>
-            </w:pPr>
-            <w:r>
-              <w:rPr>
-                <w:rFonts w:ascii="Times New Roman" w:hAnsi="Times New Roman" w:eastAsia="Times New Roman" w:cs="Times New Roman"/>
-                <w:i w:val="false"/>
-                <w:b w:val="false"/>
-                <w:u w:val="none"/>
-                <w:sz w:val="16"/>
-                <w:szCs w:val="16"/>
-                <w:color w:val="000000"/>
-              </w:rPr>
-              <w:t xml:space="preserve">35 (94.6)</w:t>
-            </w:r>
-          </w:p>
-        </w:tc>
-        <w:tc>
-          <w:tcPr>
-            <w:tcBorders>
-              <w:bottom w:val="single" w:sz="4" w:space="0" w:color="B3B3B3"/>
-              <w:top w:val="single" w:sz="4" w:space="0" w:color="B3B3B3"/>
-              <w:left w:val="none" w:sz="0" w:space="0" w:color="000000"/>
-              <w:right w:val="none" w:sz="0" w:space="0" w:color="000000"/>
-            </w:tcBorders>
-            <w:shd w:val="clear" w:color="auto" w:fill="FFFFFF"/>
-            <w:tcMar>
-              <w:top w:w="0" w:type="dxa"/>
-              <w:bottom w:w="0" w:type="dxa"/>
-              <w:left w:w="0" w:type="dxa"/>
-              <w:right w:w="0" w:type="dxa"/>
-            </w:tcMar>
-            <w:vAlign w:val="center"/>
-          </w:tcPr>
-          <w:p>
-            <w:pPr>
-              <w:pStyle w:val="Normal"/>
-              <w:jc w:val="center"/>
-              <w:pBdr>
-                <w:bottom w:val="none" w:sz="0" w:space="0" w:color="000000"/>
-                <w:top w:val="none" w:sz="0" w:space="0" w:color="000000"/>
-                <w:left w:val="none" w:sz="0" w:space="0" w:color="000000"/>
-                <w:right w:val="none" w:sz="0" w:space="0" w:color="000000"/>
-              </w:pBdr>
-              <w:spacing w:after="20" w:before="20" w:line="240"/>
-              <w:ind w:left="40" w:right="40" w:firstLine="0" w:firstLineChars="0"/>
-            </w:pPr>
-            <w:r>
-              <w:rPr>
-                <w:rFonts w:ascii="Times New Roman" w:hAnsi="Times New Roman" w:eastAsia="Times New Roman" w:cs="Times New Roman"/>
-                <w:i w:val="false"/>
-                <w:b w:val="false"/>
-                <w:u w:val="none"/>
-                <w:sz w:val="16"/>
-                <w:szCs w:val="16"/>
+              <w:ind w:left="60" w:right="60" w:firstLine="0" w:firstLineChars="0"/>
+            </w:pPr>
+            <w:r>
+              <w:rPr>
+                <w:rFonts w:ascii="Times New Roman" w:hAnsi="Times New Roman" w:eastAsia="Times New Roman" w:cs="Times New Roman"/>
+                <w:i w:val="false"/>
+                <w:b w:val="false"/>
+                <w:u w:val="none"/>
+                <w:sz w:val="18"/>
+                <w:szCs w:val="18"/>
+                <w:color w:val="000000"/>
+              </w:rPr>
+              <w:t xml:space="preserve">93 (94.9)</w:t>
+            </w:r>
+          </w:p>
+        </w:tc>
+        <w:tc>
+          <w:tcPr>
+            <w:tcBorders>
+              <w:bottom w:val="single" w:sz="4" w:space="0" w:color="B3B3B3"/>
+              <w:top w:val="single" w:sz="4" w:space="0" w:color="B3B3B3"/>
+              <w:left w:val="none" w:sz="0" w:space="0" w:color="000000"/>
+              <w:right w:val="none" w:sz="0" w:space="0" w:color="000000"/>
+            </w:tcBorders>
+            <w:shd w:val="clear" w:color="auto" w:fill="FFFFFF"/>
+            <w:tcMar>
+              <w:top w:w="0" w:type="dxa"/>
+              <w:bottom w:w="0" w:type="dxa"/>
+              <w:left w:w="0" w:type="dxa"/>
+              <w:right w:w="0" w:type="dxa"/>
+            </w:tcMar>
+            <w:vAlign w:val="center"/>
+          </w:tcPr>
+          <w:p>
+            <w:pPr>
+              <w:pStyle w:val="Normal"/>
+              <w:jc w:val="center"/>
+              <w:pBdr>
+                <w:bottom w:val="none" w:sz="0" w:space="0" w:color="000000"/>
+                <w:top w:val="none" w:sz="0" w:space="0" w:color="000000"/>
+                <w:left w:val="none" w:sz="0" w:space="0" w:color="000000"/>
+                <w:right w:val="none" w:sz="0" w:space="0" w:color="000000"/>
+              </w:pBdr>
+              <w:spacing w:after="20" w:before="20" w:line="240"/>
+              <w:ind w:left="60" w:right="60" w:firstLine="0" w:firstLineChars="0"/>
+            </w:pPr>
+            <w:r>
+              <w:rPr>
+                <w:rFonts w:ascii="Times New Roman" w:hAnsi="Times New Roman" w:eastAsia="Times New Roman" w:cs="Times New Roman"/>
+                <w:i w:val="false"/>
+                <w:b w:val="false"/>
+                <w:u w:val="none"/>
+                <w:sz w:val="18"/>
+                <w:szCs w:val="18"/>
                 <w:color w:val="000000"/>
               </w:rPr>
               <w:t xml:space="preserve">16 (88.9)</w:t>
@@ -5671,19 +4868,19 @@
                 <w:right w:val="none" w:sz="0" w:space="0" w:color="000000"/>
               </w:pBdr>
               <w:spacing w:after="20" w:before="20" w:line="240"/>
-              <w:ind w:left="40" w:right="40" w:firstLine="0" w:firstLineChars="0"/>
-            </w:pPr>
-            <w:r>
-              <w:rPr>
-                <w:rFonts w:ascii="Times New Roman" w:hAnsi="Times New Roman" w:eastAsia="Times New Roman" w:cs="Times New Roman"/>
-                <w:i w:val="false"/>
-                <w:b w:val="false"/>
-                <w:u w:val="none"/>
-                <w:sz w:val="16"/>
-                <w:szCs w:val="16"/>
-                <w:color w:val="000000"/>
-              </w:rPr>
-              <w:t xml:space="preserve">0.501</w:t>
+              <w:ind w:left="60" w:right="60" w:firstLine="0" w:firstLineChars="0"/>
+            </w:pPr>
+            <w:r>
+              <w:rPr>
+                <w:rFonts w:ascii="Times New Roman" w:hAnsi="Times New Roman" w:eastAsia="Times New Roman" w:cs="Times New Roman"/>
+                <w:i w:val="false"/>
+                <w:b w:val="false"/>
+                <w:u w:val="none"/>
+                <w:sz w:val="18"/>
+                <w:szCs w:val="18"/>
+                <w:color w:val="000000"/>
+              </w:rPr>
+              <w:t xml:space="preserve">0.297</w:t>
             </w:r>
           </w:p>
         </w:tc>
@@ -5721,16 +4918,16 @@
                 <w:right w:val="none" w:sz="0" w:space="0" w:color="000000"/>
               </w:pBdr>
               <w:spacing w:after="20" w:before="20" w:line="240"/>
-              <w:ind w:left="40" w:right="40" w:firstLine="0" w:firstLineChars="0"/>
-            </w:pPr>
-            <w:r>
-              <w:rPr>
-                <w:rFonts w:ascii="Times New Roman" w:hAnsi="Times New Roman" w:eastAsia="Times New Roman" w:cs="Times New Roman"/>
-                <w:i w:val="false"/>
-                <w:b w:val="false"/>
-                <w:u w:val="none"/>
-                <w:sz w:val="16"/>
-                <w:szCs w:val="16"/>
+              <w:ind w:left="60" w:right="60" w:firstLine="0" w:firstLineChars="0"/>
+            </w:pPr>
+            <w:r>
+              <w:rPr>
+                <w:rFonts w:ascii="Times New Roman" w:hAnsi="Times New Roman" w:eastAsia="Times New Roman" w:cs="Times New Roman"/>
+                <w:i w:val="false"/>
+                <w:b w:val="false"/>
+                <w:u w:val="none"/>
+                <w:sz w:val="18"/>
+                <w:szCs w:val="18"/>
                 <w:color w:val="000000"/>
               </w:rPr>
               <w:t xml:space="preserve">X.4</w:t>
@@ -5765,16 +4962,16 @@
                 <w:right w:val="none" w:sz="0" w:space="0" w:color="000000"/>
               </w:pBdr>
               <w:spacing w:after="20" w:before="20" w:line="240"/>
-              <w:ind w:left="40" w:right="40" w:firstLine="0" w:firstLineChars="0"/>
-            </w:pPr>
-            <w:r>
-              <w:rPr>
-                <w:rFonts w:ascii="Times New Roman" w:hAnsi="Times New Roman" w:eastAsia="Times New Roman" w:cs="Times New Roman"/>
-                <w:i w:val="false"/>
-                <w:b w:val="false"/>
-                <w:u w:val="none"/>
-                <w:sz w:val="16"/>
-                <w:szCs w:val="16"/>
+              <w:ind w:left="60" w:right="60" w:firstLine="0" w:firstLineChars="0"/>
+            </w:pPr>
+            <w:r>
+              <w:rPr>
+                <w:rFonts w:ascii="Times New Roman" w:hAnsi="Times New Roman" w:eastAsia="Times New Roman" w:cs="Times New Roman"/>
+                <w:i w:val="false"/>
+                <w:b w:val="false"/>
+                <w:u w:val="none"/>
+                <w:sz w:val="18"/>
+                <w:szCs w:val="18"/>
                 <w:color w:val="000000"/>
               </w:rPr>
               <w:t xml:space="preserve">Yes</w:t>
@@ -5809,16 +5006,16 @@
                 <w:right w:val="none" w:sz="0" w:space="0" w:color="000000"/>
               </w:pBdr>
               <w:spacing w:after="20" w:before="20" w:line="240"/>
-              <w:ind w:left="40" w:right="40" w:firstLine="0" w:firstLineChars="0"/>
-            </w:pPr>
-            <w:r>
-              <w:rPr>
-                <w:rFonts w:ascii="Times New Roman" w:hAnsi="Times New Roman" w:eastAsia="Times New Roman" w:cs="Times New Roman"/>
-                <w:i w:val="false"/>
-                <w:b w:val="false"/>
-                <w:u w:val="none"/>
-                <w:sz w:val="16"/>
-                <w:szCs w:val="16"/>
+              <w:ind w:left="60" w:right="60" w:firstLine="0" w:firstLineChars="0"/>
+            </w:pPr>
+            <w:r>
+              <w:rPr>
+                <w:rFonts w:ascii="Times New Roman" w:hAnsi="Times New Roman" w:eastAsia="Times New Roman" w:cs="Times New Roman"/>
+                <w:i w:val="false"/>
+                <w:b w:val="false"/>
+                <w:u w:val="none"/>
+                <w:sz w:val="18"/>
+                <w:szCs w:val="18"/>
                 <w:color w:val="000000"/>
               </w:rPr>
               <w:t xml:space="preserve">7 (6.0)</w:t>
@@ -5853,104 +5050,60 @@
                 <w:right w:val="none" w:sz="0" w:space="0" w:color="000000"/>
               </w:pBdr>
               <w:spacing w:after="20" w:before="20" w:line="240"/>
-              <w:ind w:left="40" w:right="40" w:firstLine="0" w:firstLineChars="0"/>
-            </w:pPr>
-            <w:r>
-              <w:rPr>
-                <w:rFonts w:ascii="Times New Roman" w:hAnsi="Times New Roman" w:eastAsia="Times New Roman" w:cs="Times New Roman"/>
-                <w:i w:val="false"/>
-                <w:b w:val="false"/>
-                <w:u w:val="none"/>
-                <w:sz w:val="16"/>
-                <w:szCs w:val="16"/>
-                <w:color w:val="000000"/>
-              </w:rPr>
-              <w:t xml:space="preserve">3 (4.9)</w:t>
-            </w:r>
-          </w:p>
-        </w:tc>
-        <w:tc>
-          <w:tcPr>
-            <w:tcBorders>
-              <w:bottom w:val="single" w:sz="4" w:space="0" w:color="B3B3B3"/>
-              <w:top w:val="single" w:sz="4" w:space="0" w:color="B3B3B3"/>
-              <w:left w:val="none" w:sz="0" w:space="0" w:color="000000"/>
-              <w:right w:val="none" w:sz="0" w:space="0" w:color="000000"/>
-            </w:tcBorders>
-            <w:shd w:val="clear" w:color="auto" w:fill="FFFFFF"/>
-            <w:tcMar>
-              <w:top w:w="0" w:type="dxa"/>
-              <w:bottom w:w="0" w:type="dxa"/>
-              <w:left w:w="0" w:type="dxa"/>
-              <w:right w:w="0" w:type="dxa"/>
-            </w:tcMar>
-            <w:vAlign w:val="center"/>
-          </w:tcPr>
-          <w:p>
-            <w:pPr>
-              <w:pStyle w:val="Normal"/>
-              <w:jc w:val="center"/>
-              <w:pBdr>
-                <w:bottom w:val="none" w:sz="0" w:space="0" w:color="000000"/>
-                <w:top w:val="none" w:sz="0" w:space="0" w:color="000000"/>
-                <w:left w:val="none" w:sz="0" w:space="0" w:color="000000"/>
-                <w:right w:val="none" w:sz="0" w:space="0" w:color="000000"/>
-              </w:pBdr>
-              <w:spacing w:after="20" w:before="20" w:line="240"/>
-              <w:ind w:left="40" w:right="40" w:firstLine="0" w:firstLineChars="0"/>
-            </w:pPr>
-            <w:r>
-              <w:rPr>
-                <w:rFonts w:ascii="Times New Roman" w:hAnsi="Times New Roman" w:eastAsia="Times New Roman" w:cs="Times New Roman"/>
-                <w:i w:val="false"/>
-                <w:b w:val="false"/>
-                <w:u w:val="none"/>
-                <w:sz w:val="16"/>
-                <w:szCs w:val="16"/>
-                <w:color w:val="000000"/>
-              </w:rPr>
-              <w:t xml:space="preserve">2 (5.4)</w:t>
-            </w:r>
-          </w:p>
-        </w:tc>
-        <w:tc>
-          <w:tcPr>
-            <w:tcBorders>
-              <w:bottom w:val="single" w:sz="4" w:space="0" w:color="B3B3B3"/>
-              <w:top w:val="single" w:sz="4" w:space="0" w:color="B3B3B3"/>
-              <w:left w:val="none" w:sz="0" w:space="0" w:color="000000"/>
-              <w:right w:val="none" w:sz="0" w:space="0" w:color="000000"/>
-            </w:tcBorders>
-            <w:shd w:val="clear" w:color="auto" w:fill="FFFFFF"/>
-            <w:tcMar>
-              <w:top w:w="0" w:type="dxa"/>
-              <w:bottom w:w="0" w:type="dxa"/>
-              <w:left w:w="0" w:type="dxa"/>
-              <w:right w:w="0" w:type="dxa"/>
-            </w:tcMar>
-            <w:vAlign w:val="center"/>
-          </w:tcPr>
-          <w:p>
-            <w:pPr>
-              <w:pStyle w:val="Normal"/>
-              <w:jc w:val="center"/>
-              <w:pBdr>
-                <w:bottom w:val="none" w:sz="0" w:space="0" w:color="000000"/>
-                <w:top w:val="none" w:sz="0" w:space="0" w:color="000000"/>
-                <w:left w:val="none" w:sz="0" w:space="0" w:color="000000"/>
-                <w:right w:val="none" w:sz="0" w:space="0" w:color="000000"/>
-              </w:pBdr>
-              <w:spacing w:after="20" w:before="20" w:line="240"/>
-              <w:ind w:left="40" w:right="40" w:firstLine="0" w:firstLineChars="0"/>
-            </w:pPr>
-            <w:r>
-              <w:rPr>
-                <w:rFonts w:ascii="Times New Roman" w:hAnsi="Times New Roman" w:eastAsia="Times New Roman" w:cs="Times New Roman"/>
-                <w:i w:val="false"/>
-                <w:b w:val="false"/>
-                <w:u w:val="none"/>
-                <w:sz w:val="16"/>
-                <w:szCs w:val="16"/>
+              <w:ind w:left="60" w:right="60" w:firstLine="0" w:firstLineChars="0"/>
+            </w:pPr>
+            <w:r>
+              <w:rPr>
+                <w:rFonts w:ascii="Times New Roman" w:hAnsi="Times New Roman" w:eastAsia="Times New Roman" w:cs="Times New Roman"/>
+                <w:i w:val="false"/>
+                <w:b w:val="false"/>
+                <w:u w:val="none"/>
+                <w:sz w:val="18"/>
+                <w:szCs w:val="18"/>
+                <w:color w:val="000000"/>
+              </w:rPr>
+              <w:t xml:space="preserve">5 (5.1)</w:t>
+            </w:r>
+          </w:p>
+        </w:tc>
+        <w:tc>
+          <w:tcPr>
+            <w:tcBorders>
+              <w:bottom w:val="single" w:sz="4" w:space="0" w:color="B3B3B3"/>
+              <w:top w:val="single" w:sz="4" w:space="0" w:color="B3B3B3"/>
+              <w:left w:val="none" w:sz="0" w:space="0" w:color="000000"/>
+              <w:right w:val="none" w:sz="0" w:space="0" w:color="000000"/>
+            </w:tcBorders>
+            <w:shd w:val="clear" w:color="auto" w:fill="FFFFFF"/>
+            <w:tcMar>
+              <w:top w:w="0" w:type="dxa"/>
+              <w:bottom w:w="0" w:type="dxa"/>
+              <w:left w:w="0" w:type="dxa"/>
+              <w:right w:w="0" w:type="dxa"/>
+            </w:tcMar>
+            <w:vAlign w:val="center"/>
+          </w:tcPr>
+          <w:p>
+            <w:pPr>
+              <w:pStyle w:val="Normal"/>
+              <w:jc w:val="center"/>
+              <w:pBdr>
+                <w:bottom w:val="none" w:sz="0" w:space="0" w:color="000000"/>
+                <w:top w:val="none" w:sz="0" w:space="0" w:color="000000"/>
+                <w:left w:val="none" w:sz="0" w:space="0" w:color="000000"/>
+                <w:right w:val="none" w:sz="0" w:space="0" w:color="000000"/>
+              </w:pBdr>
+              <w:spacing w:after="20" w:before="20" w:line="240"/>
+              <w:ind w:left="60" w:right="60" w:firstLine="0" w:firstLineChars="0"/>
+            </w:pPr>
+            <w:r>
+              <w:rPr>
+                <w:rFonts w:ascii="Times New Roman" w:hAnsi="Times New Roman" w:eastAsia="Times New Roman" w:cs="Times New Roman"/>
+                <w:i w:val="false"/>
+                <w:b w:val="false"/>
+                <w:u w:val="none"/>
+                <w:sz w:val="18"/>
+                <w:szCs w:val="18"/>
                 <w:color w:val="000000"/>
               </w:rPr>
               <w:t xml:space="preserve">2 (11.1)</w:t>
@@ -5985,16 +5138,16 @@
                 <w:right w:val="none" w:sz="0" w:space="0" w:color="000000"/>
               </w:pBdr>
               <w:spacing w:after="20" w:before="20" w:line="240"/>
-              <w:ind w:left="40" w:right="40" w:firstLine="0" w:firstLineChars="0"/>
-            </w:pPr>
-            <w:r>
-              <w:rPr>
-                <w:rFonts w:ascii="Times New Roman" w:hAnsi="Times New Roman" w:eastAsia="Times New Roman" w:cs="Times New Roman"/>
-                <w:i w:val="false"/>
-                <w:b w:val="false"/>
-                <w:u w:val="none"/>
-                <w:sz w:val="16"/>
-                <w:szCs w:val="16"/>
+              <w:ind w:left="60" w:right="60" w:firstLine="0" w:firstLineChars="0"/>
+            </w:pPr>
+            <w:r>
+              <w:rPr>
+                <w:rFonts w:ascii="Times New Roman" w:hAnsi="Times New Roman" w:eastAsia="Times New Roman" w:cs="Times New Roman"/>
+                <w:i w:val="false"/>
+                <w:b w:val="false"/>
+                <w:u w:val="none"/>
+                <w:sz w:val="18"/>
+                <w:szCs w:val="18"/>
                 <w:color w:val="000000"/>
               </w:rPr>
               <w:t xml:space="preserve"/>
@@ -6035,16 +5188,16 @@
                 <w:right w:val="none" w:sz="0" w:space="0" w:color="000000"/>
               </w:pBdr>
               <w:spacing w:after="20" w:before="20" w:line="240"/>
-              <w:ind w:left="40" w:right="40" w:firstLine="0" w:firstLineChars="0"/>
-            </w:pPr>
-            <w:r>
-              <w:rPr>
-                <w:rFonts w:ascii="Times New Roman" w:hAnsi="Times New Roman" w:eastAsia="Times New Roman" w:cs="Times New Roman"/>
-                <w:i w:val="false"/>
-                <w:b w:val="false"/>
-                <w:u w:val="none"/>
-                <w:sz w:val="16"/>
-                <w:szCs w:val="16"/>
+              <w:ind w:left="60" w:right="60" w:firstLine="0" w:firstLineChars="0"/>
+            </w:pPr>
+            <w:r>
+              <w:rPr>
+                <w:rFonts w:ascii="Times New Roman" w:hAnsi="Times New Roman" w:eastAsia="Times New Roman" w:cs="Times New Roman"/>
+                <w:i w:val="false"/>
+                <w:b w:val="false"/>
+                <w:u w:val="none"/>
+                <w:sz w:val="18"/>
+                <w:szCs w:val="18"/>
                 <w:color w:val="000000"/>
               </w:rPr>
               <w:t xml:space="preserve">PLN....</w:t>
@@ -6079,16 +5232,16 @@
                 <w:right w:val="none" w:sz="0" w:space="0" w:color="000000"/>
               </w:pBdr>
               <w:spacing w:after="20" w:before="20" w:line="240"/>
-              <w:ind w:left="40" w:right="40" w:firstLine="0" w:firstLineChars="0"/>
-            </w:pPr>
-            <w:r>
-              <w:rPr>
-                <w:rFonts w:ascii="Times New Roman" w:hAnsi="Times New Roman" w:eastAsia="Times New Roman" w:cs="Times New Roman"/>
-                <w:i w:val="false"/>
-                <w:b w:val="false"/>
-                <w:u w:val="none"/>
-                <w:sz w:val="16"/>
-                <w:szCs w:val="16"/>
+              <w:ind w:left="60" w:right="60" w:firstLine="0" w:firstLineChars="0"/>
+            </w:pPr>
+            <w:r>
+              <w:rPr>
+                <w:rFonts w:ascii="Times New Roman" w:hAnsi="Times New Roman" w:eastAsia="Times New Roman" w:cs="Times New Roman"/>
+                <w:i w:val="false"/>
+                <w:b w:val="false"/>
+                <w:u w:val="none"/>
+                <w:sz w:val="18"/>
+                <w:szCs w:val="18"/>
                 <w:color w:val="000000"/>
               </w:rPr>
               <w:t xml:space="preserve">No</w:t>
@@ -6123,16 +5276,16 @@
                 <w:right w:val="none" w:sz="0" w:space="0" w:color="000000"/>
               </w:pBdr>
               <w:spacing w:after="20" w:before="20" w:line="240"/>
-              <w:ind w:left="40" w:right="40" w:firstLine="0" w:firstLineChars="0"/>
-            </w:pPr>
-            <w:r>
-              <w:rPr>
-                <w:rFonts w:ascii="Times New Roman" w:hAnsi="Times New Roman" w:eastAsia="Times New Roman" w:cs="Times New Roman"/>
-                <w:i w:val="false"/>
-                <w:b w:val="false"/>
-                <w:u w:val="none"/>
-                <w:sz w:val="16"/>
-                <w:szCs w:val="16"/>
+              <w:ind w:left="60" w:right="60" w:firstLine="0" w:firstLineChars="0"/>
+            </w:pPr>
+            <w:r>
+              <w:rPr>
+                <w:rFonts w:ascii="Times New Roman" w:hAnsi="Times New Roman" w:eastAsia="Times New Roman" w:cs="Times New Roman"/>
+                <w:i w:val="false"/>
+                <w:b w:val="false"/>
+                <w:u w:val="none"/>
+                <w:sz w:val="18"/>
+                <w:szCs w:val="18"/>
                 <w:color w:val="000000"/>
               </w:rPr>
               <w:t xml:space="preserve">91 (90.1)</w:t>
@@ -6167,104 +5320,60 @@
                 <w:right w:val="none" w:sz="0" w:space="0" w:color="000000"/>
               </w:pBdr>
               <w:spacing w:after="20" w:before="20" w:line="240"/>
-              <w:ind w:left="40" w:right="40" w:firstLine="0" w:firstLineChars="0"/>
-            </w:pPr>
-            <w:r>
-              <w:rPr>
-                <w:rFonts w:ascii="Times New Roman" w:hAnsi="Times New Roman" w:eastAsia="Times New Roman" w:cs="Times New Roman"/>
-                <w:i w:val="false"/>
-                <w:b w:val="false"/>
-                <w:u w:val="none"/>
-                <w:sz w:val="16"/>
-                <w:szCs w:val="16"/>
-                <w:color w:val="000000"/>
-              </w:rPr>
-              <w:t xml:space="preserve">48 (100.0)</w:t>
-            </w:r>
-          </w:p>
-        </w:tc>
-        <w:tc>
-          <w:tcPr>
-            <w:tcBorders>
-              <w:bottom w:val="single" w:sz="4" w:space="0" w:color="B3B3B3"/>
-              <w:top w:val="single" w:sz="4" w:space="0" w:color="B3B3B3"/>
-              <w:left w:val="none" w:sz="0" w:space="0" w:color="000000"/>
-              <w:right w:val="none" w:sz="0" w:space="0" w:color="000000"/>
-            </w:tcBorders>
-            <w:shd w:val="clear" w:color="auto" w:fill="FFFFFF"/>
-            <w:tcMar>
-              <w:top w:w="0" w:type="dxa"/>
-              <w:bottom w:w="0" w:type="dxa"/>
-              <w:left w:w="0" w:type="dxa"/>
-              <w:right w:w="0" w:type="dxa"/>
-            </w:tcMar>
-            <w:vAlign w:val="center"/>
-          </w:tcPr>
-          <w:p>
-            <w:pPr>
-              <w:pStyle w:val="Normal"/>
-              <w:jc w:val="center"/>
-              <w:pBdr>
-                <w:bottom w:val="none" w:sz="0" w:space="0" w:color="000000"/>
-                <w:top w:val="none" w:sz="0" w:space="0" w:color="000000"/>
-                <w:left w:val="none" w:sz="0" w:space="0" w:color="000000"/>
-                <w:right w:val="none" w:sz="0" w:space="0" w:color="000000"/>
-              </w:pBdr>
-              <w:spacing w:after="20" w:before="20" w:line="240"/>
-              <w:ind w:left="40" w:right="40" w:firstLine="0" w:firstLineChars="0"/>
-            </w:pPr>
-            <w:r>
-              <w:rPr>
-                <w:rFonts w:ascii="Times New Roman" w:hAnsi="Times New Roman" w:eastAsia="Times New Roman" w:cs="Times New Roman"/>
-                <w:i w:val="false"/>
-                <w:b w:val="false"/>
-                <w:u w:val="none"/>
-                <w:sz w:val="16"/>
-                <w:szCs w:val="16"/>
-                <w:color w:val="000000"/>
-              </w:rPr>
-              <w:t xml:space="preserve">30 (85.7)</w:t>
-            </w:r>
-          </w:p>
-        </w:tc>
-        <w:tc>
-          <w:tcPr>
-            <w:tcBorders>
-              <w:bottom w:val="single" w:sz="4" w:space="0" w:color="B3B3B3"/>
-              <w:top w:val="single" w:sz="4" w:space="0" w:color="B3B3B3"/>
-              <w:left w:val="none" w:sz="0" w:space="0" w:color="000000"/>
-              <w:right w:val="none" w:sz="0" w:space="0" w:color="000000"/>
-            </w:tcBorders>
-            <w:shd w:val="clear" w:color="auto" w:fill="FFFFFF"/>
-            <w:tcMar>
-              <w:top w:w="0" w:type="dxa"/>
-              <w:bottom w:w="0" w:type="dxa"/>
-              <w:left w:w="0" w:type="dxa"/>
-              <w:right w:w="0" w:type="dxa"/>
-            </w:tcMar>
-            <w:vAlign w:val="center"/>
-          </w:tcPr>
-          <w:p>
-            <w:pPr>
-              <w:pStyle w:val="Normal"/>
-              <w:jc w:val="center"/>
-              <w:pBdr>
-                <w:bottom w:val="none" w:sz="0" w:space="0" w:color="000000"/>
-                <w:top w:val="none" w:sz="0" w:space="0" w:color="000000"/>
-                <w:left w:val="none" w:sz="0" w:space="0" w:color="000000"/>
-                <w:right w:val="none" w:sz="0" w:space="0" w:color="000000"/>
-              </w:pBdr>
-              <w:spacing w:after="20" w:before="20" w:line="240"/>
-              <w:ind w:left="40" w:right="40" w:firstLine="0" w:firstLineChars="0"/>
-            </w:pPr>
-            <w:r>
-              <w:rPr>
-                <w:rFonts w:ascii="Times New Roman" w:hAnsi="Times New Roman" w:eastAsia="Times New Roman" w:cs="Times New Roman"/>
-                <w:i w:val="false"/>
-                <w:b w:val="false"/>
-                <w:u w:val="none"/>
-                <w:sz w:val="16"/>
-                <w:szCs w:val="16"/>
+              <w:ind w:left="60" w:right="60" w:firstLine="0" w:firstLineChars="0"/>
+            </w:pPr>
+            <w:r>
+              <w:rPr>
+                <w:rFonts w:ascii="Times New Roman" w:hAnsi="Times New Roman" w:eastAsia="Times New Roman" w:cs="Times New Roman"/>
+                <w:i w:val="false"/>
+                <w:b w:val="false"/>
+                <w:u w:val="none"/>
+                <w:sz w:val="18"/>
+                <w:szCs w:val="18"/>
+                <w:color w:val="000000"/>
+              </w:rPr>
+              <w:t xml:space="preserve">78 (94.0)</w:t>
+            </w:r>
+          </w:p>
+        </w:tc>
+        <w:tc>
+          <w:tcPr>
+            <w:tcBorders>
+              <w:bottom w:val="single" w:sz="4" w:space="0" w:color="B3B3B3"/>
+              <w:top w:val="single" w:sz="4" w:space="0" w:color="B3B3B3"/>
+              <w:left w:val="none" w:sz="0" w:space="0" w:color="000000"/>
+              <w:right w:val="none" w:sz="0" w:space="0" w:color="000000"/>
+            </w:tcBorders>
+            <w:shd w:val="clear" w:color="auto" w:fill="FFFFFF"/>
+            <w:tcMar>
+              <w:top w:w="0" w:type="dxa"/>
+              <w:bottom w:w="0" w:type="dxa"/>
+              <w:left w:w="0" w:type="dxa"/>
+              <w:right w:w="0" w:type="dxa"/>
+            </w:tcMar>
+            <w:vAlign w:val="center"/>
+          </w:tcPr>
+          <w:p>
+            <w:pPr>
+              <w:pStyle w:val="Normal"/>
+              <w:jc w:val="center"/>
+              <w:pBdr>
+                <w:bottom w:val="none" w:sz="0" w:space="0" w:color="000000"/>
+                <w:top w:val="none" w:sz="0" w:space="0" w:color="000000"/>
+                <w:left w:val="none" w:sz="0" w:space="0" w:color="000000"/>
+                <w:right w:val="none" w:sz="0" w:space="0" w:color="000000"/>
+              </w:pBdr>
+              <w:spacing w:after="20" w:before="20" w:line="240"/>
+              <w:ind w:left="60" w:right="60" w:firstLine="0" w:firstLineChars="0"/>
+            </w:pPr>
+            <w:r>
+              <w:rPr>
+                <w:rFonts w:ascii="Times New Roman" w:hAnsi="Times New Roman" w:eastAsia="Times New Roman" w:cs="Times New Roman"/>
+                <w:i w:val="false"/>
+                <w:b w:val="false"/>
+                <w:u w:val="none"/>
+                <w:sz w:val="18"/>
+                <w:szCs w:val="18"/>
                 <w:color w:val="000000"/>
               </w:rPr>
               <w:t xml:space="preserve">13 (72.2)</w:t>
@@ -6299,7 +5408,7 @@
                 <w:right w:val="none" w:sz="0" w:space="0" w:color="000000"/>
               </w:pBdr>
               <w:spacing w:after="20" w:before="20" w:line="240"/>
-              <w:ind w:left="40" w:right="40" w:firstLine="0" w:firstLineChars="0"/>
+              <w:ind w:left="60" w:right="60" w:firstLine="0" w:firstLineChars="0"/>
             </w:pPr>
             <w:r>
               <w:rPr>
@@ -6307,11 +5416,11 @@
                 <w:i w:val="false"/>
                 <w:b w:val="true"/>
                 <w:u w:val="none"/>
-                <w:sz w:val="16"/>
-                <w:szCs w:val="16"/>
-                <w:color w:val="000000"/>
-              </w:rPr>
-              <w:t xml:space="preserve">&lt;0.001</w:t>
+                <w:sz w:val="18"/>
+                <w:szCs w:val="18"/>
+                <w:color w:val="000000"/>
+              </w:rPr>
+              <w:t xml:space="preserve">0.015</w:t>
             </w:r>
           </w:p>
         </w:tc>
@@ -6349,16 +5458,16 @@
                 <w:right w:val="none" w:sz="0" w:space="0" w:color="000000"/>
               </w:pBdr>
               <w:spacing w:after="20" w:before="20" w:line="240"/>
-              <w:ind w:left="40" w:right="40" w:firstLine="0" w:firstLineChars="0"/>
-            </w:pPr>
-            <w:r>
-              <w:rPr>
-                <w:rFonts w:ascii="Times New Roman" w:hAnsi="Times New Roman" w:eastAsia="Times New Roman" w:cs="Times New Roman"/>
-                <w:i w:val="false"/>
-                <w:b w:val="false"/>
-                <w:u w:val="none"/>
-                <w:sz w:val="16"/>
-                <w:szCs w:val="16"/>
+              <w:ind w:left="60" w:right="60" w:firstLine="0" w:firstLineChars="0"/>
+            </w:pPr>
+            <w:r>
+              <w:rPr>
+                <w:rFonts w:ascii="Times New Roman" w:hAnsi="Times New Roman" w:eastAsia="Times New Roman" w:cs="Times New Roman"/>
+                <w:i w:val="false"/>
+                <w:b w:val="false"/>
+                <w:u w:val="none"/>
+                <w:sz w:val="18"/>
+                <w:szCs w:val="18"/>
                 <w:color w:val="000000"/>
               </w:rPr>
               <w:t xml:space="preserve">X.5</w:t>
@@ -6393,16 +5502,16 @@
                 <w:right w:val="none" w:sz="0" w:space="0" w:color="000000"/>
               </w:pBdr>
               <w:spacing w:after="20" w:before="20" w:line="240"/>
-              <w:ind w:left="40" w:right="40" w:firstLine="0" w:firstLineChars="0"/>
-            </w:pPr>
-            <w:r>
-              <w:rPr>
-                <w:rFonts w:ascii="Times New Roman" w:hAnsi="Times New Roman" w:eastAsia="Times New Roman" w:cs="Times New Roman"/>
-                <w:i w:val="false"/>
-                <w:b w:val="false"/>
-                <w:u w:val="none"/>
-                <w:sz w:val="16"/>
-                <w:szCs w:val="16"/>
+              <w:ind w:left="60" w:right="60" w:firstLine="0" w:firstLineChars="0"/>
+            </w:pPr>
+            <w:r>
+              <w:rPr>
+                <w:rFonts w:ascii="Times New Roman" w:hAnsi="Times New Roman" w:eastAsia="Times New Roman" w:cs="Times New Roman"/>
+                <w:i w:val="false"/>
+                <w:b w:val="false"/>
+                <w:u w:val="none"/>
+                <w:sz w:val="18"/>
+                <w:szCs w:val="18"/>
                 <w:color w:val="000000"/>
               </w:rPr>
               <w:t xml:space="preserve">Yes</w:t>
@@ -6437,16 +5546,16 @@
                 <w:right w:val="none" w:sz="0" w:space="0" w:color="000000"/>
               </w:pBdr>
               <w:spacing w:after="20" w:before="20" w:line="240"/>
-              <w:ind w:left="40" w:right="40" w:firstLine="0" w:firstLineChars="0"/>
-            </w:pPr>
-            <w:r>
-              <w:rPr>
-                <w:rFonts w:ascii="Times New Roman" w:hAnsi="Times New Roman" w:eastAsia="Times New Roman" w:cs="Times New Roman"/>
-                <w:i w:val="false"/>
-                <w:b w:val="false"/>
-                <w:u w:val="none"/>
-                <w:sz w:val="16"/>
-                <w:szCs w:val="16"/>
+              <w:ind w:left="60" w:right="60" w:firstLine="0" w:firstLineChars="0"/>
+            </w:pPr>
+            <w:r>
+              <w:rPr>
+                <w:rFonts w:ascii="Times New Roman" w:hAnsi="Times New Roman" w:eastAsia="Times New Roman" w:cs="Times New Roman"/>
+                <w:i w:val="false"/>
+                <w:b w:val="false"/>
+                <w:u w:val="none"/>
+                <w:sz w:val="18"/>
+                <w:szCs w:val="18"/>
                 <w:color w:val="000000"/>
               </w:rPr>
               <w:t xml:space="preserve">10 (9.9)</w:t>
@@ -6481,104 +5590,60 @@
                 <w:right w:val="none" w:sz="0" w:space="0" w:color="000000"/>
               </w:pBdr>
               <w:spacing w:after="20" w:before="20" w:line="240"/>
-              <w:ind w:left="40" w:right="40" w:firstLine="0" w:firstLineChars="0"/>
-            </w:pPr>
-            <w:r>
-              <w:rPr>
-                <w:rFonts w:ascii="Times New Roman" w:hAnsi="Times New Roman" w:eastAsia="Times New Roman" w:cs="Times New Roman"/>
-                <w:i w:val="false"/>
-                <w:b w:val="false"/>
-                <w:u w:val="none"/>
-                <w:sz w:val="16"/>
-                <w:szCs w:val="16"/>
-                <w:color w:val="000000"/>
-              </w:rPr>
-              <w:t xml:space="preserve">0 (0.0)</w:t>
-            </w:r>
-          </w:p>
-        </w:tc>
-        <w:tc>
-          <w:tcPr>
-            <w:tcBorders>
-              <w:bottom w:val="single" w:sz="4" w:space="0" w:color="B3B3B3"/>
-              <w:top w:val="single" w:sz="4" w:space="0" w:color="B3B3B3"/>
-              <w:left w:val="none" w:sz="0" w:space="0" w:color="000000"/>
-              <w:right w:val="none" w:sz="0" w:space="0" w:color="000000"/>
-            </w:tcBorders>
-            <w:shd w:val="clear" w:color="auto" w:fill="FFFFFF"/>
-            <w:tcMar>
-              <w:top w:w="0" w:type="dxa"/>
-              <w:bottom w:w="0" w:type="dxa"/>
-              <w:left w:w="0" w:type="dxa"/>
-              <w:right w:w="0" w:type="dxa"/>
-            </w:tcMar>
-            <w:vAlign w:val="center"/>
-          </w:tcPr>
-          <w:p>
-            <w:pPr>
-              <w:pStyle w:val="Normal"/>
-              <w:jc w:val="center"/>
-              <w:pBdr>
-                <w:bottom w:val="none" w:sz="0" w:space="0" w:color="000000"/>
-                <w:top w:val="none" w:sz="0" w:space="0" w:color="000000"/>
-                <w:left w:val="none" w:sz="0" w:space="0" w:color="000000"/>
-                <w:right w:val="none" w:sz="0" w:space="0" w:color="000000"/>
-              </w:pBdr>
-              <w:spacing w:after="20" w:before="20" w:line="240"/>
-              <w:ind w:left="40" w:right="40" w:firstLine="0" w:firstLineChars="0"/>
-            </w:pPr>
-            <w:r>
-              <w:rPr>
-                <w:rFonts w:ascii="Times New Roman" w:hAnsi="Times New Roman" w:eastAsia="Times New Roman" w:cs="Times New Roman"/>
-                <w:i w:val="false"/>
-                <w:b w:val="false"/>
-                <w:u w:val="none"/>
-                <w:sz w:val="16"/>
-                <w:szCs w:val="16"/>
-                <w:color w:val="000000"/>
-              </w:rPr>
-              <w:t xml:space="preserve">5 (14.3)</w:t>
-            </w:r>
-          </w:p>
-        </w:tc>
-        <w:tc>
-          <w:tcPr>
-            <w:tcBorders>
-              <w:bottom w:val="single" w:sz="4" w:space="0" w:color="B3B3B3"/>
-              <w:top w:val="single" w:sz="4" w:space="0" w:color="B3B3B3"/>
-              <w:left w:val="none" w:sz="0" w:space="0" w:color="000000"/>
-              <w:right w:val="none" w:sz="0" w:space="0" w:color="000000"/>
-            </w:tcBorders>
-            <w:shd w:val="clear" w:color="auto" w:fill="FFFFFF"/>
-            <w:tcMar>
-              <w:top w:w="0" w:type="dxa"/>
-              <w:bottom w:w="0" w:type="dxa"/>
-              <w:left w:w="0" w:type="dxa"/>
-              <w:right w:w="0" w:type="dxa"/>
-            </w:tcMar>
-            <w:vAlign w:val="center"/>
-          </w:tcPr>
-          <w:p>
-            <w:pPr>
-              <w:pStyle w:val="Normal"/>
-              <w:jc w:val="center"/>
-              <w:pBdr>
-                <w:bottom w:val="none" w:sz="0" w:space="0" w:color="000000"/>
-                <w:top w:val="none" w:sz="0" w:space="0" w:color="000000"/>
-                <w:left w:val="none" w:sz="0" w:space="0" w:color="000000"/>
-                <w:right w:val="none" w:sz="0" w:space="0" w:color="000000"/>
-              </w:pBdr>
-              <w:spacing w:after="20" w:before="20" w:line="240"/>
-              <w:ind w:left="40" w:right="40" w:firstLine="0" w:firstLineChars="0"/>
-            </w:pPr>
-            <w:r>
-              <w:rPr>
-                <w:rFonts w:ascii="Times New Roman" w:hAnsi="Times New Roman" w:eastAsia="Times New Roman" w:cs="Times New Roman"/>
-                <w:i w:val="false"/>
-                <w:b w:val="false"/>
-                <w:u w:val="none"/>
-                <w:sz w:val="16"/>
-                <w:szCs w:val="16"/>
+              <w:ind w:left="60" w:right="60" w:firstLine="0" w:firstLineChars="0"/>
+            </w:pPr>
+            <w:r>
+              <w:rPr>
+                <w:rFonts w:ascii="Times New Roman" w:hAnsi="Times New Roman" w:eastAsia="Times New Roman" w:cs="Times New Roman"/>
+                <w:i w:val="false"/>
+                <w:b w:val="false"/>
+                <w:u w:val="none"/>
+                <w:sz w:val="18"/>
+                <w:szCs w:val="18"/>
+                <w:color w:val="000000"/>
+              </w:rPr>
+              <w:t xml:space="preserve">5 (6.0)</w:t>
+            </w:r>
+          </w:p>
+        </w:tc>
+        <w:tc>
+          <w:tcPr>
+            <w:tcBorders>
+              <w:bottom w:val="single" w:sz="4" w:space="0" w:color="B3B3B3"/>
+              <w:top w:val="single" w:sz="4" w:space="0" w:color="B3B3B3"/>
+              <w:left w:val="none" w:sz="0" w:space="0" w:color="000000"/>
+              <w:right w:val="none" w:sz="0" w:space="0" w:color="000000"/>
+            </w:tcBorders>
+            <w:shd w:val="clear" w:color="auto" w:fill="FFFFFF"/>
+            <w:tcMar>
+              <w:top w:w="0" w:type="dxa"/>
+              <w:bottom w:w="0" w:type="dxa"/>
+              <w:left w:w="0" w:type="dxa"/>
+              <w:right w:w="0" w:type="dxa"/>
+            </w:tcMar>
+            <w:vAlign w:val="center"/>
+          </w:tcPr>
+          <w:p>
+            <w:pPr>
+              <w:pStyle w:val="Normal"/>
+              <w:jc w:val="center"/>
+              <w:pBdr>
+                <w:bottom w:val="none" w:sz="0" w:space="0" w:color="000000"/>
+                <w:top w:val="none" w:sz="0" w:space="0" w:color="000000"/>
+                <w:left w:val="none" w:sz="0" w:space="0" w:color="000000"/>
+                <w:right w:val="none" w:sz="0" w:space="0" w:color="000000"/>
+              </w:pBdr>
+              <w:spacing w:after="20" w:before="20" w:line="240"/>
+              <w:ind w:left="60" w:right="60" w:firstLine="0" w:firstLineChars="0"/>
+            </w:pPr>
+            <w:r>
+              <w:rPr>
+                <w:rFonts w:ascii="Times New Roman" w:hAnsi="Times New Roman" w:eastAsia="Times New Roman" w:cs="Times New Roman"/>
+                <w:i w:val="false"/>
+                <w:b w:val="false"/>
+                <w:u w:val="none"/>
+                <w:sz w:val="18"/>
+                <w:szCs w:val="18"/>
                 <w:color w:val="000000"/>
               </w:rPr>
               <w:t xml:space="preserve">5 (27.8)</w:t>
@@ -6613,16 +5678,16 @@
                 <w:right w:val="none" w:sz="0" w:space="0" w:color="000000"/>
               </w:pBdr>
               <w:spacing w:after="20" w:before="20" w:line="240"/>
-              <w:ind w:left="40" w:right="40" w:firstLine="0" w:firstLineChars="0"/>
-            </w:pPr>
-            <w:r>
-              <w:rPr>
-                <w:rFonts w:ascii="Times New Roman" w:hAnsi="Times New Roman" w:eastAsia="Times New Roman" w:cs="Times New Roman"/>
-                <w:i w:val="false"/>
-                <w:b w:val="false"/>
-                <w:u w:val="none"/>
-                <w:sz w:val="16"/>
-                <w:szCs w:val="16"/>
+              <w:ind w:left="60" w:right="60" w:firstLine="0" w:firstLineChars="0"/>
+            </w:pPr>
+            <w:r>
+              <w:rPr>
+                <w:rFonts w:ascii="Times New Roman" w:hAnsi="Times New Roman" w:eastAsia="Times New Roman" w:cs="Times New Roman"/>
+                <w:i w:val="false"/>
+                <w:b w:val="false"/>
+                <w:u w:val="none"/>
+                <w:sz w:val="18"/>
+                <w:szCs w:val="18"/>
                 <w:color w:val="000000"/>
               </w:rPr>
               <w:t xml:space="preserve"/>
@@ -6663,16 +5728,16 @@
                 <w:right w:val="none" w:sz="0" w:space="0" w:color="000000"/>
               </w:pBdr>
               <w:spacing w:after="20" w:before="20" w:line="240"/>
-              <w:ind w:left="40" w:right="40" w:firstLine="0" w:firstLineChars="0"/>
-            </w:pPr>
-            <w:r>
-              <w:rPr>
-                <w:rFonts w:ascii="Times New Roman" w:hAnsi="Times New Roman" w:eastAsia="Times New Roman" w:cs="Times New Roman"/>
-                <w:i w:val="false"/>
-                <w:b w:val="false"/>
-                <w:u w:val="none"/>
-                <w:sz w:val="16"/>
-                <w:szCs w:val="16"/>
+              <w:ind w:left="60" w:right="60" w:firstLine="0" w:firstLineChars="0"/>
+            </w:pPr>
+            <w:r>
+              <w:rPr>
+                <w:rFonts w:ascii="Times New Roman" w:hAnsi="Times New Roman" w:eastAsia="Times New Roman" w:cs="Times New Roman"/>
+                <w:i w:val="false"/>
+                <w:b w:val="false"/>
+                <w:u w:val="none"/>
+                <w:sz w:val="18"/>
+                <w:szCs w:val="18"/>
                 <w:color w:val="000000"/>
               </w:rPr>
               <w:t xml:space="preserve">PALN....</w:t>
@@ -6707,16 +5772,16 @@
                 <w:right w:val="none" w:sz="0" w:space="0" w:color="000000"/>
               </w:pBdr>
               <w:spacing w:after="20" w:before="20" w:line="240"/>
-              <w:ind w:left="40" w:right="40" w:firstLine="0" w:firstLineChars="0"/>
-            </w:pPr>
-            <w:r>
-              <w:rPr>
-                <w:rFonts w:ascii="Times New Roman" w:hAnsi="Times New Roman" w:eastAsia="Times New Roman" w:cs="Times New Roman"/>
-                <w:i w:val="false"/>
-                <w:b w:val="false"/>
-                <w:u w:val="none"/>
-                <w:sz w:val="16"/>
-                <w:szCs w:val="16"/>
+              <w:ind w:left="60" w:right="60" w:firstLine="0" w:firstLineChars="0"/>
+            </w:pPr>
+            <w:r>
+              <w:rPr>
+                <w:rFonts w:ascii="Times New Roman" w:hAnsi="Times New Roman" w:eastAsia="Times New Roman" w:cs="Times New Roman"/>
+                <w:i w:val="false"/>
+                <w:b w:val="false"/>
+                <w:u w:val="none"/>
+                <w:sz w:val="18"/>
+                <w:szCs w:val="18"/>
                 <w:color w:val="000000"/>
               </w:rPr>
               <w:t xml:space="preserve">No</w:t>
@@ -6751,16 +5816,16 @@
                 <w:right w:val="none" w:sz="0" w:space="0" w:color="000000"/>
               </w:pBdr>
               <w:spacing w:after="20" w:before="20" w:line="240"/>
-              <w:ind w:left="40" w:right="40" w:firstLine="0" w:firstLineChars="0"/>
-            </w:pPr>
-            <w:r>
-              <w:rPr>
-                <w:rFonts w:ascii="Times New Roman" w:hAnsi="Times New Roman" w:eastAsia="Times New Roman" w:cs="Times New Roman"/>
-                <w:i w:val="false"/>
-                <w:b w:val="false"/>
-                <w:u w:val="none"/>
-                <w:sz w:val="16"/>
-                <w:szCs w:val="16"/>
+              <w:ind w:left="60" w:right="60" w:firstLine="0" w:firstLineChars="0"/>
+            </w:pPr>
+            <w:r>
+              <w:rPr>
+                <w:rFonts w:ascii="Times New Roman" w:hAnsi="Times New Roman" w:eastAsia="Times New Roman" w:cs="Times New Roman"/>
+                <w:i w:val="false"/>
+                <w:b w:val="false"/>
+                <w:u w:val="none"/>
+                <w:sz w:val="18"/>
+                <w:szCs w:val="18"/>
                 <w:color w:val="000000"/>
               </w:rPr>
               <w:t xml:space="preserve">28 (84.8)</w:t>
@@ -6795,104 +5860,60 @@
                 <w:right w:val="none" w:sz="0" w:space="0" w:color="000000"/>
               </w:pBdr>
               <w:spacing w:after="20" w:before="20" w:line="240"/>
-              <w:ind w:left="40" w:right="40" w:firstLine="0" w:firstLineChars="0"/>
-            </w:pPr>
-            <w:r>
-              <w:rPr>
-                <w:rFonts w:ascii="Times New Roman" w:hAnsi="Times New Roman" w:eastAsia="Times New Roman" w:cs="Times New Roman"/>
-                <w:i w:val="false"/>
-                <w:b w:val="false"/>
-                <w:u w:val="none"/>
-                <w:sz w:val="16"/>
-                <w:szCs w:val="16"/>
-                <w:color w:val="000000"/>
-              </w:rPr>
-              <w:t xml:space="preserve">11 (100.0)</w:t>
-            </w:r>
-          </w:p>
-        </w:tc>
-        <w:tc>
-          <w:tcPr>
-            <w:tcBorders>
-              <w:bottom w:val="single" w:sz="4" w:space="0" w:color="B3B3B3"/>
-              <w:top w:val="single" w:sz="4" w:space="0" w:color="B3B3B3"/>
-              <w:left w:val="none" w:sz="0" w:space="0" w:color="000000"/>
-              <w:right w:val="none" w:sz="0" w:space="0" w:color="000000"/>
-            </w:tcBorders>
-            <w:shd w:val="clear" w:color="auto" w:fill="FFFFFF"/>
-            <w:tcMar>
-              <w:top w:w="0" w:type="dxa"/>
-              <w:bottom w:w="0" w:type="dxa"/>
-              <w:left w:w="0" w:type="dxa"/>
-              <w:right w:w="0" w:type="dxa"/>
-            </w:tcMar>
-            <w:vAlign w:val="center"/>
-          </w:tcPr>
-          <w:p>
-            <w:pPr>
-              <w:pStyle w:val="Normal"/>
-              <w:jc w:val="center"/>
-              <w:pBdr>
-                <w:bottom w:val="none" w:sz="0" w:space="0" w:color="000000"/>
-                <w:top w:val="none" w:sz="0" w:space="0" w:color="000000"/>
-                <w:left w:val="none" w:sz="0" w:space="0" w:color="000000"/>
-                <w:right w:val="none" w:sz="0" w:space="0" w:color="000000"/>
-              </w:pBdr>
-              <w:spacing w:after="20" w:before="20" w:line="240"/>
-              <w:ind w:left="40" w:right="40" w:firstLine="0" w:firstLineChars="0"/>
-            </w:pPr>
-            <w:r>
-              <w:rPr>
-                <w:rFonts w:ascii="Times New Roman" w:hAnsi="Times New Roman" w:eastAsia="Times New Roman" w:cs="Times New Roman"/>
-                <w:i w:val="false"/>
-                <w:b w:val="false"/>
-                <w:u w:val="none"/>
-                <w:sz w:val="16"/>
-                <w:szCs w:val="16"/>
-                <w:color w:val="000000"/>
-              </w:rPr>
-              <w:t xml:space="preserve">8 (72.7)</w:t>
-            </w:r>
-          </w:p>
-        </w:tc>
-        <w:tc>
-          <w:tcPr>
-            <w:tcBorders>
-              <w:bottom w:val="single" w:sz="4" w:space="0" w:color="B3B3B3"/>
-              <w:top w:val="single" w:sz="4" w:space="0" w:color="B3B3B3"/>
-              <w:left w:val="none" w:sz="0" w:space="0" w:color="000000"/>
-              <w:right w:val="none" w:sz="0" w:space="0" w:color="000000"/>
-            </w:tcBorders>
-            <w:shd w:val="clear" w:color="auto" w:fill="FFFFFF"/>
-            <w:tcMar>
-              <w:top w:w="0" w:type="dxa"/>
-              <w:bottom w:w="0" w:type="dxa"/>
-              <w:left w:w="0" w:type="dxa"/>
-              <w:right w:w="0" w:type="dxa"/>
-            </w:tcMar>
-            <w:vAlign w:val="center"/>
-          </w:tcPr>
-          <w:p>
-            <w:pPr>
-              <w:pStyle w:val="Normal"/>
-              <w:jc w:val="center"/>
-              <w:pBdr>
-                <w:bottom w:val="none" w:sz="0" w:space="0" w:color="000000"/>
-                <w:top w:val="none" w:sz="0" w:space="0" w:color="000000"/>
-                <w:left w:val="none" w:sz="0" w:space="0" w:color="000000"/>
-                <w:right w:val="none" w:sz="0" w:space="0" w:color="000000"/>
-              </w:pBdr>
-              <w:spacing w:after="20" w:before="20" w:line="240"/>
-              <w:ind w:left="40" w:right="40" w:firstLine="0" w:firstLineChars="0"/>
-            </w:pPr>
-            <w:r>
-              <w:rPr>
-                <w:rFonts w:ascii="Times New Roman" w:hAnsi="Times New Roman" w:eastAsia="Times New Roman" w:cs="Times New Roman"/>
-                <w:i w:val="false"/>
-                <w:b w:val="false"/>
-                <w:u w:val="none"/>
-                <w:sz w:val="16"/>
-                <w:szCs w:val="16"/>
+              <w:ind w:left="60" w:right="60" w:firstLine="0" w:firstLineChars="0"/>
+            </w:pPr>
+            <w:r>
+              <w:rPr>
+                <w:rFonts w:ascii="Times New Roman" w:hAnsi="Times New Roman" w:eastAsia="Times New Roman" w:cs="Times New Roman"/>
+                <w:i w:val="false"/>
+                <w:b w:val="false"/>
+                <w:u w:val="none"/>
+                <w:sz w:val="18"/>
+                <w:szCs w:val="18"/>
+                <w:color w:val="000000"/>
+              </w:rPr>
+              <w:t xml:space="preserve">19 (86.4)</w:t>
+            </w:r>
+          </w:p>
+        </w:tc>
+        <w:tc>
+          <w:tcPr>
+            <w:tcBorders>
+              <w:bottom w:val="single" w:sz="4" w:space="0" w:color="B3B3B3"/>
+              <w:top w:val="single" w:sz="4" w:space="0" w:color="B3B3B3"/>
+              <w:left w:val="none" w:sz="0" w:space="0" w:color="000000"/>
+              <w:right w:val="none" w:sz="0" w:space="0" w:color="000000"/>
+            </w:tcBorders>
+            <w:shd w:val="clear" w:color="auto" w:fill="FFFFFF"/>
+            <w:tcMar>
+              <w:top w:w="0" w:type="dxa"/>
+              <w:bottom w:w="0" w:type="dxa"/>
+              <w:left w:w="0" w:type="dxa"/>
+              <w:right w:w="0" w:type="dxa"/>
+            </w:tcMar>
+            <w:vAlign w:val="center"/>
+          </w:tcPr>
+          <w:p>
+            <w:pPr>
+              <w:pStyle w:val="Normal"/>
+              <w:jc w:val="center"/>
+              <w:pBdr>
+                <w:bottom w:val="none" w:sz="0" w:space="0" w:color="000000"/>
+                <w:top w:val="none" w:sz="0" w:space="0" w:color="000000"/>
+                <w:left w:val="none" w:sz="0" w:space="0" w:color="000000"/>
+                <w:right w:val="none" w:sz="0" w:space="0" w:color="000000"/>
+              </w:pBdr>
+              <w:spacing w:after="20" w:before="20" w:line="240"/>
+              <w:ind w:left="60" w:right="60" w:firstLine="0" w:firstLineChars="0"/>
+            </w:pPr>
+            <w:r>
+              <w:rPr>
+                <w:rFonts w:ascii="Times New Roman" w:hAnsi="Times New Roman" w:eastAsia="Times New Roman" w:cs="Times New Roman"/>
+                <w:i w:val="false"/>
+                <w:b w:val="false"/>
+                <w:u w:val="none"/>
+                <w:sz w:val="18"/>
+                <w:szCs w:val="18"/>
                 <w:color w:val="000000"/>
               </w:rPr>
               <w:t xml:space="preserve">9 (81.8)</w:t>
@@ -6927,19 +5948,19 @@
                 <w:right w:val="none" w:sz="0" w:space="0" w:color="000000"/>
               </w:pBdr>
               <w:spacing w:after="20" w:before="20" w:line="240"/>
-              <w:ind w:left="40" w:right="40" w:firstLine="0" w:firstLineChars="0"/>
-            </w:pPr>
-            <w:r>
-              <w:rPr>
-                <w:rFonts w:ascii="Times New Roman" w:hAnsi="Times New Roman" w:eastAsia="Times New Roman" w:cs="Times New Roman"/>
-                <w:i w:val="false"/>
-                <w:b w:val="false"/>
-                <w:u w:val="none"/>
-                <w:sz w:val="16"/>
-                <w:szCs w:val="16"/>
-                <w:color w:val="000000"/>
-              </w:rPr>
-              <w:t xml:space="preserve">0.327</w:t>
+              <w:ind w:left="60" w:right="60" w:firstLine="0" w:firstLineChars="0"/>
+            </w:pPr>
+            <w:r>
+              <w:rPr>
+                <w:rFonts w:ascii="Times New Roman" w:hAnsi="Times New Roman" w:eastAsia="Times New Roman" w:cs="Times New Roman"/>
+                <w:i w:val="false"/>
+                <w:b w:val="false"/>
+                <w:u w:val="none"/>
+                <w:sz w:val="18"/>
+                <w:szCs w:val="18"/>
+                <w:color w:val="000000"/>
+              </w:rPr>
+              <w:t xml:space="preserve">1.000</w:t>
             </w:r>
           </w:p>
         </w:tc>
@@ -6977,16 +5998,16 @@
                 <w:right w:val="none" w:sz="0" w:space="0" w:color="000000"/>
               </w:pBdr>
               <w:spacing w:after="20" w:before="20" w:line="240"/>
-              <w:ind w:left="40" w:right="40" w:firstLine="0" w:firstLineChars="0"/>
-            </w:pPr>
-            <w:r>
-              <w:rPr>
-                <w:rFonts w:ascii="Times New Roman" w:hAnsi="Times New Roman" w:eastAsia="Times New Roman" w:cs="Times New Roman"/>
-                <w:i w:val="false"/>
-                <w:b w:val="false"/>
-                <w:u w:val="none"/>
-                <w:sz w:val="16"/>
-                <w:szCs w:val="16"/>
+              <w:ind w:left="60" w:right="60" w:firstLine="0" w:firstLineChars="0"/>
+            </w:pPr>
+            <w:r>
+              <w:rPr>
+                <w:rFonts w:ascii="Times New Roman" w:hAnsi="Times New Roman" w:eastAsia="Times New Roman" w:cs="Times New Roman"/>
+                <w:i w:val="false"/>
+                <w:b w:val="false"/>
+                <w:u w:val="none"/>
+                <w:sz w:val="18"/>
+                <w:szCs w:val="18"/>
                 <w:color w:val="000000"/>
               </w:rPr>
               <w:t xml:space="preserve">X.6</w:t>
@@ -7021,16 +6042,16 @@
                 <w:right w:val="none" w:sz="0" w:space="0" w:color="000000"/>
               </w:pBdr>
               <w:spacing w:after="20" w:before="20" w:line="240"/>
-              <w:ind w:left="40" w:right="40" w:firstLine="0" w:firstLineChars="0"/>
-            </w:pPr>
-            <w:r>
-              <w:rPr>
-                <w:rFonts w:ascii="Times New Roman" w:hAnsi="Times New Roman" w:eastAsia="Times New Roman" w:cs="Times New Roman"/>
-                <w:i w:val="false"/>
-                <w:b w:val="false"/>
-                <w:u w:val="none"/>
-                <w:sz w:val="16"/>
-                <w:szCs w:val="16"/>
+              <w:ind w:left="60" w:right="60" w:firstLine="0" w:firstLineChars="0"/>
+            </w:pPr>
+            <w:r>
+              <w:rPr>
+                <w:rFonts w:ascii="Times New Roman" w:hAnsi="Times New Roman" w:eastAsia="Times New Roman" w:cs="Times New Roman"/>
+                <w:i w:val="false"/>
+                <w:b w:val="false"/>
+                <w:u w:val="none"/>
+                <w:sz w:val="18"/>
+                <w:szCs w:val="18"/>
                 <w:color w:val="000000"/>
               </w:rPr>
               <w:t xml:space="preserve">Yes</w:t>
@@ -7065,16 +6086,16 @@
                 <w:right w:val="none" w:sz="0" w:space="0" w:color="000000"/>
               </w:pBdr>
               <w:spacing w:after="20" w:before="20" w:line="240"/>
-              <w:ind w:left="40" w:right="40" w:firstLine="0" w:firstLineChars="0"/>
-            </w:pPr>
-            <w:r>
-              <w:rPr>
-                <w:rFonts w:ascii="Times New Roman" w:hAnsi="Times New Roman" w:eastAsia="Times New Roman" w:cs="Times New Roman"/>
-                <w:i w:val="false"/>
-                <w:b w:val="false"/>
-                <w:u w:val="none"/>
-                <w:sz w:val="16"/>
-                <w:szCs w:val="16"/>
+              <w:ind w:left="60" w:right="60" w:firstLine="0" w:firstLineChars="0"/>
+            </w:pPr>
+            <w:r>
+              <w:rPr>
+                <w:rFonts w:ascii="Times New Roman" w:hAnsi="Times New Roman" w:eastAsia="Times New Roman" w:cs="Times New Roman"/>
+                <w:i w:val="false"/>
+                <w:b w:val="false"/>
+                <w:u w:val="none"/>
+                <w:sz w:val="18"/>
+                <w:szCs w:val="18"/>
                 <w:color w:val="000000"/>
               </w:rPr>
               <w:t xml:space="preserve">5 (15.2)</w:t>
@@ -7109,104 +6130,60 @@
                 <w:right w:val="none" w:sz="0" w:space="0" w:color="000000"/>
               </w:pBdr>
               <w:spacing w:after="20" w:before="20" w:line="240"/>
-              <w:ind w:left="40" w:right="40" w:firstLine="0" w:firstLineChars="0"/>
-            </w:pPr>
-            <w:r>
-              <w:rPr>
-                <w:rFonts w:ascii="Times New Roman" w:hAnsi="Times New Roman" w:eastAsia="Times New Roman" w:cs="Times New Roman"/>
-                <w:i w:val="false"/>
-                <w:b w:val="false"/>
-                <w:u w:val="none"/>
-                <w:sz w:val="16"/>
-                <w:szCs w:val="16"/>
-                <w:color w:val="000000"/>
-              </w:rPr>
-              <w:t xml:space="preserve">0 (0.0)</w:t>
-            </w:r>
-          </w:p>
-        </w:tc>
-        <w:tc>
-          <w:tcPr>
-            <w:tcBorders>
-              <w:bottom w:val="single" w:sz="4" w:space="0" w:color="B3B3B3"/>
-              <w:top w:val="single" w:sz="4" w:space="0" w:color="B3B3B3"/>
-              <w:left w:val="none" w:sz="0" w:space="0" w:color="000000"/>
-              <w:right w:val="none" w:sz="0" w:space="0" w:color="000000"/>
-            </w:tcBorders>
-            <w:shd w:val="clear" w:color="auto" w:fill="FFFFFF"/>
-            <w:tcMar>
-              <w:top w:w="0" w:type="dxa"/>
-              <w:bottom w:w="0" w:type="dxa"/>
-              <w:left w:w="0" w:type="dxa"/>
-              <w:right w:w="0" w:type="dxa"/>
-            </w:tcMar>
-            <w:vAlign w:val="center"/>
-          </w:tcPr>
-          <w:p>
-            <w:pPr>
-              <w:pStyle w:val="Normal"/>
-              <w:jc w:val="center"/>
-              <w:pBdr>
-                <w:bottom w:val="none" w:sz="0" w:space="0" w:color="000000"/>
-                <w:top w:val="none" w:sz="0" w:space="0" w:color="000000"/>
-                <w:left w:val="none" w:sz="0" w:space="0" w:color="000000"/>
-                <w:right w:val="none" w:sz="0" w:space="0" w:color="000000"/>
-              </w:pBdr>
-              <w:spacing w:after="20" w:before="20" w:line="240"/>
-              <w:ind w:left="40" w:right="40" w:firstLine="0" w:firstLineChars="0"/>
-            </w:pPr>
-            <w:r>
-              <w:rPr>
-                <w:rFonts w:ascii="Times New Roman" w:hAnsi="Times New Roman" w:eastAsia="Times New Roman" w:cs="Times New Roman"/>
-                <w:i w:val="false"/>
-                <w:b w:val="false"/>
-                <w:u w:val="none"/>
-                <w:sz w:val="16"/>
-                <w:szCs w:val="16"/>
-                <w:color w:val="000000"/>
-              </w:rPr>
-              <w:t xml:space="preserve">3 (27.3)</w:t>
-            </w:r>
-          </w:p>
-        </w:tc>
-        <w:tc>
-          <w:tcPr>
-            <w:tcBorders>
-              <w:bottom w:val="single" w:sz="4" w:space="0" w:color="B3B3B3"/>
-              <w:top w:val="single" w:sz="4" w:space="0" w:color="B3B3B3"/>
-              <w:left w:val="none" w:sz="0" w:space="0" w:color="000000"/>
-              <w:right w:val="none" w:sz="0" w:space="0" w:color="000000"/>
-            </w:tcBorders>
-            <w:shd w:val="clear" w:color="auto" w:fill="FFFFFF"/>
-            <w:tcMar>
-              <w:top w:w="0" w:type="dxa"/>
-              <w:bottom w:w="0" w:type="dxa"/>
-              <w:left w:w="0" w:type="dxa"/>
-              <w:right w:w="0" w:type="dxa"/>
-            </w:tcMar>
-            <w:vAlign w:val="center"/>
-          </w:tcPr>
-          <w:p>
-            <w:pPr>
-              <w:pStyle w:val="Normal"/>
-              <w:jc w:val="center"/>
-              <w:pBdr>
-                <w:bottom w:val="none" w:sz="0" w:space="0" w:color="000000"/>
-                <w:top w:val="none" w:sz="0" w:space="0" w:color="000000"/>
-                <w:left w:val="none" w:sz="0" w:space="0" w:color="000000"/>
-                <w:right w:val="none" w:sz="0" w:space="0" w:color="000000"/>
-              </w:pBdr>
-              <w:spacing w:after="20" w:before="20" w:line="240"/>
-              <w:ind w:left="40" w:right="40" w:firstLine="0" w:firstLineChars="0"/>
-            </w:pPr>
-            <w:r>
-              <w:rPr>
-                <w:rFonts w:ascii="Times New Roman" w:hAnsi="Times New Roman" w:eastAsia="Times New Roman" w:cs="Times New Roman"/>
-                <w:i w:val="false"/>
-                <w:b w:val="false"/>
-                <w:u w:val="none"/>
-                <w:sz w:val="16"/>
-                <w:szCs w:val="16"/>
+              <w:ind w:left="60" w:right="60" w:firstLine="0" w:firstLineChars="0"/>
+            </w:pPr>
+            <w:r>
+              <w:rPr>
+                <w:rFonts w:ascii="Times New Roman" w:hAnsi="Times New Roman" w:eastAsia="Times New Roman" w:cs="Times New Roman"/>
+                <w:i w:val="false"/>
+                <w:b w:val="false"/>
+                <w:u w:val="none"/>
+                <w:sz w:val="18"/>
+                <w:szCs w:val="18"/>
+                <w:color w:val="000000"/>
+              </w:rPr>
+              <w:t xml:space="preserve">3 (13.6)</w:t>
+            </w:r>
+          </w:p>
+        </w:tc>
+        <w:tc>
+          <w:tcPr>
+            <w:tcBorders>
+              <w:bottom w:val="single" w:sz="4" w:space="0" w:color="B3B3B3"/>
+              <w:top w:val="single" w:sz="4" w:space="0" w:color="B3B3B3"/>
+              <w:left w:val="none" w:sz="0" w:space="0" w:color="000000"/>
+              <w:right w:val="none" w:sz="0" w:space="0" w:color="000000"/>
+            </w:tcBorders>
+            <w:shd w:val="clear" w:color="auto" w:fill="FFFFFF"/>
+            <w:tcMar>
+              <w:top w:w="0" w:type="dxa"/>
+              <w:bottom w:w="0" w:type="dxa"/>
+              <w:left w:w="0" w:type="dxa"/>
+              <w:right w:w="0" w:type="dxa"/>
+            </w:tcMar>
+            <w:vAlign w:val="center"/>
+          </w:tcPr>
+          <w:p>
+            <w:pPr>
+              <w:pStyle w:val="Normal"/>
+              <w:jc w:val="center"/>
+              <w:pBdr>
+                <w:bottom w:val="none" w:sz="0" w:space="0" w:color="000000"/>
+                <w:top w:val="none" w:sz="0" w:space="0" w:color="000000"/>
+                <w:left w:val="none" w:sz="0" w:space="0" w:color="000000"/>
+                <w:right w:val="none" w:sz="0" w:space="0" w:color="000000"/>
+              </w:pBdr>
+              <w:spacing w:after="20" w:before="20" w:line="240"/>
+              <w:ind w:left="60" w:right="60" w:firstLine="0" w:firstLineChars="0"/>
+            </w:pPr>
+            <w:r>
+              <w:rPr>
+                <w:rFonts w:ascii="Times New Roman" w:hAnsi="Times New Roman" w:eastAsia="Times New Roman" w:cs="Times New Roman"/>
+                <w:i w:val="false"/>
+                <w:b w:val="false"/>
+                <w:u w:val="none"/>
+                <w:sz w:val="18"/>
+                <w:szCs w:val="18"/>
                 <w:color w:val="000000"/>
               </w:rPr>
               <w:t xml:space="preserve">2 (18.2)</w:t>
@@ -7241,16 +6218,16 @@
                 <w:right w:val="none" w:sz="0" w:space="0" w:color="000000"/>
               </w:pBdr>
               <w:spacing w:after="20" w:before="20" w:line="240"/>
-              <w:ind w:left="40" w:right="40" w:firstLine="0" w:firstLineChars="0"/>
-            </w:pPr>
-            <w:r>
-              <w:rPr>
-                <w:rFonts w:ascii="Times New Roman" w:hAnsi="Times New Roman" w:eastAsia="Times New Roman" w:cs="Times New Roman"/>
-                <w:i w:val="false"/>
-                <w:b w:val="false"/>
-                <w:u w:val="none"/>
-                <w:sz w:val="16"/>
-                <w:szCs w:val="16"/>
+              <w:ind w:left="60" w:right="60" w:firstLine="0" w:firstLineChars="0"/>
+            </w:pPr>
+            <w:r>
+              <w:rPr>
+                <w:rFonts w:ascii="Times New Roman" w:hAnsi="Times New Roman" w:eastAsia="Times New Roman" w:cs="Times New Roman"/>
+                <w:i w:val="false"/>
+                <w:b w:val="false"/>
+                <w:u w:val="none"/>
+                <w:sz w:val="18"/>
+                <w:szCs w:val="18"/>
                 <w:color w:val="000000"/>
               </w:rPr>
               <w:t xml:space="preserve"/>
@@ -7291,16 +6268,16 @@
                 <w:right w:val="none" w:sz="0" w:space="0" w:color="000000"/>
               </w:pBdr>
               <w:spacing w:after="20" w:before="20" w:line="240"/>
-              <w:ind w:left="40" w:right="40" w:firstLine="0" w:firstLineChars="0"/>
-            </w:pPr>
-            <w:r>
-              <w:rPr>
-                <w:rFonts w:ascii="Times New Roman" w:hAnsi="Times New Roman" w:eastAsia="Times New Roman" w:cs="Times New Roman"/>
-                <w:i w:val="false"/>
-                <w:b w:val="false"/>
-                <w:u w:val="none"/>
-                <w:sz w:val="16"/>
-                <w:szCs w:val="16"/>
+              <w:ind w:left="60" w:right="60" w:firstLine="0" w:firstLineChars="0"/>
+            </w:pPr>
+            <w:r>
+              <w:rPr>
+                <w:rFonts w:ascii="Times New Roman" w:hAnsi="Times New Roman" w:eastAsia="Times New Roman" w:cs="Times New Roman"/>
+                <w:i w:val="false"/>
+                <w:b w:val="false"/>
+                <w:u w:val="none"/>
+                <w:sz w:val="18"/>
+                <w:szCs w:val="18"/>
                 <w:color w:val="000000"/>
               </w:rPr>
               <w:t xml:space="preserve">omentum....</w:t>
@@ -7335,16 +6312,16 @@
                 <w:right w:val="none" w:sz="0" w:space="0" w:color="000000"/>
               </w:pBdr>
               <w:spacing w:after="20" w:before="20" w:line="240"/>
-              <w:ind w:left="40" w:right="40" w:firstLine="0" w:firstLineChars="0"/>
-            </w:pPr>
-            <w:r>
-              <w:rPr>
-                <w:rFonts w:ascii="Times New Roman" w:hAnsi="Times New Roman" w:eastAsia="Times New Roman" w:cs="Times New Roman"/>
-                <w:i w:val="false"/>
-                <w:b w:val="false"/>
-                <w:u w:val="none"/>
-                <w:sz w:val="16"/>
-                <w:szCs w:val="16"/>
+              <w:ind w:left="60" w:right="60" w:firstLine="0" w:firstLineChars="0"/>
+            </w:pPr>
+            <w:r>
+              <w:rPr>
+                <w:rFonts w:ascii="Times New Roman" w:hAnsi="Times New Roman" w:eastAsia="Times New Roman" w:cs="Times New Roman"/>
+                <w:i w:val="false"/>
+                <w:b w:val="false"/>
+                <w:u w:val="none"/>
+                <w:sz w:val="18"/>
+                <w:szCs w:val="18"/>
                 <w:color w:val="000000"/>
               </w:rPr>
               <w:t xml:space="preserve">No</w:t>
@@ -7379,16 +6356,16 @@
                 <w:right w:val="none" w:sz="0" w:space="0" w:color="000000"/>
               </w:pBdr>
               <w:spacing w:after="20" w:before="20" w:line="240"/>
-              <w:ind w:left="40" w:right="40" w:firstLine="0" w:firstLineChars="0"/>
-            </w:pPr>
-            <w:r>
-              <w:rPr>
-                <w:rFonts w:ascii="Times New Roman" w:hAnsi="Times New Roman" w:eastAsia="Times New Roman" w:cs="Times New Roman"/>
-                <w:i w:val="false"/>
-                <w:b w:val="false"/>
-                <w:u w:val="none"/>
-                <w:sz w:val="16"/>
-                <w:szCs w:val="16"/>
+              <w:ind w:left="60" w:right="60" w:firstLine="0" w:firstLineChars="0"/>
+            </w:pPr>
+            <w:r>
+              <w:rPr>
+                <w:rFonts w:ascii="Times New Roman" w:hAnsi="Times New Roman" w:eastAsia="Times New Roman" w:cs="Times New Roman"/>
+                <w:i w:val="false"/>
+                <w:b w:val="false"/>
+                <w:u w:val="none"/>
+                <w:sz w:val="18"/>
+                <w:szCs w:val="18"/>
                 <w:color w:val="000000"/>
               </w:rPr>
               <w:t xml:space="preserve">16 (100.0)</w:t>
@@ -7423,19 +6400,19 @@
                 <w:right w:val="none" w:sz="0" w:space="0" w:color="000000"/>
               </w:pBdr>
               <w:spacing w:after="20" w:before="20" w:line="240"/>
-              <w:ind w:left="40" w:right="40" w:firstLine="0" w:firstLineChars="0"/>
-            </w:pPr>
-            <w:r>
-              <w:rPr>
-                <w:rFonts w:ascii="Times New Roman" w:hAnsi="Times New Roman" w:eastAsia="Times New Roman" w:cs="Times New Roman"/>
-                <w:i w:val="false"/>
-                <w:b w:val="false"/>
-                <w:u w:val="none"/>
-                <w:sz w:val="16"/>
-                <w:szCs w:val="16"/>
-                <w:color w:val="000000"/>
-              </w:rPr>
-              <w:t xml:space="preserve">6 (100.0)</w:t>
+              <w:ind w:left="60" w:right="60" w:firstLine="0" w:firstLineChars="0"/>
+            </w:pPr>
+            <w:r>
+              <w:rPr>
+                <w:rFonts w:ascii="Times New Roman" w:hAnsi="Times New Roman" w:eastAsia="Times New Roman" w:cs="Times New Roman"/>
+                <w:i w:val="false"/>
+                <w:b w:val="false"/>
+                <w:u w:val="none"/>
+                <w:sz w:val="18"/>
+                <w:szCs w:val="18"/>
+                <w:color w:val="000000"/>
+              </w:rPr>
+              <w:t xml:space="preserve">11 (100.0)</w:t>
             </w:r>
           </w:p>
         </w:tc>
@@ -7467,16 +6444,16 @@
                 <w:right w:val="none" w:sz="0" w:space="0" w:color="000000"/>
               </w:pBdr>
               <w:spacing w:after="20" w:before="20" w:line="240"/>
-              <w:ind w:left="40" w:right="40" w:firstLine="0" w:firstLineChars="0"/>
-            </w:pPr>
-            <w:r>
-              <w:rPr>
-                <w:rFonts w:ascii="Times New Roman" w:hAnsi="Times New Roman" w:eastAsia="Times New Roman" w:cs="Times New Roman"/>
-                <w:i w:val="false"/>
-                <w:b w:val="false"/>
-                <w:u w:val="none"/>
-                <w:sz w:val="16"/>
-                <w:szCs w:val="16"/>
+              <w:ind w:left="60" w:right="60" w:firstLine="0" w:firstLineChars="0"/>
+            </w:pPr>
+            <w:r>
+              <w:rPr>
+                <w:rFonts w:ascii="Times New Roman" w:hAnsi="Times New Roman" w:eastAsia="Times New Roman" w:cs="Times New Roman"/>
+                <w:i w:val="false"/>
+                <w:b w:val="false"/>
+                <w:u w:val="none"/>
+                <w:sz w:val="18"/>
+                <w:szCs w:val="18"/>
                 <w:color w:val="000000"/>
               </w:rPr>
               <w:t xml:space="preserve">5 (100.0)</w:t>
@@ -7511,60 +6488,16 @@
                 <w:right w:val="none" w:sz="0" w:space="0" w:color="000000"/>
               </w:pBdr>
               <w:spacing w:after="20" w:before="20" w:line="240"/>
-              <w:ind w:left="40" w:right="40" w:firstLine="0" w:firstLineChars="0"/>
-            </w:pPr>
-            <w:r>
-              <w:rPr>
-                <w:rFonts w:ascii="Times New Roman" w:hAnsi="Times New Roman" w:eastAsia="Times New Roman" w:cs="Times New Roman"/>
-                <w:i w:val="false"/>
-                <w:b w:val="false"/>
-                <w:u w:val="none"/>
-                <w:sz w:val="16"/>
-                <w:szCs w:val="16"/>
-                <w:color w:val="000000"/>
-              </w:rPr>
-              <w:t xml:space="preserve">5 (100.0)</w:t>
-            </w:r>
-          </w:p>
-        </w:tc>
-        <w:tc>
-          <w:tcPr>
-            <w:tcBorders>
-              <w:bottom w:val="single" w:sz="12" w:space="0" w:color="000000"/>
-              <w:top w:val="single" w:sz="4" w:space="0" w:color="B3B3B3"/>
-              <w:left w:val="none" w:sz="0" w:space="0" w:color="000000"/>
-              <w:right w:val="none" w:sz="0" w:space="0" w:color="000000"/>
-            </w:tcBorders>
-            <w:shd w:val="clear" w:color="auto" w:fill="FFFFFF"/>
-            <w:tcMar>
-              <w:top w:w="0" w:type="dxa"/>
-              <w:bottom w:w="0" w:type="dxa"/>
-              <w:left w:w="0" w:type="dxa"/>
-              <w:right w:w="0" w:type="dxa"/>
-            </w:tcMar>
-            <w:vAlign w:val="center"/>
-          </w:tcPr>
-          <w:p>
-            <w:pPr>
-              <w:pStyle w:val="Normal"/>
-              <w:jc w:val="center"/>
-              <w:pBdr>
-                <w:bottom w:val="none" w:sz="0" w:space="0" w:color="000000"/>
-                <w:top w:val="none" w:sz="0" w:space="0" w:color="000000"/>
-                <w:left w:val="none" w:sz="0" w:space="0" w:color="000000"/>
-                <w:right w:val="none" w:sz="0" w:space="0" w:color="000000"/>
-              </w:pBdr>
-              <w:spacing w:after="20" w:before="20" w:line="240"/>
-              <w:ind w:left="40" w:right="40" w:firstLine="0" w:firstLineChars="0"/>
-            </w:pPr>
-            <w:r>
-              <w:rPr>
-                <w:rFonts w:ascii="Times New Roman" w:hAnsi="Times New Roman" w:eastAsia="Times New Roman" w:cs="Times New Roman"/>
-                <w:i w:val="false"/>
-                <w:b w:val="false"/>
-                <w:u w:val="none"/>
-                <w:sz w:val="16"/>
-                <w:szCs w:val="16"/>
+              <w:ind w:left="60" w:right="60" w:firstLine="0" w:firstLineChars="0"/>
+            </w:pPr>
+            <w:r>
+              <w:rPr>
+                <w:rFonts w:ascii="Times New Roman" w:hAnsi="Times New Roman" w:eastAsia="Times New Roman" w:cs="Times New Roman"/>
+                <w:i w:val="false"/>
+                <w:b w:val="false"/>
+                <w:u w:val="none"/>
+                <w:sz w:val="18"/>
+                <w:szCs w:val="18"/>
                 <w:color w:val="000000"/>
               </w:rPr>
               <w:t xml:space="preserve">NA</w:t>
@@ -7586,7 +6519,7 @@
         <w:pStyle w:val="Normal"/>
       </w:pPr>
       <w:r>
-        <w:t xml:space="preserve">Data shown are mean &lt;c2&gt;&lt;b1&gt; SD, median [IQR], or number (%) of patients as appropriate. BMI, body mass index; CA-125, cancer antigen 125; WBC, white blood cell count; MI, myometrial invasion; LN, lymph node. P-values &lt; 0.05 (shown in bold) are considered statistically significant. Fisher's exact test was used for categorical variables.</w:t>
+        <w:t xml:space="preserve">Data shown are mean &lt;c2&gt;&lt;b1&gt; SD, median [IQR], or number (%) of patients as appropriate. BMI, body mass index; CA-125, cancer antigen 125; WBC, white blood cell count; MI, myometrial invasion; LN, lymph node. P-values &lt; 0.05 (shown in bold) are considered statistically significant. Fisher&lt;e2&gt;&lt;80&gt;&lt;99&gt;s exact test was used for categorical variables.</w:t>
       </w:r>
     </w:p>
     <w:sectPr>
